--- a/flow/20230927_hours/Тропарі - Мінея/11-ЛИПЕНЬ.docx
+++ b/flow/20230927_hours/Тропарі - Мінея/11-ЛИПЕНЬ.docx
@@ -21,7 +21,31 @@
       <w:bookmarkStart w:id="1" w:name="_heading=h.uxo4vdxulcgj" w:colFirst="0" w:colLast="0"/>
       <w:bookmarkEnd w:id="1"/>
       <w:r>
-        <w:t>1 липня. Свв. безсребреників і чудотворців Косми і Дам'яна.</w:t>
+        <w:t xml:space="preserve">1 липня. Свв. </w:t>
+      </w:r>
+      <w:proofErr w:type="spellStart"/>
+      <w:r>
+        <w:t>безсребреників</w:t>
+      </w:r>
+      <w:proofErr w:type="spellEnd"/>
+      <w:r>
+        <w:t xml:space="preserve"> і чудотворців </w:t>
+      </w:r>
+      <w:proofErr w:type="spellStart"/>
+      <w:r>
+        <w:t>Косми</w:t>
+      </w:r>
+      <w:proofErr w:type="spellEnd"/>
+      <w:r>
+        <w:t xml:space="preserve"> і </w:t>
+      </w:r>
+      <w:proofErr w:type="spellStart"/>
+      <w:r>
+        <w:t>Дам'яна</w:t>
+      </w:r>
+      <w:proofErr w:type="spellEnd"/>
+      <w:r>
+        <w:t>.</w:t>
       </w:r>
     </w:p>
     <w:p>
@@ -67,7 +91,27 @@
           <w:sz w:val="24"/>
           <w:szCs w:val="24"/>
         </w:rPr>
-        <w:t>Днесь у радості пісню возсилаймо, люди,</w:t>
+        <w:t xml:space="preserve">Днесь у радості пісню </w:t>
+      </w:r>
+      <w:proofErr w:type="spellStart"/>
+      <w:r>
+        <w:rPr>
+          <w:rFonts w:ascii="Times New Roman" w:eastAsia="Times New Roman" w:hAnsi="Times New Roman" w:cs="Times New Roman"/>
+          <w:color w:val="000000"/>
+          <w:sz w:val="24"/>
+          <w:szCs w:val="24"/>
+        </w:rPr>
+        <w:t>возсилаймо</w:t>
+      </w:r>
+      <w:proofErr w:type="spellEnd"/>
+      <w:r>
+        <w:rPr>
+          <w:rFonts w:ascii="Times New Roman" w:eastAsia="Times New Roman" w:hAnsi="Times New Roman" w:cs="Times New Roman"/>
+          <w:color w:val="000000"/>
+          <w:sz w:val="24"/>
+          <w:szCs w:val="24"/>
+        </w:rPr>
+        <w:t>, люди,</w:t>
       </w:r>
       <w:r>
         <w:rPr>
@@ -118,7 +162,47 @@
           <w:sz w:val="24"/>
           <w:szCs w:val="24"/>
         </w:rPr>
-        <w:t xml:space="preserve"> Косму і Дам’яна, до яких зовемо:</w:t>
+        <w:t xml:space="preserve"> </w:t>
+      </w:r>
+      <w:proofErr w:type="spellStart"/>
+      <w:r>
+        <w:rPr>
+          <w:rFonts w:ascii="Times New Roman" w:eastAsia="Times New Roman" w:hAnsi="Times New Roman" w:cs="Times New Roman"/>
+          <w:color w:val="000000"/>
+          <w:sz w:val="24"/>
+          <w:szCs w:val="24"/>
+        </w:rPr>
+        <w:t>Косму</w:t>
+      </w:r>
+      <w:proofErr w:type="spellEnd"/>
+      <w:r>
+        <w:rPr>
+          <w:rFonts w:ascii="Times New Roman" w:eastAsia="Times New Roman" w:hAnsi="Times New Roman" w:cs="Times New Roman"/>
+          <w:color w:val="000000"/>
+          <w:sz w:val="24"/>
+          <w:szCs w:val="24"/>
+        </w:rPr>
+        <w:t xml:space="preserve"> і </w:t>
+      </w:r>
+      <w:proofErr w:type="spellStart"/>
+      <w:r>
+        <w:rPr>
+          <w:rFonts w:ascii="Times New Roman" w:eastAsia="Times New Roman" w:hAnsi="Times New Roman" w:cs="Times New Roman"/>
+          <w:color w:val="000000"/>
+          <w:sz w:val="24"/>
+          <w:szCs w:val="24"/>
+        </w:rPr>
+        <w:t>Дам’яна</w:t>
+      </w:r>
+      <w:proofErr w:type="spellEnd"/>
+      <w:r>
+        <w:rPr>
+          <w:rFonts w:ascii="Times New Roman" w:eastAsia="Times New Roman" w:hAnsi="Times New Roman" w:cs="Times New Roman"/>
+          <w:color w:val="000000"/>
+          <w:sz w:val="24"/>
+          <w:szCs w:val="24"/>
+        </w:rPr>
+        <w:t>, до яких зовемо:</w:t>
       </w:r>
       <w:r>
         <w:rPr>
@@ -334,7 +418,21 @@
         <w:rPr>
           <w:color w:val="FF0000"/>
         </w:rPr>
-        <w:t xml:space="preserve"> + Положення чесної ризи Пресвятої Владичиці нашої Богородиці у Влахерні.</w:t>
+        <w:t xml:space="preserve"> + Положення чесної ризи Пресвятої Владичиці нашої Богородиці у </w:t>
+      </w:r>
+      <w:proofErr w:type="spellStart"/>
+      <w:r>
+        <w:rPr>
+          <w:color w:val="FF0000"/>
+        </w:rPr>
+        <w:t>Влахерні</w:t>
+      </w:r>
+      <w:proofErr w:type="spellEnd"/>
+      <w:r>
+        <w:rPr>
+          <w:color w:val="FF0000"/>
+        </w:rPr>
+        <w:t>.</w:t>
       </w:r>
     </w:p>
     <w:p>
@@ -444,7 +542,27 @@
           <w:sz w:val="24"/>
           <w:szCs w:val="24"/>
         </w:rPr>
-        <w:t>Як одежу нетління всім вірним, богоблагодатна чиста,* дарувала Ти священну ризу Твою,* якою священне тіло Твоє покривала Ти,* покрове всіх людей.* Її положення празнуємо в любові</w:t>
+        <w:t xml:space="preserve">Як одежу нетління всім вірним, </w:t>
+      </w:r>
+      <w:proofErr w:type="spellStart"/>
+      <w:r>
+        <w:rPr>
+          <w:rFonts w:ascii="Times New Roman" w:eastAsia="Times New Roman" w:hAnsi="Times New Roman" w:cs="Times New Roman"/>
+          <w:color w:val="000000"/>
+          <w:sz w:val="24"/>
+          <w:szCs w:val="24"/>
+        </w:rPr>
+        <w:t>богоблагодатна</w:t>
+      </w:r>
+      <w:proofErr w:type="spellEnd"/>
+      <w:r>
+        <w:rPr>
+          <w:rFonts w:ascii="Times New Roman" w:eastAsia="Times New Roman" w:hAnsi="Times New Roman" w:cs="Times New Roman"/>
+          <w:color w:val="000000"/>
+          <w:sz w:val="24"/>
+          <w:szCs w:val="24"/>
+        </w:rPr>
+        <w:t xml:space="preserve"> чиста,* дарувала Ти священну ризу Твою,* якою священне тіло Твоє покривала Ти,* покрове всіх людей.* Її положення празнуємо в любові</w:t>
       </w:r>
       <w:r>
         <w:rPr>
@@ -490,7 +608,15 @@
       <w:bookmarkStart w:id="3" w:name="_heading=h.4ekm7tmcmwff" w:colFirst="0" w:colLast="0"/>
       <w:bookmarkEnd w:id="3"/>
       <w:r>
-        <w:t>3 липня.  Св. мч. Якинта.</w:t>
+        <w:t xml:space="preserve">3 липня.  Св. мч. </w:t>
+      </w:r>
+      <w:proofErr w:type="spellStart"/>
+      <w:r>
+        <w:t>Якинта</w:t>
+      </w:r>
+      <w:proofErr w:type="spellEnd"/>
+      <w:r>
+        <w:t>.</w:t>
       </w:r>
     </w:p>
     <w:p>
@@ -546,7 +672,27 @@
           <w:sz w:val="24"/>
           <w:szCs w:val="24"/>
         </w:rPr>
-        <w:t xml:space="preserve">Твій, Господи, Якинт,* у стражданнях своїх прийняв вінець нетлінний від Тебе, Бога нашого,* мавши бо кріпость Твою, він мучителів подолав,* сокрушив і демонів зухвальства безсильні.* Його молитвами спаси душі наші. </w:t>
+        <w:t xml:space="preserve">Твій, Господи, </w:t>
+      </w:r>
+      <w:proofErr w:type="spellStart"/>
+      <w:r>
+        <w:rPr>
+          <w:rFonts w:ascii="Times New Roman" w:eastAsia="Times New Roman" w:hAnsi="Times New Roman" w:cs="Times New Roman"/>
+          <w:color w:val="000000"/>
+          <w:sz w:val="24"/>
+          <w:szCs w:val="24"/>
+        </w:rPr>
+        <w:t>Якинт</w:t>
+      </w:r>
+      <w:proofErr w:type="spellEnd"/>
+      <w:r>
+        <w:rPr>
+          <w:rFonts w:ascii="Times New Roman" w:eastAsia="Times New Roman" w:hAnsi="Times New Roman" w:cs="Times New Roman"/>
+          <w:color w:val="000000"/>
+          <w:sz w:val="24"/>
+          <w:szCs w:val="24"/>
+        </w:rPr>
+        <w:t xml:space="preserve">,* у стражданнях своїх прийняв вінець нетлінний від Тебе, Бога нашого,* мавши бо кріпость Твою, він мучителів подолав,* сокрушив і демонів зухвальства безсильні.* Його молитвами спаси душі наші. </w:t>
       </w:r>
     </w:p>
     <w:p>
@@ -653,7 +799,35 @@
         <w:rPr>
           <w:color w:val="FF0000"/>
         </w:rPr>
-        <w:t>Св. Андрея, архиєп. Критського, Єрусалиміта. Прп Марти, матері св. Симеона Дивногорця.</w:t>
+        <w:t xml:space="preserve">Св. Андрея, архиєп. Критського, </w:t>
+      </w:r>
+      <w:proofErr w:type="spellStart"/>
+      <w:r>
+        <w:rPr>
+          <w:color w:val="FF0000"/>
+        </w:rPr>
+        <w:t>Єрусалиміта</w:t>
+      </w:r>
+      <w:proofErr w:type="spellEnd"/>
+      <w:r>
+        <w:rPr>
+          <w:color w:val="FF0000"/>
+        </w:rPr>
+        <w:t xml:space="preserve">. Прп Марти, матері св. Симеона </w:t>
+      </w:r>
+      <w:proofErr w:type="spellStart"/>
+      <w:r>
+        <w:rPr>
+          <w:color w:val="FF0000"/>
+        </w:rPr>
+        <w:t>Дивногорця</w:t>
+      </w:r>
+      <w:proofErr w:type="spellEnd"/>
+      <w:r>
+        <w:rPr>
+          <w:color w:val="FF0000"/>
+        </w:rPr>
+        <w:t>.</w:t>
       </w:r>
     </w:p>
     <w:p>
@@ -720,7 +894,37 @@
           <w:sz w:val="24"/>
           <w:szCs w:val="24"/>
         </w:rPr>
-        <w:t>и,* сопілкою язика твого вміло оспівуючи;* всеоспівуваної Тройці* славу всім показав ясно богослов’ям.* Тому тебе, що пояснюєш Божественні таємниці,* оспівуємо, Андре</w:t>
+        <w:t xml:space="preserve">и,* сопілкою язика твого вміло оспівуючи;* </w:t>
+      </w:r>
+      <w:proofErr w:type="spellStart"/>
+      <w:r>
+        <w:rPr>
+          <w:rFonts w:ascii="Times New Roman" w:eastAsia="Times New Roman" w:hAnsi="Times New Roman" w:cs="Times New Roman"/>
+          <w:color w:val="000000"/>
+          <w:sz w:val="24"/>
+          <w:szCs w:val="24"/>
+        </w:rPr>
+        <w:t>всеоспівуваної</w:t>
+      </w:r>
+      <w:proofErr w:type="spellEnd"/>
+      <w:r>
+        <w:rPr>
+          <w:rFonts w:ascii="Times New Roman" w:eastAsia="Times New Roman" w:hAnsi="Times New Roman" w:cs="Times New Roman"/>
+          <w:color w:val="000000"/>
+          <w:sz w:val="24"/>
+          <w:szCs w:val="24"/>
+        </w:rPr>
+        <w:t xml:space="preserve"> Тройці* славу всім показав ясно богослов’ям.* Тому тебе, що пояснюєш Божественні таємниці,* оспівуємо, </w:t>
+      </w:r>
+      <w:proofErr w:type="spellStart"/>
+      <w:r>
+        <w:rPr>
+          <w:rFonts w:ascii="Times New Roman" w:eastAsia="Times New Roman" w:hAnsi="Times New Roman" w:cs="Times New Roman"/>
+          <w:color w:val="000000"/>
+          <w:sz w:val="24"/>
+          <w:szCs w:val="24"/>
+        </w:rPr>
+        <w:t>Андре</w:t>
       </w:r>
       <w:r>
         <w:rPr>
@@ -730,6 +934,7 @@
         </w:rPr>
         <w:t>ю</w:t>
       </w:r>
+      <w:proofErr w:type="spellEnd"/>
       <w:r>
         <w:rPr>
           <w:rFonts w:ascii="Times New Roman" w:eastAsia="Times New Roman" w:hAnsi="Times New Roman" w:cs="Times New Roman"/>
@@ -792,7 +997,17 @@
           <w:sz w:val="24"/>
           <w:szCs w:val="24"/>
         </w:rPr>
-        <w:t>Засурмивши голосно божественні радісні пісні,* став ти найсвітлішим світильником для світу,* сяючи світлом Тройці, Андре</w:t>
+        <w:t xml:space="preserve">Засурмивши голосно божественні радісні пісні,* став ти найсвітлішим світильником для світу,* сяючи світлом Тройці, </w:t>
+      </w:r>
+      <w:proofErr w:type="spellStart"/>
+      <w:r>
+        <w:rPr>
+          <w:rFonts w:ascii="Times New Roman" w:eastAsia="Times New Roman" w:hAnsi="Times New Roman" w:cs="Times New Roman"/>
+          <w:color w:val="000000"/>
+          <w:sz w:val="24"/>
+          <w:szCs w:val="24"/>
+        </w:rPr>
+        <w:t>Андре</w:t>
       </w:r>
       <w:r>
         <w:rPr>
@@ -802,6 +1017,7 @@
         </w:rPr>
         <w:t>ю</w:t>
       </w:r>
+      <w:proofErr w:type="spellEnd"/>
       <w:r>
         <w:rPr>
           <w:rFonts w:ascii="Times New Roman" w:eastAsia="Times New Roman" w:hAnsi="Times New Roman" w:cs="Times New Roman"/>
@@ -855,7 +1071,15 @@
       <w:bookmarkStart w:id="6" w:name="_heading=h.n1vc5xfmbx7r" w:colFirst="0" w:colLast="0"/>
       <w:bookmarkEnd w:id="6"/>
       <w:r>
-        <w:t>Прп. Марти, матері св. Симеона Дивногорця.</w:t>
+        <w:t xml:space="preserve">Прп. Марти, матері св. Симеона </w:t>
+      </w:r>
+      <w:proofErr w:type="spellStart"/>
+      <w:r>
+        <w:t>Дивногорця</w:t>
+      </w:r>
+      <w:proofErr w:type="spellEnd"/>
+      <w:r>
+        <w:t>.</w:t>
       </w:r>
     </w:p>
     <w:p>
@@ -1018,7 +1242,21 @@
         <w:rPr>
           <w:color w:val="FF0000"/>
         </w:rPr>
-        <w:t xml:space="preserve"> + Прп. Атанасія Атонського.</w:t>
+        <w:t xml:space="preserve"> + Прп. Атанасія </w:t>
+      </w:r>
+      <w:proofErr w:type="spellStart"/>
+      <w:r>
+        <w:rPr>
+          <w:color w:val="FF0000"/>
+        </w:rPr>
+        <w:t>Атонського</w:t>
+      </w:r>
+      <w:proofErr w:type="spellEnd"/>
+      <w:r>
+        <w:rPr>
+          <w:color w:val="FF0000"/>
+        </w:rPr>
+        <w:t>.</w:t>
       </w:r>
     </w:p>
     <w:p>
@@ -1164,7 +1402,15 @@
       <w:bookmarkStart w:id="8" w:name="_heading=h.v81532z5lfnl" w:colFirst="0" w:colLast="0"/>
       <w:bookmarkEnd w:id="8"/>
       <w:r>
-        <w:t>6 липня.  Прп. Сісоя Великого.</w:t>
+        <w:t xml:space="preserve">6 липня.  Прп. </w:t>
+      </w:r>
+      <w:proofErr w:type="spellStart"/>
+      <w:r>
+        <w:t>Сісоя</w:t>
+      </w:r>
+      <w:proofErr w:type="spellEnd"/>
+      <w:r>
+        <w:t xml:space="preserve"> Великого.</w:t>
       </w:r>
     </w:p>
     <w:p>
@@ -1202,7 +1448,57 @@
           <w:sz w:val="24"/>
           <w:szCs w:val="24"/>
         </w:rPr>
-        <w:t>Тілесні пристрасті приборкав ти стриманням,* розп’явся для світу, і в пустелі жив, відсікаючи всі похоті,* Ангелом земним і небесним чоловіком показав себе.* Тому тебе, як наставника монахів оспівуємо, Сісо</w:t>
+        <w:t xml:space="preserve">Тілесні пристрасті приборкав ти </w:t>
+      </w:r>
+      <w:proofErr w:type="spellStart"/>
+      <w:r>
+        <w:rPr>
+          <w:rFonts w:ascii="Times New Roman" w:eastAsia="Times New Roman" w:hAnsi="Times New Roman" w:cs="Times New Roman"/>
+          <w:color w:val="000000"/>
+          <w:sz w:val="24"/>
+          <w:szCs w:val="24"/>
+        </w:rPr>
+        <w:t>стриманням</w:t>
+      </w:r>
+      <w:proofErr w:type="spellEnd"/>
+      <w:r>
+        <w:rPr>
+          <w:rFonts w:ascii="Times New Roman" w:eastAsia="Times New Roman" w:hAnsi="Times New Roman" w:cs="Times New Roman"/>
+          <w:color w:val="000000"/>
+          <w:sz w:val="24"/>
+          <w:szCs w:val="24"/>
+        </w:rPr>
+        <w:t xml:space="preserve">,* </w:t>
+      </w:r>
+      <w:proofErr w:type="spellStart"/>
+      <w:r>
+        <w:rPr>
+          <w:rFonts w:ascii="Times New Roman" w:eastAsia="Times New Roman" w:hAnsi="Times New Roman" w:cs="Times New Roman"/>
+          <w:color w:val="000000"/>
+          <w:sz w:val="24"/>
+          <w:szCs w:val="24"/>
+        </w:rPr>
+        <w:t>розп’явся</w:t>
+      </w:r>
+      <w:proofErr w:type="spellEnd"/>
+      <w:r>
+        <w:rPr>
+          <w:rFonts w:ascii="Times New Roman" w:eastAsia="Times New Roman" w:hAnsi="Times New Roman" w:cs="Times New Roman"/>
+          <w:color w:val="000000"/>
+          <w:sz w:val="24"/>
+          <w:szCs w:val="24"/>
+        </w:rPr>
+        <w:t xml:space="preserve"> для світу, і в пустелі жив, відсікаючи всі похоті,* Ангелом земним і небесним чоловіком показав себе.* Тому тебе, як наставника монахів оспівуємо, </w:t>
+      </w:r>
+      <w:proofErr w:type="spellStart"/>
+      <w:r>
+        <w:rPr>
+          <w:rFonts w:ascii="Times New Roman" w:eastAsia="Times New Roman" w:hAnsi="Times New Roman" w:cs="Times New Roman"/>
+          <w:color w:val="000000"/>
+          <w:sz w:val="24"/>
+          <w:szCs w:val="24"/>
+        </w:rPr>
+        <w:t>Сісо</w:t>
       </w:r>
       <w:r>
         <w:rPr>
@@ -1212,6 +1508,7 @@
         </w:rPr>
         <w:t>ю</w:t>
       </w:r>
+      <w:proofErr w:type="spellEnd"/>
       <w:r>
         <w:rPr>
           <w:rFonts w:ascii="Times New Roman" w:eastAsia="Times New Roman" w:hAnsi="Times New Roman" w:cs="Times New Roman"/>
@@ -1257,7 +1554,17 @@
           <w:sz w:val="24"/>
           <w:szCs w:val="24"/>
         </w:rPr>
-        <w:t>Ти звершував подвиг, немов ангел на землі,* освітлюючи завжди чудами помисли вірних.* Тому тебе, Сісо</w:t>
+        <w:t xml:space="preserve">Ти звершував подвиг, немов ангел на землі,* освітлюючи завжди чудами помисли вірних.* Тому тебе, </w:t>
+      </w:r>
+      <w:proofErr w:type="spellStart"/>
+      <w:r>
+        <w:rPr>
+          <w:rFonts w:ascii="Times New Roman" w:eastAsia="Times New Roman" w:hAnsi="Times New Roman" w:cs="Times New Roman"/>
+          <w:color w:val="000000"/>
+          <w:sz w:val="24"/>
+          <w:szCs w:val="24"/>
+        </w:rPr>
+        <w:t>Сісо</w:t>
       </w:r>
       <w:r>
         <w:rPr>
@@ -1267,6 +1574,7 @@
         </w:rPr>
         <w:t>ю</w:t>
       </w:r>
+      <w:proofErr w:type="spellEnd"/>
       <w:r>
         <w:rPr>
           <w:rFonts w:ascii="Times New Roman" w:eastAsia="Times New Roman" w:hAnsi="Times New Roman" w:cs="Times New Roman"/>
@@ -1304,7 +1612,23 @@
       <w:bookmarkStart w:id="9" w:name="_heading=h.ehultg66kqdb" w:colFirst="0" w:colLast="0"/>
       <w:bookmarkEnd w:id="9"/>
       <w:r>
-        <w:t>7 липня.  Прп. Томи, що в Малеї. Прп. Акакія, що згадується в Ліствиці.</w:t>
+        <w:t xml:space="preserve">7 липня.  Прп. Томи, що в </w:t>
+      </w:r>
+      <w:proofErr w:type="spellStart"/>
+      <w:r>
+        <w:t>Малеї</w:t>
+      </w:r>
+      <w:proofErr w:type="spellEnd"/>
+      <w:r>
+        <w:t xml:space="preserve">. Прп. Акакія, що згадується в </w:t>
+      </w:r>
+      <w:proofErr w:type="spellStart"/>
+      <w:r>
+        <w:t>Ліствиці</w:t>
+      </w:r>
+      <w:proofErr w:type="spellEnd"/>
+      <w:r>
+        <w:t>.</w:t>
       </w:r>
     </w:p>
     <w:p>
@@ -1342,7 +1666,27 @@
           <w:sz w:val="24"/>
           <w:szCs w:val="24"/>
         </w:rPr>
-        <w:t>Світила Богом явлені для світу,* і для монахів духовні зорі,* Тома – чудесами, Акакій – послухом,* засяяли світло.* Їх, як тих, які мають сміливість перед Богом* помагати молитвами в боротьбі,</w:t>
+        <w:t xml:space="preserve">Світила Богом явлені для світу,* і для монахів духовні зорі,* Тома – чудесами, </w:t>
+      </w:r>
+      <w:proofErr w:type="spellStart"/>
+      <w:r>
+        <w:rPr>
+          <w:rFonts w:ascii="Times New Roman" w:eastAsia="Times New Roman" w:hAnsi="Times New Roman" w:cs="Times New Roman"/>
+          <w:color w:val="000000"/>
+          <w:sz w:val="24"/>
+          <w:szCs w:val="24"/>
+        </w:rPr>
+        <w:t>Акакій</w:t>
+      </w:r>
+      <w:proofErr w:type="spellEnd"/>
+      <w:r>
+        <w:rPr>
+          <w:rFonts w:ascii="Times New Roman" w:eastAsia="Times New Roman" w:hAnsi="Times New Roman" w:cs="Times New Roman"/>
+          <w:color w:val="000000"/>
+          <w:sz w:val="24"/>
+          <w:szCs w:val="24"/>
+        </w:rPr>
+        <w:t xml:space="preserve"> – послухом,* засяяли світло.* Їх, як тих, які мають сміливість перед Богом* помагати молитвами в боротьбі,</w:t>
       </w:r>
       <w:r>
         <w:rPr>
@@ -1396,7 +1740,47 @@
           <w:sz w:val="24"/>
           <w:szCs w:val="24"/>
         </w:rPr>
-        <w:t>Великими подвигами мужньо прославився ти,* але божественною любов’ю запалився,* царя тлінного і всю земну красу зненавидів,* й оселився на горі Малейській,* з якої зійшов на небеса до Царя царів, Томо,* молися неустанно за всіх нас.</w:t>
+        <w:t xml:space="preserve">Великими подвигами мужньо прославився ти,* але божественною любов’ю запалився,* царя тлінного і всю земну красу зненавидів,* й оселився на горі </w:t>
+      </w:r>
+      <w:proofErr w:type="spellStart"/>
+      <w:r>
+        <w:rPr>
+          <w:rFonts w:ascii="Times New Roman" w:eastAsia="Times New Roman" w:hAnsi="Times New Roman" w:cs="Times New Roman"/>
+          <w:color w:val="000000"/>
+          <w:sz w:val="24"/>
+          <w:szCs w:val="24"/>
+        </w:rPr>
+        <w:t>Малейській</w:t>
+      </w:r>
+      <w:proofErr w:type="spellEnd"/>
+      <w:r>
+        <w:rPr>
+          <w:rFonts w:ascii="Times New Roman" w:eastAsia="Times New Roman" w:hAnsi="Times New Roman" w:cs="Times New Roman"/>
+          <w:color w:val="000000"/>
+          <w:sz w:val="24"/>
+          <w:szCs w:val="24"/>
+        </w:rPr>
+        <w:t xml:space="preserve">,* з якої зійшов на небеса до Царя царів, </w:t>
+      </w:r>
+      <w:proofErr w:type="spellStart"/>
+      <w:r>
+        <w:rPr>
+          <w:rFonts w:ascii="Times New Roman" w:eastAsia="Times New Roman" w:hAnsi="Times New Roman" w:cs="Times New Roman"/>
+          <w:color w:val="000000"/>
+          <w:sz w:val="24"/>
+          <w:szCs w:val="24"/>
+        </w:rPr>
+        <w:t>Томо</w:t>
+      </w:r>
+      <w:proofErr w:type="spellEnd"/>
+      <w:r>
+        <w:rPr>
+          <w:rFonts w:ascii="Times New Roman" w:eastAsia="Times New Roman" w:hAnsi="Times New Roman" w:cs="Times New Roman"/>
+          <w:color w:val="000000"/>
+          <w:sz w:val="24"/>
+          <w:szCs w:val="24"/>
+        </w:rPr>
+        <w:t>,* молися неустанно за всіх нас.</w:t>
       </w:r>
       <w:r>
         <w:rPr>
@@ -1442,7 +1826,17 @@
           <w:sz w:val="24"/>
           <w:szCs w:val="24"/>
         </w:rPr>
-        <w:t>Світ покинув ти і пішов за Христом ще з дитинства,* премудрий Акакі</w:t>
+        <w:t xml:space="preserve">Світ покинув ти і пішов за Христом ще з дитинства,* премудрий </w:t>
+      </w:r>
+      <w:proofErr w:type="spellStart"/>
+      <w:r>
+        <w:rPr>
+          <w:rFonts w:ascii="Times New Roman" w:eastAsia="Times New Roman" w:hAnsi="Times New Roman" w:cs="Times New Roman"/>
+          <w:color w:val="000000"/>
+          <w:sz w:val="24"/>
+          <w:szCs w:val="24"/>
+        </w:rPr>
+        <w:t>Акакі</w:t>
       </w:r>
       <w:r>
         <w:rPr>
@@ -1452,6 +1846,7 @@
         </w:rPr>
         <w:t>ю</w:t>
       </w:r>
+      <w:proofErr w:type="spellEnd"/>
       <w:r>
         <w:rPr>
           <w:rFonts w:ascii="Times New Roman" w:eastAsia="Times New Roman" w:hAnsi="Times New Roman" w:cs="Times New Roman"/>
@@ -1644,7 +2039,15 @@
       <w:bookmarkStart w:id="11" w:name="_heading=h.cvj682qyxbkv" w:colFirst="0" w:colLast="0"/>
       <w:bookmarkEnd w:id="11"/>
       <w:r>
-        <w:t>9 липня.  Св. влкмч. Панкратія, єп. Тавроменійського.</w:t>
+        <w:t xml:space="preserve">9 липня.  Св. влкмч. Панкратія, єп. </w:t>
+      </w:r>
+      <w:proofErr w:type="spellStart"/>
+      <w:r>
+        <w:t>Тавроменійського</w:t>
+      </w:r>
+      <w:proofErr w:type="spellEnd"/>
+      <w:r>
+        <w:t>.</w:t>
       </w:r>
     </w:p>
     <w:p>
@@ -1716,7 +2119,27 @@
           <w:sz w:val="24"/>
           <w:szCs w:val="24"/>
         </w:rPr>
-        <w:t xml:space="preserve">ерховного до Тавроменійського престолу, </w:t>
+        <w:t xml:space="preserve">ерховного до </w:t>
+      </w:r>
+      <w:proofErr w:type="spellStart"/>
+      <w:r>
+        <w:rPr>
+          <w:rFonts w:ascii="Times New Roman" w:eastAsia="Times New Roman" w:hAnsi="Times New Roman" w:cs="Times New Roman"/>
+          <w:color w:val="000000"/>
+          <w:sz w:val="24"/>
+          <w:szCs w:val="24"/>
+        </w:rPr>
+        <w:t>Тавроменійського</w:t>
+      </w:r>
+      <w:proofErr w:type="spellEnd"/>
+      <w:r>
+        <w:rPr>
+          <w:rFonts w:ascii="Times New Roman" w:eastAsia="Times New Roman" w:hAnsi="Times New Roman" w:cs="Times New Roman"/>
+          <w:color w:val="000000"/>
+          <w:sz w:val="24"/>
+          <w:szCs w:val="24"/>
+        </w:rPr>
+        <w:t xml:space="preserve"> престолу, </w:t>
       </w:r>
       <w:r>
         <w:rPr>
@@ -1733,7 +2156,27 @@
           <w:sz w:val="24"/>
           <w:szCs w:val="24"/>
         </w:rPr>
-        <w:t>ражати безбожних злочестя,</w:t>
+        <w:t xml:space="preserve">ражати безбожних </w:t>
+      </w:r>
+      <w:proofErr w:type="spellStart"/>
+      <w:r>
+        <w:rPr>
+          <w:rFonts w:ascii="Times New Roman" w:eastAsia="Times New Roman" w:hAnsi="Times New Roman" w:cs="Times New Roman"/>
+          <w:color w:val="000000"/>
+          <w:sz w:val="24"/>
+          <w:szCs w:val="24"/>
+        </w:rPr>
+        <w:t>злочестя</w:t>
+      </w:r>
+      <w:proofErr w:type="spellEnd"/>
+      <w:r>
+        <w:rPr>
+          <w:rFonts w:ascii="Times New Roman" w:eastAsia="Times New Roman" w:hAnsi="Times New Roman" w:cs="Times New Roman"/>
+          <w:color w:val="000000"/>
+          <w:sz w:val="24"/>
+          <w:szCs w:val="24"/>
+        </w:rPr>
+        <w:t>,</w:t>
       </w:r>
       <w:r>
         <w:rPr>
@@ -1838,7 +2281,27 @@
           <w:sz w:val="24"/>
           <w:szCs w:val="24"/>
         </w:rPr>
-        <w:t>Ти став світлою зорею для тавроменійців, Панкраті</w:t>
+        <w:t xml:space="preserve">Ти став світлою зорею для </w:t>
+      </w:r>
+      <w:proofErr w:type="spellStart"/>
+      <w:r>
+        <w:rPr>
+          <w:rFonts w:ascii="Times New Roman" w:eastAsia="Times New Roman" w:hAnsi="Times New Roman" w:cs="Times New Roman"/>
+          <w:color w:val="000000"/>
+          <w:sz w:val="24"/>
+          <w:szCs w:val="24"/>
+        </w:rPr>
+        <w:t>тавроменійців</w:t>
+      </w:r>
+      <w:proofErr w:type="spellEnd"/>
+      <w:r>
+        <w:rPr>
+          <w:rFonts w:ascii="Times New Roman" w:eastAsia="Times New Roman" w:hAnsi="Times New Roman" w:cs="Times New Roman"/>
+          <w:color w:val="000000"/>
+          <w:sz w:val="24"/>
+          <w:szCs w:val="24"/>
+        </w:rPr>
+        <w:t>, Панкраті</w:t>
       </w:r>
       <w:r>
         <w:rPr>
@@ -1925,7 +2388,49 @@
         <w:rPr>
           <w:color w:val="FF0000"/>
         </w:rPr>
-        <w:t xml:space="preserve"> + Прп. Антонія Печерського, Київського. Свв. 45-ти мчч., що в Никополі Вірменському. Свв. братів-мучеників, Франціска, Мутія і Рафаїла, і тих, що з ними, у Дамаску убієнних.</w:t>
+        <w:t xml:space="preserve"> + Прп. Антонія Печерського, Київського. Свв. 45-ти мчч., що в </w:t>
+      </w:r>
+      <w:proofErr w:type="spellStart"/>
+      <w:r>
+        <w:rPr>
+          <w:color w:val="FF0000"/>
+        </w:rPr>
+        <w:t>Никополі</w:t>
+      </w:r>
+      <w:proofErr w:type="spellEnd"/>
+      <w:r>
+        <w:rPr>
+          <w:color w:val="FF0000"/>
+        </w:rPr>
+        <w:t xml:space="preserve"> Вірменському. Свв. братів-мучеників, </w:t>
+      </w:r>
+      <w:proofErr w:type="spellStart"/>
+      <w:r>
+        <w:rPr>
+          <w:color w:val="FF0000"/>
+        </w:rPr>
+        <w:t>Франціска</w:t>
+      </w:r>
+      <w:proofErr w:type="spellEnd"/>
+      <w:r>
+        <w:rPr>
+          <w:color w:val="FF0000"/>
+        </w:rPr>
+        <w:t xml:space="preserve">, </w:t>
+      </w:r>
+      <w:proofErr w:type="spellStart"/>
+      <w:r>
+        <w:rPr>
+          <w:color w:val="FF0000"/>
+        </w:rPr>
+        <w:t>Мутія</w:t>
+      </w:r>
+      <w:proofErr w:type="spellEnd"/>
+      <w:r>
+        <w:rPr>
+          <w:color w:val="FF0000"/>
+        </w:rPr>
+        <w:t xml:space="preserve"> і Рафаїла, і тих, що з ними, у Дамаску убієнних.</w:t>
       </w:r>
     </w:p>
     <w:p>
@@ -1966,7 +2471,61 @@
           <w:sz w:val="24"/>
           <w:szCs w:val="24"/>
         </w:rPr>
-        <w:t xml:space="preserve">Від світської метушні вийшов ти,* і відреченням світу пішов ти по-євангельськи за Христом,* і рівноангельське життя провівши,* в тиху пристань Афонської гори дійшов ти,* звідки благословенням отців в гору Києва прийшов* і там трудолюбно життя закінчив.* Батьківщину твою просвітив ти,* і безлічі монахів шлях до небесного царства показавши, до Христа їх привів ти.* Його моли, Антонію преподобний,* щоб спас душі наші. </w:t>
+        <w:t>Від світської метушні вийшов ти,* і відреченням світу пішов ти по-</w:t>
+      </w:r>
+      <w:proofErr w:type="spellStart"/>
+      <w:r>
+        <w:rPr>
+          <w:rFonts w:ascii="Times New Roman" w:eastAsia="Times New Roman" w:hAnsi="Times New Roman" w:cs="Times New Roman"/>
+          <w:sz w:val="24"/>
+          <w:szCs w:val="24"/>
+        </w:rPr>
+        <w:t>євангельськи</w:t>
+      </w:r>
+      <w:proofErr w:type="spellEnd"/>
+      <w:r>
+        <w:rPr>
+          <w:rFonts w:ascii="Times New Roman" w:eastAsia="Times New Roman" w:hAnsi="Times New Roman" w:cs="Times New Roman"/>
+          <w:sz w:val="24"/>
+          <w:szCs w:val="24"/>
+        </w:rPr>
+        <w:t xml:space="preserve"> за Христом,* і </w:t>
+      </w:r>
+      <w:proofErr w:type="spellStart"/>
+      <w:r>
+        <w:rPr>
+          <w:rFonts w:ascii="Times New Roman" w:eastAsia="Times New Roman" w:hAnsi="Times New Roman" w:cs="Times New Roman"/>
+          <w:sz w:val="24"/>
+          <w:szCs w:val="24"/>
+        </w:rPr>
+        <w:t>рівноангельське</w:t>
+      </w:r>
+      <w:proofErr w:type="spellEnd"/>
+      <w:r>
+        <w:rPr>
+          <w:rFonts w:ascii="Times New Roman" w:eastAsia="Times New Roman" w:hAnsi="Times New Roman" w:cs="Times New Roman"/>
+          <w:sz w:val="24"/>
+          <w:szCs w:val="24"/>
+        </w:rPr>
+        <w:t xml:space="preserve"> життя провівши,* в тиху пристань Афонської гори дійшов ти,* звідки благословенням отців в гору Києва прийшов* і там </w:t>
+      </w:r>
+      <w:proofErr w:type="spellStart"/>
+      <w:r>
+        <w:rPr>
+          <w:rFonts w:ascii="Times New Roman" w:eastAsia="Times New Roman" w:hAnsi="Times New Roman" w:cs="Times New Roman"/>
+          <w:sz w:val="24"/>
+          <w:szCs w:val="24"/>
+        </w:rPr>
+        <w:t>трудолюбно</w:t>
+      </w:r>
+      <w:proofErr w:type="spellEnd"/>
+      <w:r>
+        <w:rPr>
+          <w:rFonts w:ascii="Times New Roman" w:eastAsia="Times New Roman" w:hAnsi="Times New Roman" w:cs="Times New Roman"/>
+          <w:sz w:val="24"/>
+          <w:szCs w:val="24"/>
+        </w:rPr>
+        <w:t xml:space="preserve"> життя закінчив.* Батьківщину твою просвітив ти,* і безлічі монахів шлях до небесного царства показавши, до Христа їх привів ти.* Його моли, Антонію преподобний,* щоб спас душі наші. </w:t>
       </w:r>
     </w:p>
     <w:p>
@@ -2014,7 +2573,15 @@
       <w:bookmarkStart w:id="14" w:name="_heading=h.2cy22r8serr4" w:colFirst="0" w:colLast="0"/>
       <w:bookmarkEnd w:id="14"/>
       <w:r>
-        <w:t>Свв. 45-ти мчч., що в Никополі Вірменському</w:t>
+        <w:t xml:space="preserve">Свв. 45-ти мчч., що в </w:t>
+      </w:r>
+      <w:proofErr w:type="spellStart"/>
+      <w:r>
+        <w:t>Никополі</w:t>
+      </w:r>
+      <w:proofErr w:type="spellEnd"/>
+      <w:r>
+        <w:t xml:space="preserve"> Вірменському</w:t>
       </w:r>
     </w:p>
     <w:p>
@@ -2052,7 +2619,27 @@
           <w:sz w:val="24"/>
           <w:szCs w:val="24"/>
         </w:rPr>
-        <w:t>Однодумно бувши пов’язані душею,* чотиридесят з п’ятьма страждальцями, святі, проти ворога постали.* І переможцями стали, прийнявши вінці від Христа Бога* і вічну нагороду за ваші муки.* Моліться, щоб і ми їх сподобилися,* що благочесно піснями вас величаємо.</w:t>
+        <w:t xml:space="preserve">Однодумно бувши пов’язані душею,* </w:t>
+      </w:r>
+      <w:proofErr w:type="spellStart"/>
+      <w:r>
+        <w:rPr>
+          <w:rFonts w:ascii="Times New Roman" w:eastAsia="Times New Roman" w:hAnsi="Times New Roman" w:cs="Times New Roman"/>
+          <w:color w:val="000000"/>
+          <w:sz w:val="24"/>
+          <w:szCs w:val="24"/>
+        </w:rPr>
+        <w:t>чотиридесят</w:t>
+      </w:r>
+      <w:proofErr w:type="spellEnd"/>
+      <w:r>
+        <w:rPr>
+          <w:rFonts w:ascii="Times New Roman" w:eastAsia="Times New Roman" w:hAnsi="Times New Roman" w:cs="Times New Roman"/>
+          <w:color w:val="000000"/>
+          <w:sz w:val="24"/>
+          <w:szCs w:val="24"/>
+        </w:rPr>
+        <w:t xml:space="preserve"> з п’ятьма страждальцями, святі, проти ворога постали.* І переможцями стали, прийнявши вінці від Христа Бога* і вічну нагороду за ваші муки.* Моліться, щоб і ми їх сподобилися,* що благочесно піснями вас величаємо.</w:t>
       </w:r>
     </w:p>
     <w:p>
@@ -2143,19 +2730,48 @@
         <w:rPr>
           <w:color w:val="FF0000"/>
         </w:rPr>
-        <w:t xml:space="preserve"> Св. мчц. і всехвальної Євтимії. Переставлення блаженної Ольги, княгині Київської, у хрещенні названої Оленою.</w:t>
+        <w:t xml:space="preserve"> Св. мчц. і </w:t>
+      </w:r>
+      <w:proofErr w:type="spellStart"/>
+      <w:r>
+        <w:rPr>
+          <w:color w:val="FF0000"/>
+        </w:rPr>
+        <w:t>всехвальної</w:t>
+      </w:r>
+      <w:proofErr w:type="spellEnd"/>
+      <w:r>
+        <w:rPr>
+          <w:color w:val="FF0000"/>
+        </w:rPr>
+        <w:t xml:space="preserve"> </w:t>
+      </w:r>
+      <w:proofErr w:type="spellStart"/>
+      <w:r>
+        <w:rPr>
+          <w:color w:val="FF0000"/>
+        </w:rPr>
+        <w:t>Євтимії</w:t>
+      </w:r>
+      <w:proofErr w:type="spellEnd"/>
+      <w:r>
+        <w:rPr>
+          <w:color w:val="FF0000"/>
+        </w:rPr>
+        <w:t>. Переставлення блаженної Ольги, княгині Київської, у хрещенні названої Оленою.</w:t>
       </w:r>
     </w:p>
     <w:p>
       <w:pPr>
         <w:pStyle w:val="3"/>
         <w:ind w:left="1" w:hanging="3"/>
-        <w:jc w:val="both"/>
       </w:pPr>
       <w:bookmarkStart w:id="16" w:name="_heading=h.5afzpw2826h6" w:colFirst="0" w:colLast="0"/>
+      <w:bookmarkStart w:id="17" w:name="_heading=h.xyws4pxurcvb" w:colFirst="0" w:colLast="0"/>
       <w:bookmarkEnd w:id="16"/>
-      <w:r>
-        <w:t>Св. мчц. і всехвальної Євтимії.</w:t>
+      <w:bookmarkEnd w:id="17"/>
+      <w:r>
+        <w:t>Переставлення блаженної Ольги, княгині Київської, у хрещенні названої Оленою.</w:t>
       </w:r>
     </w:p>
     <w:p>
@@ -2184,16 +2800,16 @@
           <w:sz w:val="24"/>
           <w:szCs w:val="24"/>
         </w:rPr>
-        <w:t xml:space="preserve">Тропар (г. 4): </w:t>
-      </w:r>
-      <w:r>
-        <w:rPr>
-          <w:rFonts w:ascii="Times New Roman" w:eastAsia="Times New Roman" w:hAnsi="Times New Roman" w:cs="Times New Roman"/>
-          <w:color w:val="000000"/>
-          <w:sz w:val="24"/>
-          <w:szCs w:val="24"/>
-        </w:rPr>
-        <w:t xml:space="preserve">Жениха твого полюбивши,* і свічу твою світло запаливши добрими ділами,* всехвальна Євфиміє, поєдналася з Ним,* вінець страждання від Нього прийнявши.* Але від бід позбав нас,* що з вірою вшановуємо пам’ять твою. </w:t>
+        <w:t xml:space="preserve">Тропар (г. 1): </w:t>
+      </w:r>
+      <w:r>
+        <w:rPr>
+          <w:rFonts w:ascii="Times New Roman" w:eastAsia="Times New Roman" w:hAnsi="Times New Roman" w:cs="Times New Roman"/>
+          <w:color w:val="000000"/>
+          <w:sz w:val="24"/>
+          <w:szCs w:val="24"/>
+        </w:rPr>
+        <w:t>Піднісши свій ум на крилах богопізнання, преславна Ольго,* ти злинула вище видимого світу, осягнувши Бога, Творця вселенної.* Знайшовши Його, ти прийняла у хрещенні нове життя* і повсякчас перебуваєш у нетлінності,* втішаючись плодами життєдайного дерева.</w:t>
       </w:r>
     </w:p>
     <w:p>
@@ -2209,7 +2825,6 @@
         <w:jc w:val="both"/>
         <w:rPr>
           <w:rFonts w:ascii="Times New Roman" w:eastAsia="Times New Roman" w:hAnsi="Times New Roman" w:cs="Times New Roman"/>
-          <w:color w:val="000000"/>
           <w:sz w:val="24"/>
           <w:szCs w:val="24"/>
         </w:rPr>
@@ -2223,27 +2838,55 @@
           <w:szCs w:val="24"/>
         </w:rPr>
         <w:lastRenderedPageBreak/>
-        <w:t xml:space="preserve">Кондак (г. 6): </w:t>
-      </w:r>
-      <w:r>
-        <w:rPr>
-          <w:rFonts w:ascii="Times New Roman" w:eastAsia="Times New Roman" w:hAnsi="Times New Roman" w:cs="Times New Roman"/>
-          <w:color w:val="000000"/>
-          <w:sz w:val="24"/>
-          <w:szCs w:val="24"/>
-        </w:rPr>
-        <w:t>Подвиги у стражданні,* подвиги у вірі здійснила ти щиро за Христа, жениха твого.* І нині витівки неправдивих учень і ворогів* під ноги православних царів покорити моли Богородицю,* ти що від шестисот тридцяти богоносних отців визнання віри прийняла* і зберігала, всехвальна.</w:t>
+        <w:t xml:space="preserve">Кондак (г. 4): </w:t>
+      </w:r>
+      <w:r>
+        <w:rPr>
+          <w:rFonts w:ascii="Times New Roman" w:eastAsia="Times New Roman" w:hAnsi="Times New Roman" w:cs="Times New Roman"/>
+          <w:color w:val="000000"/>
+          <w:sz w:val="24"/>
+          <w:szCs w:val="24"/>
+        </w:rPr>
+        <w:t>Похвалім сьогодні Бога, доброчинця всіх,* що прославив на Русі-Україні Ольгу богомудру,* щоб за її молитвами* подав прощення гріхів душам нашим.</w:t>
+      </w:r>
+      <w:r>
+        <w:rPr>
+          <w:rFonts w:ascii="Times New Roman" w:eastAsia="Times New Roman" w:hAnsi="Times New Roman" w:cs="Times New Roman"/>
+          <w:sz w:val="24"/>
+          <w:szCs w:val="24"/>
+        </w:rPr>
+        <w:t xml:space="preserve"> </w:t>
+      </w:r>
+    </w:p>
+    <w:p>
+      <w:pPr>
+        <w:pStyle w:val="2"/>
+        <w:ind w:left="2" w:hanging="4"/>
+      </w:pPr>
+      <w:bookmarkStart w:id="18" w:name="_heading=h.uut12zniotrg" w:colFirst="0" w:colLast="0"/>
+      <w:bookmarkEnd w:id="18"/>
+      <w:r>
+        <w:t xml:space="preserve">12 липня.  Свв. мчч. Прокла й Іларія. Прп. Михаїла </w:t>
+      </w:r>
+      <w:proofErr w:type="spellStart"/>
+      <w:r>
+        <w:t>Малеїна</w:t>
+      </w:r>
+      <w:proofErr w:type="spellEnd"/>
+      <w:r>
+        <w:t>.</w:t>
       </w:r>
     </w:p>
     <w:p>
       <w:pPr>
         <w:pStyle w:val="3"/>
         <w:ind w:left="1" w:hanging="3"/>
-      </w:pPr>
-      <w:bookmarkStart w:id="17" w:name="_heading=h.xyws4pxurcvb" w:colFirst="0" w:colLast="0"/>
-      <w:bookmarkEnd w:id="17"/>
-      <w:r>
-        <w:t>Переставлення блаженної Ольги, княгині Київської, у хрещенні названої Оленою.</w:t>
+        <w:jc w:val="both"/>
+      </w:pPr>
+      <w:bookmarkStart w:id="19" w:name="_heading=h.8rklv565kzn" w:colFirst="0" w:colLast="0"/>
+      <w:bookmarkEnd w:id="19"/>
+      <w:r>
+        <w:t>Свв. мчч. Прокла й Іларія.</w:t>
       </w:r>
     </w:p>
     <w:p>
@@ -2272,16 +2915,33 @@
           <w:sz w:val="24"/>
           <w:szCs w:val="24"/>
         </w:rPr>
-        <w:t xml:space="preserve">Тропар (г. 1): </w:t>
-      </w:r>
-      <w:r>
-        <w:rPr>
-          <w:rFonts w:ascii="Times New Roman" w:eastAsia="Times New Roman" w:hAnsi="Times New Roman" w:cs="Times New Roman"/>
-          <w:color w:val="000000"/>
-          <w:sz w:val="24"/>
-          <w:szCs w:val="24"/>
-        </w:rPr>
-        <w:t>Піднісши свій ум на крилах богопізнання, преславна Ольго,* ти злинула вище видимого світу, осягнувши Бога, Творця вселенної.* Знайшовши Його, ти прийняла у хрещенні нове життя* і повсякчас перебуваєш у нетлінності,* втішаючись плодами життєдайного дерева.</w:t>
+        <w:t xml:space="preserve">Тропар (г. 2): </w:t>
+      </w:r>
+      <w:r>
+        <w:rPr>
+          <w:rFonts w:ascii="Times New Roman" w:eastAsia="Times New Roman" w:hAnsi="Times New Roman" w:cs="Times New Roman"/>
+          <w:color w:val="000000"/>
+          <w:sz w:val="24"/>
+          <w:szCs w:val="24"/>
+        </w:rPr>
+        <w:t>Ангели з неба зійшли, здивувавшись, святі, вашим стражданням,* як ви у плоті невидимого ворога подолали* і вбили його зброєю хресною.* Моліться й за нас, Прокле й Іларі</w:t>
+      </w:r>
+      <w:r>
+        <w:rPr>
+          <w:rFonts w:ascii="Times New Roman" w:eastAsia="Times New Roman" w:hAnsi="Times New Roman" w:cs="Times New Roman"/>
+          <w:sz w:val="24"/>
+          <w:szCs w:val="24"/>
+        </w:rPr>
+        <w:t>ю</w:t>
+      </w:r>
+      <w:r>
+        <w:rPr>
+          <w:rFonts w:ascii="Times New Roman" w:eastAsia="Times New Roman" w:hAnsi="Times New Roman" w:cs="Times New Roman"/>
+          <w:color w:val="000000"/>
+          <w:sz w:val="24"/>
+          <w:szCs w:val="24"/>
+        </w:rPr>
+        <w:t xml:space="preserve">,* щоб перемогли ми ворогів і спасли душі наші. </w:t>
       </w:r>
     </w:p>
     <w:p>
@@ -2297,6 +2957,7 @@
         <w:jc w:val="both"/>
         <w:rPr>
           <w:rFonts w:ascii="Times New Roman" w:eastAsia="Times New Roman" w:hAnsi="Times New Roman" w:cs="Times New Roman"/>
+          <w:color w:val="000000"/>
           <w:sz w:val="24"/>
           <w:szCs w:val="24"/>
         </w:rPr>
@@ -2318,15 +2979,27 @@
           <w:sz w:val="24"/>
           <w:szCs w:val="24"/>
         </w:rPr>
-        <w:t>Похвалім сьогодні Бога, доброчинця всіх,* що прославив на Русі-Україні Ольгу богомудру,* щоб за її молитвами* подав прощення гріхів душам нашим.</w:t>
-      </w:r>
-      <w:r>
-        <w:rPr>
-          <w:rFonts w:ascii="Times New Roman" w:eastAsia="Times New Roman" w:hAnsi="Times New Roman" w:cs="Times New Roman"/>
-          <w:sz w:val="24"/>
-          <w:szCs w:val="24"/>
-        </w:rPr>
-        <w:t xml:space="preserve"> </w:t>
+        <w:t xml:space="preserve">Як ранкова зоря, засяяло мучеників Прокла й Іларія чесне страждання,* осяюючи нас світлом чудес.* Тому й святкуємо вашу пам’ять* – Христа моліть, щоб спас душі наші. </w:t>
+      </w:r>
+    </w:p>
+    <w:p>
+      <w:pPr>
+        <w:pStyle w:val="3"/>
+        <w:ind w:left="1" w:hanging="3"/>
+        <w:jc w:val="both"/>
+      </w:pPr>
+      <w:bookmarkStart w:id="20" w:name="_heading=h.3t9meytmfdlj" w:colFirst="0" w:colLast="0"/>
+      <w:bookmarkEnd w:id="20"/>
+      <w:r>
+        <w:t xml:space="preserve">Прп. Михаїла </w:t>
+      </w:r>
+      <w:proofErr w:type="spellStart"/>
+      <w:r>
+        <w:t>Малеїна</w:t>
+      </w:r>
+      <w:proofErr w:type="spellEnd"/>
+      <w:r>
+        <w:t>.</w:t>
       </w:r>
     </w:p>
     <w:p>
@@ -2342,32 +3015,64 @@
         <w:jc w:val="both"/>
         <w:rPr>
           <w:rFonts w:ascii="Times New Roman" w:eastAsia="Times New Roman" w:hAnsi="Times New Roman" w:cs="Times New Roman"/>
-          <w:sz w:val="24"/>
-          <w:szCs w:val="24"/>
-        </w:rPr>
-      </w:pPr>
-    </w:p>
-    <w:p>
-      <w:pPr>
-        <w:pStyle w:val="2"/>
-        <w:ind w:left="2" w:hanging="4"/>
-      </w:pPr>
-      <w:bookmarkStart w:id="18" w:name="_heading=h.uut12zniotrg" w:colFirst="0" w:colLast="0"/>
-      <w:bookmarkEnd w:id="18"/>
-      <w:r>
-        <w:t>12 липня.  Свв. мчч. Прокла й Іларія. Прп. Михаїла Малеїна.</w:t>
-      </w:r>
-    </w:p>
-    <w:p>
-      <w:pPr>
-        <w:pStyle w:val="3"/>
-        <w:ind w:left="1" w:hanging="3"/>
-        <w:jc w:val="both"/>
-      </w:pPr>
-      <w:bookmarkStart w:id="19" w:name="_heading=h.8rklv565kzn" w:colFirst="0" w:colLast="0"/>
-      <w:bookmarkEnd w:id="19"/>
-      <w:r>
-        <w:t>Свв. мчч. Прокла й Іларія.</w:t>
+          <w:color w:val="000000"/>
+          <w:sz w:val="24"/>
+          <w:szCs w:val="24"/>
+        </w:rPr>
+      </w:pPr>
+      <w:r>
+        <w:rPr>
+          <w:rFonts w:ascii="Times New Roman" w:eastAsia="Times New Roman" w:hAnsi="Times New Roman" w:cs="Times New Roman"/>
+          <w:i/>
+          <w:color w:val="FF0000"/>
+          <w:sz w:val="24"/>
+          <w:szCs w:val="24"/>
+        </w:rPr>
+        <w:t xml:space="preserve">Тропар (г. 8): </w:t>
+      </w:r>
+      <w:r>
+        <w:rPr>
+          <w:rFonts w:ascii="Times New Roman" w:eastAsia="Times New Roman" w:hAnsi="Times New Roman" w:cs="Times New Roman"/>
+          <w:color w:val="000000"/>
+          <w:sz w:val="24"/>
+          <w:szCs w:val="24"/>
+        </w:rPr>
+        <w:t>На духовних крилах до споглядання Бога піднісся ти,* марноту світу залишив, Блаженний.* Зненавидівши тілесні думки,* мудрість з висот отримав, як жити з Богом,</w:t>
+      </w:r>
+      <w:r>
+        <w:rPr>
+          <w:rFonts w:ascii="Times New Roman" w:eastAsia="Times New Roman" w:hAnsi="Times New Roman" w:cs="Times New Roman"/>
+          <w:sz w:val="24"/>
+          <w:szCs w:val="24"/>
+        </w:rPr>
+        <w:t xml:space="preserve"> </w:t>
+      </w:r>
+      <w:proofErr w:type="spellStart"/>
+      <w:r>
+        <w:rPr>
+          <w:rFonts w:ascii="Times New Roman" w:eastAsia="Times New Roman" w:hAnsi="Times New Roman" w:cs="Times New Roman"/>
+          <w:sz w:val="24"/>
+          <w:szCs w:val="24"/>
+        </w:rPr>
+        <w:t>Михаїле</w:t>
+      </w:r>
+      <w:proofErr w:type="spellEnd"/>
+      <w:r>
+        <w:rPr>
+          <w:rFonts w:ascii="Times New Roman" w:eastAsia="Times New Roman" w:hAnsi="Times New Roman" w:cs="Times New Roman"/>
+          <w:sz w:val="24"/>
+          <w:szCs w:val="24"/>
+        </w:rPr>
+        <w:t xml:space="preserve"> преподобний,*</w:t>
+      </w:r>
+      <w:r>
+        <w:rPr>
+          <w:rFonts w:ascii="Times New Roman" w:eastAsia="Times New Roman" w:hAnsi="Times New Roman" w:cs="Times New Roman"/>
+          <w:color w:val="000000"/>
+          <w:sz w:val="24"/>
+          <w:szCs w:val="24"/>
+        </w:rPr>
+        <w:t xml:space="preserve"> і всім приклад собою показав, кажучи:* Добре воно з Богом жити.</w:t>
       </w:r>
     </w:p>
     <w:p>
@@ -2383,46 +3088,93 @@
         <w:jc w:val="both"/>
         <w:rPr>
           <w:rFonts w:ascii="Times New Roman" w:eastAsia="Times New Roman" w:hAnsi="Times New Roman" w:cs="Times New Roman"/>
-          <w:color w:val="000000"/>
-          <w:sz w:val="24"/>
-          <w:szCs w:val="24"/>
-        </w:rPr>
-      </w:pPr>
-      <w:r>
-        <w:rPr>
-          <w:rFonts w:ascii="Times New Roman" w:eastAsia="Times New Roman" w:hAnsi="Times New Roman" w:cs="Times New Roman"/>
-          <w:i/>
-          <w:color w:val="FF0000"/>
-          <w:sz w:val="24"/>
-          <w:szCs w:val="24"/>
-        </w:rPr>
-        <w:t xml:space="preserve">Тропар (г. 2): </w:t>
-      </w:r>
-      <w:r>
-        <w:rPr>
-          <w:rFonts w:ascii="Times New Roman" w:eastAsia="Times New Roman" w:hAnsi="Times New Roman" w:cs="Times New Roman"/>
-          <w:color w:val="000000"/>
-          <w:sz w:val="24"/>
-          <w:szCs w:val="24"/>
-        </w:rPr>
-        <w:t>Ангели з неба зійшли, здивувавшись, святі, вашим стражданням,* як ви у плоті невидимого ворога подолали* і вбили його зброєю хресною.* Моліться й за нас, Прокле й Іларі</w:t>
-      </w:r>
-      <w:r>
-        <w:rPr>
-          <w:rFonts w:ascii="Times New Roman" w:eastAsia="Times New Roman" w:hAnsi="Times New Roman" w:cs="Times New Roman"/>
-          <w:sz w:val="24"/>
-          <w:szCs w:val="24"/>
-        </w:rPr>
-        <w:t>ю</w:t>
-      </w:r>
-      <w:r>
-        <w:rPr>
-          <w:rFonts w:ascii="Times New Roman" w:eastAsia="Times New Roman" w:hAnsi="Times New Roman" w:cs="Times New Roman"/>
-          <w:color w:val="000000"/>
-          <w:sz w:val="24"/>
-          <w:szCs w:val="24"/>
-        </w:rPr>
-        <w:t xml:space="preserve">,* щоб перемогли ми ворогів і спасли душі наші. </w:t>
+          <w:sz w:val="24"/>
+          <w:szCs w:val="24"/>
+        </w:rPr>
+      </w:pPr>
+      <w:r>
+        <w:rPr>
+          <w:rFonts w:ascii="Times New Roman" w:eastAsia="Times New Roman" w:hAnsi="Times New Roman" w:cs="Times New Roman"/>
+          <w:i/>
+          <w:color w:val="FF0000"/>
+          <w:sz w:val="24"/>
+          <w:szCs w:val="24"/>
+        </w:rPr>
+        <w:t xml:space="preserve">Кондак (г. 2): </w:t>
+      </w:r>
+      <w:r>
+        <w:rPr>
+          <w:rFonts w:ascii="Times New Roman" w:eastAsia="Times New Roman" w:hAnsi="Times New Roman" w:cs="Times New Roman"/>
+          <w:color w:val="000000"/>
+          <w:sz w:val="24"/>
+          <w:szCs w:val="24"/>
+        </w:rPr>
+        <w:t xml:space="preserve">Тілесний тягар облегшив ти ділами,* душевну ж легкість окрилив ти </w:t>
+      </w:r>
+      <w:proofErr w:type="spellStart"/>
+      <w:r>
+        <w:rPr>
+          <w:rFonts w:ascii="Times New Roman" w:eastAsia="Times New Roman" w:hAnsi="Times New Roman" w:cs="Times New Roman"/>
+          <w:color w:val="000000"/>
+          <w:sz w:val="24"/>
+          <w:szCs w:val="24"/>
+        </w:rPr>
+        <w:t>просвіченням</w:t>
+      </w:r>
+      <w:proofErr w:type="spellEnd"/>
+      <w:r>
+        <w:rPr>
+          <w:rFonts w:ascii="Times New Roman" w:eastAsia="Times New Roman" w:hAnsi="Times New Roman" w:cs="Times New Roman"/>
+          <w:color w:val="000000"/>
+          <w:sz w:val="24"/>
+          <w:szCs w:val="24"/>
+        </w:rPr>
+        <w:t xml:space="preserve">, </w:t>
+      </w:r>
+      <w:proofErr w:type="spellStart"/>
+      <w:r>
+        <w:rPr>
+          <w:rFonts w:ascii="Times New Roman" w:eastAsia="Times New Roman" w:hAnsi="Times New Roman" w:cs="Times New Roman"/>
+          <w:color w:val="000000"/>
+          <w:sz w:val="24"/>
+          <w:szCs w:val="24"/>
+        </w:rPr>
+        <w:t>Михаїле</w:t>
+      </w:r>
+      <w:proofErr w:type="spellEnd"/>
+      <w:r>
+        <w:rPr>
+          <w:rFonts w:ascii="Times New Roman" w:eastAsia="Times New Roman" w:hAnsi="Times New Roman" w:cs="Times New Roman"/>
+          <w:color w:val="000000"/>
+          <w:sz w:val="24"/>
+          <w:szCs w:val="24"/>
+        </w:rPr>
+        <w:t xml:space="preserve">,* і став ти обителлю для Тройці.* Споглядаючи її ясно, </w:t>
+      </w:r>
+      <w:r>
+        <w:rPr>
+          <w:rFonts w:ascii="Times New Roman" w:eastAsia="Times New Roman" w:hAnsi="Times New Roman" w:cs="Times New Roman"/>
+          <w:sz w:val="24"/>
+          <w:szCs w:val="24"/>
+        </w:rPr>
+        <w:t>б</w:t>
+      </w:r>
+      <w:r>
+        <w:rPr>
+          <w:rFonts w:ascii="Times New Roman" w:eastAsia="Times New Roman" w:hAnsi="Times New Roman" w:cs="Times New Roman"/>
+          <w:color w:val="000000"/>
+          <w:sz w:val="24"/>
+          <w:szCs w:val="24"/>
+        </w:rPr>
+        <w:t>лаженний,* молися неустанно за всіх нас.</w:t>
+      </w:r>
+      <w:r>
+        <w:rPr>
+          <w:rFonts w:ascii="Times New Roman" w:eastAsia="Times New Roman" w:hAnsi="Times New Roman" w:cs="Times New Roman"/>
+          <w:sz w:val="24"/>
+          <w:szCs w:val="24"/>
+        </w:rPr>
+        <w:t xml:space="preserve"> </w:t>
       </w:r>
     </w:p>
     <w:p>
@@ -2438,41 +3190,71 @@
         <w:jc w:val="both"/>
         <w:rPr>
           <w:rFonts w:ascii="Times New Roman" w:eastAsia="Times New Roman" w:hAnsi="Times New Roman" w:cs="Times New Roman"/>
-          <w:color w:val="000000"/>
-          <w:sz w:val="24"/>
-          <w:szCs w:val="24"/>
-        </w:rPr>
-      </w:pPr>
-      <w:r>
-        <w:rPr>
-          <w:rFonts w:ascii="Times New Roman" w:eastAsia="Times New Roman" w:hAnsi="Times New Roman" w:cs="Times New Roman"/>
-          <w:i/>
-          <w:color w:val="FF0000"/>
-          <w:sz w:val="24"/>
-          <w:szCs w:val="24"/>
-        </w:rPr>
-        <w:t xml:space="preserve">Кондак (г. 4): </w:t>
-      </w:r>
-      <w:r>
-        <w:rPr>
-          <w:rFonts w:ascii="Times New Roman" w:eastAsia="Times New Roman" w:hAnsi="Times New Roman" w:cs="Times New Roman"/>
-          <w:color w:val="000000"/>
-          <w:sz w:val="24"/>
-          <w:szCs w:val="24"/>
-        </w:rPr>
-        <w:t xml:space="preserve">Як ранкова зоря, засяяло мучеників Прокла й Іларія чесне страждання,* осяюючи нас світлом чудес.* Тому й святкуємо вашу пам’ять* – Христа моліть, щоб спас душі наші. </w:t>
+          <w:sz w:val="24"/>
+          <w:szCs w:val="24"/>
+        </w:rPr>
+      </w:pPr>
+    </w:p>
+    <w:p>
+      <w:pPr>
+        <w:pStyle w:val="2"/>
+        <w:ind w:left="2" w:hanging="4"/>
+      </w:pPr>
+      <w:bookmarkStart w:id="21" w:name="_heading=h.8ud51fz3slzo" w:colFirst="0" w:colLast="0"/>
+      <w:bookmarkEnd w:id="21"/>
+      <w:r>
+        <w:t xml:space="preserve">13 липня. Собор св. </w:t>
+      </w:r>
+      <w:proofErr w:type="spellStart"/>
+      <w:r>
+        <w:t>арх</w:t>
+      </w:r>
+      <w:proofErr w:type="spellEnd"/>
+      <w:r>
+        <w:t xml:space="preserve">. Гавриїла. Прп. Стефана, </w:t>
+      </w:r>
+      <w:proofErr w:type="spellStart"/>
+      <w:r>
+        <w:t>Савваїта</w:t>
+      </w:r>
+      <w:proofErr w:type="spellEnd"/>
+      <w:r>
+        <w:t xml:space="preserve">. Св. </w:t>
+      </w:r>
+      <w:proofErr w:type="spellStart"/>
+      <w:r>
+        <w:t>Юліяна</w:t>
+      </w:r>
+      <w:proofErr w:type="spellEnd"/>
+      <w:r>
+        <w:t xml:space="preserve">, єп. </w:t>
+      </w:r>
+      <w:proofErr w:type="spellStart"/>
+      <w:r>
+        <w:t>Кеноманійського</w:t>
+      </w:r>
+      <w:proofErr w:type="spellEnd"/>
+      <w:r>
+        <w:t xml:space="preserve">. </w:t>
       </w:r>
     </w:p>
     <w:p>
       <w:pPr>
         <w:pStyle w:val="3"/>
         <w:ind w:left="1" w:hanging="3"/>
-        <w:jc w:val="both"/>
-      </w:pPr>
-      <w:bookmarkStart w:id="20" w:name="_heading=h.3t9meytmfdlj" w:colFirst="0" w:colLast="0"/>
-      <w:bookmarkEnd w:id="20"/>
-      <w:r>
-        <w:t>Прп. Михаїла Малеїна.</w:t>
+      </w:pPr>
+      <w:bookmarkStart w:id="22" w:name="_heading=h.3fry6vublj5g" w:colFirst="0" w:colLast="0"/>
+      <w:bookmarkEnd w:id="22"/>
+      <w:r>
+        <w:t xml:space="preserve">Собор св. </w:t>
+      </w:r>
+      <w:proofErr w:type="spellStart"/>
+      <w:r>
+        <w:t>арх</w:t>
+      </w:r>
+      <w:proofErr w:type="spellEnd"/>
+      <w:r>
+        <w:t>. Гавриїла.</w:t>
       </w:r>
     </w:p>
     <w:p>
@@ -2501,33 +3283,44 @@
           <w:sz w:val="24"/>
           <w:szCs w:val="24"/>
         </w:rPr>
-        <w:t xml:space="preserve">Тропар (г. 8): </w:t>
-      </w:r>
-      <w:r>
-        <w:rPr>
-          <w:rFonts w:ascii="Times New Roman" w:eastAsia="Times New Roman" w:hAnsi="Times New Roman" w:cs="Times New Roman"/>
-          <w:color w:val="000000"/>
-          <w:sz w:val="24"/>
-          <w:szCs w:val="24"/>
-        </w:rPr>
-        <w:t>На духовних крилах до споглядання Бога піднісся ти,* марноту світу залишив, Блаженний.* Зненавидівши тілесні думки,* мудрість з висот отримав, як жити з Богом,</w:t>
-      </w:r>
-      <w:r>
-        <w:rPr>
-          <w:rFonts w:ascii="Times New Roman" w:eastAsia="Times New Roman" w:hAnsi="Times New Roman" w:cs="Times New Roman"/>
-          <w:sz w:val="24"/>
-          <w:szCs w:val="24"/>
-        </w:rPr>
-        <w:t xml:space="preserve"> Михаїле преподобний,*</w:t>
-      </w:r>
-      <w:r>
-        <w:rPr>
-          <w:rFonts w:ascii="Times New Roman" w:eastAsia="Times New Roman" w:hAnsi="Times New Roman" w:cs="Times New Roman"/>
-          <w:color w:val="000000"/>
-          <w:sz w:val="24"/>
-          <w:szCs w:val="24"/>
-        </w:rPr>
-        <w:t xml:space="preserve"> і всім приклад собою показав, кажучи:* Добре воно з Богом жити.</w:t>
+        <w:t xml:space="preserve">Тропар (г. 4): </w:t>
+      </w:r>
+      <w:r>
+        <w:rPr>
+          <w:rFonts w:ascii="Times New Roman" w:eastAsia="Times New Roman" w:hAnsi="Times New Roman" w:cs="Times New Roman"/>
+          <w:color w:val="000000"/>
+          <w:sz w:val="24"/>
+          <w:szCs w:val="24"/>
+        </w:rPr>
+        <w:t xml:space="preserve">Прийдіте, люди, світло оспіваймо* першого воєводу сил небесних,* він бо є другим світлом, посланим від Світла,* щоб просвічувати всіх, які з любов’ю кличуть:* радуйся зі всіма небесними силами,* великий </w:t>
+      </w:r>
+      <w:proofErr w:type="spellStart"/>
+      <w:r>
+        <w:rPr>
+          <w:rFonts w:ascii="Times New Roman" w:eastAsia="Times New Roman" w:hAnsi="Times New Roman" w:cs="Times New Roman"/>
+          <w:color w:val="000000"/>
+          <w:sz w:val="24"/>
+          <w:szCs w:val="24"/>
+        </w:rPr>
+        <w:t>архист</w:t>
+      </w:r>
+      <w:r>
+        <w:rPr>
+          <w:rFonts w:ascii="Times New Roman" w:eastAsia="Times New Roman" w:hAnsi="Times New Roman" w:cs="Times New Roman"/>
+          <w:sz w:val="24"/>
+          <w:szCs w:val="24"/>
+        </w:rPr>
+        <w:t>ратиже</w:t>
+      </w:r>
+      <w:proofErr w:type="spellEnd"/>
+      <w:r>
+        <w:rPr>
+          <w:rFonts w:ascii="Times New Roman" w:eastAsia="Times New Roman" w:hAnsi="Times New Roman" w:cs="Times New Roman"/>
+          <w:color w:val="000000"/>
+          <w:sz w:val="24"/>
+          <w:szCs w:val="24"/>
+        </w:rPr>
+        <w:t xml:space="preserve"> Гавриїле. </w:t>
       </w:r>
     </w:p>
     <w:p>
@@ -2543,6 +3336,7 @@
         <w:jc w:val="both"/>
         <w:rPr>
           <w:rFonts w:ascii="Times New Roman" w:eastAsia="Times New Roman" w:hAnsi="Times New Roman" w:cs="Times New Roman"/>
+          <w:color w:val="000000"/>
           <w:sz w:val="24"/>
           <w:szCs w:val="24"/>
         </w:rPr>
@@ -2564,32 +3358,45 @@
           <w:sz w:val="24"/>
           <w:szCs w:val="24"/>
         </w:rPr>
-        <w:t xml:space="preserve">Тілесний тягар облегшив ти ділами,* душевну ж легкість окрилив ти просвіченням, Михаїле,* і став ти обителлю для Тройці.* Споглядаючи її ясно, </w:t>
-      </w:r>
-      <w:r>
-        <w:rPr>
-          <w:rFonts w:ascii="Times New Roman" w:eastAsia="Times New Roman" w:hAnsi="Times New Roman" w:cs="Times New Roman"/>
-          <w:sz w:val="24"/>
-          <w:szCs w:val="24"/>
-        </w:rPr>
-        <w:t>б</w:t>
-      </w:r>
-      <w:r>
-        <w:rPr>
-          <w:rFonts w:ascii="Times New Roman" w:eastAsia="Times New Roman" w:hAnsi="Times New Roman" w:cs="Times New Roman"/>
-          <w:color w:val="000000"/>
-          <w:sz w:val="24"/>
-          <w:szCs w:val="24"/>
-        </w:rPr>
-        <w:t>лаженний,* молися неустанно за всіх нас.</w:t>
-      </w:r>
-      <w:r>
-        <w:rPr>
-          <w:rFonts w:ascii="Times New Roman" w:eastAsia="Times New Roman" w:hAnsi="Times New Roman" w:cs="Times New Roman"/>
-          <w:sz w:val="24"/>
-          <w:szCs w:val="24"/>
-        </w:rPr>
-        <w:t xml:space="preserve"> </w:t>
+        <w:t xml:space="preserve">На небесах споглядаючи Божу славу,* і на землі з висоти подаючи благодать,* начальнику ангелів, мудрий Гавриїле,* служителю Божої слави, і божественний захиснику світу.* Спасай, оберігай тих, що співають тобі:* Будь нашим помічником, і ніхто не повстане </w:t>
+      </w:r>
+      <w:r>
+        <w:rPr>
+          <w:rFonts w:ascii="Times New Roman" w:eastAsia="Times New Roman" w:hAnsi="Times New Roman" w:cs="Times New Roman"/>
+          <w:sz w:val="24"/>
+          <w:szCs w:val="24"/>
+        </w:rPr>
+        <w:t xml:space="preserve">проти </w:t>
+      </w:r>
+      <w:r>
+        <w:rPr>
+          <w:rFonts w:ascii="Times New Roman" w:eastAsia="Times New Roman" w:hAnsi="Times New Roman" w:cs="Times New Roman"/>
+          <w:color w:val="000000"/>
+          <w:sz w:val="24"/>
+          <w:szCs w:val="24"/>
+        </w:rPr>
+        <w:t>нас.</w:t>
+      </w:r>
+    </w:p>
+    <w:p>
+      <w:pPr>
+        <w:pStyle w:val="3"/>
+        <w:ind w:left="1" w:hanging="3"/>
+        <w:jc w:val="both"/>
+      </w:pPr>
+      <w:bookmarkStart w:id="23" w:name="_heading=h.j71dna4l9vyf" w:colFirst="0" w:colLast="0"/>
+      <w:bookmarkEnd w:id="23"/>
+      <w:r>
+        <w:lastRenderedPageBreak/>
+        <w:t xml:space="preserve">Прп. Стефана, </w:t>
+      </w:r>
+      <w:proofErr w:type="spellStart"/>
+      <w:r>
+        <w:t>Савваїта</w:t>
+      </w:r>
+      <w:proofErr w:type="spellEnd"/>
+      <w:r>
+        <w:t>.</w:t>
       </w:r>
     </w:p>
     <w:p>
@@ -2605,32 +3412,63 @@
         <w:jc w:val="both"/>
         <w:rPr>
           <w:rFonts w:ascii="Times New Roman" w:eastAsia="Times New Roman" w:hAnsi="Times New Roman" w:cs="Times New Roman"/>
-          <w:sz w:val="24"/>
-          <w:szCs w:val="24"/>
-        </w:rPr>
-      </w:pPr>
-    </w:p>
-    <w:p>
-      <w:pPr>
-        <w:pStyle w:val="2"/>
-        <w:ind w:left="2" w:hanging="4"/>
-      </w:pPr>
-      <w:bookmarkStart w:id="21" w:name="_heading=h.8ud51fz3slzo" w:colFirst="0" w:colLast="0"/>
-      <w:bookmarkEnd w:id="21"/>
-      <w:r>
-        <w:lastRenderedPageBreak/>
-        <w:t xml:space="preserve">13 липня. Собор св. арх. Гавриїла. Прп. Стефана, Савваїта. Св. Юліяна, єп. Кеноманійського. </w:t>
-      </w:r>
-    </w:p>
-    <w:p>
-      <w:pPr>
-        <w:pStyle w:val="3"/>
-        <w:ind w:left="1" w:hanging="3"/>
-      </w:pPr>
-      <w:bookmarkStart w:id="22" w:name="_heading=h.3fry6vublj5g" w:colFirst="0" w:colLast="0"/>
-      <w:bookmarkEnd w:id="22"/>
-      <w:r>
-        <w:t>Собор св. арх. Гавриїла.</w:t>
+          <w:color w:val="000000"/>
+          <w:sz w:val="24"/>
+          <w:szCs w:val="24"/>
+        </w:rPr>
+      </w:pPr>
+      <w:r>
+        <w:rPr>
+          <w:rFonts w:ascii="Times New Roman" w:eastAsia="Times New Roman" w:hAnsi="Times New Roman" w:cs="Times New Roman"/>
+          <w:i/>
+          <w:color w:val="FF0000"/>
+          <w:sz w:val="24"/>
+          <w:szCs w:val="24"/>
+        </w:rPr>
+        <w:t xml:space="preserve">Тропар (г. 8): </w:t>
+      </w:r>
+      <w:r>
+        <w:rPr>
+          <w:rFonts w:ascii="Times New Roman" w:eastAsia="Times New Roman" w:hAnsi="Times New Roman" w:cs="Times New Roman"/>
+          <w:color w:val="000000"/>
+          <w:sz w:val="24"/>
+          <w:szCs w:val="24"/>
+        </w:rPr>
+        <w:t>Православ</w:t>
+      </w:r>
+      <w:r>
+        <w:rPr>
+          <w:rFonts w:ascii="Times New Roman" w:eastAsia="Times New Roman" w:hAnsi="Times New Roman" w:cs="Times New Roman"/>
+          <w:sz w:val="24"/>
+          <w:szCs w:val="24"/>
+        </w:rPr>
+        <w:t>’</w:t>
+      </w:r>
+      <w:r>
+        <w:rPr>
+          <w:rFonts w:ascii="Times New Roman" w:eastAsia="Times New Roman" w:hAnsi="Times New Roman" w:cs="Times New Roman"/>
+          <w:color w:val="000000"/>
+          <w:sz w:val="24"/>
+          <w:szCs w:val="24"/>
+        </w:rPr>
+        <w:t>я наставнику, благочестя учителю</w:t>
+      </w:r>
+      <w:r>
+        <w:rPr>
+          <w:rFonts w:ascii="Times New Roman" w:eastAsia="Times New Roman" w:hAnsi="Times New Roman" w:cs="Times New Roman"/>
+          <w:sz w:val="24"/>
+          <w:szCs w:val="24"/>
+        </w:rPr>
+        <w:t>*</w:t>
+      </w:r>
+      <w:r>
+        <w:rPr>
+          <w:rFonts w:ascii="Times New Roman" w:eastAsia="Times New Roman" w:hAnsi="Times New Roman" w:cs="Times New Roman"/>
+          <w:color w:val="000000"/>
+          <w:sz w:val="24"/>
+          <w:szCs w:val="24"/>
+        </w:rPr>
+        <w:t xml:space="preserve"> і чистоти вселенної світильнику,* монахів богонатхненна прикрасо, Стефане премудрий,* ученням твоїм ти все просвітив, сопілко духовна.* Моли Христа Бога, щоб спаслися душі наші.</w:t>
       </w:r>
     </w:p>
     <w:p>
@@ -2646,46 +3484,56 @@
         <w:jc w:val="both"/>
         <w:rPr>
           <w:rFonts w:ascii="Times New Roman" w:eastAsia="Times New Roman" w:hAnsi="Times New Roman" w:cs="Times New Roman"/>
-          <w:color w:val="000000"/>
-          <w:sz w:val="24"/>
-          <w:szCs w:val="24"/>
-        </w:rPr>
-      </w:pPr>
-      <w:r>
-        <w:rPr>
-          <w:rFonts w:ascii="Times New Roman" w:eastAsia="Times New Roman" w:hAnsi="Times New Roman" w:cs="Times New Roman"/>
-          <w:i/>
-          <w:color w:val="FF0000"/>
-          <w:sz w:val="24"/>
-          <w:szCs w:val="24"/>
-        </w:rPr>
-        <w:t xml:space="preserve">Тропар (г. 4): </w:t>
-      </w:r>
-      <w:r>
-        <w:rPr>
-          <w:rFonts w:ascii="Times New Roman" w:eastAsia="Times New Roman" w:hAnsi="Times New Roman" w:cs="Times New Roman"/>
-          <w:color w:val="000000"/>
-          <w:sz w:val="24"/>
-          <w:szCs w:val="24"/>
-        </w:rPr>
-        <w:t>Прийдіте, люди, світло оспіваймо* першого воєводу сил небесних,* він бо є другим світлом, посланим від Світла,* щоб просвічувати всіх, які з любов’ю кличуть:* радуйся зі всіма небесними силами,* великий архист</w:t>
-      </w:r>
-      <w:r>
-        <w:rPr>
-          <w:rFonts w:ascii="Times New Roman" w:eastAsia="Times New Roman" w:hAnsi="Times New Roman" w:cs="Times New Roman"/>
-          <w:sz w:val="24"/>
-          <w:szCs w:val="24"/>
-        </w:rPr>
-        <w:t>ратиже</w:t>
-      </w:r>
-      <w:r>
-        <w:rPr>
-          <w:rFonts w:ascii="Times New Roman" w:eastAsia="Times New Roman" w:hAnsi="Times New Roman" w:cs="Times New Roman"/>
-          <w:color w:val="000000"/>
-          <w:sz w:val="24"/>
-          <w:szCs w:val="24"/>
-        </w:rPr>
-        <w:t xml:space="preserve"> Гавриїле. </w:t>
+          <w:sz w:val="24"/>
+          <w:szCs w:val="24"/>
+        </w:rPr>
+      </w:pPr>
+      <w:r>
+        <w:rPr>
+          <w:rFonts w:ascii="Times New Roman" w:eastAsia="Times New Roman" w:hAnsi="Times New Roman" w:cs="Times New Roman"/>
+          <w:i/>
+          <w:color w:val="FF0000"/>
+          <w:sz w:val="24"/>
+          <w:szCs w:val="24"/>
+        </w:rPr>
+        <w:t xml:space="preserve">Кондак (г. 4): </w:t>
+      </w:r>
+      <w:r>
+        <w:rPr>
+          <w:rFonts w:ascii="Times New Roman" w:eastAsia="Times New Roman" w:hAnsi="Times New Roman" w:cs="Times New Roman"/>
+          <w:color w:val="000000"/>
+          <w:sz w:val="24"/>
+          <w:szCs w:val="24"/>
+        </w:rPr>
+        <w:t xml:space="preserve">Дослідивши глибину премудрості, Стефане,* віднайшов ти єдиний </w:t>
+      </w:r>
+      <w:proofErr w:type="spellStart"/>
+      <w:r>
+        <w:rPr>
+          <w:rFonts w:ascii="Times New Roman" w:eastAsia="Times New Roman" w:hAnsi="Times New Roman" w:cs="Times New Roman"/>
+          <w:color w:val="000000"/>
+          <w:sz w:val="24"/>
+          <w:szCs w:val="24"/>
+        </w:rPr>
+        <w:t>благовгодний</w:t>
+      </w:r>
+      <w:proofErr w:type="spellEnd"/>
+      <w:r>
+        <w:rPr>
+          <w:rFonts w:ascii="Times New Roman" w:eastAsia="Times New Roman" w:hAnsi="Times New Roman" w:cs="Times New Roman"/>
+          <w:color w:val="000000"/>
+          <w:sz w:val="24"/>
+          <w:szCs w:val="24"/>
+        </w:rPr>
+        <w:t xml:space="preserve"> скарб,* і дорогоцінні перли розуму,* своїми стражданнями здобув, преблаженний.</w:t>
+      </w:r>
+      <w:r>
+        <w:rPr>
+          <w:rFonts w:ascii="Times New Roman" w:eastAsia="Times New Roman" w:hAnsi="Times New Roman" w:cs="Times New Roman"/>
+          <w:sz w:val="24"/>
+          <w:szCs w:val="24"/>
+        </w:rPr>
+        <w:t xml:space="preserve"> </w:t>
       </w:r>
     </w:p>
     <w:p>
@@ -2701,59 +3549,10 @@
         <w:jc w:val="both"/>
         <w:rPr>
           <w:rFonts w:ascii="Times New Roman" w:eastAsia="Times New Roman" w:hAnsi="Times New Roman" w:cs="Times New Roman"/>
-          <w:color w:val="000000"/>
-          <w:sz w:val="24"/>
-          <w:szCs w:val="24"/>
-        </w:rPr>
-      </w:pPr>
-      <w:r>
-        <w:rPr>
-          <w:rFonts w:ascii="Times New Roman" w:eastAsia="Times New Roman" w:hAnsi="Times New Roman" w:cs="Times New Roman"/>
-          <w:i/>
-          <w:color w:val="FF0000"/>
-          <w:sz w:val="24"/>
-          <w:szCs w:val="24"/>
-        </w:rPr>
-        <w:t xml:space="preserve">Кондак (г. 2): </w:t>
-      </w:r>
-      <w:r>
-        <w:rPr>
-          <w:rFonts w:ascii="Times New Roman" w:eastAsia="Times New Roman" w:hAnsi="Times New Roman" w:cs="Times New Roman"/>
-          <w:color w:val="000000"/>
-          <w:sz w:val="24"/>
-          <w:szCs w:val="24"/>
-        </w:rPr>
-        <w:t xml:space="preserve">На небесах споглядаючи Божу славу,* і на землі з висоти подаючи благодать,* начальнику ангелів, мудрий Гавриїле,* служителю Божої слави, і божественний захиснику світу.* Спасай, оберігай тих, що співають тобі:* Будь нашим помічником, і ніхто не повстане </w:t>
-      </w:r>
-      <w:r>
-        <w:rPr>
-          <w:rFonts w:ascii="Times New Roman" w:eastAsia="Times New Roman" w:hAnsi="Times New Roman" w:cs="Times New Roman"/>
-          <w:sz w:val="24"/>
-          <w:szCs w:val="24"/>
-        </w:rPr>
-        <w:t xml:space="preserve">проти </w:t>
-      </w:r>
-      <w:r>
-        <w:rPr>
-          <w:rFonts w:ascii="Times New Roman" w:eastAsia="Times New Roman" w:hAnsi="Times New Roman" w:cs="Times New Roman"/>
-          <w:color w:val="000000"/>
-          <w:sz w:val="24"/>
-          <w:szCs w:val="24"/>
-        </w:rPr>
-        <w:t>нас.</w:t>
-      </w:r>
-    </w:p>
-    <w:p>
-      <w:pPr>
-        <w:pStyle w:val="3"/>
-        <w:ind w:left="1" w:hanging="3"/>
-        <w:jc w:val="both"/>
-      </w:pPr>
-      <w:bookmarkStart w:id="23" w:name="_heading=h.j71dna4l9vyf" w:colFirst="0" w:colLast="0"/>
-      <w:bookmarkEnd w:id="23"/>
-      <w:r>
-        <w:t>Прп. Стефана, Савваїта.</w:t>
-      </w:r>
+          <w:sz w:val="24"/>
+          <w:szCs w:val="24"/>
+        </w:rPr>
+      </w:pPr>
     </w:p>
     <w:p>
       <w:pPr>
@@ -2765,66 +3564,32 @@
           <w:between w:val="nil"/>
         </w:pBdr>
         <w:ind w:left="0" w:hanging="2"/>
-        <w:jc w:val="both"/>
-        <w:rPr>
-          <w:rFonts w:ascii="Times New Roman" w:eastAsia="Times New Roman" w:hAnsi="Times New Roman" w:cs="Times New Roman"/>
-          <w:color w:val="000000"/>
-          <w:sz w:val="24"/>
-          <w:szCs w:val="24"/>
-        </w:rPr>
-      </w:pPr>
-      <w:r>
-        <w:rPr>
-          <w:rFonts w:ascii="Times New Roman" w:eastAsia="Times New Roman" w:hAnsi="Times New Roman" w:cs="Times New Roman"/>
-          <w:i/>
-          <w:color w:val="FF0000"/>
-          <w:sz w:val="24"/>
-          <w:szCs w:val="24"/>
-        </w:rPr>
-        <w:t xml:space="preserve">Тропар (г. 8): </w:t>
-      </w:r>
-      <w:r>
-        <w:rPr>
-          <w:rFonts w:ascii="Times New Roman" w:eastAsia="Times New Roman" w:hAnsi="Times New Roman" w:cs="Times New Roman"/>
-          <w:color w:val="000000"/>
-          <w:sz w:val="24"/>
-          <w:szCs w:val="24"/>
-        </w:rPr>
-        <w:t>Православ</w:t>
-      </w:r>
-      <w:r>
-        <w:rPr>
-          <w:rFonts w:ascii="Times New Roman" w:eastAsia="Times New Roman" w:hAnsi="Times New Roman" w:cs="Times New Roman"/>
-          <w:sz w:val="24"/>
-          <w:szCs w:val="24"/>
-        </w:rPr>
-        <w:t>’</w:t>
-      </w:r>
-      <w:r>
-        <w:rPr>
-          <w:rFonts w:ascii="Times New Roman" w:eastAsia="Times New Roman" w:hAnsi="Times New Roman" w:cs="Times New Roman"/>
-          <w:color w:val="000000"/>
-          <w:sz w:val="24"/>
-          <w:szCs w:val="24"/>
-        </w:rPr>
-        <w:t>я наставнику, благочестя учителю</w:t>
-      </w:r>
-      <w:r>
-        <w:rPr>
-          <w:rFonts w:ascii="Times New Roman" w:eastAsia="Times New Roman" w:hAnsi="Times New Roman" w:cs="Times New Roman"/>
-          <w:sz w:val="24"/>
-          <w:szCs w:val="24"/>
-        </w:rPr>
-        <w:t>*</w:t>
-      </w:r>
-      <w:r>
-        <w:rPr>
-          <w:rFonts w:ascii="Times New Roman" w:eastAsia="Times New Roman" w:hAnsi="Times New Roman" w:cs="Times New Roman"/>
-          <w:color w:val="000000"/>
-          <w:sz w:val="24"/>
-          <w:szCs w:val="24"/>
-        </w:rPr>
-        <w:t xml:space="preserve"> і чистоти вселенної світильнику,* монахів богонатхненна прикрасо, Стефане премудрий,* ученням твоїм ти все просвітив, сопілко духовна.* Моли Христа Бога, щоб спаслися душі наші.</w:t>
+        <w:rPr>
+          <w:rFonts w:ascii="Times New Roman" w:eastAsia="Times New Roman" w:hAnsi="Times New Roman" w:cs="Times New Roman"/>
+          <w:b/>
+          <w:color w:val="000000"/>
+          <w:sz w:val="24"/>
+          <w:szCs w:val="24"/>
+        </w:rPr>
+      </w:pPr>
+      <w:r>
+        <w:rPr>
+          <w:rFonts w:ascii="Times New Roman" w:eastAsia="Times New Roman" w:hAnsi="Times New Roman" w:cs="Times New Roman"/>
+          <w:b/>
+          <w:sz w:val="24"/>
+          <w:szCs w:val="24"/>
+        </w:rPr>
+        <w:t xml:space="preserve">14 липня. </w:t>
+      </w:r>
+      <w:r>
+        <w:rPr>
+          <w:rFonts w:ascii="Times New Roman" w:eastAsia="Times New Roman" w:hAnsi="Times New Roman" w:cs="Times New Roman"/>
+          <w:b/>
+          <w:color w:val="000000"/>
+          <w:sz w:val="24"/>
+          <w:szCs w:val="24"/>
+        </w:rPr>
+        <w:t>Св. ап. Акили.</w:t>
       </w:r>
     </w:p>
     <w:p>
@@ -2837,39 +3602,23 @@
           <w:between w:val="nil"/>
         </w:pBdr>
         <w:ind w:left="0" w:hanging="2"/>
-        <w:jc w:val="both"/>
-        <w:rPr>
-          <w:rFonts w:ascii="Times New Roman" w:eastAsia="Times New Roman" w:hAnsi="Times New Roman" w:cs="Times New Roman"/>
-          <w:sz w:val="24"/>
-          <w:szCs w:val="24"/>
-        </w:rPr>
-      </w:pPr>
-      <w:r>
-        <w:rPr>
-          <w:rFonts w:ascii="Times New Roman" w:eastAsia="Times New Roman" w:hAnsi="Times New Roman" w:cs="Times New Roman"/>
-          <w:i/>
-          <w:color w:val="FF0000"/>
-          <w:sz w:val="24"/>
-          <w:szCs w:val="24"/>
-        </w:rPr>
-        <w:t xml:space="preserve">Кондак (г. 4): </w:t>
-      </w:r>
-      <w:r>
-        <w:rPr>
-          <w:rFonts w:ascii="Times New Roman" w:eastAsia="Times New Roman" w:hAnsi="Times New Roman" w:cs="Times New Roman"/>
-          <w:color w:val="000000"/>
-          <w:sz w:val="24"/>
-          <w:szCs w:val="24"/>
-        </w:rPr>
-        <w:t>Дослідивши глибину премудрості, Стефане,* віднайшов ти єдиний благовгодний скарб,* і дорогоцінні перли розуму,* своїми стражданнями здобув, преблаженний.</w:t>
-      </w:r>
-      <w:r>
-        <w:rPr>
-          <w:rFonts w:ascii="Times New Roman" w:eastAsia="Times New Roman" w:hAnsi="Times New Roman" w:cs="Times New Roman"/>
-          <w:sz w:val="24"/>
-          <w:szCs w:val="24"/>
-        </w:rPr>
-        <w:t xml:space="preserve"> </w:t>
+        <w:rPr>
+          <w:rFonts w:ascii="Times New Roman" w:eastAsia="Times New Roman" w:hAnsi="Times New Roman" w:cs="Times New Roman"/>
+          <w:b/>
+          <w:color w:val="000000"/>
+          <w:sz w:val="24"/>
+          <w:szCs w:val="24"/>
+        </w:rPr>
+      </w:pPr>
+      <w:r>
+        <w:rPr>
+          <w:rFonts w:ascii="Times New Roman" w:eastAsia="Times New Roman" w:hAnsi="Times New Roman" w:cs="Times New Roman"/>
+          <w:b/>
+          <w:color w:val="000000"/>
+          <w:sz w:val="24"/>
+          <w:szCs w:val="24"/>
+        </w:rPr>
+        <w:t>Св. отців 6 вселенських соборів</w:t>
       </w:r>
     </w:p>
     <w:p>
@@ -2885,10 +3634,82 @@
         <w:jc w:val="both"/>
         <w:rPr>
           <w:rFonts w:ascii="Times New Roman" w:eastAsia="Times New Roman" w:hAnsi="Times New Roman" w:cs="Times New Roman"/>
-          <w:sz w:val="24"/>
-          <w:szCs w:val="24"/>
-        </w:rPr>
-      </w:pPr>
+          <w:color w:val="000000"/>
+          <w:sz w:val="24"/>
+          <w:szCs w:val="24"/>
+        </w:rPr>
+      </w:pPr>
+      <w:r>
+        <w:rPr>
+          <w:rFonts w:ascii="Times New Roman" w:eastAsia="Times New Roman" w:hAnsi="Times New Roman" w:cs="Times New Roman"/>
+          <w:i/>
+          <w:color w:val="FF0000"/>
+          <w:sz w:val="24"/>
+          <w:szCs w:val="24"/>
+        </w:rPr>
+        <w:t xml:space="preserve">Тропар (г. </w:t>
+      </w:r>
+      <w:r>
+        <w:rPr>
+          <w:rFonts w:ascii="Times New Roman" w:eastAsia="Times New Roman" w:hAnsi="Times New Roman" w:cs="Times New Roman"/>
+          <w:i/>
+          <w:color w:val="FF0000"/>
+          <w:sz w:val="24"/>
+          <w:szCs w:val="24"/>
+          <w:lang w:val="ru-MD"/>
+        </w:rPr>
+        <w:t>8</w:t>
+      </w:r>
+      <w:r>
+        <w:rPr>
+          <w:rFonts w:ascii="Times New Roman" w:eastAsia="Times New Roman" w:hAnsi="Times New Roman" w:cs="Times New Roman"/>
+          <w:i/>
+          <w:color w:val="FF0000"/>
+          <w:sz w:val="24"/>
+          <w:szCs w:val="24"/>
+        </w:rPr>
+        <w:t xml:space="preserve">): </w:t>
+      </w:r>
+      <w:proofErr w:type="spellStart"/>
+      <w:r>
+        <w:rPr>
+          <w:rFonts w:ascii="Times New Roman" w:eastAsia="Times New Roman" w:hAnsi="Times New Roman" w:cs="Times New Roman"/>
+          <w:color w:val="000000"/>
+          <w:sz w:val="24"/>
+          <w:szCs w:val="24"/>
+        </w:rPr>
+        <w:t>Препрославлений</w:t>
+      </w:r>
+      <w:proofErr w:type="spellEnd"/>
+      <w:r>
+        <w:rPr>
+          <w:rFonts w:ascii="Times New Roman" w:eastAsia="Times New Roman" w:hAnsi="Times New Roman" w:cs="Times New Roman"/>
+          <w:color w:val="000000"/>
+          <w:sz w:val="24"/>
+          <w:szCs w:val="24"/>
+        </w:rPr>
+        <w:t xml:space="preserve"> Ти, Христе Боже наш,* світила на землі – отців наших оснував Ти* і ними до істинної віри всіх нас направив Ти.* </w:t>
+      </w:r>
+      <w:proofErr w:type="spellStart"/>
+      <w:r>
+        <w:rPr>
+          <w:rFonts w:ascii="Times New Roman" w:eastAsia="Times New Roman" w:hAnsi="Times New Roman" w:cs="Times New Roman"/>
+          <w:color w:val="000000"/>
+          <w:sz w:val="24"/>
+          <w:szCs w:val="24"/>
+        </w:rPr>
+        <w:t>Багатомилосердний</w:t>
+      </w:r>
+      <w:proofErr w:type="spellEnd"/>
+      <w:r>
+        <w:rPr>
+          <w:rFonts w:ascii="Times New Roman" w:eastAsia="Times New Roman" w:hAnsi="Times New Roman" w:cs="Times New Roman"/>
+          <w:color w:val="000000"/>
+          <w:sz w:val="24"/>
+          <w:szCs w:val="24"/>
+        </w:rPr>
+        <w:t>, слава Тобі.</w:t>
+      </w:r>
     </w:p>
     <w:p>
       <w:pPr>
@@ -2900,32 +3721,52 @@
           <w:between w:val="nil"/>
         </w:pBdr>
         <w:ind w:left="0" w:hanging="2"/>
-        <w:rPr>
-          <w:rFonts w:ascii="Times New Roman" w:eastAsia="Times New Roman" w:hAnsi="Times New Roman" w:cs="Times New Roman"/>
-          <w:b/>
-          <w:color w:val="000000"/>
-          <w:sz w:val="24"/>
-          <w:szCs w:val="24"/>
-        </w:rPr>
-      </w:pPr>
-      <w:r>
-        <w:rPr>
-          <w:rFonts w:ascii="Times New Roman" w:eastAsia="Times New Roman" w:hAnsi="Times New Roman" w:cs="Times New Roman"/>
-          <w:b/>
-          <w:sz w:val="24"/>
-          <w:szCs w:val="24"/>
-        </w:rPr>
-        <w:t xml:space="preserve">14 липня. </w:t>
-      </w:r>
-      <w:r>
-        <w:rPr>
-          <w:rFonts w:ascii="Times New Roman" w:eastAsia="Times New Roman" w:hAnsi="Times New Roman" w:cs="Times New Roman"/>
-          <w:b/>
-          <w:color w:val="000000"/>
-          <w:sz w:val="24"/>
-          <w:szCs w:val="24"/>
-        </w:rPr>
-        <w:t>Св. ап. Акили.</w:t>
+        <w:jc w:val="both"/>
+        <w:rPr>
+          <w:rFonts w:ascii="Times New Roman" w:eastAsia="Times New Roman" w:hAnsi="Times New Roman" w:cs="Times New Roman"/>
+          <w:color w:val="000000"/>
+          <w:sz w:val="24"/>
+          <w:szCs w:val="24"/>
+        </w:rPr>
+      </w:pPr>
+      <w:r>
+        <w:rPr>
+          <w:rFonts w:ascii="Times New Roman" w:eastAsia="Times New Roman" w:hAnsi="Times New Roman" w:cs="Times New Roman"/>
+          <w:i/>
+          <w:color w:val="FF0000"/>
+          <w:sz w:val="24"/>
+          <w:szCs w:val="24"/>
+        </w:rPr>
+        <w:t xml:space="preserve">Кондак (г. </w:t>
+      </w:r>
+      <w:r>
+        <w:rPr>
+          <w:rFonts w:ascii="Times New Roman" w:eastAsia="Times New Roman" w:hAnsi="Times New Roman" w:cs="Times New Roman"/>
+          <w:i/>
+          <w:color w:val="FF0000"/>
+          <w:sz w:val="24"/>
+          <w:szCs w:val="24"/>
+        </w:rPr>
+        <w:t>6</w:t>
+      </w:r>
+      <w:r>
+        <w:rPr>
+          <w:rFonts w:ascii="Times New Roman" w:eastAsia="Times New Roman" w:hAnsi="Times New Roman" w:cs="Times New Roman"/>
+          <w:i/>
+          <w:color w:val="FF0000"/>
+          <w:sz w:val="24"/>
+          <w:szCs w:val="24"/>
+        </w:rPr>
+        <w:t xml:space="preserve">): </w:t>
+      </w:r>
+      <w:r>
+        <w:rPr>
+          <w:rFonts w:ascii="Times New Roman" w:eastAsia="Times New Roman" w:hAnsi="Times New Roman" w:cs="Times New Roman"/>
+          <w:color w:val="000000"/>
+          <w:sz w:val="24"/>
+          <w:szCs w:val="24"/>
+        </w:rPr>
+        <w:t>Ти – із Отця несказанно возсіявший Син* – з Жени родився подвійний єством.* Його видячи, не відрікаємося виду зображення,* але Його, благочесно написавши, вірно почитаємо.* I ради того Церква, держачи істинну віру,* цілує ікону вочоловічення Христового.</w:t>
       </w:r>
     </w:p>
     <w:p>
@@ -2954,7 +3795,7 @@
           <w:sz w:val="24"/>
           <w:szCs w:val="24"/>
         </w:rPr>
-        <w:t>Св. отців 6 вселенських соборів</w:t>
+        <w:t>Св. ап. Акили.</w:t>
       </w:r>
     </w:p>
     <w:p>
@@ -2983,37 +3824,44 @@
           <w:sz w:val="24"/>
           <w:szCs w:val="24"/>
         </w:rPr>
-        <w:t xml:space="preserve">Тропар (г. </w:t>
-      </w:r>
-      <w:r>
-        <w:rPr>
-          <w:rFonts w:ascii="Times New Roman" w:eastAsia="Times New Roman" w:hAnsi="Times New Roman" w:cs="Times New Roman"/>
-          <w:i/>
-          <w:color w:val="FF0000"/>
-          <w:sz w:val="24"/>
-          <w:szCs w:val="24"/>
-          <w:lang w:val="ru-MD"/>
-        </w:rPr>
-        <w:t>8</w:t>
-      </w:r>
-      <w:r>
-        <w:rPr>
-          <w:rFonts w:ascii="Times New Roman" w:eastAsia="Times New Roman" w:hAnsi="Times New Roman" w:cs="Times New Roman"/>
-          <w:i/>
-          <w:color w:val="FF0000"/>
-          <w:sz w:val="24"/>
-          <w:szCs w:val="24"/>
-        </w:rPr>
-        <w:t xml:space="preserve">): </w:t>
-      </w:r>
-      <w:r>
-        <w:rPr>
-          <w:rFonts w:ascii="Times New Roman" w:eastAsia="Times New Roman" w:hAnsi="Times New Roman" w:cs="Times New Roman"/>
-          <w:color w:val="000000"/>
-          <w:sz w:val="24"/>
-          <w:szCs w:val="24"/>
-        </w:rPr>
-        <w:t>Препрославлений Ти, Христе Боже наш,* світила на землі – отців наших оснував Ти* і ними до істинної віри всіх нас направив Ти.* Багатомилосердний, слава Тобі.</w:t>
+        <w:t xml:space="preserve">Тропар (г. 3): </w:t>
+      </w:r>
+      <w:r>
+        <w:rPr>
+          <w:rFonts w:ascii="Times New Roman" w:eastAsia="Times New Roman" w:hAnsi="Times New Roman" w:cs="Times New Roman"/>
+          <w:color w:val="000000"/>
+          <w:sz w:val="24"/>
+          <w:szCs w:val="24"/>
+        </w:rPr>
+        <w:t xml:space="preserve">Апостоле </w:t>
+      </w:r>
+      <w:r>
+        <w:rPr>
+          <w:rFonts w:ascii="Times New Roman" w:eastAsia="Times New Roman" w:hAnsi="Times New Roman" w:cs="Times New Roman"/>
+          <w:sz w:val="24"/>
+          <w:szCs w:val="24"/>
+        </w:rPr>
+        <w:t xml:space="preserve">святий </w:t>
+      </w:r>
+      <w:proofErr w:type="spellStart"/>
+      <w:r>
+        <w:rPr>
+          <w:rFonts w:ascii="Times New Roman" w:eastAsia="Times New Roman" w:hAnsi="Times New Roman" w:cs="Times New Roman"/>
+          <w:color w:val="000000"/>
+          <w:sz w:val="24"/>
+          <w:szCs w:val="24"/>
+        </w:rPr>
+        <w:t>Акило</w:t>
+      </w:r>
+      <w:proofErr w:type="spellEnd"/>
+      <w:r>
+        <w:rPr>
+          <w:rFonts w:ascii="Times New Roman" w:eastAsia="Times New Roman" w:hAnsi="Times New Roman" w:cs="Times New Roman"/>
+          <w:color w:val="000000"/>
+          <w:sz w:val="24"/>
+          <w:szCs w:val="24"/>
+        </w:rPr>
+        <w:t xml:space="preserve">,* моли милостивого Бога,* щоб відпущення прогрішень подав душам нашим. </w:t>
       </w:r>
     </w:p>
     <w:p>
@@ -3042,36 +3890,36 @@
           <w:sz w:val="24"/>
           <w:szCs w:val="24"/>
         </w:rPr>
-        <w:t xml:space="preserve">Кондак (г. </w:t>
-      </w:r>
-      <w:r>
-        <w:rPr>
-          <w:rFonts w:ascii="Times New Roman" w:eastAsia="Times New Roman" w:hAnsi="Times New Roman" w:cs="Times New Roman"/>
-          <w:i/>
-          <w:color w:val="FF0000"/>
-          <w:sz w:val="24"/>
-          <w:szCs w:val="24"/>
-        </w:rPr>
-        <w:t>6</w:t>
-      </w:r>
-      <w:r>
-        <w:rPr>
-          <w:rFonts w:ascii="Times New Roman" w:eastAsia="Times New Roman" w:hAnsi="Times New Roman" w:cs="Times New Roman"/>
-          <w:i/>
-          <w:color w:val="FF0000"/>
-          <w:sz w:val="24"/>
-          <w:szCs w:val="24"/>
-        </w:rPr>
-        <w:t xml:space="preserve">): </w:t>
-      </w:r>
-      <w:r>
-        <w:rPr>
-          <w:rFonts w:ascii="Times New Roman" w:eastAsia="Times New Roman" w:hAnsi="Times New Roman" w:cs="Times New Roman"/>
-          <w:color w:val="000000"/>
-          <w:sz w:val="24"/>
-          <w:szCs w:val="24"/>
-        </w:rPr>
-        <w:t>Ти – із Отця несказанно возсіявший Син* – з Жени родився подвійний єством.* Його видячи, не відрікаємося виду зображення,* але Його, благочесно написавши, вірно почитаємо.* I ради того Церква, держачи істинну віру,* цілує ікону вочоловічення Христового.</w:t>
+        <w:t xml:space="preserve">Кондак (г. 4): </w:t>
+      </w:r>
+      <w:r>
+        <w:rPr>
+          <w:rFonts w:ascii="Times New Roman" w:eastAsia="Times New Roman" w:hAnsi="Times New Roman" w:cs="Times New Roman"/>
+          <w:color w:val="000000"/>
+          <w:sz w:val="24"/>
+          <w:szCs w:val="24"/>
+        </w:rPr>
+        <w:t xml:space="preserve">Маючи тебе, як велике сонце, </w:t>
+      </w:r>
+      <w:proofErr w:type="spellStart"/>
+      <w:r>
+        <w:rPr>
+          <w:rFonts w:ascii="Times New Roman" w:eastAsia="Times New Roman" w:hAnsi="Times New Roman" w:cs="Times New Roman"/>
+          <w:color w:val="000000"/>
+          <w:sz w:val="24"/>
+          <w:szCs w:val="24"/>
+        </w:rPr>
+        <w:t>Акило</w:t>
+      </w:r>
+      <w:proofErr w:type="spellEnd"/>
+      <w:r>
+        <w:rPr>
+          <w:rFonts w:ascii="Times New Roman" w:eastAsia="Times New Roman" w:hAnsi="Times New Roman" w:cs="Times New Roman"/>
+          <w:color w:val="000000"/>
+          <w:sz w:val="24"/>
+          <w:szCs w:val="24"/>
+        </w:rPr>
+        <w:t xml:space="preserve">,* Церква світлістю твого вчення* просвічує тих, які вірно вшановують тебе,* Господній апостоле. </w:t>
       </w:r>
     </w:p>
     <w:p>
@@ -3086,21 +3934,192 @@
         <w:ind w:left="0" w:hanging="2"/>
         <w:rPr>
           <w:rFonts w:ascii="Times New Roman" w:eastAsia="Times New Roman" w:hAnsi="Times New Roman" w:cs="Times New Roman"/>
-          <w:b/>
-          <w:color w:val="000000"/>
-          <w:sz w:val="24"/>
-          <w:szCs w:val="24"/>
-        </w:rPr>
-      </w:pPr>
-      <w:r>
-        <w:rPr>
-          <w:rFonts w:ascii="Times New Roman" w:eastAsia="Times New Roman" w:hAnsi="Times New Roman" w:cs="Times New Roman"/>
-          <w:b/>
-          <w:color w:val="000000"/>
-          <w:sz w:val="24"/>
-          <w:szCs w:val="24"/>
-        </w:rPr>
-        <w:t>Св. ап. Акили.</w:t>
+          <w:sz w:val="24"/>
+          <w:szCs w:val="24"/>
+        </w:rPr>
+      </w:pPr>
+      <w:r>
+        <w:rPr>
+          <w:rFonts w:ascii="Times New Roman" w:eastAsia="Times New Roman" w:hAnsi="Times New Roman" w:cs="Times New Roman"/>
+          <w:sz w:val="24"/>
+          <w:szCs w:val="24"/>
+        </w:rPr>
+        <w:t xml:space="preserve"> </w:t>
+      </w:r>
+    </w:p>
+    <w:p>
+      <w:pPr>
+        <w:pStyle w:val="2"/>
+        <w:ind w:left="2" w:hanging="4"/>
+        <w:rPr>
+          <w:color w:val="FF0000"/>
+        </w:rPr>
+      </w:pPr>
+      <w:bookmarkStart w:id="24" w:name="_heading=h.i0aok2j34ogc" w:colFirst="0" w:colLast="0"/>
+      <w:bookmarkEnd w:id="24"/>
+      <w:r>
+        <w:rPr>
+          <w:color w:val="FF0000"/>
+        </w:rPr>
+        <w:t>15</w:t>
+      </w:r>
+      <w:r>
+        <w:t xml:space="preserve"> липня. </w:t>
+      </w:r>
+      <w:r>
+        <w:rPr>
+          <w:color w:val="FF0000"/>
+        </w:rPr>
+        <w:t xml:space="preserve">+ Св. </w:t>
+      </w:r>
+      <w:proofErr w:type="spellStart"/>
+      <w:r>
+        <w:rPr>
+          <w:color w:val="FF0000"/>
+        </w:rPr>
+        <w:t>рівноап</w:t>
+      </w:r>
+      <w:proofErr w:type="spellEnd"/>
+      <w:r>
+        <w:rPr>
+          <w:color w:val="FF0000"/>
+        </w:rPr>
+        <w:t xml:space="preserve">., </w:t>
+      </w:r>
+      <w:proofErr w:type="spellStart"/>
+      <w:r>
+        <w:rPr>
+          <w:color w:val="FF0000"/>
+        </w:rPr>
+        <w:t>вел</w:t>
+      </w:r>
+      <w:proofErr w:type="spellEnd"/>
+      <w:r>
+        <w:rPr>
+          <w:color w:val="FF0000"/>
+        </w:rPr>
+        <w:t xml:space="preserve">. князя Володимира, у хрещенні Василія. </w:t>
+      </w:r>
+    </w:p>
+    <w:p>
+      <w:pPr>
+        <w:pStyle w:val="3"/>
+        <w:ind w:left="1" w:hanging="3"/>
+        <w:jc w:val="both"/>
+      </w:pPr>
+      <w:bookmarkStart w:id="25" w:name="_heading=h.dqn008vgr8wd" w:colFirst="0" w:colLast="0"/>
+      <w:bookmarkEnd w:id="25"/>
+      <w:r>
+        <w:t xml:space="preserve">+ Св. </w:t>
+      </w:r>
+      <w:proofErr w:type="spellStart"/>
+      <w:r>
+        <w:t>рівноап</w:t>
+      </w:r>
+      <w:proofErr w:type="spellEnd"/>
+      <w:r>
+        <w:t xml:space="preserve">., </w:t>
+      </w:r>
+      <w:proofErr w:type="spellStart"/>
+      <w:r>
+        <w:t>вел</w:t>
+      </w:r>
+      <w:proofErr w:type="spellEnd"/>
+      <w:r>
+        <w:t xml:space="preserve">. князя Володимира, у хрещенні Василієм. </w:t>
+      </w:r>
+    </w:p>
+    <w:p>
+      <w:pPr>
+        <w:ind w:left="0" w:hanging="2"/>
+        <w:jc w:val="both"/>
+        <w:rPr>
+          <w:rFonts w:ascii="Times New Roman" w:eastAsia="Times New Roman" w:hAnsi="Times New Roman" w:cs="Times New Roman"/>
+          <w:sz w:val="24"/>
+          <w:szCs w:val="24"/>
+        </w:rPr>
+      </w:pPr>
+      <w:r>
+        <w:rPr>
+          <w:rFonts w:ascii="Times New Roman" w:eastAsia="Times New Roman" w:hAnsi="Times New Roman" w:cs="Times New Roman"/>
+          <w:i/>
+          <w:color w:val="FF0000"/>
+          <w:sz w:val="24"/>
+          <w:szCs w:val="24"/>
+        </w:rPr>
+        <w:t xml:space="preserve">Тропар (г. 4): </w:t>
+      </w:r>
+      <w:proofErr w:type="spellStart"/>
+      <w:r>
+        <w:rPr>
+          <w:rFonts w:ascii="Times New Roman" w:eastAsia="Times New Roman" w:hAnsi="Times New Roman" w:cs="Times New Roman"/>
+          <w:sz w:val="24"/>
+          <w:szCs w:val="24"/>
+        </w:rPr>
+        <w:t>Уподобився</w:t>
+      </w:r>
+      <w:proofErr w:type="spellEnd"/>
+      <w:r>
+        <w:rPr>
+          <w:rFonts w:ascii="Times New Roman" w:eastAsia="Times New Roman" w:hAnsi="Times New Roman" w:cs="Times New Roman"/>
+          <w:sz w:val="24"/>
+          <w:szCs w:val="24"/>
+        </w:rPr>
+        <w:t xml:space="preserve"> ти купцеві, що шукає цінної перли,* </w:t>
+      </w:r>
+      <w:proofErr w:type="spellStart"/>
+      <w:r>
+        <w:rPr>
+          <w:rFonts w:ascii="Times New Roman" w:eastAsia="Times New Roman" w:hAnsi="Times New Roman" w:cs="Times New Roman"/>
+          <w:sz w:val="24"/>
+          <w:szCs w:val="24"/>
+        </w:rPr>
+        <w:t>славновладний</w:t>
+      </w:r>
+      <w:proofErr w:type="spellEnd"/>
+      <w:r>
+        <w:rPr>
+          <w:rFonts w:ascii="Times New Roman" w:eastAsia="Times New Roman" w:hAnsi="Times New Roman" w:cs="Times New Roman"/>
+          <w:sz w:val="24"/>
+          <w:szCs w:val="24"/>
+        </w:rPr>
+        <w:t xml:space="preserve"> Володимире,* що сидиш на високому престолі матері городів* - </w:t>
+      </w:r>
+      <w:proofErr w:type="spellStart"/>
+      <w:r>
+        <w:rPr>
+          <w:rFonts w:ascii="Times New Roman" w:eastAsia="Times New Roman" w:hAnsi="Times New Roman" w:cs="Times New Roman"/>
+          <w:sz w:val="24"/>
+          <w:szCs w:val="24"/>
+        </w:rPr>
+        <w:t>богобереженого</w:t>
+      </w:r>
+      <w:proofErr w:type="spellEnd"/>
+      <w:r>
+        <w:rPr>
+          <w:rFonts w:ascii="Times New Roman" w:eastAsia="Times New Roman" w:hAnsi="Times New Roman" w:cs="Times New Roman"/>
+          <w:sz w:val="24"/>
+          <w:szCs w:val="24"/>
+        </w:rPr>
+        <w:t xml:space="preserve"> Києва.* Досліджуючи і посилаючи до царського городу, щоб пізнати православну віру,* знайшов ти неоціненну перлину – Христа, що вибрав тебе, як другого Павла,* і </w:t>
+      </w:r>
+      <w:proofErr w:type="spellStart"/>
+      <w:r>
+        <w:rPr>
+          <w:rFonts w:ascii="Times New Roman" w:eastAsia="Times New Roman" w:hAnsi="Times New Roman" w:cs="Times New Roman"/>
+          <w:sz w:val="24"/>
+          <w:szCs w:val="24"/>
+        </w:rPr>
+        <w:t>отряс</w:t>
+      </w:r>
+      <w:proofErr w:type="spellEnd"/>
+      <w:r>
+        <w:rPr>
+          <w:rFonts w:ascii="Times New Roman" w:eastAsia="Times New Roman" w:hAnsi="Times New Roman" w:cs="Times New Roman"/>
+          <w:sz w:val="24"/>
+          <w:szCs w:val="24"/>
+        </w:rPr>
+        <w:t xml:space="preserve"> сліпоту у святій купелі,* разом душевну і тілесну.* Тому празнуємо твоє успення ми, люди твої.* Моли, щоб спаслися душі наші.</w:t>
       </w:r>
     </w:p>
     <w:p>
@@ -3116,46 +4135,48 @@
         <w:jc w:val="both"/>
         <w:rPr>
           <w:rFonts w:ascii="Times New Roman" w:eastAsia="Times New Roman" w:hAnsi="Times New Roman" w:cs="Times New Roman"/>
-          <w:color w:val="000000"/>
-          <w:sz w:val="24"/>
-          <w:szCs w:val="24"/>
-        </w:rPr>
-      </w:pPr>
-      <w:r>
-        <w:rPr>
-          <w:rFonts w:ascii="Times New Roman" w:eastAsia="Times New Roman" w:hAnsi="Times New Roman" w:cs="Times New Roman"/>
-          <w:i/>
-          <w:color w:val="FF0000"/>
-          <w:sz w:val="24"/>
-          <w:szCs w:val="24"/>
-        </w:rPr>
-        <w:t xml:space="preserve">Тропар (г. 3): </w:t>
-      </w:r>
-      <w:r>
-        <w:rPr>
-          <w:rFonts w:ascii="Times New Roman" w:eastAsia="Times New Roman" w:hAnsi="Times New Roman" w:cs="Times New Roman"/>
-          <w:color w:val="000000"/>
-          <w:sz w:val="24"/>
-          <w:szCs w:val="24"/>
-        </w:rPr>
-        <w:t xml:space="preserve">Апостоле </w:t>
-      </w:r>
-      <w:r>
-        <w:rPr>
-          <w:rFonts w:ascii="Times New Roman" w:eastAsia="Times New Roman" w:hAnsi="Times New Roman" w:cs="Times New Roman"/>
-          <w:sz w:val="24"/>
-          <w:szCs w:val="24"/>
-        </w:rPr>
-        <w:t xml:space="preserve">святий </w:t>
-      </w:r>
-      <w:r>
-        <w:rPr>
-          <w:rFonts w:ascii="Times New Roman" w:eastAsia="Times New Roman" w:hAnsi="Times New Roman" w:cs="Times New Roman"/>
-          <w:color w:val="000000"/>
-          <w:sz w:val="24"/>
-          <w:szCs w:val="24"/>
-        </w:rPr>
-        <w:t xml:space="preserve">Акило,* моли милостивого Бога,* щоб відпущення прогрішень подав душам нашим. </w:t>
+          <w:sz w:val="24"/>
+          <w:szCs w:val="24"/>
+        </w:rPr>
+      </w:pPr>
+      <w:r>
+        <w:rPr>
+          <w:rFonts w:ascii="Times New Roman" w:eastAsia="Times New Roman" w:hAnsi="Times New Roman" w:cs="Times New Roman"/>
+          <w:i/>
+          <w:color w:val="FF0000"/>
+          <w:sz w:val="24"/>
+          <w:szCs w:val="24"/>
+        </w:rPr>
+        <w:t xml:space="preserve">Кондак (г. 8): </w:t>
+      </w:r>
+      <w:r>
+        <w:rPr>
+          <w:rFonts w:ascii="Times New Roman" w:eastAsia="Times New Roman" w:hAnsi="Times New Roman" w:cs="Times New Roman"/>
+          <w:sz w:val="24"/>
+          <w:szCs w:val="24"/>
+        </w:rPr>
+        <w:t xml:space="preserve">Подібний великому апостолові Павлові,* у сивизні, всеславний Володимире,* як молодече мудрування,* ти залишив все дбання про ідолів,* як муж дозрілий прикрасив ти себе* багряницею хрещення.* І нині, в радості стоячи перед Спасом Христом,* моли, щоб спаслися душі наші. </w:t>
+      </w:r>
+    </w:p>
+    <w:p>
+      <w:pPr>
+        <w:pStyle w:val="3"/>
+        <w:ind w:left="1" w:hanging="3"/>
+        <w:jc w:val="both"/>
+      </w:pPr>
+      <w:bookmarkStart w:id="26" w:name="_heading=h.oslgboge064e" w:colFirst="0" w:colLast="0"/>
+      <w:bookmarkEnd w:id="26"/>
+      <w:r>
+        <w:lastRenderedPageBreak/>
+        <w:t xml:space="preserve">Свв. мчч. Кирика і </w:t>
+      </w:r>
+      <w:proofErr w:type="spellStart"/>
+      <w:r>
+        <w:t>Юліти</w:t>
+      </w:r>
+      <w:proofErr w:type="spellEnd"/>
+      <w:r>
+        <w:t>.</w:t>
       </w:r>
     </w:p>
     <w:p>
@@ -3184,16 +4205,76 @@
           <w:sz w:val="24"/>
           <w:szCs w:val="24"/>
         </w:rPr>
-        <w:t xml:space="preserve">Кондак (г. 4): </w:t>
-      </w:r>
-      <w:r>
-        <w:rPr>
-          <w:rFonts w:ascii="Times New Roman" w:eastAsia="Times New Roman" w:hAnsi="Times New Roman" w:cs="Times New Roman"/>
-          <w:color w:val="000000"/>
-          <w:sz w:val="24"/>
-          <w:szCs w:val="24"/>
-        </w:rPr>
-        <w:t xml:space="preserve">Маючи тебе, як велике сонце, Акило,* Церква світлістю твого вчення* просвічує тих, які вірно вшановують тебе,* Господній апостоле. </w:t>
+        <w:t xml:space="preserve">Тропар (г. 8): </w:t>
+      </w:r>
+      <w:r>
+        <w:rPr>
+          <w:rFonts w:ascii="Times New Roman" w:eastAsia="Times New Roman" w:hAnsi="Times New Roman" w:cs="Times New Roman"/>
+          <w:color w:val="000000"/>
+          <w:sz w:val="24"/>
+          <w:szCs w:val="24"/>
+        </w:rPr>
+        <w:t xml:space="preserve">Як лоза </w:t>
+      </w:r>
+      <w:proofErr w:type="spellStart"/>
+      <w:r>
+        <w:rPr>
+          <w:rFonts w:ascii="Times New Roman" w:eastAsia="Times New Roman" w:hAnsi="Times New Roman" w:cs="Times New Roman"/>
+          <w:color w:val="000000"/>
+          <w:sz w:val="24"/>
+          <w:szCs w:val="24"/>
+        </w:rPr>
+        <w:t>многоплідна</w:t>
+      </w:r>
+      <w:proofErr w:type="spellEnd"/>
+      <w:r>
+        <w:rPr>
+          <w:rFonts w:ascii="Times New Roman" w:eastAsia="Times New Roman" w:hAnsi="Times New Roman" w:cs="Times New Roman"/>
+          <w:color w:val="000000"/>
+          <w:sz w:val="24"/>
+          <w:szCs w:val="24"/>
+        </w:rPr>
+        <w:t xml:space="preserve">, </w:t>
+      </w:r>
+      <w:proofErr w:type="spellStart"/>
+      <w:r>
+        <w:rPr>
+          <w:rFonts w:ascii="Times New Roman" w:eastAsia="Times New Roman" w:hAnsi="Times New Roman" w:cs="Times New Roman"/>
+          <w:color w:val="000000"/>
+          <w:sz w:val="24"/>
+          <w:szCs w:val="24"/>
+        </w:rPr>
+        <w:t>Юліто</w:t>
+      </w:r>
+      <w:proofErr w:type="spellEnd"/>
+      <w:r>
+        <w:rPr>
+          <w:rFonts w:ascii="Times New Roman" w:eastAsia="Times New Roman" w:hAnsi="Times New Roman" w:cs="Times New Roman"/>
+          <w:color w:val="000000"/>
+          <w:sz w:val="24"/>
+          <w:szCs w:val="24"/>
+        </w:rPr>
+        <w:t xml:space="preserve"> чесна,* принесла ти плід Цареві всіх, Богу, сина твого Кирика славного,* стражданням його багато прикрасивши* і своєю кров’ю нагородивши.* Тому й дарував тобі Всевишній нагороду на небесах,* де радіючи, пом’яніть і нас, мученики </w:t>
+      </w:r>
+      <w:proofErr w:type="spellStart"/>
+      <w:r>
+        <w:rPr>
+          <w:rFonts w:ascii="Times New Roman" w:eastAsia="Times New Roman" w:hAnsi="Times New Roman" w:cs="Times New Roman"/>
+          <w:color w:val="000000"/>
+          <w:sz w:val="24"/>
+          <w:szCs w:val="24"/>
+        </w:rPr>
+        <w:t>багатотерпеливі</w:t>
+      </w:r>
+      <w:proofErr w:type="spellEnd"/>
+      <w:r>
+        <w:rPr>
+          <w:rFonts w:ascii="Times New Roman" w:eastAsia="Times New Roman" w:hAnsi="Times New Roman" w:cs="Times New Roman"/>
+          <w:color w:val="000000"/>
+          <w:sz w:val="24"/>
+          <w:szCs w:val="24"/>
+        </w:rPr>
+        <w:t>.</w:t>
       </w:r>
     </w:p>
     <w:p>
@@ -3206,12 +4287,52 @@
           <w:between w:val="nil"/>
         </w:pBdr>
         <w:ind w:left="0" w:hanging="2"/>
-        <w:rPr>
-          <w:rFonts w:ascii="Times New Roman" w:eastAsia="Times New Roman" w:hAnsi="Times New Roman" w:cs="Times New Roman"/>
-          <w:sz w:val="24"/>
-          <w:szCs w:val="24"/>
-        </w:rPr>
-      </w:pPr>
+        <w:jc w:val="both"/>
+        <w:rPr>
+          <w:rFonts w:ascii="Times New Roman" w:eastAsia="Times New Roman" w:hAnsi="Times New Roman" w:cs="Times New Roman"/>
+          <w:sz w:val="24"/>
+          <w:szCs w:val="24"/>
+        </w:rPr>
+      </w:pPr>
+      <w:r>
+        <w:rPr>
+          <w:rFonts w:ascii="Times New Roman" w:eastAsia="Times New Roman" w:hAnsi="Times New Roman" w:cs="Times New Roman"/>
+          <w:i/>
+          <w:color w:val="FF0000"/>
+          <w:sz w:val="24"/>
+          <w:szCs w:val="24"/>
+        </w:rPr>
+        <w:t xml:space="preserve">Кондак (г. 4): </w:t>
+      </w:r>
+      <w:r>
+        <w:rPr>
+          <w:rFonts w:ascii="Times New Roman" w:eastAsia="Times New Roman" w:hAnsi="Times New Roman" w:cs="Times New Roman"/>
+          <w:color w:val="000000"/>
+          <w:sz w:val="24"/>
+          <w:szCs w:val="24"/>
+        </w:rPr>
+        <w:t xml:space="preserve">Носивши в обіймах Кирика,* мучениця Христова </w:t>
+      </w:r>
+      <w:proofErr w:type="spellStart"/>
+      <w:r>
+        <w:rPr>
+          <w:rFonts w:ascii="Times New Roman" w:eastAsia="Times New Roman" w:hAnsi="Times New Roman" w:cs="Times New Roman"/>
+          <w:color w:val="000000"/>
+          <w:sz w:val="24"/>
+          <w:szCs w:val="24"/>
+        </w:rPr>
+        <w:t>Юліта</w:t>
+      </w:r>
+      <w:proofErr w:type="spellEnd"/>
+      <w:r>
+        <w:rPr>
+          <w:rFonts w:ascii="Times New Roman" w:eastAsia="Times New Roman" w:hAnsi="Times New Roman" w:cs="Times New Roman"/>
+          <w:color w:val="000000"/>
+          <w:sz w:val="24"/>
+          <w:szCs w:val="24"/>
+        </w:rPr>
+        <w:t>,* мужньо радіючи у подвигу, взивала:* Христос є мучеників похвала.</w:t>
+      </w:r>
       <w:r>
         <w:rPr>
           <w:rFonts w:ascii="Times New Roman" w:eastAsia="Times New Roman" w:hAnsi="Times New Roman" w:cs="Times New Roman"/>
@@ -3219,74 +4340,6 @@
           <w:szCs w:val="24"/>
         </w:rPr>
         <w:t xml:space="preserve"> </w:t>
-      </w:r>
-    </w:p>
-    <w:p>
-      <w:pPr>
-        <w:pStyle w:val="2"/>
-        <w:ind w:left="2" w:hanging="4"/>
-        <w:rPr>
-          <w:color w:val="FF0000"/>
-        </w:rPr>
-      </w:pPr>
-      <w:bookmarkStart w:id="24" w:name="_heading=h.i0aok2j34ogc" w:colFirst="0" w:colLast="0"/>
-      <w:bookmarkEnd w:id="24"/>
-      <w:r>
-        <w:rPr>
-          <w:color w:val="FF0000"/>
-        </w:rPr>
-        <w:lastRenderedPageBreak/>
-        <w:t>15</w:t>
-      </w:r>
-      <w:r>
-        <w:t xml:space="preserve"> липня. </w:t>
-      </w:r>
-      <w:r>
-        <w:rPr>
-          <w:color w:val="FF0000"/>
-        </w:rPr>
-        <w:t xml:space="preserve">+ Св. рівноап., вел. князя Володимира, у хрещенні Василія. </w:t>
-      </w:r>
-    </w:p>
-    <w:p>
-      <w:pPr>
-        <w:pStyle w:val="3"/>
-        <w:ind w:left="1" w:hanging="3"/>
-        <w:jc w:val="both"/>
-      </w:pPr>
-      <w:bookmarkStart w:id="25" w:name="_heading=h.dqn008vgr8wd" w:colFirst="0" w:colLast="0"/>
-      <w:bookmarkEnd w:id="25"/>
-      <w:r>
-        <w:t xml:space="preserve">+ Св. рівноап., вел. князя Володимира, у хрещенні Василієм. </w:t>
-      </w:r>
-    </w:p>
-    <w:p>
-      <w:pPr>
-        <w:ind w:left="0" w:hanging="2"/>
-        <w:jc w:val="both"/>
-        <w:rPr>
-          <w:rFonts w:ascii="Times New Roman" w:eastAsia="Times New Roman" w:hAnsi="Times New Roman" w:cs="Times New Roman"/>
-          <w:sz w:val="24"/>
-          <w:szCs w:val="24"/>
-        </w:rPr>
-      </w:pPr>
-      <w:r>
-        <w:rPr>
-          <w:rFonts w:ascii="Times New Roman" w:eastAsia="Times New Roman" w:hAnsi="Times New Roman" w:cs="Times New Roman"/>
-          <w:i/>
-          <w:color w:val="FF0000"/>
-          <w:sz w:val="24"/>
-          <w:szCs w:val="24"/>
-        </w:rPr>
-        <w:t xml:space="preserve">Тропар (г. 4): </w:t>
-      </w:r>
-      <w:r>
-        <w:rPr>
-          <w:rFonts w:ascii="Times New Roman" w:eastAsia="Times New Roman" w:hAnsi="Times New Roman" w:cs="Times New Roman"/>
-          <w:sz w:val="24"/>
-          <w:szCs w:val="24"/>
-        </w:rPr>
-        <w:t>Уподобився ти купцеві, що шукає цінної перли,* славновладний Володимире,* що сидиш на високому престолі матері городів* - богобереженого Києва.* Досліджуючи і посилаючи до царського городу, щоб пізнати православну віру,* знайшов ти неоціненну перлину – Христа, що вибрав тебе, як другого Павла,* і отряс сліпоту у святій купелі,* разом душевну і тілесну.* Тому празнуємо твоє успення ми, люди твої.* Моли, щоб спаслися душі наші.</w:t>
       </w:r>
     </w:p>
     <w:p>
@@ -3306,35 +4359,24 @@
           <w:szCs w:val="24"/>
         </w:rPr>
       </w:pPr>
-      <w:r>
-        <w:rPr>
-          <w:rFonts w:ascii="Times New Roman" w:eastAsia="Times New Roman" w:hAnsi="Times New Roman" w:cs="Times New Roman"/>
-          <w:i/>
-          <w:color w:val="FF0000"/>
-          <w:sz w:val="24"/>
-          <w:szCs w:val="24"/>
-        </w:rPr>
-        <w:t xml:space="preserve">Кондак (г. 8): </w:t>
-      </w:r>
-      <w:r>
-        <w:rPr>
-          <w:rFonts w:ascii="Times New Roman" w:eastAsia="Times New Roman" w:hAnsi="Times New Roman" w:cs="Times New Roman"/>
-          <w:sz w:val="24"/>
-          <w:szCs w:val="24"/>
-        </w:rPr>
-        <w:t xml:space="preserve">Подібний великому апостолові Павлові,* у сивизні, всеславний Володимире,* як молодече мудрування,* ти залишив все дбання про ідолів,* як муж дозрілий прикрасив ти себе* багряницею хрещення.* І нині, в радості стоячи перед Спасом Христом,* моли, щоб спаслися душі наші. </w:t>
-      </w:r>
-    </w:p>
-    <w:p>
-      <w:pPr>
-        <w:pStyle w:val="3"/>
-        <w:ind w:left="1" w:hanging="3"/>
-        <w:jc w:val="both"/>
-      </w:pPr>
-      <w:bookmarkStart w:id="26" w:name="_heading=h.oslgboge064e" w:colFirst="0" w:colLast="0"/>
-      <w:bookmarkEnd w:id="26"/>
-      <w:r>
-        <w:t>Свв. мчч. Кирика і Юліти.</w:t>
+    </w:p>
+    <w:p>
+      <w:pPr>
+        <w:pStyle w:val="2"/>
+        <w:ind w:left="2" w:hanging="4"/>
+      </w:pPr>
+      <w:bookmarkStart w:id="27" w:name="_heading=h.m7eraxcd5uou" w:colFirst="0" w:colLast="0"/>
+      <w:bookmarkEnd w:id="27"/>
+      <w:r>
+        <w:t xml:space="preserve">16 липня. Св. свщмч. </w:t>
+      </w:r>
+      <w:proofErr w:type="spellStart"/>
+      <w:r>
+        <w:t>Антиногена</w:t>
+      </w:r>
+      <w:proofErr w:type="spellEnd"/>
+      <w:r>
+        <w:t xml:space="preserve"> і десятьох учнів його.</w:t>
       </w:r>
     </w:p>
     <w:p>
@@ -3372,7 +4414,27 @@
           <w:sz w:val="24"/>
           <w:szCs w:val="24"/>
         </w:rPr>
-        <w:t>Як лоза многоплідна, Юліто чесна,* принесла ти плід Цареві всіх, Богу, сина твого Кирика славного,* стражданням його багато прикрасивши* і своєю кров’ю нагородивши.* Тому й дарував тобі Всевишній нагороду на небесах,* де радіючи, пом’яніть і нас, мученики багатотерпеливі.</w:t>
+        <w:t xml:space="preserve">Священний Богові </w:t>
+      </w:r>
+      <w:proofErr w:type="spellStart"/>
+      <w:r>
+        <w:rPr>
+          <w:rFonts w:ascii="Times New Roman" w:eastAsia="Times New Roman" w:hAnsi="Times New Roman" w:cs="Times New Roman"/>
+          <w:color w:val="000000"/>
+          <w:sz w:val="24"/>
+          <w:szCs w:val="24"/>
+        </w:rPr>
+        <w:t>Антиноген</w:t>
+      </w:r>
+      <w:proofErr w:type="spellEnd"/>
+      <w:r>
+        <w:rPr>
+          <w:rFonts w:ascii="Times New Roman" w:eastAsia="Times New Roman" w:hAnsi="Times New Roman" w:cs="Times New Roman"/>
+          <w:color w:val="000000"/>
+          <w:sz w:val="24"/>
+          <w:szCs w:val="24"/>
+        </w:rPr>
+        <w:t xml:space="preserve"> у жертві служитель,* приніс Христові священну жертву - учнів своїх,* пастир з духовними вівцями ввійшов у небесну огорожу, перемігши безбожні народи.* Мучеників Твоїх молитвами, Христе Боже,* спаси стадо Твоє від вовків, що нападають на нього.</w:t>
       </w:r>
     </w:p>
     <w:p>
@@ -3409,7 +4471,64 @@
           <w:sz w:val="24"/>
           <w:szCs w:val="24"/>
         </w:rPr>
-        <w:t>Носивши в обіймах Кирика,* мучениця Христова Юліта,* мужньо радіючи у подвигу, взивала:* Христос є мучеників похвала.</w:t>
+        <w:t xml:space="preserve">Пішовши за покликом Владики,* як найкращий пастир, поклав ти душу свою за </w:t>
+      </w:r>
+      <w:proofErr w:type="spellStart"/>
+      <w:r>
+        <w:rPr>
+          <w:rFonts w:ascii="Times New Roman" w:eastAsia="Times New Roman" w:hAnsi="Times New Roman" w:cs="Times New Roman"/>
+          <w:color w:val="000000"/>
+          <w:sz w:val="24"/>
+          <w:szCs w:val="24"/>
+        </w:rPr>
+        <w:t>овець</w:t>
+      </w:r>
+      <w:proofErr w:type="spellEnd"/>
+      <w:r>
+        <w:rPr>
+          <w:rFonts w:ascii="Times New Roman" w:eastAsia="Times New Roman" w:hAnsi="Times New Roman" w:cs="Times New Roman"/>
+          <w:color w:val="000000"/>
+          <w:sz w:val="24"/>
+          <w:szCs w:val="24"/>
+        </w:rPr>
+        <w:t xml:space="preserve"> Христових, священномученику Антиногене.* Тому й вихваляємо тебе, і з тобою десяток твоїх учнів,</w:t>
+      </w:r>
+      <w:r>
+        <w:rPr>
+          <w:rFonts w:ascii="Times New Roman" w:eastAsia="Times New Roman" w:hAnsi="Times New Roman" w:cs="Times New Roman"/>
+          <w:sz w:val="24"/>
+          <w:szCs w:val="24"/>
+        </w:rPr>
+        <w:t xml:space="preserve">* </w:t>
+      </w:r>
+      <w:r>
+        <w:rPr>
+          <w:rFonts w:ascii="Times New Roman" w:eastAsia="Times New Roman" w:hAnsi="Times New Roman" w:cs="Times New Roman"/>
+          <w:color w:val="000000"/>
+          <w:sz w:val="24"/>
+          <w:szCs w:val="24"/>
+        </w:rPr>
+        <w:t xml:space="preserve">які постраждали, наставлені страхом Божим і твоїм ученням.* Тому Владика вінчає вас </w:t>
+      </w:r>
+      <w:proofErr w:type="spellStart"/>
+      <w:r>
+        <w:rPr>
+          <w:rFonts w:ascii="Times New Roman" w:eastAsia="Times New Roman" w:hAnsi="Times New Roman" w:cs="Times New Roman"/>
+          <w:color w:val="000000"/>
+          <w:sz w:val="24"/>
+          <w:szCs w:val="24"/>
+        </w:rPr>
+        <w:t>життєначальною</w:t>
+      </w:r>
+      <w:proofErr w:type="spellEnd"/>
+      <w:r>
+        <w:rPr>
+          <w:rFonts w:ascii="Times New Roman" w:eastAsia="Times New Roman" w:hAnsi="Times New Roman" w:cs="Times New Roman"/>
+          <w:color w:val="000000"/>
+          <w:sz w:val="24"/>
+          <w:szCs w:val="24"/>
+        </w:rPr>
+        <w:t xml:space="preserve"> правицею.* Його ж за всіх нас моліте.</w:t>
       </w:r>
       <w:r>
         <w:rPr>
@@ -3443,10 +4562,10 @@
         <w:pStyle w:val="2"/>
         <w:ind w:left="2" w:hanging="4"/>
       </w:pPr>
-      <w:bookmarkStart w:id="27" w:name="_heading=h.m7eraxcd5uou" w:colFirst="0" w:colLast="0"/>
-      <w:bookmarkEnd w:id="27"/>
-      <w:r>
-        <w:t>16 липня. Св. свщмч. Антиногена і десятьох учнів його.</w:t>
+      <w:bookmarkStart w:id="28" w:name="_heading=h.8nvpew7sbbdm" w:colFirst="0" w:colLast="0"/>
+      <w:bookmarkEnd w:id="28"/>
+      <w:r>
+        <w:t>17 липня.  Св. влкмчц. Марини.</w:t>
       </w:r>
     </w:p>
     <w:p>
@@ -3475,16 +4594,50 @@
           <w:sz w:val="24"/>
           <w:szCs w:val="24"/>
         </w:rPr>
-        <w:t xml:space="preserve">Тропар (г. 8): </w:t>
-      </w:r>
-      <w:r>
-        <w:rPr>
-          <w:rFonts w:ascii="Times New Roman" w:eastAsia="Times New Roman" w:hAnsi="Times New Roman" w:cs="Times New Roman"/>
-          <w:color w:val="000000"/>
-          <w:sz w:val="24"/>
-          <w:szCs w:val="24"/>
-        </w:rPr>
-        <w:t>Священний Богові Антиноген у жертві служитель,* приніс Христові священну жертву - учнів своїх,* пастир з духовними вівцями ввійшов у небесну огорожу, перемігши безбожні народи.* Мучеників Твоїх молитвами, Христе Боже,* спаси стадо Твоє від вовків, що нападають на нього.</w:t>
+        <w:t xml:space="preserve">Тропар (г. 4): </w:t>
+      </w:r>
+      <w:r>
+        <w:rPr>
+          <w:rFonts w:ascii="Times New Roman" w:eastAsia="Times New Roman" w:hAnsi="Times New Roman" w:cs="Times New Roman"/>
+          <w:color w:val="000000"/>
+          <w:sz w:val="24"/>
+          <w:szCs w:val="24"/>
+        </w:rPr>
+        <w:t>Агниця твоя, Ісусе, Марина, кличе великим голосом,* Тебе, жениху мій, люблю, і Тебе шукаючи, страждаю,* і разом з Тобою розпинаюся,</w:t>
+      </w:r>
+      <w:r>
+        <w:rPr>
+          <w:rFonts w:ascii="Times New Roman" w:eastAsia="Times New Roman" w:hAnsi="Times New Roman" w:cs="Times New Roman"/>
+          <w:sz w:val="24"/>
+          <w:szCs w:val="24"/>
+        </w:rPr>
+        <w:t>*</w:t>
+      </w:r>
+      <w:r>
+        <w:rPr>
+          <w:rFonts w:ascii="Times New Roman" w:eastAsia="Times New Roman" w:hAnsi="Times New Roman" w:cs="Times New Roman"/>
+          <w:color w:val="000000"/>
+          <w:sz w:val="24"/>
+          <w:szCs w:val="24"/>
+        </w:rPr>
+        <w:t xml:space="preserve"> і погребуюся хрещенням Твоїм,* і терплю ради Тебе, щоб і царювати в Тобі,* і вмираю за Тебе, щоб і жити з Тобою,* та, як жертву непорочну, прийми мене,</w:t>
+      </w:r>
+      <w:r>
+        <w:rPr>
+          <w:rFonts w:ascii="Times New Roman" w:eastAsia="Times New Roman" w:hAnsi="Times New Roman" w:cs="Times New Roman"/>
+          <w:sz w:val="24"/>
+          <w:szCs w:val="24"/>
+        </w:rPr>
+        <w:t>*</w:t>
+      </w:r>
+      <w:r>
+        <w:rPr>
+          <w:rFonts w:ascii="Times New Roman" w:eastAsia="Times New Roman" w:hAnsi="Times New Roman" w:cs="Times New Roman"/>
+          <w:color w:val="000000"/>
+          <w:sz w:val="24"/>
+          <w:szCs w:val="24"/>
+        </w:rPr>
+        <w:t xml:space="preserve"> що з любов’ю пожертвувалася Тобі.* Її молитвами, як милостивий, спаси душі наші. </w:t>
       </w:r>
     </w:p>
     <w:p>
@@ -3512,33 +4665,53 @@
           <w:sz w:val="24"/>
           <w:szCs w:val="24"/>
         </w:rPr>
-        <w:t xml:space="preserve">Кондак (г. 4): </w:t>
-      </w:r>
-      <w:r>
-        <w:rPr>
-          <w:rFonts w:ascii="Times New Roman" w:eastAsia="Times New Roman" w:hAnsi="Times New Roman" w:cs="Times New Roman"/>
-          <w:color w:val="000000"/>
-          <w:sz w:val="24"/>
-          <w:szCs w:val="24"/>
-        </w:rPr>
-        <w:t>Пішовши за покликом Владики,* як найкращий пастир, поклав ти душу свою за овець Христових, священномученику Антиногене.* Тому й вихваляємо тебе, і з тобою десяток твоїх учнів,</w:t>
-      </w:r>
-      <w:r>
-        <w:rPr>
-          <w:rFonts w:ascii="Times New Roman" w:eastAsia="Times New Roman" w:hAnsi="Times New Roman" w:cs="Times New Roman"/>
-          <w:sz w:val="24"/>
-          <w:szCs w:val="24"/>
-        </w:rPr>
-        <w:t xml:space="preserve">* </w:t>
-      </w:r>
-      <w:r>
-        <w:rPr>
-          <w:rFonts w:ascii="Times New Roman" w:eastAsia="Times New Roman" w:hAnsi="Times New Roman" w:cs="Times New Roman"/>
-          <w:color w:val="000000"/>
-          <w:sz w:val="24"/>
-          <w:szCs w:val="24"/>
-        </w:rPr>
-        <w:t>які постраждали, наставлені страхом Божим і твоїм ученням.* Тому Владика вінчає вас життєначальною правицею.* Його ж за всіх нас моліте.</w:t>
+        <w:t xml:space="preserve">Кондак (г. 3): </w:t>
+      </w:r>
+      <w:r>
+        <w:rPr>
+          <w:rFonts w:ascii="Times New Roman" w:eastAsia="Times New Roman" w:hAnsi="Times New Roman" w:cs="Times New Roman"/>
+          <w:color w:val="000000"/>
+          <w:sz w:val="24"/>
+          <w:szCs w:val="24"/>
+        </w:rPr>
+        <w:t xml:space="preserve">Благами </w:t>
+      </w:r>
+      <w:proofErr w:type="spellStart"/>
+      <w:r>
+        <w:rPr>
+          <w:rFonts w:ascii="Times New Roman" w:eastAsia="Times New Roman" w:hAnsi="Times New Roman" w:cs="Times New Roman"/>
+          <w:color w:val="000000"/>
+          <w:sz w:val="24"/>
+          <w:szCs w:val="24"/>
+        </w:rPr>
+        <w:t>дівицтва</w:t>
+      </w:r>
+      <w:proofErr w:type="spellEnd"/>
+      <w:r>
+        <w:rPr>
+          <w:rFonts w:ascii="Times New Roman" w:eastAsia="Times New Roman" w:hAnsi="Times New Roman" w:cs="Times New Roman"/>
+          <w:color w:val="000000"/>
+          <w:sz w:val="24"/>
+          <w:szCs w:val="24"/>
+        </w:rPr>
+        <w:t xml:space="preserve"> прикрашена, </w:t>
+      </w:r>
+      <w:r>
+        <w:rPr>
+          <w:rFonts w:ascii="Times New Roman" w:eastAsia="Times New Roman" w:hAnsi="Times New Roman" w:cs="Times New Roman"/>
+          <w:sz w:val="24"/>
+          <w:szCs w:val="24"/>
+        </w:rPr>
+        <w:t>д</w:t>
+      </w:r>
+      <w:r>
+        <w:rPr>
+          <w:rFonts w:ascii="Times New Roman" w:eastAsia="Times New Roman" w:hAnsi="Times New Roman" w:cs="Times New Roman"/>
+          <w:color w:val="000000"/>
+          <w:sz w:val="24"/>
+          <w:szCs w:val="24"/>
+        </w:rPr>
+        <w:t>іво,* нетлінними вінцями вінчалася ти, Марино.* Кров’ю мучеництва обагрена,* просвітилася благочесно чудесами зцілення, мученице,* і прийняла почесть перемоги твого страждання.</w:t>
       </w:r>
       <w:r>
         <w:rPr>
@@ -3571,11 +4744,54 @@
       <w:pPr>
         <w:pStyle w:val="2"/>
         <w:ind w:left="2" w:hanging="4"/>
-      </w:pPr>
-      <w:bookmarkStart w:id="28" w:name="_heading=h.8nvpew7sbbdm" w:colFirst="0" w:colLast="0"/>
-      <w:bookmarkEnd w:id="28"/>
-      <w:r>
-        <w:t>17 липня.  Св. влкмчц. Марини.</w:t>
+        <w:rPr>
+          <w:color w:val="FF0000"/>
+        </w:rPr>
+      </w:pPr>
+      <w:bookmarkStart w:id="29" w:name="_heading=h.vws6slkdmdhk" w:colFirst="0" w:colLast="0"/>
+      <w:bookmarkEnd w:id="29"/>
+      <w:r>
+        <w:rPr>
+          <w:color w:val="FF0000"/>
+        </w:rPr>
+        <w:t>18</w:t>
+      </w:r>
+      <w:r>
+        <w:t xml:space="preserve"> липня. </w:t>
+      </w:r>
+      <w:r>
+        <w:rPr>
+          <w:color w:val="FF0000"/>
+        </w:rPr>
+        <w:t xml:space="preserve">Св. мч. </w:t>
+      </w:r>
+      <w:proofErr w:type="spellStart"/>
+      <w:r>
+        <w:rPr>
+          <w:color w:val="FF0000"/>
+        </w:rPr>
+        <w:t>Якинта</w:t>
+      </w:r>
+      <w:proofErr w:type="spellEnd"/>
+      <w:r>
+        <w:rPr>
+          <w:color w:val="FF0000"/>
+        </w:rPr>
+        <w:t xml:space="preserve">, що в </w:t>
+      </w:r>
+      <w:proofErr w:type="spellStart"/>
+      <w:r>
+        <w:rPr>
+          <w:color w:val="FF0000"/>
+        </w:rPr>
+        <w:t>Амастриді</w:t>
+      </w:r>
+      <w:proofErr w:type="spellEnd"/>
+      <w:r>
+        <w:rPr>
+          <w:color w:val="FF0000"/>
+        </w:rPr>
+        <w:t>. Св. мч. Еміліяна.</w:t>
       </w:r>
     </w:p>
     <w:p>
@@ -3613,51 +4829,7 @@
           <w:sz w:val="24"/>
           <w:szCs w:val="24"/>
         </w:rPr>
-        <w:t>Агниця твоя, Ісусе, Марина, кличе великим голосом,* Тебе, жениху мій, люблю, і Тебе шукаючи, страждаю,* і разом з Тобою розпинаюся,</w:t>
-      </w:r>
-      <w:r>
-        <w:rPr>
-          <w:rFonts w:ascii="Times New Roman" w:eastAsia="Times New Roman" w:hAnsi="Times New Roman" w:cs="Times New Roman"/>
-          <w:sz w:val="24"/>
-          <w:szCs w:val="24"/>
-        </w:rPr>
-        <w:t>*</w:t>
-      </w:r>
-      <w:r>
-        <w:rPr>
-          <w:rFonts w:ascii="Times New Roman" w:eastAsia="Times New Roman" w:hAnsi="Times New Roman" w:cs="Times New Roman"/>
-          <w:color w:val="000000"/>
-          <w:sz w:val="24"/>
-          <w:szCs w:val="24"/>
-        </w:rPr>
-        <w:t xml:space="preserve"> і погребуюся </w:t>
-      </w:r>
-      <w:r>
-        <w:rPr>
-          <w:rFonts w:ascii="Times New Roman" w:eastAsia="Times New Roman" w:hAnsi="Times New Roman" w:cs="Times New Roman"/>
-          <w:color w:val="000000"/>
-          <w:sz w:val="24"/>
-          <w:szCs w:val="24"/>
-        </w:rPr>
-        <w:lastRenderedPageBreak/>
-        <w:t>хрещенням Твоїм,* і терплю ради Тебе, щоб і царювати в Тобі,* і вмираю за Тебе, щоб і жити з Тобою,* та, як жертву непорочну, прийми мене,</w:t>
-      </w:r>
-      <w:r>
-        <w:rPr>
-          <w:rFonts w:ascii="Times New Roman" w:eastAsia="Times New Roman" w:hAnsi="Times New Roman" w:cs="Times New Roman"/>
-          <w:sz w:val="24"/>
-          <w:szCs w:val="24"/>
-        </w:rPr>
-        <w:t>*</w:t>
-      </w:r>
-      <w:r>
-        <w:rPr>
-          <w:rFonts w:ascii="Times New Roman" w:eastAsia="Times New Roman" w:hAnsi="Times New Roman" w:cs="Times New Roman"/>
-          <w:color w:val="000000"/>
-          <w:sz w:val="24"/>
-          <w:szCs w:val="24"/>
-        </w:rPr>
-        <w:t xml:space="preserve"> що з любов’ю пожертвувалася Тобі.* Її молитвами, як милостивий, спаси душі наші. </w:t>
+        <w:t xml:space="preserve">Мученики Твої, Господи,* у стражданнях своїх прийняли вінець нетлінний від Тебе, Бога нашого,* мавши бо кріпость Твою, вони мучителів подолали,* сокрушили і демонів зухвальства безсильні.* Їх молитвами спаси душі наші. </w:t>
       </w:r>
     </w:p>
     <w:p>
@@ -3673,18 +4845,20 @@
         <w:jc w:val="both"/>
         <w:rPr>
           <w:rFonts w:ascii="Times New Roman" w:eastAsia="Times New Roman" w:hAnsi="Times New Roman" w:cs="Times New Roman"/>
-          <w:sz w:val="24"/>
-          <w:szCs w:val="24"/>
-        </w:rPr>
-      </w:pPr>
-      <w:r>
-        <w:rPr>
-          <w:rFonts w:ascii="Times New Roman" w:eastAsia="Times New Roman" w:hAnsi="Times New Roman" w:cs="Times New Roman"/>
-          <w:i/>
-          <w:color w:val="FF0000"/>
-          <w:sz w:val="24"/>
-          <w:szCs w:val="24"/>
-        </w:rPr>
+          <w:color w:val="000000"/>
+          <w:sz w:val="24"/>
+          <w:szCs w:val="24"/>
+        </w:rPr>
+      </w:pPr>
+      <w:r>
+        <w:rPr>
+          <w:rFonts w:ascii="Times New Roman" w:eastAsia="Times New Roman" w:hAnsi="Times New Roman" w:cs="Times New Roman"/>
+          <w:i/>
+          <w:color w:val="FF0000"/>
+          <w:sz w:val="24"/>
+          <w:szCs w:val="24"/>
+        </w:rPr>
+        <w:lastRenderedPageBreak/>
         <w:t xml:space="preserve">Кондак (г. 3): </w:t>
       </w:r>
       <w:r>
@@ -3694,163 +4868,433 @@
           <w:sz w:val="24"/>
           <w:szCs w:val="24"/>
         </w:rPr>
-        <w:t xml:space="preserve">Благами дівицтва прикрашена, </w:t>
-      </w:r>
-      <w:r>
-        <w:rPr>
-          <w:rFonts w:ascii="Times New Roman" w:eastAsia="Times New Roman" w:hAnsi="Times New Roman" w:cs="Times New Roman"/>
-          <w:sz w:val="24"/>
-          <w:szCs w:val="24"/>
-        </w:rPr>
-        <w:t>д</w:t>
-      </w:r>
-      <w:r>
-        <w:rPr>
-          <w:rFonts w:ascii="Times New Roman" w:eastAsia="Times New Roman" w:hAnsi="Times New Roman" w:cs="Times New Roman"/>
-          <w:color w:val="000000"/>
-          <w:sz w:val="24"/>
-          <w:szCs w:val="24"/>
-        </w:rPr>
-        <w:t>іво,* нетлінними вінцями вінчалася ти, Марино.* Кров’ю мучеництва обагрена,* просвітилася благочесно чудесами зцілення, мученице,* і прийняла почесть перемоги твого страждання.</w:t>
-      </w:r>
-      <w:r>
-        <w:rPr>
-          <w:rFonts w:ascii="Times New Roman" w:eastAsia="Times New Roman" w:hAnsi="Times New Roman" w:cs="Times New Roman"/>
-          <w:sz w:val="24"/>
-          <w:szCs w:val="24"/>
-        </w:rPr>
-        <w:t xml:space="preserve"> </w:t>
-      </w:r>
-    </w:p>
-    <w:p>
-      <w:pPr>
-        <w:pBdr>
-          <w:top w:val="nil"/>
-          <w:left w:val="nil"/>
-          <w:bottom w:val="nil"/>
-          <w:right w:val="nil"/>
-          <w:between w:val="nil"/>
-        </w:pBdr>
-        <w:ind w:left="0" w:hanging="2"/>
-        <w:jc w:val="both"/>
-        <w:rPr>
-          <w:rFonts w:ascii="Times New Roman" w:eastAsia="Times New Roman" w:hAnsi="Times New Roman" w:cs="Times New Roman"/>
-          <w:sz w:val="24"/>
-          <w:szCs w:val="24"/>
-        </w:rPr>
-      </w:pPr>
+        <w:t xml:space="preserve">Божественною ревністю розпалений,* вогню не злякався ти, але добровільно у нього ввійшов,* розпаленим вогнем приніс себе у всепалення,* немов жертву для Владики, славний </w:t>
+      </w:r>
+      <w:proofErr w:type="spellStart"/>
+      <w:r>
+        <w:rPr>
+          <w:rFonts w:ascii="Times New Roman" w:eastAsia="Times New Roman" w:hAnsi="Times New Roman" w:cs="Times New Roman"/>
+          <w:color w:val="000000"/>
+          <w:sz w:val="24"/>
+          <w:szCs w:val="24"/>
+        </w:rPr>
+        <w:t>Еміліяне</w:t>
+      </w:r>
+      <w:proofErr w:type="spellEnd"/>
+      <w:r>
+        <w:rPr>
+          <w:rFonts w:ascii="Times New Roman" w:eastAsia="Times New Roman" w:hAnsi="Times New Roman" w:cs="Times New Roman"/>
+          <w:color w:val="000000"/>
+          <w:sz w:val="24"/>
+          <w:szCs w:val="24"/>
+        </w:rPr>
+        <w:t>,* Христа Бога моли, щоб дарував нам велику милість.</w:t>
+      </w:r>
     </w:p>
     <w:p>
       <w:pPr>
         <w:pStyle w:val="2"/>
         <w:ind w:left="2" w:hanging="4"/>
-        <w:rPr>
-          <w:color w:val="FF0000"/>
-        </w:rPr>
-      </w:pPr>
-      <w:bookmarkStart w:id="29" w:name="_heading=h.vws6slkdmdhk" w:colFirst="0" w:colLast="0"/>
-      <w:bookmarkEnd w:id="29"/>
-      <w:r>
-        <w:rPr>
-          <w:color w:val="FF0000"/>
-        </w:rPr>
-        <w:t>18</w:t>
-      </w:r>
-      <w:r>
-        <w:t xml:space="preserve"> липня. </w:t>
-      </w:r>
-      <w:r>
-        <w:rPr>
-          <w:color w:val="FF0000"/>
-        </w:rPr>
-        <w:t>Св. мч. Якинта, що в Амастриді. Св. мч. Еміліяна.</w:t>
-      </w:r>
-    </w:p>
-    <w:p>
-      <w:pPr>
-        <w:pBdr>
-          <w:top w:val="nil"/>
-          <w:left w:val="nil"/>
-          <w:bottom w:val="nil"/>
-          <w:right w:val="nil"/>
-          <w:between w:val="nil"/>
-        </w:pBdr>
-        <w:ind w:left="0" w:hanging="2"/>
-        <w:jc w:val="both"/>
-        <w:rPr>
-          <w:rFonts w:ascii="Times New Roman" w:eastAsia="Times New Roman" w:hAnsi="Times New Roman" w:cs="Times New Roman"/>
-          <w:color w:val="000000"/>
-          <w:sz w:val="24"/>
-          <w:szCs w:val="24"/>
-        </w:rPr>
-      </w:pPr>
-      <w:r>
-        <w:rPr>
-          <w:rFonts w:ascii="Times New Roman" w:eastAsia="Times New Roman" w:hAnsi="Times New Roman" w:cs="Times New Roman"/>
-          <w:i/>
-          <w:color w:val="FF0000"/>
-          <w:sz w:val="24"/>
-          <w:szCs w:val="24"/>
-        </w:rPr>
-        <w:t xml:space="preserve">Тропар (г. 4): </w:t>
-      </w:r>
-      <w:r>
-        <w:rPr>
-          <w:rFonts w:ascii="Times New Roman" w:eastAsia="Times New Roman" w:hAnsi="Times New Roman" w:cs="Times New Roman"/>
-          <w:color w:val="000000"/>
-          <w:sz w:val="24"/>
-          <w:szCs w:val="24"/>
-        </w:rPr>
-        <w:t xml:space="preserve">Мученики Твої, Господи,* у стражданнях своїх прийняли вінець нетлінний від Тебе, Бога нашого,* мавши бо кріпость Твою, вони мучителів подолали,* сокрушили і демонів зухвальства безсильні.* Їх молитвами спаси душі наші. </w:t>
-      </w:r>
-    </w:p>
-    <w:p>
-      <w:pPr>
-        <w:pBdr>
-          <w:top w:val="nil"/>
-          <w:left w:val="nil"/>
-          <w:bottom w:val="nil"/>
-          <w:right w:val="nil"/>
-          <w:between w:val="nil"/>
-        </w:pBdr>
-        <w:ind w:left="0" w:hanging="2"/>
-        <w:jc w:val="both"/>
-        <w:rPr>
-          <w:rFonts w:ascii="Times New Roman" w:eastAsia="Times New Roman" w:hAnsi="Times New Roman" w:cs="Times New Roman"/>
-          <w:color w:val="000000"/>
-          <w:sz w:val="24"/>
-          <w:szCs w:val="24"/>
-        </w:rPr>
-      </w:pPr>
-      <w:r>
-        <w:rPr>
-          <w:rFonts w:ascii="Times New Roman" w:eastAsia="Times New Roman" w:hAnsi="Times New Roman" w:cs="Times New Roman"/>
-          <w:i/>
-          <w:color w:val="FF0000"/>
-          <w:sz w:val="24"/>
-          <w:szCs w:val="24"/>
-        </w:rPr>
-        <w:t xml:space="preserve">Кондак (г. 3): </w:t>
-      </w:r>
-      <w:r>
-        <w:rPr>
-          <w:rFonts w:ascii="Times New Roman" w:eastAsia="Times New Roman" w:hAnsi="Times New Roman" w:cs="Times New Roman"/>
-          <w:color w:val="000000"/>
-          <w:sz w:val="24"/>
-          <w:szCs w:val="24"/>
-        </w:rPr>
-        <w:t>Божественною ревністю розпалений,* вогню не злякався ти, але добровільно у нього ввійшов,* розпаленим вогнем приніс себе у всепалення,* немов жертву для Владики, славний Еміліяне,* Христа Бога моли, щоб дарував нам велику милість.</w:t>
-      </w:r>
+      </w:pPr>
+      <w:bookmarkStart w:id="30" w:name="_heading=h.grrfli7o8163" w:colFirst="0" w:colLast="0"/>
+      <w:bookmarkEnd w:id="30"/>
+      <w:r>
+        <w:t xml:space="preserve">19 липня.  Прп. </w:t>
+      </w:r>
+      <w:proofErr w:type="spellStart"/>
+      <w:r>
+        <w:t>Макрини</w:t>
+      </w:r>
+      <w:proofErr w:type="spellEnd"/>
+      <w:r>
+        <w:t>, сестри св. Василія Великого. Преподобного Дія.</w:t>
+      </w:r>
+    </w:p>
+    <w:p>
+      <w:pPr>
+        <w:pStyle w:val="3"/>
+        <w:ind w:left="1" w:hanging="3"/>
+      </w:pPr>
+      <w:bookmarkStart w:id="31" w:name="_heading=h.9pwozo8ub1up" w:colFirst="0" w:colLast="0"/>
+      <w:bookmarkEnd w:id="31"/>
+      <w:r>
+        <w:t xml:space="preserve">Прп. </w:t>
+      </w:r>
+      <w:proofErr w:type="spellStart"/>
+      <w:r>
+        <w:t>Макрини</w:t>
+      </w:r>
+      <w:proofErr w:type="spellEnd"/>
+      <w:r>
+        <w:t xml:space="preserve">, сестри св. Василія Великого. </w:t>
+      </w:r>
+    </w:p>
+    <w:p>
+      <w:pPr>
+        <w:ind w:left="0" w:hanging="2"/>
+        <w:rPr>
+          <w:rFonts w:ascii="Times New Roman" w:eastAsia="Times New Roman" w:hAnsi="Times New Roman" w:cs="Times New Roman"/>
+          <w:sz w:val="24"/>
+          <w:szCs w:val="24"/>
+        </w:rPr>
+      </w:pPr>
+      <w:r>
+        <w:rPr>
+          <w:rFonts w:ascii="Times New Roman" w:eastAsia="Times New Roman" w:hAnsi="Times New Roman" w:cs="Times New Roman"/>
+          <w:i/>
+          <w:color w:val="FF0000"/>
+          <w:sz w:val="24"/>
+          <w:szCs w:val="24"/>
+        </w:rPr>
+        <w:t xml:space="preserve">Тропар </w:t>
+      </w:r>
+      <w:r>
+        <w:rPr>
+          <w:rFonts w:ascii="Times New Roman" w:eastAsia="Times New Roman" w:hAnsi="Times New Roman" w:cs="Times New Roman"/>
+          <w:color w:val="FF0000"/>
+          <w:sz w:val="24"/>
+          <w:szCs w:val="24"/>
+        </w:rPr>
+        <w:t>(</w:t>
+      </w:r>
+      <w:r>
+        <w:rPr>
+          <w:rFonts w:ascii="Times New Roman" w:eastAsia="Times New Roman" w:hAnsi="Times New Roman" w:cs="Times New Roman"/>
+          <w:i/>
+          <w:color w:val="FF0000"/>
+          <w:sz w:val="24"/>
+          <w:szCs w:val="24"/>
+        </w:rPr>
+        <w:t>г. 2</w:t>
+      </w:r>
+      <w:r>
+        <w:rPr>
+          <w:rFonts w:ascii="Times New Roman" w:eastAsia="Times New Roman" w:hAnsi="Times New Roman" w:cs="Times New Roman"/>
+          <w:color w:val="FF0000"/>
+          <w:sz w:val="24"/>
+          <w:szCs w:val="24"/>
+        </w:rPr>
+        <w:t xml:space="preserve">): </w:t>
+      </w:r>
+      <w:r>
+        <w:rPr>
+          <w:rFonts w:ascii="Times New Roman" w:eastAsia="Times New Roman" w:hAnsi="Times New Roman" w:cs="Times New Roman"/>
+          <w:sz w:val="24"/>
+          <w:szCs w:val="24"/>
+        </w:rPr>
+        <w:t xml:space="preserve">Жениха свого смерть побачивши, розважила ти тлінне життя і марноту світу.* Звідси й спонуку взяла ти і стала </w:t>
+      </w:r>
+      <w:proofErr w:type="spellStart"/>
+      <w:r>
+        <w:rPr>
+          <w:rFonts w:ascii="Times New Roman" w:eastAsia="Times New Roman" w:hAnsi="Times New Roman" w:cs="Times New Roman"/>
+          <w:sz w:val="24"/>
+          <w:szCs w:val="24"/>
+        </w:rPr>
+        <w:t>невістою</w:t>
+      </w:r>
+      <w:proofErr w:type="spellEnd"/>
+      <w:r>
+        <w:rPr>
+          <w:rFonts w:ascii="Times New Roman" w:eastAsia="Times New Roman" w:hAnsi="Times New Roman" w:cs="Times New Roman"/>
+          <w:sz w:val="24"/>
+          <w:szCs w:val="24"/>
+        </w:rPr>
+        <w:t xml:space="preserve"> нетлінного обручника,* здобуваючи собі на його любов повздержністю і покорою.* Тому й нині тішиться з ангелами, преподобна </w:t>
+      </w:r>
+      <w:proofErr w:type="spellStart"/>
+      <w:r>
+        <w:rPr>
+          <w:rFonts w:ascii="Times New Roman" w:eastAsia="Times New Roman" w:hAnsi="Times New Roman" w:cs="Times New Roman"/>
+          <w:sz w:val="24"/>
+          <w:szCs w:val="24"/>
+        </w:rPr>
+        <w:t>Макрино</w:t>
+      </w:r>
+      <w:proofErr w:type="spellEnd"/>
+      <w:r>
+        <w:rPr>
+          <w:rFonts w:ascii="Times New Roman" w:eastAsia="Times New Roman" w:hAnsi="Times New Roman" w:cs="Times New Roman"/>
+          <w:sz w:val="24"/>
+          <w:szCs w:val="24"/>
+        </w:rPr>
+        <w:t>, дух твій.</w:t>
+      </w:r>
+    </w:p>
+    <w:p>
+      <w:pPr>
+        <w:ind w:left="0" w:hanging="2"/>
+        <w:rPr>
+          <w:rFonts w:ascii="Times New Roman" w:eastAsia="Times New Roman" w:hAnsi="Times New Roman" w:cs="Times New Roman"/>
+          <w:sz w:val="24"/>
+          <w:szCs w:val="24"/>
+        </w:rPr>
+      </w:pPr>
+      <w:r>
+        <w:rPr>
+          <w:rFonts w:ascii="Times New Roman" w:eastAsia="Times New Roman" w:hAnsi="Times New Roman" w:cs="Times New Roman"/>
+          <w:i/>
+          <w:color w:val="FF0000"/>
+          <w:sz w:val="24"/>
+          <w:szCs w:val="24"/>
+        </w:rPr>
+        <w:t xml:space="preserve">Кондак </w:t>
+      </w:r>
+      <w:r>
+        <w:rPr>
+          <w:rFonts w:ascii="Times New Roman" w:eastAsia="Times New Roman" w:hAnsi="Times New Roman" w:cs="Times New Roman"/>
+          <w:color w:val="FF0000"/>
+          <w:sz w:val="24"/>
+          <w:szCs w:val="24"/>
+        </w:rPr>
+        <w:t>(</w:t>
+      </w:r>
+      <w:r>
+        <w:rPr>
+          <w:rFonts w:ascii="Times New Roman" w:eastAsia="Times New Roman" w:hAnsi="Times New Roman" w:cs="Times New Roman"/>
+          <w:i/>
+          <w:color w:val="FF0000"/>
+          <w:sz w:val="24"/>
+          <w:szCs w:val="24"/>
+        </w:rPr>
+        <w:t>г. 4</w:t>
+      </w:r>
+      <w:r>
+        <w:rPr>
+          <w:rFonts w:ascii="Times New Roman" w:eastAsia="Times New Roman" w:hAnsi="Times New Roman" w:cs="Times New Roman"/>
+          <w:color w:val="FF0000"/>
+          <w:sz w:val="24"/>
+          <w:szCs w:val="24"/>
+        </w:rPr>
+        <w:t>):</w:t>
+      </w:r>
+      <w:r>
+        <w:rPr>
+          <w:rFonts w:ascii="Times New Roman" w:eastAsia="Times New Roman" w:hAnsi="Times New Roman" w:cs="Times New Roman"/>
+          <w:sz w:val="24"/>
+          <w:szCs w:val="24"/>
+        </w:rPr>
+        <w:t xml:space="preserve"> Бога благого усім серцем полюбила ти, преподобна </w:t>
+      </w:r>
+      <w:proofErr w:type="spellStart"/>
+      <w:r>
+        <w:rPr>
+          <w:rFonts w:ascii="Times New Roman" w:eastAsia="Times New Roman" w:hAnsi="Times New Roman" w:cs="Times New Roman"/>
+          <w:sz w:val="24"/>
+          <w:szCs w:val="24"/>
+        </w:rPr>
+        <w:t>Макрино</w:t>
+      </w:r>
+      <w:proofErr w:type="spellEnd"/>
+      <w:r>
+        <w:rPr>
+          <w:rFonts w:ascii="Times New Roman" w:eastAsia="Times New Roman" w:hAnsi="Times New Roman" w:cs="Times New Roman"/>
+          <w:sz w:val="24"/>
+          <w:szCs w:val="24"/>
+        </w:rPr>
+        <w:t xml:space="preserve">,* і його хрест святий на рам’я взяла* та ревно пішла за ним.* Тому й здобула ти прогрішень прощення. </w:t>
+      </w:r>
+    </w:p>
+    <w:p>
+      <w:pPr>
+        <w:pStyle w:val="3"/>
+        <w:ind w:left="1" w:hanging="3"/>
+      </w:pPr>
+      <w:bookmarkStart w:id="32" w:name="_heading=h.74v9bcsd3sx0" w:colFirst="0" w:colLast="0"/>
+      <w:bookmarkEnd w:id="32"/>
+      <w:r>
+        <w:t>Преподобного Дія.</w:t>
+      </w:r>
+    </w:p>
+    <w:p>
+      <w:pPr>
+        <w:spacing w:before="200" w:after="0" w:line="240" w:lineRule="auto"/>
+        <w:ind w:left="0" w:hanging="2"/>
+        <w:rPr>
+          <w:rFonts w:ascii="Times New Roman" w:eastAsia="Times New Roman" w:hAnsi="Times New Roman" w:cs="Times New Roman"/>
+          <w:sz w:val="24"/>
+          <w:szCs w:val="24"/>
+        </w:rPr>
+      </w:pPr>
+      <w:r>
+        <w:rPr>
+          <w:rFonts w:ascii="Times New Roman" w:eastAsia="Times New Roman" w:hAnsi="Times New Roman" w:cs="Times New Roman"/>
+          <w:i/>
+          <w:color w:val="FF0000"/>
+          <w:sz w:val="24"/>
+          <w:szCs w:val="24"/>
+        </w:rPr>
+        <w:t xml:space="preserve">Тропар (г. 8): </w:t>
+      </w:r>
+      <w:r>
+        <w:rPr>
+          <w:rFonts w:ascii="Times New Roman" w:eastAsia="Times New Roman" w:hAnsi="Times New Roman" w:cs="Times New Roman"/>
+          <w:sz w:val="24"/>
+          <w:szCs w:val="24"/>
+        </w:rPr>
+        <w:t>В тобі, отче, дбайливо зберігся образ,* бо прийнявши хрест ти пішов слідом за Христом* і ділом навчав ти погорджувати тілом, бо воно проминає,* а дбати про душу – єство безсмертне.* Тим-то з ангелами разом радується,* преподобний Дію, дух твій.</w:t>
+      </w:r>
+    </w:p>
+    <w:p>
+      <w:pPr>
+        <w:spacing w:before="200" w:after="0" w:line="240" w:lineRule="auto"/>
+        <w:ind w:left="0" w:hanging="2"/>
+        <w:rPr>
+          <w:rFonts w:ascii="Times New Roman" w:eastAsia="Times New Roman" w:hAnsi="Times New Roman" w:cs="Times New Roman"/>
+          <w:i/>
+          <w:color w:val="FF0000"/>
+          <w:sz w:val="24"/>
+          <w:szCs w:val="24"/>
+        </w:rPr>
+      </w:pPr>
+      <w:r>
+        <w:rPr>
+          <w:rFonts w:ascii="Times New Roman" w:eastAsia="Times New Roman" w:hAnsi="Times New Roman" w:cs="Times New Roman"/>
+          <w:i/>
+          <w:color w:val="FF0000"/>
+          <w:sz w:val="24"/>
+          <w:szCs w:val="24"/>
+        </w:rPr>
+        <w:t xml:space="preserve">Кондак (г. 2): </w:t>
+      </w:r>
+      <w:r>
+        <w:rPr>
+          <w:rFonts w:ascii="Times New Roman" w:eastAsia="Times New Roman" w:hAnsi="Times New Roman" w:cs="Times New Roman"/>
+          <w:sz w:val="24"/>
+          <w:szCs w:val="24"/>
+        </w:rPr>
+        <w:t>Чистотою душі божественно озброївшись,* неустанну молитву, як спис, взявши владно,* переміг єси демонів полки, чудотворче, отче наш Дію,* моли безустанно за всіх нас.</w:t>
+      </w:r>
+    </w:p>
+    <w:p>
+      <w:pPr>
+        <w:spacing w:after="0" w:line="240" w:lineRule="auto"/>
+        <w:ind w:left="0" w:hanging="2"/>
+        <w:rPr>
+          <w:rFonts w:ascii="Times New Roman" w:eastAsia="Times New Roman" w:hAnsi="Times New Roman" w:cs="Times New Roman"/>
+          <w:sz w:val="24"/>
+          <w:szCs w:val="24"/>
+        </w:rPr>
+      </w:pPr>
     </w:p>
     <w:p>
       <w:pPr>
         <w:pStyle w:val="2"/>
         <w:ind w:left="2" w:hanging="4"/>
-      </w:pPr>
-      <w:bookmarkStart w:id="30" w:name="_heading=h.grrfli7o8163" w:colFirst="0" w:colLast="0"/>
-      <w:bookmarkEnd w:id="30"/>
-      <w:r>
-        <w:t>19 липня.  Прп. Макрини, сестри св. Василія Великого. Преподобного Дія.</w:t>
+        <w:rPr>
+          <w:color w:val="FF0000"/>
+        </w:rPr>
+      </w:pPr>
+      <w:bookmarkStart w:id="33" w:name="_heading=h.ubk0ilpl59u9" w:colFirst="0" w:colLast="0"/>
+      <w:bookmarkEnd w:id="33"/>
+      <w:r>
+        <w:rPr>
+          <w:color w:val="FF0000"/>
+        </w:rPr>
+        <w:t>20</w:t>
+      </w:r>
+      <w:r>
+        <w:t xml:space="preserve"> липня. </w:t>
+      </w:r>
+      <w:r>
+        <w:rPr>
+          <w:color w:val="FF0000"/>
+        </w:rPr>
+        <w:t xml:space="preserve"> + Св. славного пророка Іллі.</w:t>
+      </w:r>
+    </w:p>
+    <w:p>
+      <w:pPr>
+        <w:ind w:left="0" w:hanging="2"/>
+        <w:rPr>
+          <w:rFonts w:ascii="Times New Roman" w:eastAsia="Times New Roman" w:hAnsi="Times New Roman" w:cs="Times New Roman"/>
+          <w:sz w:val="24"/>
+          <w:szCs w:val="24"/>
+        </w:rPr>
+      </w:pPr>
+      <w:r>
+        <w:rPr>
+          <w:rFonts w:ascii="Times New Roman" w:eastAsia="Times New Roman" w:hAnsi="Times New Roman" w:cs="Times New Roman"/>
+          <w:i/>
+          <w:color w:val="FF0000"/>
+          <w:sz w:val="24"/>
+          <w:szCs w:val="24"/>
+        </w:rPr>
+        <w:t xml:space="preserve">Тропар (г. 4): </w:t>
+      </w:r>
+      <w:r>
+        <w:rPr>
+          <w:rFonts w:ascii="Times New Roman" w:eastAsia="Times New Roman" w:hAnsi="Times New Roman" w:cs="Times New Roman"/>
+          <w:sz w:val="24"/>
+          <w:szCs w:val="24"/>
+        </w:rPr>
+        <w:t>У тілі ангел, пророків основа,* другий предтеча пришестя Христового – Ілля славний,* з висоти зіслав Єлисеєві благодать* недуги відганяти і прокажених очищати.* Тому й на тих, що почитають його, зливає зцілення.</w:t>
+      </w:r>
+    </w:p>
+    <w:p>
+      <w:pPr>
+        <w:ind w:left="0" w:hanging="2"/>
+        <w:rPr>
+          <w:rFonts w:ascii="Times New Roman" w:eastAsia="Times New Roman" w:hAnsi="Times New Roman" w:cs="Times New Roman"/>
+          <w:sz w:val="24"/>
+          <w:szCs w:val="24"/>
+        </w:rPr>
+      </w:pPr>
+      <w:r>
+        <w:rPr>
+          <w:rFonts w:ascii="Times New Roman" w:eastAsia="Times New Roman" w:hAnsi="Times New Roman" w:cs="Times New Roman"/>
+          <w:i/>
+          <w:color w:val="FF0000"/>
+          <w:sz w:val="24"/>
+          <w:szCs w:val="24"/>
+        </w:rPr>
+        <w:t xml:space="preserve">Кондак (г. 2): </w:t>
+      </w:r>
+      <w:r>
+        <w:rPr>
+          <w:rFonts w:ascii="Times New Roman" w:eastAsia="Times New Roman" w:hAnsi="Times New Roman" w:cs="Times New Roman"/>
+          <w:sz w:val="24"/>
+          <w:szCs w:val="24"/>
+        </w:rPr>
+        <w:t>Пророче і провидче великих діл Бога нашого, Іллє великоіменитий,* вістуванням твоїм Ти встановив водоточні облаки.* Моли за нас єдиного Людинолюбця.</w:t>
+      </w:r>
+    </w:p>
+    <w:p>
+      <w:pPr>
+        <w:ind w:left="0" w:hanging="2"/>
+        <w:rPr>
+          <w:rFonts w:ascii="Times New Roman" w:eastAsia="Times New Roman" w:hAnsi="Times New Roman" w:cs="Times New Roman"/>
+          <w:sz w:val="24"/>
+          <w:szCs w:val="24"/>
+        </w:rPr>
+      </w:pPr>
+    </w:p>
+    <w:p>
+      <w:pPr>
+        <w:pStyle w:val="2"/>
+        <w:ind w:left="2" w:hanging="4"/>
+      </w:pPr>
+      <w:bookmarkStart w:id="34" w:name="_heading=h.g01x98fun6js" w:colFirst="0" w:colLast="0"/>
+      <w:bookmarkEnd w:id="34"/>
+      <w:r>
+        <w:lastRenderedPageBreak/>
+        <w:t xml:space="preserve">21 липня.  Прпп. Симеона, Христа ради юродивого, і Йоана, </w:t>
+      </w:r>
+      <w:proofErr w:type="spellStart"/>
+      <w:r>
+        <w:t>сопосника</w:t>
+      </w:r>
+      <w:proofErr w:type="spellEnd"/>
+      <w:r>
+        <w:t xml:space="preserve"> його. Св. Пророка </w:t>
+      </w:r>
+      <w:proofErr w:type="spellStart"/>
+      <w:r>
+        <w:t>Єзекиїла</w:t>
+      </w:r>
+      <w:proofErr w:type="spellEnd"/>
+      <w:r>
+        <w:t>.</w:t>
       </w:r>
     </w:p>
     <w:p>
@@ -3858,122 +5302,129 @@
         <w:pStyle w:val="3"/>
         <w:ind w:left="1" w:hanging="3"/>
       </w:pPr>
-      <w:bookmarkStart w:id="31" w:name="_heading=h.9pwozo8ub1up" w:colFirst="0" w:colLast="0"/>
-      <w:bookmarkEnd w:id="31"/>
-      <w:r>
-        <w:t xml:space="preserve">Прп. Макрини, сестри св. Василія Великого. </w:t>
-      </w:r>
-    </w:p>
-    <w:p>
-      <w:pPr>
-        <w:ind w:left="0" w:hanging="2"/>
-        <w:rPr>
-          <w:rFonts w:ascii="Times New Roman" w:eastAsia="Times New Roman" w:hAnsi="Times New Roman" w:cs="Times New Roman"/>
-          <w:sz w:val="24"/>
-          <w:szCs w:val="24"/>
-        </w:rPr>
-      </w:pPr>
-      <w:r>
-        <w:rPr>
-          <w:rFonts w:ascii="Times New Roman" w:eastAsia="Times New Roman" w:hAnsi="Times New Roman" w:cs="Times New Roman"/>
-          <w:i/>
-          <w:color w:val="FF0000"/>
-          <w:sz w:val="24"/>
-          <w:szCs w:val="24"/>
-        </w:rPr>
-        <w:t xml:space="preserve">Тропар </w:t>
-      </w:r>
-      <w:r>
-        <w:rPr>
-          <w:rFonts w:ascii="Times New Roman" w:eastAsia="Times New Roman" w:hAnsi="Times New Roman" w:cs="Times New Roman"/>
-          <w:color w:val="FF0000"/>
-          <w:sz w:val="24"/>
-          <w:szCs w:val="24"/>
-        </w:rPr>
-        <w:t>(</w:t>
-      </w:r>
-      <w:r>
-        <w:rPr>
-          <w:rFonts w:ascii="Times New Roman" w:eastAsia="Times New Roman" w:hAnsi="Times New Roman" w:cs="Times New Roman"/>
-          <w:i/>
-          <w:color w:val="FF0000"/>
-          <w:sz w:val="24"/>
-          <w:szCs w:val="24"/>
-        </w:rPr>
-        <w:t>г. 2</w:t>
-      </w:r>
-      <w:r>
-        <w:rPr>
-          <w:rFonts w:ascii="Times New Roman" w:eastAsia="Times New Roman" w:hAnsi="Times New Roman" w:cs="Times New Roman"/>
-          <w:color w:val="FF0000"/>
-          <w:sz w:val="24"/>
-          <w:szCs w:val="24"/>
-        </w:rPr>
-        <w:t xml:space="preserve">): </w:t>
-      </w:r>
-      <w:r>
-        <w:rPr>
-          <w:rFonts w:ascii="Times New Roman" w:eastAsia="Times New Roman" w:hAnsi="Times New Roman" w:cs="Times New Roman"/>
-          <w:sz w:val="24"/>
-          <w:szCs w:val="24"/>
-        </w:rPr>
-        <w:t>Жениха свого смерть побачивши, розважила ти тлінне життя і марноту світу.* Звідси й спонуку взяла ти і стала невістою нетлінного обручника,* здобуваючи собі на його любов повздержністю і покорою.* Тому й нині тішиться з ангелами, преподобна Макрино, дух твій.</w:t>
-      </w:r>
-    </w:p>
-    <w:p>
-      <w:pPr>
-        <w:ind w:left="0" w:hanging="2"/>
-        <w:rPr>
-          <w:rFonts w:ascii="Times New Roman" w:eastAsia="Times New Roman" w:hAnsi="Times New Roman" w:cs="Times New Roman"/>
-          <w:sz w:val="24"/>
-          <w:szCs w:val="24"/>
-        </w:rPr>
-      </w:pPr>
-      <w:r>
-        <w:rPr>
-          <w:rFonts w:ascii="Times New Roman" w:eastAsia="Times New Roman" w:hAnsi="Times New Roman" w:cs="Times New Roman"/>
-          <w:i/>
-          <w:color w:val="FF0000"/>
-          <w:sz w:val="24"/>
-          <w:szCs w:val="24"/>
-        </w:rPr>
-        <w:t xml:space="preserve">Кондак </w:t>
-      </w:r>
-      <w:r>
-        <w:rPr>
-          <w:rFonts w:ascii="Times New Roman" w:eastAsia="Times New Roman" w:hAnsi="Times New Roman" w:cs="Times New Roman"/>
-          <w:color w:val="FF0000"/>
-          <w:sz w:val="24"/>
-          <w:szCs w:val="24"/>
-        </w:rPr>
-        <w:t>(</w:t>
-      </w:r>
-      <w:r>
-        <w:rPr>
-          <w:rFonts w:ascii="Times New Roman" w:eastAsia="Times New Roman" w:hAnsi="Times New Roman" w:cs="Times New Roman"/>
-          <w:i/>
-          <w:color w:val="FF0000"/>
-          <w:sz w:val="24"/>
-          <w:szCs w:val="24"/>
-        </w:rPr>
-        <w:t>г. 4</w:t>
-      </w:r>
-      <w:r>
-        <w:rPr>
-          <w:rFonts w:ascii="Times New Roman" w:eastAsia="Times New Roman" w:hAnsi="Times New Roman" w:cs="Times New Roman"/>
-          <w:color w:val="FF0000"/>
-          <w:sz w:val="24"/>
-          <w:szCs w:val="24"/>
-        </w:rPr>
-        <w:t>):</w:t>
-      </w:r>
-      <w:r>
-        <w:rPr>
-          <w:rFonts w:ascii="Times New Roman" w:eastAsia="Times New Roman" w:hAnsi="Times New Roman" w:cs="Times New Roman"/>
-          <w:sz w:val="24"/>
-          <w:szCs w:val="24"/>
-        </w:rPr>
-        <w:t xml:space="preserve"> Бога благого усім серцем полюбила ти, преподобна Макрино,* і його хрест святий на рам’я взяла* та ревно пішла за ним.* Тому й здобула ти прогрішень прощення. </w:t>
+      <w:bookmarkStart w:id="35" w:name="_heading=h.hfzsva32van8" w:colFirst="0" w:colLast="0"/>
+      <w:bookmarkEnd w:id="35"/>
+      <w:r>
+        <w:t xml:space="preserve">Прпп. Симеона, Христа ради юродивого, і Йоана, </w:t>
+      </w:r>
+      <w:proofErr w:type="spellStart"/>
+      <w:r>
+        <w:t>сопосника</w:t>
+      </w:r>
+      <w:proofErr w:type="spellEnd"/>
+      <w:r>
+        <w:t xml:space="preserve"> його. </w:t>
+      </w:r>
+    </w:p>
+    <w:p>
+      <w:pPr>
+        <w:ind w:left="0" w:hanging="2"/>
+        <w:rPr>
+          <w:rFonts w:ascii="Times New Roman" w:eastAsia="Times New Roman" w:hAnsi="Times New Roman" w:cs="Times New Roman"/>
+          <w:sz w:val="24"/>
+          <w:szCs w:val="24"/>
+        </w:rPr>
+      </w:pPr>
+      <w:r>
+        <w:rPr>
+          <w:rFonts w:ascii="Times New Roman" w:eastAsia="Times New Roman" w:hAnsi="Times New Roman" w:cs="Times New Roman"/>
+          <w:i/>
+          <w:color w:val="FF0000"/>
+          <w:sz w:val="24"/>
+          <w:szCs w:val="24"/>
+        </w:rPr>
+        <w:t xml:space="preserve">Тропар (г. 4): </w:t>
+      </w:r>
+      <w:r>
+        <w:rPr>
+          <w:rFonts w:ascii="Times New Roman" w:eastAsia="Times New Roman" w:hAnsi="Times New Roman" w:cs="Times New Roman"/>
+          <w:sz w:val="24"/>
+          <w:szCs w:val="24"/>
+        </w:rPr>
+        <w:t>Боже отців наших,* що чиниш завжди з нами по Твоїй кротості,* не віддали милости Твоєї від нас,* але молитвами їх у мирі направ життя наше.</w:t>
+      </w:r>
+    </w:p>
+    <w:p>
+      <w:pPr>
+        <w:spacing w:after="0" w:line="240" w:lineRule="auto"/>
+        <w:ind w:left="0" w:hanging="2"/>
+        <w:rPr>
+          <w:rFonts w:ascii="Times New Roman" w:eastAsia="Times New Roman" w:hAnsi="Times New Roman" w:cs="Times New Roman"/>
+          <w:sz w:val="24"/>
+          <w:szCs w:val="24"/>
+        </w:rPr>
+      </w:pPr>
+      <w:r>
+        <w:rPr>
+          <w:rFonts w:ascii="Times New Roman" w:eastAsia="Times New Roman" w:hAnsi="Times New Roman" w:cs="Times New Roman"/>
+          <w:i/>
+          <w:color w:val="FF0000"/>
+          <w:sz w:val="24"/>
+          <w:szCs w:val="24"/>
+        </w:rPr>
+        <w:t xml:space="preserve">Кондак (г. 2): </w:t>
+      </w:r>
+      <w:r>
+        <w:rPr>
+          <w:rFonts w:ascii="Times New Roman" w:eastAsia="Times New Roman" w:hAnsi="Times New Roman" w:cs="Times New Roman"/>
+          <w:sz w:val="24"/>
+          <w:szCs w:val="24"/>
+        </w:rPr>
+        <w:t xml:space="preserve">Безплотного у плоті явленого і чеснотами </w:t>
+      </w:r>
+      <w:proofErr w:type="spellStart"/>
+      <w:r>
+        <w:rPr>
+          <w:rFonts w:ascii="Times New Roman" w:eastAsia="Times New Roman" w:hAnsi="Times New Roman" w:cs="Times New Roman"/>
+          <w:sz w:val="24"/>
+          <w:szCs w:val="24"/>
+        </w:rPr>
+        <w:t>надприродно</w:t>
+      </w:r>
+      <w:proofErr w:type="spellEnd"/>
+      <w:r>
+        <w:rPr>
+          <w:rFonts w:ascii="Times New Roman" w:eastAsia="Times New Roman" w:hAnsi="Times New Roman" w:cs="Times New Roman"/>
+          <w:sz w:val="24"/>
+          <w:szCs w:val="24"/>
+        </w:rPr>
+        <w:t xml:space="preserve"> осяяного,* Симеона </w:t>
+      </w:r>
+      <w:proofErr w:type="spellStart"/>
+      <w:r>
+        <w:rPr>
+          <w:rFonts w:ascii="Times New Roman" w:eastAsia="Times New Roman" w:hAnsi="Times New Roman" w:cs="Times New Roman"/>
+          <w:sz w:val="24"/>
+          <w:szCs w:val="24"/>
+        </w:rPr>
+        <w:t>рівноангельного</w:t>
+      </w:r>
+      <w:proofErr w:type="spellEnd"/>
+      <w:r>
+        <w:rPr>
+          <w:rFonts w:ascii="Times New Roman" w:eastAsia="Times New Roman" w:hAnsi="Times New Roman" w:cs="Times New Roman"/>
+          <w:sz w:val="24"/>
+          <w:szCs w:val="24"/>
+        </w:rPr>
+        <w:t xml:space="preserve"> і богоносного возхвалімо,* а з ним і Івана </w:t>
+      </w:r>
+      <w:proofErr w:type="spellStart"/>
+      <w:r>
+        <w:rPr>
+          <w:rFonts w:ascii="Times New Roman" w:eastAsia="Times New Roman" w:hAnsi="Times New Roman" w:cs="Times New Roman"/>
+          <w:sz w:val="24"/>
+          <w:szCs w:val="24"/>
+        </w:rPr>
+        <w:t>приснопам’ятного</w:t>
+      </w:r>
+      <w:proofErr w:type="spellEnd"/>
+      <w:r>
+        <w:rPr>
+          <w:rFonts w:ascii="Times New Roman" w:eastAsia="Times New Roman" w:hAnsi="Times New Roman" w:cs="Times New Roman"/>
+          <w:sz w:val="24"/>
+          <w:szCs w:val="24"/>
+        </w:rPr>
+        <w:t>, з вірою і любов’ю,* як тих, які моляться Господеві неустанно за всіх нас.</w:t>
       </w:r>
     </w:p>
     <w:p>
@@ -3981,264 +5432,18 @@
         <w:pStyle w:val="3"/>
         <w:ind w:left="1" w:hanging="3"/>
       </w:pPr>
-      <w:bookmarkStart w:id="32" w:name="_heading=h.74v9bcsd3sx0" w:colFirst="0" w:colLast="0"/>
-      <w:bookmarkEnd w:id="32"/>
-      <w:r>
-        <w:t>Преподобного Дія.</w:t>
-      </w:r>
-    </w:p>
-    <w:p>
-      <w:pPr>
-        <w:spacing w:before="200" w:after="0" w:line="240" w:lineRule="auto"/>
-        <w:ind w:left="0" w:hanging="2"/>
-        <w:rPr>
-          <w:rFonts w:ascii="Times New Roman" w:eastAsia="Times New Roman" w:hAnsi="Times New Roman" w:cs="Times New Roman"/>
-          <w:sz w:val="24"/>
-          <w:szCs w:val="24"/>
-        </w:rPr>
-      </w:pPr>
-      <w:r>
-        <w:rPr>
-          <w:rFonts w:ascii="Times New Roman" w:eastAsia="Times New Roman" w:hAnsi="Times New Roman" w:cs="Times New Roman"/>
-          <w:i/>
-          <w:color w:val="FF0000"/>
-          <w:sz w:val="24"/>
-          <w:szCs w:val="24"/>
-        </w:rPr>
-        <w:t xml:space="preserve">Тропар (г. 8): </w:t>
-      </w:r>
-      <w:r>
-        <w:rPr>
-          <w:rFonts w:ascii="Times New Roman" w:eastAsia="Times New Roman" w:hAnsi="Times New Roman" w:cs="Times New Roman"/>
-          <w:sz w:val="24"/>
-          <w:szCs w:val="24"/>
-        </w:rPr>
-        <w:t>В тобі, отче, дбайливо зберігся образ,* бо прийнявши хрест ти пішов слідом за Христом* і ділом навчав ти погорджувати тілом, бо воно проминає,* а дбати про душу – єство безсмертне.* Тим-то з ангелами разом радується,* преподобний Дію, дух твій.</w:t>
-      </w:r>
-    </w:p>
-    <w:p>
-      <w:pPr>
-        <w:spacing w:before="200" w:after="0" w:line="240" w:lineRule="auto"/>
-        <w:ind w:left="0" w:hanging="2"/>
-        <w:rPr>
-          <w:rFonts w:ascii="Times New Roman" w:eastAsia="Times New Roman" w:hAnsi="Times New Roman" w:cs="Times New Roman"/>
-          <w:i/>
-          <w:color w:val="FF0000"/>
-          <w:sz w:val="24"/>
-          <w:szCs w:val="24"/>
-        </w:rPr>
-      </w:pPr>
-      <w:r>
-        <w:rPr>
-          <w:rFonts w:ascii="Times New Roman" w:eastAsia="Times New Roman" w:hAnsi="Times New Roman" w:cs="Times New Roman"/>
-          <w:i/>
-          <w:color w:val="FF0000"/>
-          <w:sz w:val="24"/>
-          <w:szCs w:val="24"/>
-        </w:rPr>
-        <w:t xml:space="preserve">Кондак (г. 2): </w:t>
-      </w:r>
-      <w:r>
-        <w:rPr>
-          <w:rFonts w:ascii="Times New Roman" w:eastAsia="Times New Roman" w:hAnsi="Times New Roman" w:cs="Times New Roman"/>
-          <w:sz w:val="24"/>
-          <w:szCs w:val="24"/>
-        </w:rPr>
-        <w:t>Чистотою душі божественно озброївшись,* неустанну молитву, як спис, взявши владно,* переміг єси демонів полки, чудотворче, отче наш Дію,* моли безустанно за всіх нас.</w:t>
-      </w:r>
-    </w:p>
-    <w:p>
-      <w:pPr>
-        <w:spacing w:after="0" w:line="240" w:lineRule="auto"/>
-        <w:ind w:left="0" w:hanging="2"/>
-        <w:rPr>
-          <w:rFonts w:ascii="Times New Roman" w:eastAsia="Times New Roman" w:hAnsi="Times New Roman" w:cs="Times New Roman"/>
-          <w:sz w:val="24"/>
-          <w:szCs w:val="24"/>
-        </w:rPr>
-      </w:pPr>
-    </w:p>
-    <w:p>
-      <w:pPr>
-        <w:pStyle w:val="2"/>
-        <w:ind w:left="2" w:hanging="4"/>
-        <w:rPr>
-          <w:color w:val="FF0000"/>
-        </w:rPr>
-      </w:pPr>
-      <w:bookmarkStart w:id="33" w:name="_heading=h.ubk0ilpl59u9" w:colFirst="0" w:colLast="0"/>
-      <w:bookmarkEnd w:id="33"/>
-      <w:r>
-        <w:rPr>
-          <w:color w:val="FF0000"/>
-        </w:rPr>
-        <w:lastRenderedPageBreak/>
-        <w:t>20</w:t>
-      </w:r>
-      <w:r>
-        <w:t xml:space="preserve"> липня. </w:t>
-      </w:r>
-      <w:r>
-        <w:rPr>
-          <w:color w:val="FF0000"/>
-        </w:rPr>
-        <w:t xml:space="preserve"> + Св. славного пророка Іллі.</w:t>
-      </w:r>
-    </w:p>
-    <w:p>
-      <w:pPr>
-        <w:ind w:left="0" w:hanging="2"/>
-        <w:rPr>
-          <w:rFonts w:ascii="Times New Roman" w:eastAsia="Times New Roman" w:hAnsi="Times New Roman" w:cs="Times New Roman"/>
-          <w:sz w:val="24"/>
-          <w:szCs w:val="24"/>
-        </w:rPr>
-      </w:pPr>
-      <w:r>
-        <w:rPr>
-          <w:rFonts w:ascii="Times New Roman" w:eastAsia="Times New Roman" w:hAnsi="Times New Roman" w:cs="Times New Roman"/>
-          <w:i/>
-          <w:color w:val="FF0000"/>
-          <w:sz w:val="24"/>
-          <w:szCs w:val="24"/>
-        </w:rPr>
-        <w:t xml:space="preserve">Тропар (г. 4): </w:t>
-      </w:r>
-      <w:r>
-        <w:rPr>
-          <w:rFonts w:ascii="Times New Roman" w:eastAsia="Times New Roman" w:hAnsi="Times New Roman" w:cs="Times New Roman"/>
-          <w:sz w:val="24"/>
-          <w:szCs w:val="24"/>
-        </w:rPr>
-        <w:t>У тілі ангел, пророків основа,* другий предтеча пришестя Христового – Ілля славний,* з висоти зіслав Єлисеєві благодать* недуги відганяти і прокажених очищати.* Тому й на тих, що почитають його, зливає зцілення.</w:t>
-      </w:r>
-    </w:p>
-    <w:p>
-      <w:pPr>
-        <w:ind w:left="0" w:hanging="2"/>
-        <w:rPr>
-          <w:rFonts w:ascii="Times New Roman" w:eastAsia="Times New Roman" w:hAnsi="Times New Roman" w:cs="Times New Roman"/>
-          <w:sz w:val="24"/>
-          <w:szCs w:val="24"/>
-        </w:rPr>
-      </w:pPr>
-      <w:r>
-        <w:rPr>
-          <w:rFonts w:ascii="Times New Roman" w:eastAsia="Times New Roman" w:hAnsi="Times New Roman" w:cs="Times New Roman"/>
-          <w:i/>
-          <w:color w:val="FF0000"/>
-          <w:sz w:val="24"/>
-          <w:szCs w:val="24"/>
-        </w:rPr>
-        <w:t xml:space="preserve">Кондак (г. 2): </w:t>
-      </w:r>
-      <w:r>
-        <w:rPr>
-          <w:rFonts w:ascii="Times New Roman" w:eastAsia="Times New Roman" w:hAnsi="Times New Roman" w:cs="Times New Roman"/>
-          <w:sz w:val="24"/>
-          <w:szCs w:val="24"/>
-        </w:rPr>
-        <w:t>Пророче і провидче великих діл Бога нашого, Іллє великоіменитий,* вістуванням твоїм Ти встановив водоточні облаки.* Моли за нас єдиного Людинолюбця.</w:t>
-      </w:r>
-    </w:p>
-    <w:p>
-      <w:pPr>
-        <w:ind w:left="0" w:hanging="2"/>
-        <w:rPr>
-          <w:rFonts w:ascii="Times New Roman" w:eastAsia="Times New Roman" w:hAnsi="Times New Roman" w:cs="Times New Roman"/>
-          <w:sz w:val="24"/>
-          <w:szCs w:val="24"/>
-        </w:rPr>
-      </w:pPr>
-    </w:p>
-    <w:p>
-      <w:pPr>
-        <w:pStyle w:val="2"/>
-        <w:ind w:left="2" w:hanging="4"/>
-      </w:pPr>
-      <w:bookmarkStart w:id="34" w:name="_heading=h.g01x98fun6js" w:colFirst="0" w:colLast="0"/>
-      <w:bookmarkEnd w:id="34"/>
-      <w:r>
-        <w:t>21 липня.  Прпп. Симеона, Христа ради юродивого, і Йоана, сопосника його. Св. Пророка Єзекиїла.</w:t>
-      </w:r>
-    </w:p>
-    <w:p>
-      <w:pPr>
-        <w:pStyle w:val="3"/>
-        <w:ind w:left="1" w:hanging="3"/>
-      </w:pPr>
-      <w:bookmarkStart w:id="35" w:name="_heading=h.hfzsva32van8" w:colFirst="0" w:colLast="0"/>
-      <w:bookmarkEnd w:id="35"/>
-      <w:r>
-        <w:t xml:space="preserve">Прпп. Симеона, Христа ради юродивого, і Йоана, сопосника його. </w:t>
-      </w:r>
-    </w:p>
-    <w:p>
-      <w:pPr>
-        <w:ind w:left="0" w:hanging="2"/>
-        <w:rPr>
-          <w:rFonts w:ascii="Times New Roman" w:eastAsia="Times New Roman" w:hAnsi="Times New Roman" w:cs="Times New Roman"/>
-          <w:sz w:val="24"/>
-          <w:szCs w:val="24"/>
-        </w:rPr>
-      </w:pPr>
-      <w:r>
-        <w:rPr>
-          <w:rFonts w:ascii="Times New Roman" w:eastAsia="Times New Roman" w:hAnsi="Times New Roman" w:cs="Times New Roman"/>
-          <w:i/>
-          <w:color w:val="FF0000"/>
-          <w:sz w:val="24"/>
-          <w:szCs w:val="24"/>
-        </w:rPr>
-        <w:t xml:space="preserve">Тропар (г. 4): </w:t>
-      </w:r>
-      <w:r>
-        <w:rPr>
-          <w:rFonts w:ascii="Times New Roman" w:eastAsia="Times New Roman" w:hAnsi="Times New Roman" w:cs="Times New Roman"/>
-          <w:sz w:val="24"/>
-          <w:szCs w:val="24"/>
-        </w:rPr>
-        <w:t>Боже отців наших,* що чиниш завжди з нами по Твоїй кротості,* не віддали милости Твоєї від нас,* але молитвами їх у мирі направ життя наше.</w:t>
-      </w:r>
-    </w:p>
-    <w:p>
-      <w:pPr>
-        <w:spacing w:after="0" w:line="240" w:lineRule="auto"/>
-        <w:ind w:left="0" w:hanging="2"/>
-        <w:rPr>
-          <w:rFonts w:ascii="Times New Roman" w:eastAsia="Times New Roman" w:hAnsi="Times New Roman" w:cs="Times New Roman"/>
-          <w:sz w:val="24"/>
-          <w:szCs w:val="24"/>
-        </w:rPr>
-      </w:pPr>
-      <w:r>
-        <w:rPr>
-          <w:rFonts w:ascii="Times New Roman" w:eastAsia="Times New Roman" w:hAnsi="Times New Roman" w:cs="Times New Roman"/>
-          <w:i/>
-          <w:color w:val="FF0000"/>
-          <w:sz w:val="24"/>
-          <w:szCs w:val="24"/>
-        </w:rPr>
-        <w:t xml:space="preserve">Кондак (г. 2): </w:t>
-      </w:r>
-      <w:r>
-        <w:rPr>
-          <w:rFonts w:ascii="Times New Roman" w:eastAsia="Times New Roman" w:hAnsi="Times New Roman" w:cs="Times New Roman"/>
-          <w:sz w:val="24"/>
-          <w:szCs w:val="24"/>
-        </w:rPr>
-        <w:t>Безплотного у плоті явленого і чеснотами надприродно осяяного,* Симеона рівноангельного і богоносного возхвалімо,* а з ним і Івана приснопам’ятного, з вірою і любов’ю,* як тих, які моляться Господеві неустанно за всіх нас.</w:t>
-      </w:r>
-    </w:p>
-    <w:p>
-      <w:pPr>
-        <w:pStyle w:val="3"/>
-        <w:ind w:left="1" w:hanging="3"/>
-      </w:pPr>
       <w:bookmarkStart w:id="36" w:name="_heading=h.37gfa395q648" w:colFirst="0" w:colLast="0"/>
       <w:bookmarkEnd w:id="36"/>
       <w:r>
-        <w:t xml:space="preserve">Св. Пророка Єзекиїла. </w:t>
+        <w:t xml:space="preserve">Св. Пророка </w:t>
+      </w:r>
+      <w:proofErr w:type="spellStart"/>
+      <w:r>
+        <w:t>Єзекиїла</w:t>
+      </w:r>
+      <w:proofErr w:type="spellEnd"/>
+      <w:r>
+        <w:t xml:space="preserve">. </w:t>
       </w:r>
     </w:p>
     <w:p>
@@ -4269,7 +5474,25 @@
           <w:sz w:val="24"/>
           <w:szCs w:val="24"/>
         </w:rPr>
-        <w:t>Пророче Божий Єзекиїле, ти прозрів замкнені Духом ворота* і на Втіленого, на виході їх, єдиного вказав Бога,* Його моли, молимось, щоб відкрив двері милості Своєї* і спас душі тих, які благочесно оспівують пам’ять твою.</w:t>
+        <w:t xml:space="preserve">Пророче Божий </w:t>
+      </w:r>
+      <w:proofErr w:type="spellStart"/>
+      <w:r>
+        <w:rPr>
+          <w:rFonts w:ascii="Times New Roman" w:eastAsia="Times New Roman" w:hAnsi="Times New Roman" w:cs="Times New Roman"/>
+          <w:sz w:val="24"/>
+          <w:szCs w:val="24"/>
+        </w:rPr>
+        <w:t>Єзекиїле</w:t>
+      </w:r>
+      <w:proofErr w:type="spellEnd"/>
+      <w:r>
+        <w:rPr>
+          <w:rFonts w:ascii="Times New Roman" w:eastAsia="Times New Roman" w:hAnsi="Times New Roman" w:cs="Times New Roman"/>
+          <w:sz w:val="24"/>
+          <w:szCs w:val="24"/>
+        </w:rPr>
+        <w:t>, ти прозрів замкнені Духом ворота* і на Втіленого, на виході їх, єдиного вказав Бога,* Його моли, молимось, щоб відкрив двері милості Своєї* і спас душі тих, які благочесно оспівують пам’ять твою.</w:t>
       </w:r>
     </w:p>
     <w:p>
@@ -4298,7 +5521,61 @@
           <w:sz w:val="24"/>
           <w:szCs w:val="24"/>
         </w:rPr>
-        <w:t>Божим пророком явився єси, Єзекиїле чудний,* воплочення Господнє всім провістив єси,* сущого Агнця і Зиждителя,* Сина Божого, який явився во віки.</w:t>
+        <w:t xml:space="preserve">Божим пророком явився єси, </w:t>
+      </w:r>
+      <w:proofErr w:type="spellStart"/>
+      <w:r>
+        <w:rPr>
+          <w:rFonts w:ascii="Times New Roman" w:eastAsia="Times New Roman" w:hAnsi="Times New Roman" w:cs="Times New Roman"/>
+          <w:sz w:val="24"/>
+          <w:szCs w:val="24"/>
+        </w:rPr>
+        <w:t>Єзекиїле</w:t>
+      </w:r>
+      <w:proofErr w:type="spellEnd"/>
+      <w:r>
+        <w:rPr>
+          <w:rFonts w:ascii="Times New Roman" w:eastAsia="Times New Roman" w:hAnsi="Times New Roman" w:cs="Times New Roman"/>
+          <w:sz w:val="24"/>
+          <w:szCs w:val="24"/>
+        </w:rPr>
+        <w:t xml:space="preserve"> чудний,* </w:t>
+      </w:r>
+      <w:proofErr w:type="spellStart"/>
+      <w:r>
+        <w:rPr>
+          <w:rFonts w:ascii="Times New Roman" w:eastAsia="Times New Roman" w:hAnsi="Times New Roman" w:cs="Times New Roman"/>
+          <w:sz w:val="24"/>
+          <w:szCs w:val="24"/>
+        </w:rPr>
+        <w:t>воплочення</w:t>
+      </w:r>
+      <w:proofErr w:type="spellEnd"/>
+      <w:r>
+        <w:rPr>
+          <w:rFonts w:ascii="Times New Roman" w:eastAsia="Times New Roman" w:hAnsi="Times New Roman" w:cs="Times New Roman"/>
+          <w:sz w:val="24"/>
+          <w:szCs w:val="24"/>
+        </w:rPr>
+        <w:t xml:space="preserve"> Господнє всім провістив єси,* сущого Агнця і </w:t>
+      </w:r>
+      <w:proofErr w:type="spellStart"/>
+      <w:r>
+        <w:rPr>
+          <w:rFonts w:ascii="Times New Roman" w:eastAsia="Times New Roman" w:hAnsi="Times New Roman" w:cs="Times New Roman"/>
+          <w:sz w:val="24"/>
+          <w:szCs w:val="24"/>
+        </w:rPr>
+        <w:t>Зиждителя</w:t>
+      </w:r>
+      <w:proofErr w:type="spellEnd"/>
+      <w:r>
+        <w:rPr>
+          <w:rFonts w:ascii="Times New Roman" w:eastAsia="Times New Roman" w:hAnsi="Times New Roman" w:cs="Times New Roman"/>
+          <w:sz w:val="24"/>
+          <w:szCs w:val="24"/>
+        </w:rPr>
+        <w:t>,* Сина Божого, який явився во віки.</w:t>
       </w:r>
     </w:p>
     <w:p>
@@ -4322,7 +5599,15 @@
       <w:bookmarkStart w:id="38" w:name="_heading=h.nqn3yhbxqe1l" w:colFirst="0" w:colLast="0"/>
       <w:bookmarkEnd w:id="38"/>
       <w:r>
-        <w:t>22 липня.  Св. мироносиці й рівноап. Марії Магдалини. Повернення мощів св. свщмч. Фоки.</w:t>
+        <w:t xml:space="preserve">22 липня.  Св. мироносиці й </w:t>
+      </w:r>
+      <w:proofErr w:type="spellStart"/>
+      <w:r>
+        <w:t>рівноап</w:t>
+      </w:r>
+      <w:proofErr w:type="spellEnd"/>
+      <w:r>
+        <w:t>. Марії Магдалини. Повернення мощів св. свщмч. Фоки.</w:t>
       </w:r>
     </w:p>
     <w:p>
@@ -4333,7 +5618,15 @@
       <w:bookmarkStart w:id="39" w:name="_heading=h.j3u26fg4mx43" w:colFirst="0" w:colLast="0"/>
       <w:bookmarkEnd w:id="39"/>
       <w:r>
-        <w:t xml:space="preserve">Св. мироносиці й рівноап. Марії Магдалини. </w:t>
+        <w:t xml:space="preserve">Св. мироносиці й </w:t>
+      </w:r>
+      <w:proofErr w:type="spellStart"/>
+      <w:r>
+        <w:t>рівноап</w:t>
+      </w:r>
+      <w:proofErr w:type="spellEnd"/>
+      <w:r>
+        <w:t xml:space="preserve">. Марії Магдалини. </w:t>
       </w:r>
     </w:p>
     <w:p>
@@ -4389,7 +5682,25 @@
           <w:sz w:val="24"/>
           <w:szCs w:val="24"/>
         </w:rPr>
-        <w:t>Коли ти стояла, преславна, під хрестом Спасовим з іншими багатьма* і страдала з Матір’ю Господньою, та сльози проливала,* це на похвалу принесла ти, кажучи: Що це за дивне чудо?* Той, який усе сотворіння утримує, зволив терпіти.* Слава владі твоїй.</w:t>
+        <w:t xml:space="preserve">Коли ти стояла, преславна, під хрестом </w:t>
+      </w:r>
+      <w:proofErr w:type="spellStart"/>
+      <w:r>
+        <w:rPr>
+          <w:rFonts w:ascii="Times New Roman" w:eastAsia="Times New Roman" w:hAnsi="Times New Roman" w:cs="Times New Roman"/>
+          <w:sz w:val="24"/>
+          <w:szCs w:val="24"/>
+        </w:rPr>
+        <w:t>Спасовим</w:t>
+      </w:r>
+      <w:proofErr w:type="spellEnd"/>
+      <w:r>
+        <w:rPr>
+          <w:rFonts w:ascii="Times New Roman" w:eastAsia="Times New Roman" w:hAnsi="Times New Roman" w:cs="Times New Roman"/>
+          <w:sz w:val="24"/>
+          <w:szCs w:val="24"/>
+        </w:rPr>
+        <w:t xml:space="preserve"> з іншими багатьма* і страдала з Матір’ю Господньою, та сльози проливала,* це на похвалу принесла ти, кажучи: Що це за дивне чудо?* Той, який усе сотворіння утримує, зволив терпіти.* Слава владі твоїй.</w:t>
       </w:r>
     </w:p>
     <w:p>
@@ -4400,7 +5711,6 @@
       <w:bookmarkStart w:id="40" w:name="_heading=h.7da5d1kuykfl" w:colFirst="0" w:colLast="0"/>
       <w:bookmarkEnd w:id="40"/>
       <w:r>
-        <w:lastRenderedPageBreak/>
         <w:t>Повернення мощей св. свщмч. Фоки.</w:t>
       </w:r>
     </w:p>
@@ -4502,7 +5812,16 @@
       <w:bookmarkStart w:id="41" w:name="_heading=h.hdq59if5k4ei" w:colFirst="0" w:colLast="0"/>
       <w:bookmarkEnd w:id="41"/>
       <w:r>
-        <w:t>23 липня. Свв. мчч. Трофима, Теофіла і тих, що з ними.</w:t>
+        <w:lastRenderedPageBreak/>
+        <w:t xml:space="preserve">23 липня. Свв. мчч. </w:t>
+      </w:r>
+      <w:proofErr w:type="spellStart"/>
+      <w:r>
+        <w:t>Трофима</w:t>
+      </w:r>
+      <w:proofErr w:type="spellEnd"/>
+      <w:r>
+        <w:t>, Теофіла і тих, що з ними.</w:t>
       </w:r>
     </w:p>
     <w:p>
@@ -4533,7 +5852,25 @@
           <w:sz w:val="24"/>
           <w:szCs w:val="24"/>
         </w:rPr>
-        <w:t>Як воїни, мученики непереможні,* бігом нестримним на судилище невірних увійшли ви* і через велику віру муки перетерпіли,* Христа Єдиного сміливо ісповідуючи.* Його моліть, Трофиме і Теофіле з іншими,* щоб тягар пристрастей відклавши,* оспівували ми нині ваше страждання, страстотерпці непоборні.</w:t>
+        <w:t xml:space="preserve">Як воїни, мученики непереможні,* бігом нестримним на судилище невірних увійшли ви* і через велику віру муки перетерпіли,* Христа Єдиного сміливо ісповідуючи.* Його моліть, </w:t>
+      </w:r>
+      <w:proofErr w:type="spellStart"/>
+      <w:r>
+        <w:rPr>
+          <w:rFonts w:ascii="Times New Roman" w:eastAsia="Times New Roman" w:hAnsi="Times New Roman" w:cs="Times New Roman"/>
+          <w:sz w:val="24"/>
+          <w:szCs w:val="24"/>
+        </w:rPr>
+        <w:t>Трофиме</w:t>
+      </w:r>
+      <w:proofErr w:type="spellEnd"/>
+      <w:r>
+        <w:rPr>
+          <w:rFonts w:ascii="Times New Roman" w:eastAsia="Times New Roman" w:hAnsi="Times New Roman" w:cs="Times New Roman"/>
+          <w:sz w:val="24"/>
+          <w:szCs w:val="24"/>
+        </w:rPr>
+        <w:t xml:space="preserve"> і Теофіле з іншими,* щоб тягар пристрастей відклавши,* оспівували ми нині ваше страждання, страстотерпці непоборні.</w:t>
       </w:r>
     </w:p>
     <w:p>
@@ -4623,7 +5960,43 @@
           <w:sz w:val="24"/>
           <w:szCs w:val="24"/>
         </w:rPr>
-        <w:t>Правдиві страстотерпці і істинні Євангелія Христового послухачі,* доброчесний Романе з незлобивим Давидом,* ви не спротивилися ворогові – братові,* що вбивав ваші тіла, а душ не міг діткнутися.* Нехай, отже, плаче злий властолюбець,* а ви, радіючи з ангельськими ликами, стоячи перед Святою Тройцею,* моліться, щоб країна рідних ваших благовгодна була* і щоб сини руські спаслися.</w:t>
+        <w:t xml:space="preserve">Правдиві страстотерпці і істинні Євангелія Христового послухачі,* доброчесний Романе з незлобивим Давидом,* ви не спротивилися ворогові – братові,* що вбивав ваші тіла, а душ не міг діткнутися.* Нехай, отже, плаче злий властолюбець,* а ви, радіючи з ангельськими ликами, стоячи перед Святою </w:t>
+      </w:r>
+      <w:proofErr w:type="spellStart"/>
+      <w:r>
+        <w:rPr>
+          <w:rFonts w:ascii="Times New Roman" w:eastAsia="Times New Roman" w:hAnsi="Times New Roman" w:cs="Times New Roman"/>
+          <w:sz w:val="24"/>
+          <w:szCs w:val="24"/>
+        </w:rPr>
+        <w:t>Тройцею</w:t>
+      </w:r>
+      <w:proofErr w:type="spellEnd"/>
+      <w:r>
+        <w:rPr>
+          <w:rFonts w:ascii="Times New Roman" w:eastAsia="Times New Roman" w:hAnsi="Times New Roman" w:cs="Times New Roman"/>
+          <w:sz w:val="24"/>
+          <w:szCs w:val="24"/>
+        </w:rPr>
+        <w:t xml:space="preserve">,* моліться, щоб країна рідних ваших </w:t>
+      </w:r>
+      <w:proofErr w:type="spellStart"/>
+      <w:r>
+        <w:rPr>
+          <w:rFonts w:ascii="Times New Roman" w:eastAsia="Times New Roman" w:hAnsi="Times New Roman" w:cs="Times New Roman"/>
+          <w:sz w:val="24"/>
+          <w:szCs w:val="24"/>
+        </w:rPr>
+        <w:t>благовгодна</w:t>
+      </w:r>
+      <w:proofErr w:type="spellEnd"/>
+      <w:r>
+        <w:rPr>
+          <w:rFonts w:ascii="Times New Roman" w:eastAsia="Times New Roman" w:hAnsi="Times New Roman" w:cs="Times New Roman"/>
+          <w:sz w:val="24"/>
+          <w:szCs w:val="24"/>
+        </w:rPr>
+        <w:t xml:space="preserve"> була* і щоб сини руські спаслися.</w:t>
       </w:r>
     </w:p>
     <w:p>
@@ -4652,7 +6025,25 @@
           <w:sz w:val="24"/>
           <w:szCs w:val="24"/>
         </w:rPr>
-        <w:t>Засіяла днесь преславна пам’ять ваша,* благородні страстотерпці Христові, Романе й Давиде,* що скликаєте нас на прославу Христа, Бога нашого.* Тому, прибігаючи до ковчега ваших мощів,* приймаємо дар оздоровлення вашими молитвами, святії,* бо ви є божественні лікарі.</w:t>
+        <w:t xml:space="preserve">Засіяла днесь преславна пам’ять ваша,* благородні страстотерпці Христові, Романе й Давиде,* що </w:t>
+      </w:r>
+      <w:proofErr w:type="spellStart"/>
+      <w:r>
+        <w:rPr>
+          <w:rFonts w:ascii="Times New Roman" w:eastAsia="Times New Roman" w:hAnsi="Times New Roman" w:cs="Times New Roman"/>
+          <w:sz w:val="24"/>
+          <w:szCs w:val="24"/>
+        </w:rPr>
+        <w:t>скликаєте</w:t>
+      </w:r>
+      <w:proofErr w:type="spellEnd"/>
+      <w:r>
+        <w:rPr>
+          <w:rFonts w:ascii="Times New Roman" w:eastAsia="Times New Roman" w:hAnsi="Times New Roman" w:cs="Times New Roman"/>
+          <w:sz w:val="24"/>
+          <w:szCs w:val="24"/>
+        </w:rPr>
+        <w:t xml:space="preserve"> нас на прославу Христа, Бога нашого.* Тому, прибігаючи до ковчега ваших мощів,* приймаємо дар оздоровлення вашими молитвами, святії,* бо ви є божественні лікарі.</w:t>
       </w:r>
       <w:r>
         <w:rPr>
@@ -4701,7 +6092,79 @@
           <w:sz w:val="24"/>
           <w:szCs w:val="24"/>
         </w:rPr>
-        <w:t>Званням по-євангельски Христові уневістившись, Христино славная,* славу світу сього і похіть тлінну ні за що ти мала,* про тіло не дбаючи, муки перетерпіла єси мужньо,* тому твоє страждання похвалами почитаємо,* мученице, Христові співіменна.</w:t>
+        <w:t>Званням по-</w:t>
+      </w:r>
+      <w:proofErr w:type="spellStart"/>
+      <w:r>
+        <w:rPr>
+          <w:rFonts w:ascii="Times New Roman" w:eastAsia="Times New Roman" w:hAnsi="Times New Roman" w:cs="Times New Roman"/>
+          <w:sz w:val="24"/>
+          <w:szCs w:val="24"/>
+        </w:rPr>
+        <w:t>євангельски</w:t>
+      </w:r>
+      <w:proofErr w:type="spellEnd"/>
+      <w:r>
+        <w:rPr>
+          <w:rFonts w:ascii="Times New Roman" w:eastAsia="Times New Roman" w:hAnsi="Times New Roman" w:cs="Times New Roman"/>
+          <w:sz w:val="24"/>
+          <w:szCs w:val="24"/>
+        </w:rPr>
+        <w:t xml:space="preserve"> Христові </w:t>
+      </w:r>
+      <w:proofErr w:type="spellStart"/>
+      <w:r>
+        <w:rPr>
+          <w:rFonts w:ascii="Times New Roman" w:eastAsia="Times New Roman" w:hAnsi="Times New Roman" w:cs="Times New Roman"/>
+          <w:sz w:val="24"/>
+          <w:szCs w:val="24"/>
+        </w:rPr>
+        <w:t>уневістившись</w:t>
+      </w:r>
+      <w:proofErr w:type="spellEnd"/>
+      <w:r>
+        <w:rPr>
+          <w:rFonts w:ascii="Times New Roman" w:eastAsia="Times New Roman" w:hAnsi="Times New Roman" w:cs="Times New Roman"/>
+          <w:sz w:val="24"/>
+          <w:szCs w:val="24"/>
+        </w:rPr>
+        <w:t xml:space="preserve">, Христино </w:t>
+      </w:r>
+      <w:proofErr w:type="spellStart"/>
+      <w:r>
+        <w:rPr>
+          <w:rFonts w:ascii="Times New Roman" w:eastAsia="Times New Roman" w:hAnsi="Times New Roman" w:cs="Times New Roman"/>
+          <w:sz w:val="24"/>
+          <w:szCs w:val="24"/>
+        </w:rPr>
+        <w:t>славная</w:t>
+      </w:r>
+      <w:proofErr w:type="spellEnd"/>
+      <w:r>
+        <w:rPr>
+          <w:rFonts w:ascii="Times New Roman" w:eastAsia="Times New Roman" w:hAnsi="Times New Roman" w:cs="Times New Roman"/>
+          <w:sz w:val="24"/>
+          <w:szCs w:val="24"/>
+        </w:rPr>
+        <w:t xml:space="preserve">,* славу світу сього і похіть тлінну ні за що ти мала,* про тіло не дбаючи, муки перетерпіла єси мужньо,* тому твоє страждання похвалами почитаємо,* мученице, Христові </w:t>
+      </w:r>
+      <w:proofErr w:type="spellStart"/>
+      <w:r>
+        <w:rPr>
+          <w:rFonts w:ascii="Times New Roman" w:eastAsia="Times New Roman" w:hAnsi="Times New Roman" w:cs="Times New Roman"/>
+          <w:sz w:val="24"/>
+          <w:szCs w:val="24"/>
+        </w:rPr>
+        <w:t>співіменна</w:t>
+      </w:r>
+      <w:proofErr w:type="spellEnd"/>
+      <w:r>
+        <w:rPr>
+          <w:rFonts w:ascii="Times New Roman" w:eastAsia="Times New Roman" w:hAnsi="Times New Roman" w:cs="Times New Roman"/>
+          <w:sz w:val="24"/>
+          <w:szCs w:val="24"/>
+        </w:rPr>
+        <w:t>.</w:t>
       </w:r>
     </w:p>
     <w:p>
@@ -4722,7 +6185,6 @@
           <w:sz w:val="24"/>
           <w:szCs w:val="24"/>
         </w:rPr>
-        <w:lastRenderedPageBreak/>
         <w:t xml:space="preserve">Кондак (г. 4): </w:t>
       </w:r>
       <w:r>
@@ -4731,7 +6193,25 @@
           <w:sz w:val="24"/>
           <w:szCs w:val="24"/>
         </w:rPr>
-        <w:t>Світлою голубкою явилася єси, яка крила має золоті,* і до висоти Небесної злетіла єси, Христино чесна.* Тому твоє славне свято звершуємо,* з вірою покланяючись гробові з мощами твоїми,* з якого щедро всім витікає зцілення Божественне,* як душам, так і тілам.</w:t>
+        <w:t xml:space="preserve">Світлою голубкою явилася єси, яка крила має золоті,* і до висоти Небесної злетіла єси, Христино чесна.* Тому твоє славне свято звершуємо,* з вірою </w:t>
+      </w:r>
+      <w:proofErr w:type="spellStart"/>
+      <w:r>
+        <w:rPr>
+          <w:rFonts w:ascii="Times New Roman" w:eastAsia="Times New Roman" w:hAnsi="Times New Roman" w:cs="Times New Roman"/>
+          <w:sz w:val="24"/>
+          <w:szCs w:val="24"/>
+        </w:rPr>
+        <w:t>покланяючись</w:t>
+      </w:r>
+      <w:proofErr w:type="spellEnd"/>
+      <w:r>
+        <w:rPr>
+          <w:rFonts w:ascii="Times New Roman" w:eastAsia="Times New Roman" w:hAnsi="Times New Roman" w:cs="Times New Roman"/>
+          <w:sz w:val="24"/>
+          <w:szCs w:val="24"/>
+        </w:rPr>
+        <w:t xml:space="preserve"> гробові з мощами твоїми,* з якого щедро всім витікає зцілення Божественне,* як душам, так і тілам.</w:t>
       </w:r>
     </w:p>
     <w:p>
@@ -4753,7 +6233,23 @@
       <w:bookmarkStart w:id="45" w:name="_heading=h.35ont6txcimi" w:colFirst="0" w:colLast="0"/>
       <w:bookmarkEnd w:id="45"/>
       <w:r>
-        <w:t>25 липня.  + Успення св. Анни, матері Пресвятої Богородиці. Пам'ять свв. жінок Олімпіяди і Євпраксії.</w:t>
+        <w:t xml:space="preserve">25 липня.  + Успення св. Анни, матері Пресвятої Богородиці. Пам'ять </w:t>
+      </w:r>
+      <w:proofErr w:type="spellStart"/>
+      <w:r>
+        <w:t>свв</w:t>
+      </w:r>
+      <w:proofErr w:type="spellEnd"/>
+      <w:r>
+        <w:t xml:space="preserve">. жінок </w:t>
+      </w:r>
+      <w:proofErr w:type="spellStart"/>
+      <w:r>
+        <w:t>Олімпіяди</w:t>
+      </w:r>
+      <w:proofErr w:type="spellEnd"/>
+      <w:r>
+        <w:t xml:space="preserve"> і Євпраксії.</w:t>
       </w:r>
     </w:p>
     <w:p>
@@ -4781,7 +6277,34 @@
           <w:sz w:val="24"/>
           <w:szCs w:val="24"/>
         </w:rPr>
-        <w:t>Життя родительку – чисту Богоматір* в утробі носила Ти, богомудра Анно.* Тому, у славі радіючи,* нині переставилася ти до небесного прийняття, де житло тих, що веселяться,* просячи прогрішень прощення* для тих, що в любові тебе почитають, присноблаженна.</w:t>
+        <w:t xml:space="preserve">Життя родительку – чисту Богоматір* в утробі носила Ти, богомудра Анно.* Тому, у славі радіючи,* нині переставилася ти до небесного прийняття, де </w:t>
+      </w:r>
+      <w:r>
+        <w:rPr>
+          <w:rFonts w:ascii="Times New Roman" w:eastAsia="Times New Roman" w:hAnsi="Times New Roman" w:cs="Times New Roman"/>
+          <w:sz w:val="24"/>
+          <w:szCs w:val="24"/>
+        </w:rPr>
+        <w:lastRenderedPageBreak/>
+        <w:t xml:space="preserve">житло тих, що веселяться,* просячи прогрішень прощення* для тих, що в любові тебе почитають, </w:t>
+      </w:r>
+      <w:proofErr w:type="spellStart"/>
+      <w:r>
+        <w:rPr>
+          <w:rFonts w:ascii="Times New Roman" w:eastAsia="Times New Roman" w:hAnsi="Times New Roman" w:cs="Times New Roman"/>
+          <w:sz w:val="24"/>
+          <w:szCs w:val="24"/>
+        </w:rPr>
+        <w:t>присноблаженна</w:t>
+      </w:r>
+      <w:proofErr w:type="spellEnd"/>
+      <w:r>
+        <w:rPr>
+          <w:rFonts w:ascii="Times New Roman" w:eastAsia="Times New Roman" w:hAnsi="Times New Roman" w:cs="Times New Roman"/>
+          <w:sz w:val="24"/>
+          <w:szCs w:val="24"/>
+        </w:rPr>
+        <w:t>.</w:t>
       </w:r>
     </w:p>
     <w:p>
@@ -4820,7 +6343,15 @@
       <w:bookmarkStart w:id="46" w:name="_heading=h.2793iaog9f3h" w:colFirst="0" w:colLast="0"/>
       <w:bookmarkEnd w:id="46"/>
       <w:r>
-        <w:t>26 липня.  Св. свщмч. Єрмолая і тих, що з ним. святої преподобномучениці Параскеви.</w:t>
+        <w:t xml:space="preserve">26 липня.  Св. свщмч. Єрмолая і тих, що з ним. святої </w:t>
+      </w:r>
+      <w:proofErr w:type="spellStart"/>
+      <w:r>
+        <w:t>преподобномучениці</w:t>
+      </w:r>
+      <w:proofErr w:type="spellEnd"/>
+      <w:r>
+        <w:t xml:space="preserve"> Параскеви.</w:t>
       </w:r>
     </w:p>
     <w:p>
@@ -4890,7 +6421,25 @@
           <w:sz w:val="24"/>
           <w:szCs w:val="24"/>
         </w:rPr>
-        <w:t>Як святитель благочесно живши,* священномучеництва вінець прийняв єси.* Ідольські жертви загасив, добрим пастирем Христового стада був єси, премудрий,* і Пантелеймона істинний учитель.* Тому почитаємо тебе піснями, взиваючи:* від бід ізбав нас завжди* молитвами твоїми, Єрмолаю, отче наш.</w:t>
+        <w:t xml:space="preserve">Як святитель благочесно живши,* </w:t>
+      </w:r>
+      <w:proofErr w:type="spellStart"/>
+      <w:r>
+        <w:rPr>
+          <w:rFonts w:ascii="Times New Roman" w:eastAsia="Times New Roman" w:hAnsi="Times New Roman" w:cs="Times New Roman"/>
+          <w:sz w:val="24"/>
+          <w:szCs w:val="24"/>
+        </w:rPr>
+        <w:t>священномучеництва</w:t>
+      </w:r>
+      <w:proofErr w:type="spellEnd"/>
+      <w:r>
+        <w:rPr>
+          <w:rFonts w:ascii="Times New Roman" w:eastAsia="Times New Roman" w:hAnsi="Times New Roman" w:cs="Times New Roman"/>
+          <w:sz w:val="24"/>
+          <w:szCs w:val="24"/>
+        </w:rPr>
+        <w:t xml:space="preserve"> вінець прийняв єси.* Ідольські жертви загасив, добрим пастирем Христового стада був єси, премудрий,* і Пантелеймона істинний учитель.* Тому почитаємо тебе піснями, взиваючи:* від бід ізбав нас завжди* молитвами твоїми, Єрмолаю, отче наш.</w:t>
       </w:r>
     </w:p>
     <w:p>
@@ -4943,7 +6492,43 @@
           <w:sz w:val="24"/>
           <w:szCs w:val="24"/>
         </w:rPr>
-        <w:t>Зусилля маючи гідне імені твого,* рівнойменну тобі віру як співжительку вибрала єси, Параскево переможна,* тому зливаєш зцілення* і молишся за душі наші.</w:t>
+        <w:t xml:space="preserve">Зусилля маючи гідне імені твого,* </w:t>
+      </w:r>
+      <w:proofErr w:type="spellStart"/>
+      <w:r>
+        <w:rPr>
+          <w:rFonts w:ascii="Times New Roman" w:eastAsia="Times New Roman" w:hAnsi="Times New Roman" w:cs="Times New Roman"/>
+          <w:sz w:val="24"/>
+          <w:szCs w:val="24"/>
+        </w:rPr>
+        <w:t>рівнойменну</w:t>
+      </w:r>
+      <w:proofErr w:type="spellEnd"/>
+      <w:r>
+        <w:rPr>
+          <w:rFonts w:ascii="Times New Roman" w:eastAsia="Times New Roman" w:hAnsi="Times New Roman" w:cs="Times New Roman"/>
+          <w:sz w:val="24"/>
+          <w:szCs w:val="24"/>
+        </w:rPr>
+        <w:t xml:space="preserve"> тобі віру як </w:t>
+      </w:r>
+      <w:proofErr w:type="spellStart"/>
+      <w:r>
+        <w:rPr>
+          <w:rFonts w:ascii="Times New Roman" w:eastAsia="Times New Roman" w:hAnsi="Times New Roman" w:cs="Times New Roman"/>
+          <w:sz w:val="24"/>
+          <w:szCs w:val="24"/>
+        </w:rPr>
+        <w:t>співжительку</w:t>
+      </w:r>
+      <w:proofErr w:type="spellEnd"/>
+      <w:r>
+        <w:rPr>
+          <w:rFonts w:ascii="Times New Roman" w:eastAsia="Times New Roman" w:hAnsi="Times New Roman" w:cs="Times New Roman"/>
+          <w:sz w:val="24"/>
+          <w:szCs w:val="24"/>
+        </w:rPr>
+        <w:t xml:space="preserve"> вибрала єси, Параскево переможна,* тому зливаєш зцілення* і молишся за душі наші.</w:t>
       </w:r>
     </w:p>
     <w:p>
@@ -4966,13 +6551,59 @@
         </w:rPr>
         <w:t xml:space="preserve">Кондак (г. 8): </w:t>
       </w:r>
-      <w:r>
-        <w:rPr>
-          <w:rFonts w:ascii="Times New Roman" w:eastAsia="Times New Roman" w:hAnsi="Times New Roman" w:cs="Times New Roman"/>
-          <w:sz w:val="24"/>
-          <w:szCs w:val="24"/>
-        </w:rPr>
-        <w:t>Страстотерпиці, вірні,* пісню Параскеві прийдіте суголосно заспіваймо,* озоряє бо чудесами світ,* відганяючи тьму омани,* подаючи вірним благодать независну, тим які зовуть:* Радуйся, мученице многостраждальна.</w:t>
+      <w:proofErr w:type="spellStart"/>
+      <w:r>
+        <w:rPr>
+          <w:rFonts w:ascii="Times New Roman" w:eastAsia="Times New Roman" w:hAnsi="Times New Roman" w:cs="Times New Roman"/>
+          <w:sz w:val="24"/>
+          <w:szCs w:val="24"/>
+        </w:rPr>
+        <w:t>Страстотерпиці</w:t>
+      </w:r>
+      <w:proofErr w:type="spellEnd"/>
+      <w:r>
+        <w:rPr>
+          <w:rFonts w:ascii="Times New Roman" w:eastAsia="Times New Roman" w:hAnsi="Times New Roman" w:cs="Times New Roman"/>
+          <w:sz w:val="24"/>
+          <w:szCs w:val="24"/>
+        </w:rPr>
+        <w:t xml:space="preserve">, вірні,* пісню Параскеві </w:t>
+      </w:r>
+      <w:proofErr w:type="spellStart"/>
+      <w:r>
+        <w:rPr>
+          <w:rFonts w:ascii="Times New Roman" w:eastAsia="Times New Roman" w:hAnsi="Times New Roman" w:cs="Times New Roman"/>
+          <w:sz w:val="24"/>
+          <w:szCs w:val="24"/>
+        </w:rPr>
+        <w:t>прийдіте</w:t>
+      </w:r>
+      <w:proofErr w:type="spellEnd"/>
+      <w:r>
+        <w:rPr>
+          <w:rFonts w:ascii="Times New Roman" w:eastAsia="Times New Roman" w:hAnsi="Times New Roman" w:cs="Times New Roman"/>
+          <w:sz w:val="24"/>
+          <w:szCs w:val="24"/>
+        </w:rPr>
+        <w:t xml:space="preserve"> суголосно заспіваймо,* </w:t>
+      </w:r>
+      <w:proofErr w:type="spellStart"/>
+      <w:r>
+        <w:rPr>
+          <w:rFonts w:ascii="Times New Roman" w:eastAsia="Times New Roman" w:hAnsi="Times New Roman" w:cs="Times New Roman"/>
+          <w:sz w:val="24"/>
+          <w:szCs w:val="24"/>
+        </w:rPr>
+        <w:t>озоряє</w:t>
+      </w:r>
+      <w:proofErr w:type="spellEnd"/>
+      <w:r>
+        <w:rPr>
+          <w:rFonts w:ascii="Times New Roman" w:eastAsia="Times New Roman" w:hAnsi="Times New Roman" w:cs="Times New Roman"/>
+          <w:sz w:val="24"/>
+          <w:szCs w:val="24"/>
+        </w:rPr>
+        <w:t xml:space="preserve"> бо чудесами світ,* відганяючи тьму омани,* подаючи вірним благодать независну, тим які зовуть:* Радуйся, мученице многостраждальна.</w:t>
       </w:r>
     </w:p>
     <w:p>
@@ -4993,8 +6624,15 @@
       <w:bookmarkStart w:id="49" w:name="_heading=h.n3d0urvywpso" w:colFirst="0" w:colLast="0"/>
       <w:bookmarkEnd w:id="49"/>
       <w:r>
-        <w:lastRenderedPageBreak/>
-        <w:t>27 липня.  + Св. влкмч. й цілителя Пантелеймона. Св. Климента, архиєп. Охридського, чудотворця.</w:t>
+        <w:t xml:space="preserve">27 липня.  + Св. влкмч. й цілителя Пантелеймона. Св. Климента, архиєп. </w:t>
+      </w:r>
+      <w:proofErr w:type="spellStart"/>
+      <w:r>
+        <w:t>Охридського</w:t>
+      </w:r>
+      <w:proofErr w:type="spellEnd"/>
+      <w:r>
+        <w:t>, чудотворця.</w:t>
       </w:r>
     </w:p>
     <w:p>
@@ -5072,7 +6710,16 @@
       <w:bookmarkStart w:id="50" w:name="_heading=h.70n5yxuwl6pg" w:colFirst="0" w:colLast="0"/>
       <w:bookmarkEnd w:id="50"/>
       <w:r>
-        <w:t>28 липня.  Свв. апп. і дияконів Прохора, Никанора, Тимона й Пармена.</w:t>
+        <w:lastRenderedPageBreak/>
+        <w:t xml:space="preserve">28 липня.  Свв. апп. і дияконів Прохора, Никанора, </w:t>
+      </w:r>
+      <w:proofErr w:type="spellStart"/>
+      <w:r>
+        <w:t>Тимона</w:t>
+      </w:r>
+      <w:proofErr w:type="spellEnd"/>
+      <w:r>
+        <w:t xml:space="preserve"> й Пармена.</w:t>
       </w:r>
     </w:p>
     <w:p>
@@ -5130,7 +6777,25 @@
           <w:sz w:val="24"/>
           <w:szCs w:val="24"/>
         </w:rPr>
-        <w:t>Дияконами чесними, і очевидцями Слова,* і посудинами вибраними віри явились ви,* Никаноре, Прохоре,* Пармене і Тимоне, славні,* тому днесь священну пам’ять вашу святкуємо,* у веселості серця вас ублажаючи.</w:t>
+        <w:t xml:space="preserve">Дияконами чесними, і очевидцями Слова,* і посудинами вибраними віри явились ви,* Никаноре, Прохоре,* Пармене і </w:t>
+      </w:r>
+      <w:proofErr w:type="spellStart"/>
+      <w:r>
+        <w:rPr>
+          <w:rFonts w:ascii="Times New Roman" w:eastAsia="Times New Roman" w:hAnsi="Times New Roman" w:cs="Times New Roman"/>
+          <w:sz w:val="24"/>
+          <w:szCs w:val="24"/>
+        </w:rPr>
+        <w:t>Тимоне</w:t>
+      </w:r>
+      <w:proofErr w:type="spellEnd"/>
+      <w:r>
+        <w:rPr>
+          <w:rFonts w:ascii="Times New Roman" w:eastAsia="Times New Roman" w:hAnsi="Times New Roman" w:cs="Times New Roman"/>
+          <w:sz w:val="24"/>
+          <w:szCs w:val="24"/>
+        </w:rPr>
+        <w:t>, славні,* тому днесь священну пам’ять вашу святкуємо,* у веселості серця вас ублажаючи.</w:t>
       </w:r>
     </w:p>
     <w:p>
@@ -5259,7 +6924,61 @@
           <w:sz w:val="24"/>
           <w:szCs w:val="24"/>
         </w:rPr>
-        <w:t>Хор п’ятичисельний апостолів Христових піснями возхвалімо,* Силу, Силуана, Крискента, Андроніка з Епенетом,* бо вони ідольську оману викрили,* і невірних у віру вловивши,* моляться неустанно за всіх, які пам’ять їх величають.</w:t>
+        <w:t xml:space="preserve">Хор </w:t>
+      </w:r>
+      <w:proofErr w:type="spellStart"/>
+      <w:r>
+        <w:rPr>
+          <w:rFonts w:ascii="Times New Roman" w:eastAsia="Times New Roman" w:hAnsi="Times New Roman" w:cs="Times New Roman"/>
+          <w:sz w:val="24"/>
+          <w:szCs w:val="24"/>
+        </w:rPr>
+        <w:t>п’ятичисельний</w:t>
+      </w:r>
+      <w:proofErr w:type="spellEnd"/>
+      <w:r>
+        <w:rPr>
+          <w:rFonts w:ascii="Times New Roman" w:eastAsia="Times New Roman" w:hAnsi="Times New Roman" w:cs="Times New Roman"/>
+          <w:sz w:val="24"/>
+          <w:szCs w:val="24"/>
+        </w:rPr>
+        <w:t xml:space="preserve"> апостолів Христових піснями возхвалімо,* Силу, Силуана, </w:t>
+      </w:r>
+      <w:proofErr w:type="spellStart"/>
+      <w:r>
+        <w:rPr>
+          <w:rFonts w:ascii="Times New Roman" w:eastAsia="Times New Roman" w:hAnsi="Times New Roman" w:cs="Times New Roman"/>
+          <w:sz w:val="24"/>
+          <w:szCs w:val="24"/>
+        </w:rPr>
+        <w:t>Крискента</w:t>
+      </w:r>
+      <w:proofErr w:type="spellEnd"/>
+      <w:r>
+        <w:rPr>
+          <w:rFonts w:ascii="Times New Roman" w:eastAsia="Times New Roman" w:hAnsi="Times New Roman" w:cs="Times New Roman"/>
+          <w:sz w:val="24"/>
+          <w:szCs w:val="24"/>
+        </w:rPr>
+        <w:t xml:space="preserve">, Андроніка з </w:t>
+      </w:r>
+      <w:proofErr w:type="spellStart"/>
+      <w:r>
+        <w:rPr>
+          <w:rFonts w:ascii="Times New Roman" w:eastAsia="Times New Roman" w:hAnsi="Times New Roman" w:cs="Times New Roman"/>
+          <w:sz w:val="24"/>
+          <w:szCs w:val="24"/>
+        </w:rPr>
+        <w:t>Епенетом</w:t>
+      </w:r>
+      <w:proofErr w:type="spellEnd"/>
+      <w:r>
+        <w:rPr>
+          <w:rFonts w:ascii="Times New Roman" w:eastAsia="Times New Roman" w:hAnsi="Times New Roman" w:cs="Times New Roman"/>
+          <w:sz w:val="24"/>
+          <w:szCs w:val="24"/>
+        </w:rPr>
+        <w:t>,* бо вони ідольську оману викрили,* і невірних у віру вловивши,* моляться неустанно за всіх, які пам’ять їх величають.</w:t>
       </w:r>
     </w:p>
     <w:p>
@@ -5290,7 +7009,25 @@
           <w:sz w:val="24"/>
           <w:szCs w:val="24"/>
         </w:rPr>
-        <w:t>Галузками явились ви Христового винограду,* грона плідні, мудрі,* у чеснотах, вино нам спасіння виливаючи,* яке приймаючи, радістю сповняємося,* святкуючи всечесну вашу пам’ять,* в час якої моліться за відпущення гріхів наших,* Господні апостоли.</w:t>
+        <w:t xml:space="preserve">Галузками явились ви Христового винограду,* грона плідні, мудрі,* у чеснотах, вино нам спасіння виливаючи,* яке приймаючи, радістю сповняємося,* святкуючи </w:t>
+      </w:r>
+      <w:proofErr w:type="spellStart"/>
+      <w:r>
+        <w:rPr>
+          <w:rFonts w:ascii="Times New Roman" w:eastAsia="Times New Roman" w:hAnsi="Times New Roman" w:cs="Times New Roman"/>
+          <w:sz w:val="24"/>
+          <w:szCs w:val="24"/>
+        </w:rPr>
+        <w:t>всечесну</w:t>
+      </w:r>
+      <w:proofErr w:type="spellEnd"/>
+      <w:r>
+        <w:rPr>
+          <w:rFonts w:ascii="Times New Roman" w:eastAsia="Times New Roman" w:hAnsi="Times New Roman" w:cs="Times New Roman"/>
+          <w:sz w:val="24"/>
+          <w:szCs w:val="24"/>
+        </w:rPr>
+        <w:t xml:space="preserve"> вашу пам’ять,* в час якої моліться за відпущення гріхів наших,* Господні апостоли.</w:t>
       </w:r>
     </w:p>
     <w:p>
@@ -5361,7 +7098,43 @@
           <w:sz w:val="24"/>
           <w:szCs w:val="24"/>
         </w:rPr>
-        <w:t>Той, хто від землі призвав тебе до осель Небесних,* зберігає і по смерті неушкодженим тіло твоє, святий Євдокиме:* ти бо в ціломудрії і чистому житті, блаженний, жив єси,* не осквернивши плоті.* Тому з дерзновенням моли Христа Бога, щоб спастися нам.</w:t>
+        <w:t xml:space="preserve">Той, хто від землі призвав тебе до осель Небесних,* зберігає і по смерті неушкодженим тіло твоє, святий Євдокиме:* ти бо в </w:t>
+      </w:r>
+      <w:proofErr w:type="spellStart"/>
+      <w:r>
+        <w:rPr>
+          <w:rFonts w:ascii="Times New Roman" w:eastAsia="Times New Roman" w:hAnsi="Times New Roman" w:cs="Times New Roman"/>
+          <w:sz w:val="24"/>
+          <w:szCs w:val="24"/>
+        </w:rPr>
+        <w:t>ціломудрії</w:t>
+      </w:r>
+      <w:proofErr w:type="spellEnd"/>
+      <w:r>
+        <w:rPr>
+          <w:rFonts w:ascii="Times New Roman" w:eastAsia="Times New Roman" w:hAnsi="Times New Roman" w:cs="Times New Roman"/>
+          <w:sz w:val="24"/>
+          <w:szCs w:val="24"/>
+        </w:rPr>
+        <w:t xml:space="preserve"> і чистому житті, блаженний, жив єси,* не осквернивши плоті.* Тому з </w:t>
+      </w:r>
+      <w:proofErr w:type="spellStart"/>
+      <w:r>
+        <w:rPr>
+          <w:rFonts w:ascii="Times New Roman" w:eastAsia="Times New Roman" w:hAnsi="Times New Roman" w:cs="Times New Roman"/>
+          <w:sz w:val="24"/>
+          <w:szCs w:val="24"/>
+        </w:rPr>
+        <w:t>дерзновенням</w:t>
+      </w:r>
+      <w:proofErr w:type="spellEnd"/>
+      <w:r>
+        <w:rPr>
+          <w:rFonts w:ascii="Times New Roman" w:eastAsia="Times New Roman" w:hAnsi="Times New Roman" w:cs="Times New Roman"/>
+          <w:sz w:val="24"/>
+          <w:szCs w:val="24"/>
+        </w:rPr>
+        <w:t xml:space="preserve"> моли Христа Бога, щоб спастися нам.</w:t>
       </w:r>
     </w:p>
     <w:p>
@@ -5382,6 +7155,7 @@
           <w:sz w:val="24"/>
           <w:szCs w:val="24"/>
         </w:rPr>
+        <w:lastRenderedPageBreak/>
         <w:t xml:space="preserve">Кондак (г. 2): </w:t>
       </w:r>
       <w:r>
@@ -5390,7 +7164,25 @@
           <w:sz w:val="24"/>
           <w:szCs w:val="24"/>
         </w:rPr>
-        <w:t>Вишніх бажаючи, до вишніх долучаючись,* колісницю вогненну, Божественними сходженнями чеснот вдосконалив єси душу, преблаженний Євдокиме,* на землі поживши, як безплотний,* Творцеві всіх благовгодив єси.</w:t>
+        <w:t xml:space="preserve">Вишніх бажаючи, до вишніх долучаючись,* колісницю вогненну, Божественними сходженнями чеснот вдосконалив єси душу, преблаженний Євдокиме,* на землі поживши, як безплотний,* Творцеві всіх </w:t>
+      </w:r>
+      <w:proofErr w:type="spellStart"/>
+      <w:r>
+        <w:rPr>
+          <w:rFonts w:ascii="Times New Roman" w:eastAsia="Times New Roman" w:hAnsi="Times New Roman" w:cs="Times New Roman"/>
+          <w:sz w:val="24"/>
+          <w:szCs w:val="24"/>
+        </w:rPr>
+        <w:t>благовгодив</w:t>
+      </w:r>
+      <w:proofErr w:type="spellEnd"/>
+      <w:r>
+        <w:rPr>
+          <w:rFonts w:ascii="Times New Roman" w:eastAsia="Times New Roman" w:hAnsi="Times New Roman" w:cs="Times New Roman"/>
+          <w:sz w:val="24"/>
+          <w:szCs w:val="24"/>
+        </w:rPr>
+        <w:t xml:space="preserve"> єси.</w:t>
       </w:r>
     </w:p>
     <w:p>

--- a/flow/20230927_hours/Тропарі - Мінея/11-ЛИПЕНЬ.docx
+++ b/flow/20230927_hours/Тропарі - Мінея/11-ЛИПЕНЬ.docx
@@ -4,7 +4,7 @@
   <w:body>
     <w:p>
       <w:pPr>
-        <w:pStyle w:val="1"/>
+        <w:pStyle w:val="Heading1"/>
         <w:ind w:left="3" w:hanging="5"/>
       </w:pPr>
       <w:bookmarkStart w:id="0" w:name="_heading=h.a99m6hqluo9m" w:colFirst="0" w:colLast="0"/>
@@ -15,37 +15,13 @@
     </w:p>
     <w:p>
       <w:pPr>
-        <w:pStyle w:val="2"/>
+        <w:pStyle w:val="Heading2"/>
         <w:ind w:left="2" w:hanging="4"/>
       </w:pPr>
       <w:bookmarkStart w:id="1" w:name="_heading=h.uxo4vdxulcgj" w:colFirst="0" w:colLast="0"/>
       <w:bookmarkEnd w:id="1"/>
       <w:r>
-        <w:t xml:space="preserve">1 липня. Свв. </w:t>
-      </w:r>
-      <w:proofErr w:type="spellStart"/>
-      <w:r>
-        <w:t>безсребреників</w:t>
-      </w:r>
-      <w:proofErr w:type="spellEnd"/>
-      <w:r>
-        <w:t xml:space="preserve"> і чудотворців </w:t>
-      </w:r>
-      <w:proofErr w:type="spellStart"/>
-      <w:r>
-        <w:t>Косми</w:t>
-      </w:r>
-      <w:proofErr w:type="spellEnd"/>
-      <w:r>
-        <w:t xml:space="preserve"> і </w:t>
-      </w:r>
-      <w:proofErr w:type="spellStart"/>
-      <w:r>
-        <w:t>Дам'яна</w:t>
-      </w:r>
-      <w:proofErr w:type="spellEnd"/>
-      <w:r>
-        <w:t>.</w:t>
+        <w:t>1 липня. Свв. безсребреників і чудотворців Косми і Дам'яна.</w:t>
       </w:r>
     </w:p>
     <w:p>
@@ -91,27 +67,7 @@
           <w:sz w:val="24"/>
           <w:szCs w:val="24"/>
         </w:rPr>
-        <w:t xml:space="preserve">Днесь у радості пісню </w:t>
-      </w:r>
-      <w:proofErr w:type="spellStart"/>
-      <w:r>
-        <w:rPr>
-          <w:rFonts w:ascii="Times New Roman" w:eastAsia="Times New Roman" w:hAnsi="Times New Roman" w:cs="Times New Roman"/>
-          <w:color w:val="000000"/>
-          <w:sz w:val="24"/>
-          <w:szCs w:val="24"/>
-        </w:rPr>
-        <w:t>возсилаймо</w:t>
-      </w:r>
-      <w:proofErr w:type="spellEnd"/>
-      <w:r>
-        <w:rPr>
-          <w:rFonts w:ascii="Times New Roman" w:eastAsia="Times New Roman" w:hAnsi="Times New Roman" w:cs="Times New Roman"/>
-          <w:color w:val="000000"/>
-          <w:sz w:val="24"/>
-          <w:szCs w:val="24"/>
-        </w:rPr>
-        <w:t>, люди,</w:t>
+        <w:t>Днесь у радості пісню возсилаймо, люди,</w:t>
       </w:r>
       <w:r>
         <w:rPr>
@@ -162,47 +118,7 @@
           <w:sz w:val="24"/>
           <w:szCs w:val="24"/>
         </w:rPr>
-        <w:t xml:space="preserve"> </w:t>
-      </w:r>
-      <w:proofErr w:type="spellStart"/>
-      <w:r>
-        <w:rPr>
-          <w:rFonts w:ascii="Times New Roman" w:eastAsia="Times New Roman" w:hAnsi="Times New Roman" w:cs="Times New Roman"/>
-          <w:color w:val="000000"/>
-          <w:sz w:val="24"/>
-          <w:szCs w:val="24"/>
-        </w:rPr>
-        <w:t>Косму</w:t>
-      </w:r>
-      <w:proofErr w:type="spellEnd"/>
-      <w:r>
-        <w:rPr>
-          <w:rFonts w:ascii="Times New Roman" w:eastAsia="Times New Roman" w:hAnsi="Times New Roman" w:cs="Times New Roman"/>
-          <w:color w:val="000000"/>
-          <w:sz w:val="24"/>
-          <w:szCs w:val="24"/>
-        </w:rPr>
-        <w:t xml:space="preserve"> і </w:t>
-      </w:r>
-      <w:proofErr w:type="spellStart"/>
-      <w:r>
-        <w:rPr>
-          <w:rFonts w:ascii="Times New Roman" w:eastAsia="Times New Roman" w:hAnsi="Times New Roman" w:cs="Times New Roman"/>
-          <w:color w:val="000000"/>
-          <w:sz w:val="24"/>
-          <w:szCs w:val="24"/>
-        </w:rPr>
-        <w:t>Дам’яна</w:t>
-      </w:r>
-      <w:proofErr w:type="spellEnd"/>
-      <w:r>
-        <w:rPr>
-          <w:rFonts w:ascii="Times New Roman" w:eastAsia="Times New Roman" w:hAnsi="Times New Roman" w:cs="Times New Roman"/>
-          <w:color w:val="000000"/>
-          <w:sz w:val="24"/>
-          <w:szCs w:val="24"/>
-        </w:rPr>
-        <w:t>, до яких зовемо:</w:t>
+        <w:t xml:space="preserve"> Косму і Дам’яна, до яких зовемо:</w:t>
       </w:r>
       <w:r>
         <w:rPr>
@@ -397,7 +313,7 @@
     </w:p>
     <w:p>
       <w:pPr>
-        <w:pStyle w:val="2"/>
+        <w:pStyle w:val="Heading2"/>
         <w:ind w:left="2" w:hanging="4"/>
         <w:rPr>
           <w:color w:val="FF0000"/>
@@ -418,21 +334,7 @@
         <w:rPr>
           <w:color w:val="FF0000"/>
         </w:rPr>
-        <w:t xml:space="preserve"> + Положення чесної ризи Пресвятої Владичиці нашої Богородиці у </w:t>
-      </w:r>
-      <w:proofErr w:type="spellStart"/>
-      <w:r>
-        <w:rPr>
-          <w:color w:val="FF0000"/>
-        </w:rPr>
-        <w:t>Влахерні</w:t>
-      </w:r>
-      <w:proofErr w:type="spellEnd"/>
-      <w:r>
-        <w:rPr>
-          <w:color w:val="FF0000"/>
-        </w:rPr>
-        <w:t>.</w:t>
+        <w:t xml:space="preserve"> + Положення чесної ризи Пресвятої Владичиці нашої Богородиці у Влахерні.</w:t>
       </w:r>
     </w:p>
     <w:p>
@@ -542,27 +444,7 @@
           <w:sz w:val="24"/>
           <w:szCs w:val="24"/>
         </w:rPr>
-        <w:t xml:space="preserve">Як одежу нетління всім вірним, </w:t>
-      </w:r>
-      <w:proofErr w:type="spellStart"/>
-      <w:r>
-        <w:rPr>
-          <w:rFonts w:ascii="Times New Roman" w:eastAsia="Times New Roman" w:hAnsi="Times New Roman" w:cs="Times New Roman"/>
-          <w:color w:val="000000"/>
-          <w:sz w:val="24"/>
-          <w:szCs w:val="24"/>
-        </w:rPr>
-        <w:t>богоблагодатна</w:t>
-      </w:r>
-      <w:proofErr w:type="spellEnd"/>
-      <w:r>
-        <w:rPr>
-          <w:rFonts w:ascii="Times New Roman" w:eastAsia="Times New Roman" w:hAnsi="Times New Roman" w:cs="Times New Roman"/>
-          <w:color w:val="000000"/>
-          <w:sz w:val="24"/>
-          <w:szCs w:val="24"/>
-        </w:rPr>
-        <w:t xml:space="preserve"> чиста,* дарувала Ти священну ризу Твою,* якою священне тіло Твоє покривала Ти,* покрове всіх людей.* Її положення празнуємо в любові</w:t>
+        <w:t>Як одежу нетління всім вірним, богоблагодатна чиста,* дарувала Ти священну ризу Твою,* якою священне тіло Твоє покривала Ти,* покрове всіх людей.* Її положення празнуємо в любові</w:t>
       </w:r>
       <w:r>
         <w:rPr>
@@ -602,21 +484,13 @@
     </w:p>
     <w:p>
       <w:pPr>
-        <w:pStyle w:val="2"/>
+        <w:pStyle w:val="Heading2"/>
         <w:ind w:left="2" w:hanging="4"/>
       </w:pPr>
       <w:bookmarkStart w:id="3" w:name="_heading=h.4ekm7tmcmwff" w:colFirst="0" w:colLast="0"/>
       <w:bookmarkEnd w:id="3"/>
       <w:r>
-        <w:t xml:space="preserve">3 липня.  Св. мч. </w:t>
-      </w:r>
-      <w:proofErr w:type="spellStart"/>
-      <w:r>
-        <w:t>Якинта</w:t>
-      </w:r>
-      <w:proofErr w:type="spellEnd"/>
-      <w:r>
-        <w:t>.</w:t>
+        <w:t>3 липня.  Св. мч. Якинта.</w:t>
       </w:r>
     </w:p>
     <w:p>
@@ -672,27 +546,7 @@
           <w:sz w:val="24"/>
           <w:szCs w:val="24"/>
         </w:rPr>
-        <w:t xml:space="preserve">Твій, Господи, </w:t>
-      </w:r>
-      <w:proofErr w:type="spellStart"/>
-      <w:r>
-        <w:rPr>
-          <w:rFonts w:ascii="Times New Roman" w:eastAsia="Times New Roman" w:hAnsi="Times New Roman" w:cs="Times New Roman"/>
-          <w:color w:val="000000"/>
-          <w:sz w:val="24"/>
-          <w:szCs w:val="24"/>
-        </w:rPr>
-        <w:t>Якинт</w:t>
-      </w:r>
-      <w:proofErr w:type="spellEnd"/>
-      <w:r>
-        <w:rPr>
-          <w:rFonts w:ascii="Times New Roman" w:eastAsia="Times New Roman" w:hAnsi="Times New Roman" w:cs="Times New Roman"/>
-          <w:color w:val="000000"/>
-          <w:sz w:val="24"/>
-          <w:szCs w:val="24"/>
-        </w:rPr>
-        <w:t xml:space="preserve">,* у стражданнях своїх прийняв вінець нетлінний від Тебе, Бога нашого,* мавши бо кріпость Твою, він мучителів подолав,* сокрушив і демонів зухвальства безсильні.* Його молитвами спаси душі наші. </w:t>
+        <w:t xml:space="preserve">Твій, Господи, Якинт,* у стражданнях своїх прийняв вінець нетлінний від Тебе, Бога нашого,* мавши бо кріпость Твою, він мучителів подолав,* сокрушив і демонів зухвальства безсильні.* Його молитвами спаси душі наші. </w:t>
       </w:r>
     </w:p>
     <w:p>
@@ -777,7 +631,7 @@
     </w:p>
     <w:p>
       <w:pPr>
-        <w:pStyle w:val="2"/>
+        <w:pStyle w:val="Heading2"/>
         <w:ind w:left="2" w:hanging="4"/>
         <w:rPr>
           <w:color w:val="FF0000"/>
@@ -799,40 +653,12 @@
         <w:rPr>
           <w:color w:val="FF0000"/>
         </w:rPr>
-        <w:t xml:space="preserve">Св. Андрея, архиєп. Критського, </w:t>
-      </w:r>
-      <w:proofErr w:type="spellStart"/>
-      <w:r>
-        <w:rPr>
-          <w:color w:val="FF0000"/>
-        </w:rPr>
-        <w:t>Єрусалиміта</w:t>
-      </w:r>
-      <w:proofErr w:type="spellEnd"/>
-      <w:r>
-        <w:rPr>
-          <w:color w:val="FF0000"/>
-        </w:rPr>
-        <w:t xml:space="preserve">. Прп Марти, матері св. Симеона </w:t>
-      </w:r>
-      <w:proofErr w:type="spellStart"/>
-      <w:r>
-        <w:rPr>
-          <w:color w:val="FF0000"/>
-        </w:rPr>
-        <w:t>Дивногорця</w:t>
-      </w:r>
-      <w:proofErr w:type="spellEnd"/>
-      <w:r>
-        <w:rPr>
-          <w:color w:val="FF0000"/>
-        </w:rPr>
-        <w:t>.</w:t>
-      </w:r>
-    </w:p>
-    <w:p>
-      <w:pPr>
-        <w:pStyle w:val="3"/>
+        <w:t>Св. Андрея, архиєп. Критського, Єрусалиміта. Прп Марти, матері св. Симеона Дивногорця.</w:t>
+      </w:r>
+    </w:p>
+    <w:p>
+      <w:pPr>
+        <w:pStyle w:val="Heading3"/>
         <w:ind w:left="1" w:hanging="3"/>
         <w:jc w:val="both"/>
       </w:pPr>
@@ -894,37 +720,7 @@
           <w:sz w:val="24"/>
           <w:szCs w:val="24"/>
         </w:rPr>
-        <w:t xml:space="preserve">и,* сопілкою язика твого вміло оспівуючи;* </w:t>
-      </w:r>
-      <w:proofErr w:type="spellStart"/>
-      <w:r>
-        <w:rPr>
-          <w:rFonts w:ascii="Times New Roman" w:eastAsia="Times New Roman" w:hAnsi="Times New Roman" w:cs="Times New Roman"/>
-          <w:color w:val="000000"/>
-          <w:sz w:val="24"/>
-          <w:szCs w:val="24"/>
-        </w:rPr>
-        <w:t>всеоспівуваної</w:t>
-      </w:r>
-      <w:proofErr w:type="spellEnd"/>
-      <w:r>
-        <w:rPr>
-          <w:rFonts w:ascii="Times New Roman" w:eastAsia="Times New Roman" w:hAnsi="Times New Roman" w:cs="Times New Roman"/>
-          <w:color w:val="000000"/>
-          <w:sz w:val="24"/>
-          <w:szCs w:val="24"/>
-        </w:rPr>
-        <w:t xml:space="preserve"> Тройці* славу всім показав ясно богослов’ям.* Тому тебе, що пояснюєш Божественні таємниці,* оспівуємо, </w:t>
-      </w:r>
-      <w:proofErr w:type="spellStart"/>
-      <w:r>
-        <w:rPr>
-          <w:rFonts w:ascii="Times New Roman" w:eastAsia="Times New Roman" w:hAnsi="Times New Roman" w:cs="Times New Roman"/>
-          <w:color w:val="000000"/>
-          <w:sz w:val="24"/>
-          <w:szCs w:val="24"/>
-        </w:rPr>
-        <w:t>Андре</w:t>
+        <w:t>и,* сопілкою язика твого вміло оспівуючи;* всеоспівуваної Тройці* славу всім показав ясно богослов’ям.* Тому тебе, що пояснюєш Божественні таємниці,* оспівуємо, Андре</w:t>
       </w:r>
       <w:r>
         <w:rPr>
@@ -934,7 +730,6 @@
         </w:rPr>
         <w:t>ю</w:t>
       </w:r>
-      <w:proofErr w:type="spellEnd"/>
       <w:r>
         <w:rPr>
           <w:rFonts w:ascii="Times New Roman" w:eastAsia="Times New Roman" w:hAnsi="Times New Roman" w:cs="Times New Roman"/>
@@ -997,17 +792,7 @@
           <w:sz w:val="24"/>
           <w:szCs w:val="24"/>
         </w:rPr>
-        <w:t xml:space="preserve">Засурмивши голосно божественні радісні пісні,* став ти найсвітлішим світильником для світу,* сяючи світлом Тройці, </w:t>
-      </w:r>
-      <w:proofErr w:type="spellStart"/>
-      <w:r>
-        <w:rPr>
-          <w:rFonts w:ascii="Times New Roman" w:eastAsia="Times New Roman" w:hAnsi="Times New Roman" w:cs="Times New Roman"/>
-          <w:color w:val="000000"/>
-          <w:sz w:val="24"/>
-          <w:szCs w:val="24"/>
-        </w:rPr>
-        <w:t>Андре</w:t>
+        <w:t>Засурмивши голосно божественні радісні пісні,* став ти найсвітлішим світильником для світу,* сяючи світлом Тройці, Андре</w:t>
       </w:r>
       <w:r>
         <w:rPr>
@@ -1017,7 +802,6 @@
         </w:rPr>
         <w:t>ю</w:t>
       </w:r>
-      <w:proofErr w:type="spellEnd"/>
       <w:r>
         <w:rPr>
           <w:rFonts w:ascii="Times New Roman" w:eastAsia="Times New Roman" w:hAnsi="Times New Roman" w:cs="Times New Roman"/>
@@ -1064,22 +848,14 @@
     </w:p>
     <w:p>
       <w:pPr>
-        <w:pStyle w:val="3"/>
+        <w:pStyle w:val="Heading3"/>
         <w:ind w:left="1" w:hanging="3"/>
         <w:jc w:val="both"/>
       </w:pPr>
       <w:bookmarkStart w:id="6" w:name="_heading=h.n1vc5xfmbx7r" w:colFirst="0" w:colLast="0"/>
       <w:bookmarkEnd w:id="6"/>
       <w:r>
-        <w:t xml:space="preserve">Прп. Марти, матері св. Симеона </w:t>
-      </w:r>
-      <w:proofErr w:type="spellStart"/>
-      <w:r>
-        <w:t>Дивногорця</w:t>
-      </w:r>
-      <w:proofErr w:type="spellEnd"/>
-      <w:r>
-        <w:t>.</w:t>
+        <w:t>Прп. Марти, матері св. Симеона Дивногорця.</w:t>
       </w:r>
     </w:p>
     <w:p>
@@ -1221,7 +997,7 @@
     </w:p>
     <w:p>
       <w:pPr>
-        <w:pStyle w:val="2"/>
+        <w:pStyle w:val="Heading2"/>
         <w:ind w:left="2" w:hanging="4"/>
         <w:rPr>
           <w:color w:val="FF0000"/>
@@ -1242,21 +1018,7 @@
         <w:rPr>
           <w:color w:val="FF0000"/>
         </w:rPr>
-        <w:t xml:space="preserve"> + Прп. Атанасія </w:t>
-      </w:r>
-      <w:proofErr w:type="spellStart"/>
-      <w:r>
-        <w:rPr>
-          <w:color w:val="FF0000"/>
-        </w:rPr>
-        <w:t>Атонського</w:t>
-      </w:r>
-      <w:proofErr w:type="spellEnd"/>
-      <w:r>
-        <w:rPr>
-          <w:color w:val="FF0000"/>
-        </w:rPr>
-        <w:t>.</w:t>
+        <w:t xml:space="preserve"> + Прп. Атанасія Атонського.</w:t>
       </w:r>
     </w:p>
     <w:p>
@@ -1396,21 +1158,13 @@
     </w:p>
     <w:p>
       <w:pPr>
-        <w:pStyle w:val="2"/>
+        <w:pStyle w:val="Heading2"/>
         <w:ind w:left="2" w:hanging="4"/>
       </w:pPr>
       <w:bookmarkStart w:id="8" w:name="_heading=h.v81532z5lfnl" w:colFirst="0" w:colLast="0"/>
       <w:bookmarkEnd w:id="8"/>
       <w:r>
-        <w:t xml:space="preserve">6 липня.  Прп. </w:t>
-      </w:r>
-      <w:proofErr w:type="spellStart"/>
-      <w:r>
-        <w:t>Сісоя</w:t>
-      </w:r>
-      <w:proofErr w:type="spellEnd"/>
-      <w:r>
-        <w:t xml:space="preserve"> Великого.</w:t>
+        <w:t>6 липня.  Прп. Сісоя Великого.</w:t>
       </w:r>
     </w:p>
     <w:p>
@@ -1448,57 +1202,7 @@
           <w:sz w:val="24"/>
           <w:szCs w:val="24"/>
         </w:rPr>
-        <w:t xml:space="preserve">Тілесні пристрасті приборкав ти </w:t>
-      </w:r>
-      <w:proofErr w:type="spellStart"/>
-      <w:r>
-        <w:rPr>
-          <w:rFonts w:ascii="Times New Roman" w:eastAsia="Times New Roman" w:hAnsi="Times New Roman" w:cs="Times New Roman"/>
-          <w:color w:val="000000"/>
-          <w:sz w:val="24"/>
-          <w:szCs w:val="24"/>
-        </w:rPr>
-        <w:t>стриманням</w:t>
-      </w:r>
-      <w:proofErr w:type="spellEnd"/>
-      <w:r>
-        <w:rPr>
-          <w:rFonts w:ascii="Times New Roman" w:eastAsia="Times New Roman" w:hAnsi="Times New Roman" w:cs="Times New Roman"/>
-          <w:color w:val="000000"/>
-          <w:sz w:val="24"/>
-          <w:szCs w:val="24"/>
-        </w:rPr>
-        <w:t xml:space="preserve">,* </w:t>
-      </w:r>
-      <w:proofErr w:type="spellStart"/>
-      <w:r>
-        <w:rPr>
-          <w:rFonts w:ascii="Times New Roman" w:eastAsia="Times New Roman" w:hAnsi="Times New Roman" w:cs="Times New Roman"/>
-          <w:color w:val="000000"/>
-          <w:sz w:val="24"/>
-          <w:szCs w:val="24"/>
-        </w:rPr>
-        <w:t>розп’явся</w:t>
-      </w:r>
-      <w:proofErr w:type="spellEnd"/>
-      <w:r>
-        <w:rPr>
-          <w:rFonts w:ascii="Times New Roman" w:eastAsia="Times New Roman" w:hAnsi="Times New Roman" w:cs="Times New Roman"/>
-          <w:color w:val="000000"/>
-          <w:sz w:val="24"/>
-          <w:szCs w:val="24"/>
-        </w:rPr>
-        <w:t xml:space="preserve"> для світу, і в пустелі жив, відсікаючи всі похоті,* Ангелом земним і небесним чоловіком показав себе.* Тому тебе, як наставника монахів оспівуємо, </w:t>
-      </w:r>
-      <w:proofErr w:type="spellStart"/>
-      <w:r>
-        <w:rPr>
-          <w:rFonts w:ascii="Times New Roman" w:eastAsia="Times New Roman" w:hAnsi="Times New Roman" w:cs="Times New Roman"/>
-          <w:color w:val="000000"/>
-          <w:sz w:val="24"/>
-          <w:szCs w:val="24"/>
-        </w:rPr>
-        <w:t>Сісо</w:t>
+        <w:t>Тілесні пристрасті приборкав ти стриманням,* розп’явся для світу, і в пустелі жив, відсікаючи всі похоті,* Ангелом земним і небесним чоловіком показав себе.* Тому тебе, як наставника монахів оспівуємо, Сісо</w:t>
       </w:r>
       <w:r>
         <w:rPr>
@@ -1508,7 +1212,6 @@
         </w:rPr>
         <w:t>ю</w:t>
       </w:r>
-      <w:proofErr w:type="spellEnd"/>
       <w:r>
         <w:rPr>
           <w:rFonts w:ascii="Times New Roman" w:eastAsia="Times New Roman" w:hAnsi="Times New Roman" w:cs="Times New Roman"/>
@@ -1554,17 +1257,7 @@
           <w:sz w:val="24"/>
           <w:szCs w:val="24"/>
         </w:rPr>
-        <w:t xml:space="preserve">Ти звершував подвиг, немов ангел на землі,* освітлюючи завжди чудами помисли вірних.* Тому тебе, </w:t>
-      </w:r>
-      <w:proofErr w:type="spellStart"/>
-      <w:r>
-        <w:rPr>
-          <w:rFonts w:ascii="Times New Roman" w:eastAsia="Times New Roman" w:hAnsi="Times New Roman" w:cs="Times New Roman"/>
-          <w:color w:val="000000"/>
-          <w:sz w:val="24"/>
-          <w:szCs w:val="24"/>
-        </w:rPr>
-        <w:t>Сісо</w:t>
+        <w:t>Ти звершував подвиг, немов ангел на землі,* освітлюючи завжди чудами помисли вірних.* Тому тебе, Сісо</w:t>
       </w:r>
       <w:r>
         <w:rPr>
@@ -1574,7 +1267,6 @@
         </w:rPr>
         <w:t>ю</w:t>
       </w:r>
-      <w:proofErr w:type="spellEnd"/>
       <w:r>
         <w:rPr>
           <w:rFonts w:ascii="Times New Roman" w:eastAsia="Times New Roman" w:hAnsi="Times New Roman" w:cs="Times New Roman"/>
@@ -1583,6 +1275,18 @@
           <w:szCs w:val="24"/>
         </w:rPr>
         <w:t xml:space="preserve">, з любов’ю вшановуємо. </w:t>
+      </w:r>
+    </w:p>
+    <w:p>
+      <w:pPr>
+        <w:pStyle w:val="Heading2"/>
+        <w:ind w:left="2" w:hanging="4"/>
+      </w:pPr>
+      <w:bookmarkStart w:id="9" w:name="_heading=h.ehultg66kqdb" w:colFirst="0" w:colLast="0"/>
+      <w:bookmarkEnd w:id="9"/>
+      <w:r>
+        <w:lastRenderedPageBreak/>
+        <w:t>7 липня.  Прп. Томи, що в Малеї. Прп. Акакія, що згадується в Ліствиці.</w:t>
       </w:r>
     </w:p>
     <w:p>
@@ -1598,37 +1302,46 @@
         <w:jc w:val="both"/>
         <w:rPr>
           <w:rFonts w:ascii="Times New Roman" w:eastAsia="Times New Roman" w:hAnsi="Times New Roman" w:cs="Times New Roman"/>
-          <w:b/>
-          <w:sz w:val="24"/>
-          <w:szCs w:val="24"/>
-        </w:rPr>
-      </w:pPr>
-    </w:p>
-    <w:p>
-      <w:pPr>
-        <w:pStyle w:val="2"/>
-        <w:ind w:left="2" w:hanging="4"/>
-      </w:pPr>
-      <w:bookmarkStart w:id="9" w:name="_heading=h.ehultg66kqdb" w:colFirst="0" w:colLast="0"/>
-      <w:bookmarkEnd w:id="9"/>
-      <w:r>
-        <w:t xml:space="preserve">7 липня.  Прп. Томи, що в </w:t>
-      </w:r>
-      <w:proofErr w:type="spellStart"/>
-      <w:r>
-        <w:t>Малеї</w:t>
-      </w:r>
-      <w:proofErr w:type="spellEnd"/>
-      <w:r>
-        <w:t xml:space="preserve">. Прп. Акакія, що згадується в </w:t>
-      </w:r>
-      <w:proofErr w:type="spellStart"/>
-      <w:r>
-        <w:t>Ліствиці</w:t>
-      </w:r>
-      <w:proofErr w:type="spellEnd"/>
-      <w:r>
-        <w:t>.</w:t>
+          <w:color w:val="000000"/>
+          <w:sz w:val="24"/>
+          <w:szCs w:val="24"/>
+        </w:rPr>
+      </w:pPr>
+      <w:r>
+        <w:rPr>
+          <w:rFonts w:ascii="Times New Roman" w:eastAsia="Times New Roman" w:hAnsi="Times New Roman" w:cs="Times New Roman"/>
+          <w:i/>
+          <w:color w:val="FF0000"/>
+          <w:sz w:val="24"/>
+          <w:szCs w:val="24"/>
+        </w:rPr>
+        <w:t xml:space="preserve">Тропар (г. 1): </w:t>
+      </w:r>
+      <w:r>
+        <w:rPr>
+          <w:rFonts w:ascii="Times New Roman" w:eastAsia="Times New Roman" w:hAnsi="Times New Roman" w:cs="Times New Roman"/>
+          <w:color w:val="000000"/>
+          <w:sz w:val="24"/>
+          <w:szCs w:val="24"/>
+        </w:rPr>
+        <w:t>Світила Богом явлені для світу,* і для монахів духовні зорі,* Тома – чудесами, Акакій – послухом,* засяяли світло.* Їх, як тих, які мають сміливість перед Богом* помагати молитвами в боротьбі,</w:t>
+      </w:r>
+      <w:r>
+        <w:rPr>
+          <w:rFonts w:ascii="Times New Roman" w:eastAsia="Times New Roman" w:hAnsi="Times New Roman" w:cs="Times New Roman"/>
+          <w:sz w:val="24"/>
+          <w:szCs w:val="24"/>
+        </w:rPr>
+        <w:t xml:space="preserve">* </w:t>
+      </w:r>
+      <w:r>
+        <w:rPr>
+          <w:rFonts w:ascii="Times New Roman" w:eastAsia="Times New Roman" w:hAnsi="Times New Roman" w:cs="Times New Roman"/>
+          <w:color w:val="000000"/>
+          <w:sz w:val="24"/>
+          <w:szCs w:val="24"/>
+        </w:rPr>
+        <w:t>молимо, щоб просили у Христа Бога* дарувати прощення прогрішень тим,* хто вшановує їхню святу пам’ять.</w:t>
       </w:r>
     </w:p>
     <w:p>
@@ -1644,66 +1357,28 @@
         <w:jc w:val="both"/>
         <w:rPr>
           <w:rFonts w:ascii="Times New Roman" w:eastAsia="Times New Roman" w:hAnsi="Times New Roman" w:cs="Times New Roman"/>
-          <w:color w:val="000000"/>
-          <w:sz w:val="24"/>
-          <w:szCs w:val="24"/>
-        </w:rPr>
-      </w:pPr>
-      <w:r>
-        <w:rPr>
-          <w:rFonts w:ascii="Times New Roman" w:eastAsia="Times New Roman" w:hAnsi="Times New Roman" w:cs="Times New Roman"/>
-          <w:i/>
-          <w:color w:val="FF0000"/>
-          <w:sz w:val="24"/>
-          <w:szCs w:val="24"/>
-        </w:rPr>
-        <w:t xml:space="preserve">Тропар (г. 1): </w:t>
-      </w:r>
-      <w:r>
-        <w:rPr>
-          <w:rFonts w:ascii="Times New Roman" w:eastAsia="Times New Roman" w:hAnsi="Times New Roman" w:cs="Times New Roman"/>
-          <w:color w:val="000000"/>
-          <w:sz w:val="24"/>
-          <w:szCs w:val="24"/>
-        </w:rPr>
-        <w:t xml:space="preserve">Світила Богом явлені для світу,* і для монахів духовні зорі,* Тома – чудесами, </w:t>
-      </w:r>
-      <w:proofErr w:type="spellStart"/>
-      <w:r>
-        <w:rPr>
-          <w:rFonts w:ascii="Times New Roman" w:eastAsia="Times New Roman" w:hAnsi="Times New Roman" w:cs="Times New Roman"/>
-          <w:color w:val="000000"/>
-          <w:sz w:val="24"/>
-          <w:szCs w:val="24"/>
-        </w:rPr>
-        <w:t>Акакій</w:t>
-      </w:r>
-      <w:proofErr w:type="spellEnd"/>
-      <w:r>
-        <w:rPr>
-          <w:rFonts w:ascii="Times New Roman" w:eastAsia="Times New Roman" w:hAnsi="Times New Roman" w:cs="Times New Roman"/>
-          <w:color w:val="000000"/>
-          <w:sz w:val="24"/>
-          <w:szCs w:val="24"/>
-        </w:rPr>
-        <w:t xml:space="preserve"> – послухом,* засяяли світло.* Їх, як тих, які мають сміливість перед Богом* помагати молитвами в боротьбі,</w:t>
-      </w:r>
-      <w:r>
-        <w:rPr>
-          <w:rFonts w:ascii="Times New Roman" w:eastAsia="Times New Roman" w:hAnsi="Times New Roman" w:cs="Times New Roman"/>
-          <w:sz w:val="24"/>
-          <w:szCs w:val="24"/>
-        </w:rPr>
-        <w:t xml:space="preserve">* </w:t>
-      </w:r>
-      <w:r>
-        <w:rPr>
-          <w:rFonts w:ascii="Times New Roman" w:eastAsia="Times New Roman" w:hAnsi="Times New Roman" w:cs="Times New Roman"/>
-          <w:color w:val="000000"/>
-          <w:sz w:val="24"/>
-          <w:szCs w:val="24"/>
-        </w:rPr>
-        <w:t>молимо, щоб просили у Христа Бога* дарувати прощення прогрішень тим,* хто вшановує їхню святу пам’ять.</w:t>
+          <w:sz w:val="24"/>
+          <w:szCs w:val="24"/>
+        </w:rPr>
+      </w:pPr>
+      <w:r>
+        <w:rPr>
+          <w:rFonts w:ascii="Times New Roman" w:eastAsia="Times New Roman" w:hAnsi="Times New Roman" w:cs="Times New Roman"/>
+          <w:i/>
+          <w:color w:val="FF0000"/>
+          <w:sz w:val="24"/>
+          <w:szCs w:val="24"/>
+        </w:rPr>
+        <w:t xml:space="preserve">Кондак (г. 4): </w:t>
+      </w:r>
+      <w:r>
+        <w:rPr>
+          <w:rFonts w:ascii="Times New Roman" w:eastAsia="Times New Roman" w:hAnsi="Times New Roman" w:cs="Times New Roman"/>
+          <w:color w:val="000000"/>
+          <w:sz w:val="24"/>
+          <w:szCs w:val="24"/>
+        </w:rPr>
+        <w:t>Великими подвигами мужньо прославився ти,* але божественною любов’ю запалився,* царя тлінного і всю земну красу зненавидів,* й оселився на горі Малейській,* з якої зійшов на небеса до Царя царів, Томо,* молися неустанно за всіх нас.</w:t>
       </w:r>
     </w:p>
     <w:p>
@@ -1719,76 +1394,46 @@
         <w:jc w:val="both"/>
         <w:rPr>
           <w:rFonts w:ascii="Times New Roman" w:eastAsia="Times New Roman" w:hAnsi="Times New Roman" w:cs="Times New Roman"/>
-          <w:sz w:val="24"/>
-          <w:szCs w:val="24"/>
-        </w:rPr>
-      </w:pPr>
-      <w:r>
-        <w:rPr>
-          <w:rFonts w:ascii="Times New Roman" w:eastAsia="Times New Roman" w:hAnsi="Times New Roman" w:cs="Times New Roman"/>
-          <w:i/>
-          <w:color w:val="FF0000"/>
-          <w:sz w:val="24"/>
-          <w:szCs w:val="24"/>
-        </w:rPr>
-        <w:t xml:space="preserve">Кондак (г. 4): </w:t>
-      </w:r>
-      <w:r>
-        <w:rPr>
-          <w:rFonts w:ascii="Times New Roman" w:eastAsia="Times New Roman" w:hAnsi="Times New Roman" w:cs="Times New Roman"/>
-          <w:color w:val="000000"/>
-          <w:sz w:val="24"/>
-          <w:szCs w:val="24"/>
-        </w:rPr>
-        <w:t xml:space="preserve">Великими подвигами мужньо прославився ти,* але божественною любов’ю запалився,* царя тлінного і всю земну красу зненавидів,* й оселився на горі </w:t>
-      </w:r>
-      <w:proofErr w:type="spellStart"/>
-      <w:r>
-        <w:rPr>
-          <w:rFonts w:ascii="Times New Roman" w:eastAsia="Times New Roman" w:hAnsi="Times New Roman" w:cs="Times New Roman"/>
-          <w:color w:val="000000"/>
-          <w:sz w:val="24"/>
-          <w:szCs w:val="24"/>
-        </w:rPr>
-        <w:t>Малейській</w:t>
-      </w:r>
-      <w:proofErr w:type="spellEnd"/>
-      <w:r>
-        <w:rPr>
-          <w:rFonts w:ascii="Times New Roman" w:eastAsia="Times New Roman" w:hAnsi="Times New Roman" w:cs="Times New Roman"/>
-          <w:color w:val="000000"/>
-          <w:sz w:val="24"/>
-          <w:szCs w:val="24"/>
-        </w:rPr>
-        <w:t xml:space="preserve">,* з якої зійшов на небеса до Царя царів, </w:t>
-      </w:r>
-      <w:proofErr w:type="spellStart"/>
-      <w:r>
-        <w:rPr>
-          <w:rFonts w:ascii="Times New Roman" w:eastAsia="Times New Roman" w:hAnsi="Times New Roman" w:cs="Times New Roman"/>
-          <w:color w:val="000000"/>
-          <w:sz w:val="24"/>
-          <w:szCs w:val="24"/>
-        </w:rPr>
-        <w:t>Томо</w:t>
-      </w:r>
-      <w:proofErr w:type="spellEnd"/>
-      <w:r>
-        <w:rPr>
-          <w:rFonts w:ascii="Times New Roman" w:eastAsia="Times New Roman" w:hAnsi="Times New Roman" w:cs="Times New Roman"/>
-          <w:color w:val="000000"/>
-          <w:sz w:val="24"/>
-          <w:szCs w:val="24"/>
-        </w:rPr>
-        <w:t>,* молися неустанно за всіх нас.</w:t>
-      </w:r>
-      <w:r>
-        <w:rPr>
-          <w:rFonts w:ascii="Times New Roman" w:eastAsia="Times New Roman" w:hAnsi="Times New Roman" w:cs="Times New Roman"/>
-          <w:sz w:val="24"/>
-          <w:szCs w:val="24"/>
-        </w:rPr>
-        <w:t xml:space="preserve"> </w:t>
+          <w:color w:val="000000"/>
+          <w:sz w:val="24"/>
+          <w:szCs w:val="24"/>
+        </w:rPr>
+      </w:pPr>
+      <w:r>
+        <w:rPr>
+          <w:rFonts w:ascii="Times New Roman" w:eastAsia="Times New Roman" w:hAnsi="Times New Roman" w:cs="Times New Roman"/>
+          <w:i/>
+          <w:color w:val="FF0000"/>
+          <w:sz w:val="24"/>
+          <w:szCs w:val="24"/>
+        </w:rPr>
+        <w:t xml:space="preserve">Тропар (г. 1): </w:t>
+      </w:r>
+      <w:r>
+        <w:rPr>
+          <w:rFonts w:ascii="Times New Roman" w:eastAsia="Times New Roman" w:hAnsi="Times New Roman" w:cs="Times New Roman"/>
+          <w:color w:val="000000"/>
+          <w:sz w:val="24"/>
+          <w:szCs w:val="24"/>
+        </w:rPr>
+        <w:t>Світила Богом явлені для світу,* і для монахів духовні зорі,* Тома – чудесами, Акакій – послухом,* засяяли світло.* Їх, як тих, які мають сміливість перед Богом* помагати молитвами в боротьбі,</w:t>
+      </w:r>
+      <w:r>
+        <w:rPr>
+          <w:rFonts w:ascii="Times New Roman" w:eastAsia="Times New Roman" w:hAnsi="Times New Roman" w:cs="Times New Roman"/>
+          <w:sz w:val="24"/>
+          <w:szCs w:val="24"/>
+        </w:rPr>
+        <w:t xml:space="preserve">* </w:t>
+      </w:r>
+      <w:r>
+        <w:rPr>
+          <w:rFonts w:ascii="Times New Roman" w:eastAsia="Times New Roman" w:hAnsi="Times New Roman" w:cs="Times New Roman"/>
+          <w:color w:val="000000"/>
+          <w:sz w:val="24"/>
+          <w:szCs w:val="24"/>
+        </w:rPr>
+        <w:t>молимо, щоб просили у Христа Бога* дарувати прощення прогрішень тим,* хто вшановує їхню святу пам’ять.</w:t>
       </w:r>
     </w:p>
     <w:p>
@@ -1826,17 +1471,7 @@
           <w:sz w:val="24"/>
           <w:szCs w:val="24"/>
         </w:rPr>
-        <w:t xml:space="preserve">Світ покинув ти і пішов за Христом ще з дитинства,* премудрий </w:t>
-      </w:r>
-      <w:proofErr w:type="spellStart"/>
-      <w:r>
-        <w:rPr>
-          <w:rFonts w:ascii="Times New Roman" w:eastAsia="Times New Roman" w:hAnsi="Times New Roman" w:cs="Times New Roman"/>
-          <w:color w:val="000000"/>
-          <w:sz w:val="24"/>
-          <w:szCs w:val="24"/>
-        </w:rPr>
-        <w:t>Акакі</w:t>
+        <w:t>Світ покинув ти і пішов за Христом ще з дитинства,* премудрий Акакі</w:t>
       </w:r>
       <w:r>
         <w:rPr>
@@ -1846,7 +1481,6 @@
         </w:rPr>
         <w:t>ю</w:t>
       </w:r>
-      <w:proofErr w:type="spellEnd"/>
       <w:r>
         <w:rPr>
           <w:rFonts w:ascii="Times New Roman" w:eastAsia="Times New Roman" w:hAnsi="Times New Roman" w:cs="Times New Roman"/>
@@ -1855,6 +1489,17 @@
           <w:szCs w:val="24"/>
         </w:rPr>
         <w:t xml:space="preserve"> преподобний,* і наслідуючи Його добровільне смирення,* подолав ти гордого мучителя.* Молись неустанно за всіх нас. </w:t>
+      </w:r>
+    </w:p>
+    <w:p>
+      <w:pPr>
+        <w:pStyle w:val="Heading2"/>
+        <w:ind w:left="2" w:hanging="4"/>
+      </w:pPr>
+      <w:bookmarkStart w:id="10" w:name="_heading=h.ts2968rcfhah" w:colFirst="0" w:colLast="0"/>
+      <w:bookmarkEnd w:id="10"/>
+      <w:r>
+        <w:t>8 липня. Св. влкмч. Прокопія.</w:t>
       </w:r>
     </w:p>
     <w:p>
@@ -1870,20 +1515,63 @@
         <w:jc w:val="both"/>
         <w:rPr>
           <w:rFonts w:ascii="Times New Roman" w:eastAsia="Times New Roman" w:hAnsi="Times New Roman" w:cs="Times New Roman"/>
-          <w:sz w:val="24"/>
-          <w:szCs w:val="24"/>
-        </w:rPr>
-      </w:pPr>
-    </w:p>
-    <w:p>
-      <w:pPr>
-        <w:pStyle w:val="2"/>
-        <w:ind w:left="2" w:hanging="4"/>
-      </w:pPr>
-      <w:bookmarkStart w:id="10" w:name="_heading=h.ts2968rcfhah" w:colFirst="0" w:colLast="0"/>
-      <w:bookmarkEnd w:id="10"/>
-      <w:r>
-        <w:t>8 липня. Св. влкмч. Прокопія.</w:t>
+          <w:color w:val="000000"/>
+          <w:sz w:val="24"/>
+          <w:szCs w:val="24"/>
+        </w:rPr>
+      </w:pPr>
+      <w:r>
+        <w:rPr>
+          <w:rFonts w:ascii="Times New Roman" w:eastAsia="Times New Roman" w:hAnsi="Times New Roman" w:cs="Times New Roman"/>
+          <w:i/>
+          <w:color w:val="FF0000"/>
+          <w:sz w:val="24"/>
+          <w:szCs w:val="24"/>
+        </w:rPr>
+        <w:t xml:space="preserve">Тропар (г. 8): </w:t>
+      </w:r>
+      <w:r>
+        <w:rPr>
+          <w:rFonts w:ascii="Times New Roman" w:eastAsia="Times New Roman" w:hAnsi="Times New Roman" w:cs="Times New Roman"/>
+          <w:color w:val="000000"/>
+          <w:sz w:val="24"/>
+          <w:szCs w:val="24"/>
+        </w:rPr>
+        <w:t xml:space="preserve">Не від людей, а з небес, прийнявши поклик,* </w:t>
+      </w:r>
+      <w:r>
+        <w:rPr>
+          <w:rFonts w:ascii="Times New Roman" w:eastAsia="Times New Roman" w:hAnsi="Times New Roman" w:cs="Times New Roman"/>
+          <w:sz w:val="24"/>
+          <w:szCs w:val="24"/>
+        </w:rPr>
+        <w:t>с</w:t>
+      </w:r>
+      <w:r>
+        <w:rPr>
+          <w:rFonts w:ascii="Times New Roman" w:eastAsia="Times New Roman" w:hAnsi="Times New Roman" w:cs="Times New Roman"/>
+          <w:color w:val="000000"/>
+          <w:sz w:val="24"/>
+          <w:szCs w:val="24"/>
+        </w:rPr>
+        <w:t>вятий, батьківське безчестя і вірну службу залишив ти,* як другий Павло, наслідуючи Христа, переніс ти багато мук і ран.* Нині ж обіцяний вінець прийняв, великомученику Прокопі</w:t>
+      </w:r>
+      <w:r>
+        <w:rPr>
+          <w:rFonts w:ascii="Times New Roman" w:eastAsia="Times New Roman" w:hAnsi="Times New Roman" w:cs="Times New Roman"/>
+          <w:sz w:val="24"/>
+          <w:szCs w:val="24"/>
+        </w:rPr>
+        <w:t>ю</w:t>
+      </w:r>
+      <w:r>
+        <w:rPr>
+          <w:rFonts w:ascii="Times New Roman" w:eastAsia="Times New Roman" w:hAnsi="Times New Roman" w:cs="Times New Roman"/>
+          <w:color w:val="000000"/>
+          <w:sz w:val="24"/>
+          <w:szCs w:val="24"/>
+        </w:rPr>
+        <w:t xml:space="preserve">,* моли Христа Бога, щоб спас душі наші. </w:t>
       </w:r>
     </w:p>
     <w:p>
@@ -1912,33 +1600,16 @@
           <w:sz w:val="24"/>
           <w:szCs w:val="24"/>
         </w:rPr>
-        <w:t xml:space="preserve">Тропар (г. 8): </w:t>
-      </w:r>
-      <w:r>
-        <w:rPr>
-          <w:rFonts w:ascii="Times New Roman" w:eastAsia="Times New Roman" w:hAnsi="Times New Roman" w:cs="Times New Roman"/>
-          <w:color w:val="000000"/>
-          <w:sz w:val="24"/>
-          <w:szCs w:val="24"/>
-        </w:rPr>
-        <w:t xml:space="preserve">Не від людей, а з небес, прийнявши поклик,* </w:t>
-      </w:r>
-      <w:r>
-        <w:rPr>
-          <w:rFonts w:ascii="Times New Roman" w:eastAsia="Times New Roman" w:hAnsi="Times New Roman" w:cs="Times New Roman"/>
-          <w:sz w:val="24"/>
-          <w:szCs w:val="24"/>
-        </w:rPr>
-        <w:t>с</w:t>
-      </w:r>
-      <w:r>
-        <w:rPr>
-          <w:rFonts w:ascii="Times New Roman" w:eastAsia="Times New Roman" w:hAnsi="Times New Roman" w:cs="Times New Roman"/>
-          <w:color w:val="000000"/>
-          <w:sz w:val="24"/>
-          <w:szCs w:val="24"/>
-        </w:rPr>
-        <w:t>вятий, батьківське безчестя і вірну службу залишив ти,* як другий Павло, наслідуючи Христа, переніс ти багато мук і ран.* Нині ж обіцяний вінець прийняв, великомученику Прокопі</w:t>
+        <w:t xml:space="preserve">Кондак (г. 2): </w:t>
+      </w:r>
+      <w:r>
+        <w:rPr>
+          <w:rFonts w:ascii="Times New Roman" w:eastAsia="Times New Roman" w:hAnsi="Times New Roman" w:cs="Times New Roman"/>
+          <w:color w:val="000000"/>
+          <w:sz w:val="24"/>
+          <w:szCs w:val="24"/>
+        </w:rPr>
+        <w:t>Божественною ревністю до Христа запалений* і силою Хреста захищений,* вихваляння й сміливість ворогів подолав ти, Прокопі</w:t>
       </w:r>
       <w:r>
         <w:rPr>
@@ -1955,7 +1626,7 @@
           <w:sz w:val="24"/>
           <w:szCs w:val="24"/>
         </w:rPr>
-        <w:t xml:space="preserve">,* моли Христа Бога, щоб спас душі наші. </w:t>
+        <w:t xml:space="preserve">,* і чесну Церкву підніс ти,* маючи міцну віру й просвічуючи нас. </w:t>
       </w:r>
     </w:p>
     <w:p>
@@ -1971,46 +1642,20 @@
         <w:jc w:val="both"/>
         <w:rPr>
           <w:rFonts w:ascii="Times New Roman" w:eastAsia="Times New Roman" w:hAnsi="Times New Roman" w:cs="Times New Roman"/>
-          <w:color w:val="000000"/>
-          <w:sz w:val="24"/>
-          <w:szCs w:val="24"/>
-        </w:rPr>
-      </w:pPr>
-      <w:r>
-        <w:rPr>
-          <w:rFonts w:ascii="Times New Roman" w:eastAsia="Times New Roman" w:hAnsi="Times New Roman" w:cs="Times New Roman"/>
-          <w:i/>
-          <w:color w:val="FF0000"/>
-          <w:sz w:val="24"/>
-          <w:szCs w:val="24"/>
-        </w:rPr>
-        <w:t xml:space="preserve">Кондак (г. 2): </w:t>
-      </w:r>
-      <w:r>
-        <w:rPr>
-          <w:rFonts w:ascii="Times New Roman" w:eastAsia="Times New Roman" w:hAnsi="Times New Roman" w:cs="Times New Roman"/>
-          <w:color w:val="000000"/>
-          <w:sz w:val="24"/>
-          <w:szCs w:val="24"/>
-        </w:rPr>
-        <w:t>Божественною ревністю до Христа запалений* і силою Хреста захищений,* вихваляння й сміливість ворогів подолав ти, Прокопі</w:t>
-      </w:r>
-      <w:r>
-        <w:rPr>
-          <w:rFonts w:ascii="Times New Roman" w:eastAsia="Times New Roman" w:hAnsi="Times New Roman" w:cs="Times New Roman"/>
-          <w:sz w:val="24"/>
-          <w:szCs w:val="24"/>
-        </w:rPr>
-        <w:t>ю</w:t>
-      </w:r>
-      <w:r>
-        <w:rPr>
-          <w:rFonts w:ascii="Times New Roman" w:eastAsia="Times New Roman" w:hAnsi="Times New Roman" w:cs="Times New Roman"/>
-          <w:color w:val="000000"/>
-          <w:sz w:val="24"/>
-          <w:szCs w:val="24"/>
-        </w:rPr>
-        <w:t xml:space="preserve">,* і чесну Церкву підніс ти,* маючи міцну віру й просвічуючи нас. </w:t>
+          <w:sz w:val="24"/>
+          <w:szCs w:val="24"/>
+        </w:rPr>
+      </w:pPr>
+    </w:p>
+    <w:p>
+      <w:pPr>
+        <w:pStyle w:val="Heading2"/>
+        <w:ind w:left="2" w:hanging="4"/>
+      </w:pPr>
+      <w:bookmarkStart w:id="11" w:name="_heading=h.cvj682qyxbkv" w:colFirst="0" w:colLast="0"/>
+      <w:bookmarkEnd w:id="11"/>
+      <w:r>
+        <w:t>9 липня.  Св. влкмч. Панкратія, єп. Тавроменійського.</w:t>
       </w:r>
     </w:p>
     <w:p>
@@ -2026,28 +1671,148 @@
         <w:jc w:val="both"/>
         <w:rPr>
           <w:rFonts w:ascii="Times New Roman" w:eastAsia="Times New Roman" w:hAnsi="Times New Roman" w:cs="Times New Roman"/>
-          <w:sz w:val="24"/>
-          <w:szCs w:val="24"/>
-        </w:rPr>
-      </w:pPr>
-    </w:p>
-    <w:p>
-      <w:pPr>
-        <w:pStyle w:val="2"/>
-        <w:ind w:left="2" w:hanging="4"/>
-      </w:pPr>
-      <w:bookmarkStart w:id="11" w:name="_heading=h.cvj682qyxbkv" w:colFirst="0" w:colLast="0"/>
-      <w:bookmarkEnd w:id="11"/>
-      <w:r>
-        <w:t xml:space="preserve">9 липня.  Св. влкмч. Панкратія, єп. </w:t>
-      </w:r>
-      <w:proofErr w:type="spellStart"/>
-      <w:r>
-        <w:t>Тавроменійського</w:t>
-      </w:r>
-      <w:proofErr w:type="spellEnd"/>
-      <w:r>
-        <w:t>.</w:t>
+          <w:color w:val="000000"/>
+          <w:sz w:val="24"/>
+          <w:szCs w:val="24"/>
+        </w:rPr>
+      </w:pPr>
+      <w:r>
+        <w:rPr>
+          <w:rFonts w:ascii="Times New Roman" w:eastAsia="Times New Roman" w:hAnsi="Times New Roman" w:cs="Times New Roman"/>
+          <w:i/>
+          <w:color w:val="FF0000"/>
+          <w:sz w:val="24"/>
+          <w:szCs w:val="24"/>
+        </w:rPr>
+        <w:t xml:space="preserve">Тропар (г. 8): </w:t>
+      </w:r>
+      <w:r>
+        <w:rPr>
+          <w:rFonts w:ascii="Times New Roman" w:eastAsia="Times New Roman" w:hAnsi="Times New Roman" w:cs="Times New Roman"/>
+          <w:color w:val="000000"/>
+          <w:sz w:val="24"/>
+          <w:szCs w:val="24"/>
+        </w:rPr>
+        <w:t>Немов вогненна стріла, був ти посланий</w:t>
+      </w:r>
+      <w:r>
+        <w:rPr>
+          <w:rFonts w:ascii="Times New Roman" w:eastAsia="Times New Roman" w:hAnsi="Times New Roman" w:cs="Times New Roman"/>
+          <w:sz w:val="24"/>
+          <w:szCs w:val="24"/>
+        </w:rPr>
+        <w:t>*</w:t>
+      </w:r>
+      <w:r>
+        <w:rPr>
+          <w:rFonts w:ascii="Times New Roman" w:eastAsia="Times New Roman" w:hAnsi="Times New Roman" w:cs="Times New Roman"/>
+          <w:color w:val="000000"/>
+          <w:sz w:val="24"/>
+          <w:szCs w:val="24"/>
+        </w:rPr>
+        <w:t xml:space="preserve"> від </w:t>
+      </w:r>
+      <w:r>
+        <w:rPr>
+          <w:rFonts w:ascii="Times New Roman" w:eastAsia="Times New Roman" w:hAnsi="Times New Roman" w:cs="Times New Roman"/>
+          <w:sz w:val="24"/>
+          <w:szCs w:val="24"/>
+        </w:rPr>
+        <w:t>В</w:t>
+      </w:r>
+      <w:r>
+        <w:rPr>
+          <w:rFonts w:ascii="Times New Roman" w:eastAsia="Times New Roman" w:hAnsi="Times New Roman" w:cs="Times New Roman"/>
+          <w:color w:val="000000"/>
+          <w:sz w:val="24"/>
+          <w:szCs w:val="24"/>
+        </w:rPr>
+        <w:t xml:space="preserve">ерховного до Тавроменійського престолу, </w:t>
+      </w:r>
+      <w:r>
+        <w:rPr>
+          <w:rFonts w:ascii="Times New Roman" w:eastAsia="Times New Roman" w:hAnsi="Times New Roman" w:cs="Times New Roman"/>
+          <w:sz w:val="24"/>
+          <w:szCs w:val="24"/>
+        </w:rPr>
+        <w:t>в</w:t>
+      </w:r>
+      <w:r>
+        <w:rPr>
+          <w:rFonts w:ascii="Times New Roman" w:eastAsia="Times New Roman" w:hAnsi="Times New Roman" w:cs="Times New Roman"/>
+          <w:color w:val="000000"/>
+          <w:sz w:val="24"/>
+          <w:szCs w:val="24"/>
+        </w:rPr>
+        <w:t>ражати безбожних злочестя,</w:t>
+      </w:r>
+      <w:r>
+        <w:rPr>
+          <w:rFonts w:ascii="Times New Roman" w:eastAsia="Times New Roman" w:hAnsi="Times New Roman" w:cs="Times New Roman"/>
+          <w:sz w:val="24"/>
+          <w:szCs w:val="24"/>
+        </w:rPr>
+        <w:t>*</w:t>
+      </w:r>
+      <w:r>
+        <w:rPr>
+          <w:rFonts w:ascii="Times New Roman" w:eastAsia="Times New Roman" w:hAnsi="Times New Roman" w:cs="Times New Roman"/>
+          <w:color w:val="000000"/>
+          <w:sz w:val="24"/>
+          <w:szCs w:val="24"/>
+        </w:rPr>
+        <w:t xml:space="preserve"> а серця вірних – просвічувати, які проповідуванням Бога у вірі утвердив,</w:t>
+      </w:r>
+      <w:r>
+        <w:rPr>
+          <w:rFonts w:ascii="Times New Roman" w:eastAsia="Times New Roman" w:hAnsi="Times New Roman" w:cs="Times New Roman"/>
+          <w:sz w:val="24"/>
+          <w:szCs w:val="24"/>
+        </w:rPr>
+        <w:t>*</w:t>
+      </w:r>
+      <w:r>
+        <w:rPr>
+          <w:rFonts w:ascii="Times New Roman" w:eastAsia="Times New Roman" w:hAnsi="Times New Roman" w:cs="Times New Roman"/>
+          <w:color w:val="000000"/>
+          <w:sz w:val="24"/>
+          <w:szCs w:val="24"/>
+        </w:rPr>
+        <w:t xml:space="preserve"> і життя завершив, постраждавши аж до крові, священномученику Панкраті</w:t>
+      </w:r>
+      <w:r>
+        <w:rPr>
+          <w:rFonts w:ascii="Times New Roman" w:eastAsia="Times New Roman" w:hAnsi="Times New Roman" w:cs="Times New Roman"/>
+          <w:sz w:val="24"/>
+          <w:szCs w:val="24"/>
+        </w:rPr>
+        <w:t>ю</w:t>
+      </w:r>
+      <w:r>
+        <w:rPr>
+          <w:rFonts w:ascii="Times New Roman" w:eastAsia="Times New Roman" w:hAnsi="Times New Roman" w:cs="Times New Roman"/>
+          <w:color w:val="000000"/>
+          <w:sz w:val="24"/>
+          <w:szCs w:val="24"/>
+        </w:rPr>
+        <w:t>,</w:t>
+      </w:r>
+      <w:r>
+        <w:rPr>
+          <w:rFonts w:ascii="Times New Roman" w:eastAsia="Times New Roman" w:hAnsi="Times New Roman" w:cs="Times New Roman"/>
+          <w:sz w:val="24"/>
+          <w:szCs w:val="24"/>
+        </w:rPr>
+        <w:t>*</w:t>
+      </w:r>
+      <w:r>
+        <w:rPr>
+          <w:rFonts w:ascii="Times New Roman" w:eastAsia="Times New Roman" w:hAnsi="Times New Roman" w:cs="Times New Roman"/>
+          <w:color w:val="000000"/>
+          <w:sz w:val="24"/>
+          <w:szCs w:val="24"/>
+        </w:rPr>
+        <w:t xml:space="preserve"> молися за стадо твоє, і за всіх, що оспівують пам’ять твою.</w:t>
       </w:r>
     </w:p>
     <w:p>
@@ -2063,154 +1828,28 @@
         <w:jc w:val="both"/>
         <w:rPr>
           <w:rFonts w:ascii="Times New Roman" w:eastAsia="Times New Roman" w:hAnsi="Times New Roman" w:cs="Times New Roman"/>
-          <w:color w:val="000000"/>
-          <w:sz w:val="24"/>
-          <w:szCs w:val="24"/>
-        </w:rPr>
-      </w:pPr>
-      <w:r>
-        <w:rPr>
-          <w:rFonts w:ascii="Times New Roman" w:eastAsia="Times New Roman" w:hAnsi="Times New Roman" w:cs="Times New Roman"/>
-          <w:i/>
-          <w:color w:val="FF0000"/>
-          <w:sz w:val="24"/>
-          <w:szCs w:val="24"/>
-        </w:rPr>
-        <w:t xml:space="preserve">Тропар (г. 8): </w:t>
-      </w:r>
-      <w:r>
-        <w:rPr>
-          <w:rFonts w:ascii="Times New Roman" w:eastAsia="Times New Roman" w:hAnsi="Times New Roman" w:cs="Times New Roman"/>
-          <w:color w:val="000000"/>
-          <w:sz w:val="24"/>
-          <w:szCs w:val="24"/>
-        </w:rPr>
-        <w:t>Немов вогненна стріла, був ти посланий</w:t>
-      </w:r>
-      <w:r>
-        <w:rPr>
-          <w:rFonts w:ascii="Times New Roman" w:eastAsia="Times New Roman" w:hAnsi="Times New Roman" w:cs="Times New Roman"/>
-          <w:sz w:val="24"/>
-          <w:szCs w:val="24"/>
-        </w:rPr>
-        <w:t>*</w:t>
-      </w:r>
-      <w:r>
-        <w:rPr>
-          <w:rFonts w:ascii="Times New Roman" w:eastAsia="Times New Roman" w:hAnsi="Times New Roman" w:cs="Times New Roman"/>
-          <w:color w:val="000000"/>
-          <w:sz w:val="24"/>
-          <w:szCs w:val="24"/>
-        </w:rPr>
-        <w:t xml:space="preserve"> від </w:t>
-      </w:r>
-      <w:r>
-        <w:rPr>
-          <w:rFonts w:ascii="Times New Roman" w:eastAsia="Times New Roman" w:hAnsi="Times New Roman" w:cs="Times New Roman"/>
-          <w:sz w:val="24"/>
-          <w:szCs w:val="24"/>
-        </w:rPr>
-        <w:t>В</w:t>
-      </w:r>
-      <w:r>
-        <w:rPr>
-          <w:rFonts w:ascii="Times New Roman" w:eastAsia="Times New Roman" w:hAnsi="Times New Roman" w:cs="Times New Roman"/>
-          <w:color w:val="000000"/>
-          <w:sz w:val="24"/>
-          <w:szCs w:val="24"/>
-        </w:rPr>
-        <w:t xml:space="preserve">ерховного до </w:t>
-      </w:r>
-      <w:proofErr w:type="spellStart"/>
-      <w:r>
-        <w:rPr>
-          <w:rFonts w:ascii="Times New Roman" w:eastAsia="Times New Roman" w:hAnsi="Times New Roman" w:cs="Times New Roman"/>
-          <w:color w:val="000000"/>
-          <w:sz w:val="24"/>
-          <w:szCs w:val="24"/>
-        </w:rPr>
-        <w:t>Тавроменійського</w:t>
-      </w:r>
-      <w:proofErr w:type="spellEnd"/>
-      <w:r>
-        <w:rPr>
-          <w:rFonts w:ascii="Times New Roman" w:eastAsia="Times New Roman" w:hAnsi="Times New Roman" w:cs="Times New Roman"/>
-          <w:color w:val="000000"/>
-          <w:sz w:val="24"/>
-          <w:szCs w:val="24"/>
-        </w:rPr>
-        <w:t xml:space="preserve"> престолу, </w:t>
-      </w:r>
-      <w:r>
-        <w:rPr>
-          <w:rFonts w:ascii="Times New Roman" w:eastAsia="Times New Roman" w:hAnsi="Times New Roman" w:cs="Times New Roman"/>
-          <w:sz w:val="24"/>
-          <w:szCs w:val="24"/>
-        </w:rPr>
-        <w:t>в</w:t>
-      </w:r>
-      <w:r>
-        <w:rPr>
-          <w:rFonts w:ascii="Times New Roman" w:eastAsia="Times New Roman" w:hAnsi="Times New Roman" w:cs="Times New Roman"/>
-          <w:color w:val="000000"/>
-          <w:sz w:val="24"/>
-          <w:szCs w:val="24"/>
-        </w:rPr>
-        <w:t xml:space="preserve">ражати безбожних </w:t>
-      </w:r>
-      <w:proofErr w:type="spellStart"/>
-      <w:r>
-        <w:rPr>
-          <w:rFonts w:ascii="Times New Roman" w:eastAsia="Times New Roman" w:hAnsi="Times New Roman" w:cs="Times New Roman"/>
-          <w:color w:val="000000"/>
-          <w:sz w:val="24"/>
-          <w:szCs w:val="24"/>
-        </w:rPr>
-        <w:t>злочестя</w:t>
-      </w:r>
-      <w:proofErr w:type="spellEnd"/>
-      <w:r>
-        <w:rPr>
-          <w:rFonts w:ascii="Times New Roman" w:eastAsia="Times New Roman" w:hAnsi="Times New Roman" w:cs="Times New Roman"/>
-          <w:color w:val="000000"/>
-          <w:sz w:val="24"/>
-          <w:szCs w:val="24"/>
-        </w:rPr>
-        <w:t>,</w:t>
-      </w:r>
-      <w:r>
-        <w:rPr>
-          <w:rFonts w:ascii="Times New Roman" w:eastAsia="Times New Roman" w:hAnsi="Times New Roman" w:cs="Times New Roman"/>
-          <w:sz w:val="24"/>
-          <w:szCs w:val="24"/>
-        </w:rPr>
-        <w:t>*</w:t>
-      </w:r>
-      <w:r>
-        <w:rPr>
-          <w:rFonts w:ascii="Times New Roman" w:eastAsia="Times New Roman" w:hAnsi="Times New Roman" w:cs="Times New Roman"/>
-          <w:color w:val="000000"/>
-          <w:sz w:val="24"/>
-          <w:szCs w:val="24"/>
-        </w:rPr>
-        <w:t xml:space="preserve"> а серця вірних – просвічувати, які проповідуванням Бога у вірі утвердив,</w:t>
-      </w:r>
-      <w:r>
-        <w:rPr>
-          <w:rFonts w:ascii="Times New Roman" w:eastAsia="Times New Roman" w:hAnsi="Times New Roman" w:cs="Times New Roman"/>
-          <w:sz w:val="24"/>
-          <w:szCs w:val="24"/>
-        </w:rPr>
-        <w:t>*</w:t>
-      </w:r>
-      <w:r>
-        <w:rPr>
-          <w:rFonts w:ascii="Times New Roman" w:eastAsia="Times New Roman" w:hAnsi="Times New Roman" w:cs="Times New Roman"/>
-          <w:color w:val="000000"/>
-          <w:sz w:val="24"/>
-          <w:szCs w:val="24"/>
-        </w:rPr>
-        <w:t xml:space="preserve"> і життя завершив, постраждавши аж до крові, священномученику Панкраті</w:t>
+          <w:sz w:val="24"/>
+          <w:szCs w:val="24"/>
+        </w:rPr>
+      </w:pPr>
+      <w:r>
+        <w:rPr>
+          <w:rFonts w:ascii="Times New Roman" w:eastAsia="Times New Roman" w:hAnsi="Times New Roman" w:cs="Times New Roman"/>
+          <w:i/>
+          <w:color w:val="FF0000"/>
+          <w:sz w:val="24"/>
+          <w:szCs w:val="24"/>
+        </w:rPr>
+        <w:t xml:space="preserve">Кондак (г. 4): </w:t>
+      </w:r>
+      <w:r>
+        <w:rPr>
+          <w:rFonts w:ascii="Times New Roman" w:eastAsia="Times New Roman" w:hAnsi="Times New Roman" w:cs="Times New Roman"/>
+          <w:color w:val="000000"/>
+          <w:sz w:val="24"/>
+          <w:szCs w:val="24"/>
+        </w:rPr>
+        <w:t>Ти став світлою зорею для тавроменійців, Панкраті</w:t>
       </w:r>
       <w:r>
         <w:rPr>
@@ -2227,24 +1866,32 @@
           <w:sz w:val="24"/>
           <w:szCs w:val="24"/>
         </w:rPr>
-        <w:t>,</w:t>
-      </w:r>
-      <w:r>
-        <w:rPr>
-          <w:rFonts w:ascii="Times New Roman" w:eastAsia="Times New Roman" w:hAnsi="Times New Roman" w:cs="Times New Roman"/>
-          <w:sz w:val="24"/>
-          <w:szCs w:val="24"/>
-        </w:rPr>
-        <w:t>*</w:t>
-      </w:r>
-      <w:r>
-        <w:rPr>
-          <w:rFonts w:ascii="Times New Roman" w:eastAsia="Times New Roman" w:hAnsi="Times New Roman" w:cs="Times New Roman"/>
-          <w:color w:val="000000"/>
-          <w:sz w:val="24"/>
-          <w:szCs w:val="24"/>
-        </w:rPr>
-        <w:t xml:space="preserve"> молися за стадо твоє, і за всіх, що оспівують пам’ять твою.</w:t>
+        <w:t>,* і священно постраждав</w:t>
+      </w:r>
+      <w:r>
+        <w:rPr>
+          <w:rFonts w:ascii="Times New Roman" w:eastAsia="Times New Roman" w:hAnsi="Times New Roman" w:cs="Times New Roman"/>
+          <w:sz w:val="24"/>
+          <w:szCs w:val="24"/>
+        </w:rPr>
+        <w:t xml:space="preserve"> </w:t>
+      </w:r>
+      <w:r>
+        <w:rPr>
+          <w:rFonts w:ascii="Times New Roman" w:eastAsia="Times New Roman" w:hAnsi="Times New Roman" w:cs="Times New Roman"/>
+          <w:color w:val="000000"/>
+          <w:sz w:val="24"/>
+          <w:szCs w:val="24"/>
+        </w:rPr>
+        <w:t>за Христа.* Стоячи перед Ним сьогодні,* молися, блаженний, за тих, що вшановують тебе.</w:t>
+      </w:r>
+      <w:r>
+        <w:rPr>
+          <w:rFonts w:ascii="Times New Roman" w:eastAsia="Times New Roman" w:hAnsi="Times New Roman" w:cs="Times New Roman"/>
+          <w:sz w:val="24"/>
+          <w:szCs w:val="24"/>
+        </w:rPr>
+        <w:t xml:space="preserve"> </w:t>
       </w:r>
     </w:p>
     <w:p>
@@ -2264,86 +1911,73 @@
           <w:szCs w:val="24"/>
         </w:rPr>
       </w:pPr>
-      <w:r>
-        <w:rPr>
-          <w:rFonts w:ascii="Times New Roman" w:eastAsia="Times New Roman" w:hAnsi="Times New Roman" w:cs="Times New Roman"/>
-          <w:i/>
-          <w:color w:val="FF0000"/>
-          <w:sz w:val="24"/>
-          <w:szCs w:val="24"/>
-        </w:rPr>
-        <w:t xml:space="preserve">Кондак (г. 4): </w:t>
-      </w:r>
-      <w:r>
-        <w:rPr>
-          <w:rFonts w:ascii="Times New Roman" w:eastAsia="Times New Roman" w:hAnsi="Times New Roman" w:cs="Times New Roman"/>
-          <w:color w:val="000000"/>
-          <w:sz w:val="24"/>
-          <w:szCs w:val="24"/>
-        </w:rPr>
-        <w:t xml:space="preserve">Ти став світлою зорею для </w:t>
-      </w:r>
-      <w:proofErr w:type="spellStart"/>
-      <w:r>
-        <w:rPr>
-          <w:rFonts w:ascii="Times New Roman" w:eastAsia="Times New Roman" w:hAnsi="Times New Roman" w:cs="Times New Roman"/>
-          <w:color w:val="000000"/>
-          <w:sz w:val="24"/>
-          <w:szCs w:val="24"/>
-        </w:rPr>
-        <w:t>тавроменійців</w:t>
-      </w:r>
-      <w:proofErr w:type="spellEnd"/>
-      <w:r>
-        <w:rPr>
-          <w:rFonts w:ascii="Times New Roman" w:eastAsia="Times New Roman" w:hAnsi="Times New Roman" w:cs="Times New Roman"/>
-          <w:color w:val="000000"/>
-          <w:sz w:val="24"/>
-          <w:szCs w:val="24"/>
-        </w:rPr>
-        <w:t>, Панкраті</w:t>
-      </w:r>
-      <w:r>
-        <w:rPr>
-          <w:rFonts w:ascii="Times New Roman" w:eastAsia="Times New Roman" w:hAnsi="Times New Roman" w:cs="Times New Roman"/>
-          <w:sz w:val="24"/>
-          <w:szCs w:val="24"/>
-        </w:rPr>
-        <w:t>ю</w:t>
-      </w:r>
-      <w:r>
-        <w:rPr>
-          <w:rFonts w:ascii="Times New Roman" w:eastAsia="Times New Roman" w:hAnsi="Times New Roman" w:cs="Times New Roman"/>
-          <w:color w:val="000000"/>
-          <w:sz w:val="24"/>
-          <w:szCs w:val="24"/>
-        </w:rPr>
-        <w:t>,* і священно постраждав</w:t>
-      </w:r>
-      <w:r>
-        <w:rPr>
-          <w:rFonts w:ascii="Times New Roman" w:eastAsia="Times New Roman" w:hAnsi="Times New Roman" w:cs="Times New Roman"/>
-          <w:sz w:val="24"/>
-          <w:szCs w:val="24"/>
-        </w:rPr>
-        <w:t xml:space="preserve"> </w:t>
-      </w:r>
-      <w:r>
-        <w:rPr>
-          <w:rFonts w:ascii="Times New Roman" w:eastAsia="Times New Roman" w:hAnsi="Times New Roman" w:cs="Times New Roman"/>
-          <w:color w:val="000000"/>
-          <w:sz w:val="24"/>
-          <w:szCs w:val="24"/>
-        </w:rPr>
-        <w:t>за Христа.* Стоячи перед Ним сьогодні,* молися, блаженний, за тих, що вшановують тебе.</w:t>
-      </w:r>
-      <w:r>
-        <w:rPr>
-          <w:rFonts w:ascii="Times New Roman" w:eastAsia="Times New Roman" w:hAnsi="Times New Roman" w:cs="Times New Roman"/>
-          <w:sz w:val="24"/>
-          <w:szCs w:val="24"/>
-        </w:rPr>
-        <w:t xml:space="preserve"> </w:t>
+    </w:p>
+    <w:p>
+      <w:pPr>
+        <w:pStyle w:val="Heading2"/>
+        <w:ind w:left="2" w:hanging="4"/>
+        <w:rPr>
+          <w:color w:val="FF0000"/>
+        </w:rPr>
+      </w:pPr>
+      <w:bookmarkStart w:id="12" w:name="_heading=h.ptxtovx8ul3b" w:colFirst="0" w:colLast="0"/>
+      <w:bookmarkEnd w:id="12"/>
+      <w:r>
+        <w:rPr>
+          <w:color w:val="FF0000"/>
+        </w:rPr>
+        <w:lastRenderedPageBreak/>
+        <w:t>10</w:t>
+      </w:r>
+      <w:r>
+        <w:t xml:space="preserve"> липня. </w:t>
+      </w:r>
+      <w:r>
+        <w:rPr>
+          <w:color w:val="FF0000"/>
+        </w:rPr>
+        <w:t xml:space="preserve"> + Прп. Антонія Печерського, Київського. Свв. 45-ти мчч., що в Никополі Вірменському. Свв. братів-мучеників, Франціска, Мутія і Рафаїла, і тих, що з ними, у Дамаску убієнних.</w:t>
+      </w:r>
+    </w:p>
+    <w:p>
+      <w:pPr>
+        <w:pStyle w:val="Heading3"/>
+        <w:ind w:left="1" w:hanging="3"/>
+        <w:jc w:val="both"/>
+      </w:pPr>
+      <w:bookmarkStart w:id="13" w:name="_heading=h.4n0n896z18y6" w:colFirst="0" w:colLast="0"/>
+      <w:bookmarkEnd w:id="13"/>
+      <w:r>
+        <w:t>+ Прп. Антонія Печерського, Київського.</w:t>
+      </w:r>
+    </w:p>
+    <w:p>
+      <w:pPr>
+        <w:ind w:left="0" w:hanging="2"/>
+        <w:jc w:val="both"/>
+        <w:rPr>
+          <w:rFonts w:ascii="Times New Roman" w:eastAsia="Times New Roman" w:hAnsi="Times New Roman" w:cs="Times New Roman"/>
+          <w:sz w:val="24"/>
+          <w:szCs w:val="24"/>
+        </w:rPr>
+      </w:pPr>
+      <w:r>
+        <w:rPr>
+          <w:rFonts w:ascii="Times New Roman" w:eastAsia="Times New Roman" w:hAnsi="Times New Roman" w:cs="Times New Roman"/>
+          <w:i/>
+          <w:color w:val="FF0000"/>
+          <w:sz w:val="24"/>
+          <w:szCs w:val="24"/>
+        </w:rPr>
+        <w:t xml:space="preserve">Тропар (г. 4): </w:t>
+      </w:r>
+      <w:r>
+        <w:rPr>
+          <w:rFonts w:ascii="Times New Roman" w:eastAsia="Times New Roman" w:hAnsi="Times New Roman" w:cs="Times New Roman"/>
+          <w:sz w:val="24"/>
+          <w:szCs w:val="24"/>
+        </w:rPr>
+        <w:t xml:space="preserve">Від світської метушні вийшов ти,* і відреченням світу пішов ти по-євангельськи за Христом,* і рівноангельське життя провівши,* в тиху пристань Афонської гори дійшов ти,* звідки благословенням отців в гору Києва прийшов* і там трудолюбно життя закінчив.* Батьківщину твою просвітив ти,* і безлічі монахів шлях до небесного царства показавши, до Христа їх привів ти.* Його моли, Антонію преподобний,* щоб спас душі наші. </w:t>
       </w:r>
     </w:p>
     <w:p>
@@ -2363,169 +1997,35 @@
           <w:szCs w:val="24"/>
         </w:rPr>
       </w:pPr>
-    </w:p>
-    <w:p>
-      <w:pPr>
-        <w:pStyle w:val="2"/>
-        <w:ind w:left="2" w:hanging="4"/>
-        <w:rPr>
-          <w:color w:val="FF0000"/>
-        </w:rPr>
-      </w:pPr>
-      <w:bookmarkStart w:id="12" w:name="_heading=h.ptxtovx8ul3b" w:colFirst="0" w:colLast="0"/>
-      <w:bookmarkEnd w:id="12"/>
-      <w:r>
-        <w:rPr>
-          <w:color w:val="FF0000"/>
-        </w:rPr>
-        <w:lastRenderedPageBreak/>
-        <w:t>10</w:t>
-      </w:r>
-      <w:r>
-        <w:t xml:space="preserve"> липня. </w:t>
-      </w:r>
-      <w:r>
-        <w:rPr>
-          <w:color w:val="FF0000"/>
-        </w:rPr>
-        <w:t xml:space="preserve"> + Прп. Антонія Печерського, Київського. Свв. 45-ти мчч., що в </w:t>
-      </w:r>
-      <w:proofErr w:type="spellStart"/>
-      <w:r>
-        <w:rPr>
-          <w:color w:val="FF0000"/>
-        </w:rPr>
-        <w:t>Никополі</w:t>
-      </w:r>
-      <w:proofErr w:type="spellEnd"/>
-      <w:r>
-        <w:rPr>
-          <w:color w:val="FF0000"/>
-        </w:rPr>
-        <w:t xml:space="preserve"> Вірменському. Свв. братів-мучеників, </w:t>
-      </w:r>
-      <w:proofErr w:type="spellStart"/>
-      <w:r>
-        <w:rPr>
-          <w:color w:val="FF0000"/>
-        </w:rPr>
-        <w:t>Франціска</w:t>
-      </w:r>
-      <w:proofErr w:type="spellEnd"/>
-      <w:r>
-        <w:rPr>
-          <w:color w:val="FF0000"/>
-        </w:rPr>
-        <w:t xml:space="preserve">, </w:t>
-      </w:r>
-      <w:proofErr w:type="spellStart"/>
-      <w:r>
-        <w:rPr>
-          <w:color w:val="FF0000"/>
-        </w:rPr>
-        <w:t>Мутія</w:t>
-      </w:r>
-      <w:proofErr w:type="spellEnd"/>
-      <w:r>
-        <w:rPr>
-          <w:color w:val="FF0000"/>
-        </w:rPr>
-        <w:t xml:space="preserve"> і Рафаїла, і тих, що з ними, у Дамаску убієнних.</w:t>
-      </w:r>
-    </w:p>
-    <w:p>
-      <w:pPr>
-        <w:pStyle w:val="3"/>
+      <w:r>
+        <w:rPr>
+          <w:rFonts w:ascii="Times New Roman" w:eastAsia="Times New Roman" w:hAnsi="Times New Roman" w:cs="Times New Roman"/>
+          <w:i/>
+          <w:color w:val="FF0000"/>
+          <w:sz w:val="24"/>
+          <w:szCs w:val="24"/>
+        </w:rPr>
+        <w:t xml:space="preserve">Кондак (г. 8): </w:t>
+      </w:r>
+      <w:r>
+        <w:rPr>
+          <w:rFonts w:ascii="Times New Roman" w:eastAsia="Times New Roman" w:hAnsi="Times New Roman" w:cs="Times New Roman"/>
+          <w:sz w:val="24"/>
+          <w:szCs w:val="24"/>
+        </w:rPr>
+        <w:t xml:space="preserve">Віддавши себе Богу,* над усе возлюбленому від юности, преподобний,* Його від усієї душі в любові наслідував ти,* і світу тлінне за ніщо вважаючи, в землі печеру спорядив,* і в ній мужньо супроти затій ворога невидимого подвизався ти,* як світлосяйне сонце, по всі кінці землі засяяв ти.* Тому-то, радіючи, прийшов ти до небесних хоромів.* І нині, з ангелами стоячи перед владичним престолом,* споминай нас, що вшановуємо пам’ять твою,* щоб ми звали до тебе:* Радуйся, Антонію, отче наш. </w:t>
+      </w:r>
+    </w:p>
+    <w:p>
+      <w:pPr>
+        <w:pStyle w:val="Heading3"/>
         <w:ind w:left="1" w:hanging="3"/>
         <w:jc w:val="both"/>
       </w:pPr>
-      <w:bookmarkStart w:id="13" w:name="_heading=h.4n0n896z18y6" w:colFirst="0" w:colLast="0"/>
-      <w:bookmarkEnd w:id="13"/>
-      <w:r>
-        <w:t>+ Прп. Антонія Печерського, Київського.</w:t>
-      </w:r>
-    </w:p>
-    <w:p>
-      <w:pPr>
-        <w:ind w:left="0" w:hanging="2"/>
-        <w:jc w:val="both"/>
-        <w:rPr>
-          <w:rFonts w:ascii="Times New Roman" w:eastAsia="Times New Roman" w:hAnsi="Times New Roman" w:cs="Times New Roman"/>
-          <w:sz w:val="24"/>
-          <w:szCs w:val="24"/>
-        </w:rPr>
-      </w:pPr>
-      <w:r>
-        <w:rPr>
-          <w:rFonts w:ascii="Times New Roman" w:eastAsia="Times New Roman" w:hAnsi="Times New Roman" w:cs="Times New Roman"/>
-          <w:i/>
-          <w:color w:val="FF0000"/>
-          <w:sz w:val="24"/>
-          <w:szCs w:val="24"/>
-        </w:rPr>
-        <w:t xml:space="preserve">Тропар (г. 4): </w:t>
-      </w:r>
-      <w:r>
-        <w:rPr>
-          <w:rFonts w:ascii="Times New Roman" w:eastAsia="Times New Roman" w:hAnsi="Times New Roman" w:cs="Times New Roman"/>
-          <w:sz w:val="24"/>
-          <w:szCs w:val="24"/>
-        </w:rPr>
-        <w:t>Від світської метушні вийшов ти,* і відреченням світу пішов ти по-</w:t>
-      </w:r>
-      <w:proofErr w:type="spellStart"/>
-      <w:r>
-        <w:rPr>
-          <w:rFonts w:ascii="Times New Roman" w:eastAsia="Times New Roman" w:hAnsi="Times New Roman" w:cs="Times New Roman"/>
-          <w:sz w:val="24"/>
-          <w:szCs w:val="24"/>
-        </w:rPr>
-        <w:t>євангельськи</w:t>
-      </w:r>
-      <w:proofErr w:type="spellEnd"/>
-      <w:r>
-        <w:rPr>
-          <w:rFonts w:ascii="Times New Roman" w:eastAsia="Times New Roman" w:hAnsi="Times New Roman" w:cs="Times New Roman"/>
-          <w:sz w:val="24"/>
-          <w:szCs w:val="24"/>
-        </w:rPr>
-        <w:t xml:space="preserve"> за Христом,* і </w:t>
-      </w:r>
-      <w:proofErr w:type="spellStart"/>
-      <w:r>
-        <w:rPr>
-          <w:rFonts w:ascii="Times New Roman" w:eastAsia="Times New Roman" w:hAnsi="Times New Roman" w:cs="Times New Roman"/>
-          <w:sz w:val="24"/>
-          <w:szCs w:val="24"/>
-        </w:rPr>
-        <w:t>рівноангельське</w:t>
-      </w:r>
-      <w:proofErr w:type="spellEnd"/>
-      <w:r>
-        <w:rPr>
-          <w:rFonts w:ascii="Times New Roman" w:eastAsia="Times New Roman" w:hAnsi="Times New Roman" w:cs="Times New Roman"/>
-          <w:sz w:val="24"/>
-          <w:szCs w:val="24"/>
-        </w:rPr>
-        <w:t xml:space="preserve"> життя провівши,* в тиху пристань Афонської гори дійшов ти,* звідки благословенням отців в гору Києва прийшов* і там </w:t>
-      </w:r>
-      <w:proofErr w:type="spellStart"/>
-      <w:r>
-        <w:rPr>
-          <w:rFonts w:ascii="Times New Roman" w:eastAsia="Times New Roman" w:hAnsi="Times New Roman" w:cs="Times New Roman"/>
-          <w:sz w:val="24"/>
-          <w:szCs w:val="24"/>
-        </w:rPr>
-        <w:t>трудолюбно</w:t>
-      </w:r>
-      <w:proofErr w:type="spellEnd"/>
-      <w:r>
-        <w:rPr>
-          <w:rFonts w:ascii="Times New Roman" w:eastAsia="Times New Roman" w:hAnsi="Times New Roman" w:cs="Times New Roman"/>
-          <w:sz w:val="24"/>
-          <w:szCs w:val="24"/>
-        </w:rPr>
-        <w:t xml:space="preserve"> життя закінчив.* Батьківщину твою просвітив ти,* і безлічі монахів шлях до небесного царства показавши, до Христа їх привів ти.* Його моли, Антонію преподобний,* щоб спас душі наші. </w:t>
+      <w:bookmarkStart w:id="14" w:name="_heading=h.2cy22r8serr4" w:colFirst="0" w:colLast="0"/>
+      <w:bookmarkEnd w:id="14"/>
+      <w:r>
+        <w:t>Свв. 45-ти мчч., що в Никополі Вірменському</w:t>
       </w:r>
     </w:p>
     <w:p>
@@ -2541,47 +2041,29 @@
         <w:jc w:val="both"/>
         <w:rPr>
           <w:rFonts w:ascii="Times New Roman" w:eastAsia="Times New Roman" w:hAnsi="Times New Roman" w:cs="Times New Roman"/>
-          <w:sz w:val="24"/>
-          <w:szCs w:val="24"/>
-        </w:rPr>
-      </w:pPr>
-      <w:r>
-        <w:rPr>
-          <w:rFonts w:ascii="Times New Roman" w:eastAsia="Times New Roman" w:hAnsi="Times New Roman" w:cs="Times New Roman"/>
-          <w:i/>
-          <w:color w:val="FF0000"/>
-          <w:sz w:val="24"/>
-          <w:szCs w:val="24"/>
-        </w:rPr>
-        <w:t xml:space="preserve">Кондак (г. 8): </w:t>
-      </w:r>
-      <w:r>
-        <w:rPr>
-          <w:rFonts w:ascii="Times New Roman" w:eastAsia="Times New Roman" w:hAnsi="Times New Roman" w:cs="Times New Roman"/>
-          <w:sz w:val="24"/>
-          <w:szCs w:val="24"/>
-        </w:rPr>
-        <w:t xml:space="preserve">Віддавши себе Богу,* над усе возлюбленому від юности, преподобний,* Його від усієї душі в любові наслідував ти,* і світу тлінне за ніщо вважаючи, в землі печеру спорядив,* і в ній мужньо супроти затій ворога невидимого подвизався ти,* як світлосяйне сонце, по всі кінці землі засяяв ти.* Тому-то, радіючи, прийшов ти до небесних хоромів.* І нині, з ангелами стоячи перед владичним престолом,* споминай нас, що вшановуємо пам’ять твою,* щоб ми звали до тебе:* Радуйся, Антонію, отче наш. </w:t>
-      </w:r>
-    </w:p>
-    <w:p>
-      <w:pPr>
-        <w:pStyle w:val="3"/>
-        <w:ind w:left="1" w:hanging="3"/>
-        <w:jc w:val="both"/>
-      </w:pPr>
-      <w:bookmarkStart w:id="14" w:name="_heading=h.2cy22r8serr4" w:colFirst="0" w:colLast="0"/>
-      <w:bookmarkEnd w:id="14"/>
-      <w:r>
-        <w:t xml:space="preserve">Свв. 45-ти мчч., що в </w:t>
-      </w:r>
-      <w:proofErr w:type="spellStart"/>
-      <w:r>
-        <w:t>Никополі</w:t>
-      </w:r>
-      <w:proofErr w:type="spellEnd"/>
-      <w:r>
-        <w:t xml:space="preserve"> Вірменському</w:t>
+          <w:color w:val="000000"/>
+          <w:sz w:val="24"/>
+          <w:szCs w:val="24"/>
+        </w:rPr>
+      </w:pPr>
+      <w:r>
+        <w:rPr>
+          <w:rFonts w:ascii="Times New Roman" w:eastAsia="Times New Roman" w:hAnsi="Times New Roman" w:cs="Times New Roman"/>
+          <w:i/>
+          <w:color w:val="FF0000"/>
+          <w:sz w:val="24"/>
+          <w:szCs w:val="24"/>
+        </w:rPr>
+        <w:t xml:space="preserve">Тропар мучеників (г. 1): </w:t>
+      </w:r>
+      <w:r>
+        <w:rPr>
+          <w:rFonts w:ascii="Times New Roman" w:eastAsia="Times New Roman" w:hAnsi="Times New Roman" w:cs="Times New Roman"/>
+          <w:color w:val="000000"/>
+          <w:sz w:val="24"/>
+          <w:szCs w:val="24"/>
+        </w:rPr>
+        <w:t>Однодумно бувши пов’язані душею,* чотиридесят з п’ятьма страждальцями, святі, проти ворога постали.* І переможцями стали, прийнявши вінці від Христа Бога* і вічну нагороду за ваші муки.* Моліться, щоб і ми їх сподобилися,* що благочесно піснями вас величаємо.</w:t>
       </w:r>
     </w:p>
     <w:p>
@@ -2610,36 +2092,16 @@
           <w:sz w:val="24"/>
           <w:szCs w:val="24"/>
         </w:rPr>
-        <w:t xml:space="preserve">Тропар мучеників (г. 1): </w:t>
-      </w:r>
-      <w:r>
-        <w:rPr>
-          <w:rFonts w:ascii="Times New Roman" w:eastAsia="Times New Roman" w:hAnsi="Times New Roman" w:cs="Times New Roman"/>
-          <w:color w:val="000000"/>
-          <w:sz w:val="24"/>
-          <w:szCs w:val="24"/>
-        </w:rPr>
-        <w:t xml:space="preserve">Однодумно бувши пов’язані душею,* </w:t>
-      </w:r>
-      <w:proofErr w:type="spellStart"/>
-      <w:r>
-        <w:rPr>
-          <w:rFonts w:ascii="Times New Roman" w:eastAsia="Times New Roman" w:hAnsi="Times New Roman" w:cs="Times New Roman"/>
-          <w:color w:val="000000"/>
-          <w:sz w:val="24"/>
-          <w:szCs w:val="24"/>
-        </w:rPr>
-        <w:t>чотиридесят</w:t>
-      </w:r>
-      <w:proofErr w:type="spellEnd"/>
-      <w:r>
-        <w:rPr>
-          <w:rFonts w:ascii="Times New Roman" w:eastAsia="Times New Roman" w:hAnsi="Times New Roman" w:cs="Times New Roman"/>
-          <w:color w:val="000000"/>
-          <w:sz w:val="24"/>
-          <w:szCs w:val="24"/>
-        </w:rPr>
-        <w:t xml:space="preserve"> з п’ятьма страждальцями, святі, проти ворога постали.* І переможцями стали, прийнявши вінці від Христа Бога* і вічну нагороду за ваші муки.* Моліться, щоб і ми їх сподобилися,* що благочесно піснями вас величаємо.</w:t>
+        <w:t xml:space="preserve">Кондак мучеників (г. 8): </w:t>
+      </w:r>
+      <w:r>
+        <w:rPr>
+          <w:rFonts w:ascii="Times New Roman" w:eastAsia="Times New Roman" w:hAnsi="Times New Roman" w:cs="Times New Roman"/>
+          <w:color w:val="000000"/>
+          <w:sz w:val="24"/>
+          <w:szCs w:val="24"/>
+        </w:rPr>
+        <w:t xml:space="preserve">Заради Христа, мученики, багато мук перенесли,* і зруйнували все ідольське многобожжя,* і подолали безбожності спокуси,* Христовою силою їх перемігши,* всіх нас вірно навчаєте викликувати: Алилуя. </w:t>
       </w:r>
     </w:p>
     <w:p>
@@ -2663,21 +2125,49 @@
       <w:r>
         <w:rPr>
           <w:rFonts w:ascii="Times New Roman" w:eastAsia="Times New Roman" w:hAnsi="Times New Roman" w:cs="Times New Roman"/>
-          <w:i/>
-          <w:color w:val="FF0000"/>
-          <w:sz w:val="24"/>
-          <w:szCs w:val="24"/>
-        </w:rPr>
-        <w:t xml:space="preserve">Кондак мучеників (г. 8): </w:t>
-      </w:r>
-      <w:r>
-        <w:rPr>
-          <w:rFonts w:ascii="Times New Roman" w:eastAsia="Times New Roman" w:hAnsi="Times New Roman" w:cs="Times New Roman"/>
-          <w:color w:val="000000"/>
-          <w:sz w:val="24"/>
-          <w:szCs w:val="24"/>
-        </w:rPr>
-        <w:t xml:space="preserve">Заради Христа, мученики, багато мук перенесли,* і зруйнували все ідольське многобожжя,* і подолали безбожності спокуси,* Христовою силою їх перемігши,* всіх нас вірно навчаєте викликувати: Алилуя. </w:t>
+          <w:sz w:val="24"/>
+          <w:szCs w:val="24"/>
+        </w:rPr>
+        <w:t xml:space="preserve"> </w:t>
+      </w:r>
+    </w:p>
+    <w:p>
+      <w:pPr>
+        <w:pStyle w:val="Heading2"/>
+        <w:ind w:left="2" w:hanging="4"/>
+        <w:rPr>
+          <w:color w:val="FF0000"/>
+        </w:rPr>
+      </w:pPr>
+      <w:bookmarkStart w:id="15" w:name="_heading=h.3l5oczrnarsl" w:colFirst="0" w:colLast="0"/>
+      <w:bookmarkEnd w:id="15"/>
+      <w:r>
+        <w:rPr>
+          <w:color w:val="FF0000"/>
+        </w:rPr>
+        <w:t>11</w:t>
+      </w:r>
+      <w:r>
+        <w:t xml:space="preserve"> липня. </w:t>
+      </w:r>
+      <w:r>
+        <w:rPr>
+          <w:color w:val="FF0000"/>
+        </w:rPr>
+        <w:t xml:space="preserve"> Св. мчц. і всехвальної Євтимії. Переставлення блаженної Ольги, княгині Київської, у хрещенні названої Оленою.</w:t>
+      </w:r>
+    </w:p>
+    <w:p>
+      <w:pPr>
+        <w:pStyle w:val="Heading3"/>
+        <w:ind w:left="1" w:hanging="3"/>
+      </w:pPr>
+      <w:bookmarkStart w:id="16" w:name="_heading=h.5afzpw2826h6" w:colFirst="0" w:colLast="0"/>
+      <w:bookmarkStart w:id="17" w:name="_heading=h.xyws4pxurcvb" w:colFirst="0" w:colLast="0"/>
+      <w:bookmarkEnd w:id="16"/>
+      <w:bookmarkEnd w:id="17"/>
+      <w:r>
+        <w:t>Переставлення блаженної Ольги, княгині Київської, у хрещенні названої Оленою.</w:t>
       </w:r>
     </w:p>
     <w:p>
@@ -2701,77 +2191,21 @@
       <w:r>
         <w:rPr>
           <w:rFonts w:ascii="Times New Roman" w:eastAsia="Times New Roman" w:hAnsi="Times New Roman" w:cs="Times New Roman"/>
-          <w:sz w:val="24"/>
-          <w:szCs w:val="24"/>
-        </w:rPr>
-        <w:t xml:space="preserve"> </w:t>
-      </w:r>
-    </w:p>
-    <w:p>
-      <w:pPr>
-        <w:pStyle w:val="2"/>
-        <w:ind w:left="2" w:hanging="4"/>
-        <w:rPr>
-          <w:color w:val="FF0000"/>
-        </w:rPr>
-      </w:pPr>
-      <w:bookmarkStart w:id="15" w:name="_heading=h.3l5oczrnarsl" w:colFirst="0" w:colLast="0"/>
-      <w:bookmarkEnd w:id="15"/>
-      <w:r>
-        <w:rPr>
-          <w:color w:val="FF0000"/>
-        </w:rPr>
-        <w:t>11</w:t>
-      </w:r>
-      <w:r>
-        <w:t xml:space="preserve"> липня. </w:t>
-      </w:r>
-      <w:r>
-        <w:rPr>
-          <w:color w:val="FF0000"/>
-        </w:rPr>
-        <w:t xml:space="preserve"> Св. мчц. і </w:t>
-      </w:r>
-      <w:proofErr w:type="spellStart"/>
-      <w:r>
-        <w:rPr>
-          <w:color w:val="FF0000"/>
-        </w:rPr>
-        <w:t>всехвальної</w:t>
-      </w:r>
-      <w:proofErr w:type="spellEnd"/>
-      <w:r>
-        <w:rPr>
-          <w:color w:val="FF0000"/>
-        </w:rPr>
-        <w:t xml:space="preserve"> </w:t>
-      </w:r>
-      <w:proofErr w:type="spellStart"/>
-      <w:r>
-        <w:rPr>
-          <w:color w:val="FF0000"/>
-        </w:rPr>
-        <w:t>Євтимії</w:t>
-      </w:r>
-      <w:proofErr w:type="spellEnd"/>
-      <w:r>
-        <w:rPr>
-          <w:color w:val="FF0000"/>
-        </w:rPr>
-        <w:t>. Переставлення блаженної Ольги, княгині Київської, у хрещенні названої Оленою.</w:t>
-      </w:r>
-    </w:p>
-    <w:p>
-      <w:pPr>
-        <w:pStyle w:val="3"/>
-        <w:ind w:left="1" w:hanging="3"/>
-      </w:pPr>
-      <w:bookmarkStart w:id="16" w:name="_heading=h.5afzpw2826h6" w:colFirst="0" w:colLast="0"/>
-      <w:bookmarkStart w:id="17" w:name="_heading=h.xyws4pxurcvb" w:colFirst="0" w:colLast="0"/>
-      <w:bookmarkEnd w:id="16"/>
-      <w:bookmarkEnd w:id="17"/>
-      <w:r>
-        <w:t>Переставлення блаженної Ольги, княгині Київської, у хрещенні названої Оленою.</w:t>
+          <w:i/>
+          <w:color w:val="FF0000"/>
+          <w:sz w:val="24"/>
+          <w:szCs w:val="24"/>
+        </w:rPr>
+        <w:t xml:space="preserve">Тропар (г. 1): </w:t>
+      </w:r>
+      <w:r>
+        <w:rPr>
+          <w:rFonts w:ascii="Times New Roman" w:eastAsia="Times New Roman" w:hAnsi="Times New Roman" w:cs="Times New Roman"/>
+          <w:color w:val="000000"/>
+          <w:sz w:val="24"/>
+          <w:szCs w:val="24"/>
+        </w:rPr>
+        <w:t>Піднісши свій ум на крилах богопізнання, преславна Ольго,* ти злинула вище видимого світу, осягнувши Бога, Творця вселенної.* Знайшовши Його, ти прийняла у хрещенні нове життя* і повсякчас перебуваєш у нетлінності,* втішаючись плодами життєдайного дерева.</w:t>
       </w:r>
     </w:p>
     <w:p>
@@ -2787,29 +2221,60 @@
         <w:jc w:val="both"/>
         <w:rPr>
           <w:rFonts w:ascii="Times New Roman" w:eastAsia="Times New Roman" w:hAnsi="Times New Roman" w:cs="Times New Roman"/>
-          <w:color w:val="000000"/>
-          <w:sz w:val="24"/>
-          <w:szCs w:val="24"/>
-        </w:rPr>
-      </w:pPr>
-      <w:r>
-        <w:rPr>
-          <w:rFonts w:ascii="Times New Roman" w:eastAsia="Times New Roman" w:hAnsi="Times New Roman" w:cs="Times New Roman"/>
-          <w:i/>
-          <w:color w:val="FF0000"/>
-          <w:sz w:val="24"/>
-          <w:szCs w:val="24"/>
-        </w:rPr>
-        <w:t xml:space="preserve">Тропар (г. 1): </w:t>
-      </w:r>
-      <w:r>
-        <w:rPr>
-          <w:rFonts w:ascii="Times New Roman" w:eastAsia="Times New Roman" w:hAnsi="Times New Roman" w:cs="Times New Roman"/>
-          <w:color w:val="000000"/>
-          <w:sz w:val="24"/>
-          <w:szCs w:val="24"/>
-        </w:rPr>
-        <w:t>Піднісши свій ум на крилах богопізнання, преславна Ольго,* ти злинула вище видимого світу, осягнувши Бога, Творця вселенної.* Знайшовши Його, ти прийняла у хрещенні нове життя* і повсякчас перебуваєш у нетлінності,* втішаючись плодами життєдайного дерева.</w:t>
+          <w:sz w:val="24"/>
+          <w:szCs w:val="24"/>
+        </w:rPr>
+      </w:pPr>
+      <w:r>
+        <w:rPr>
+          <w:rFonts w:ascii="Times New Roman" w:eastAsia="Times New Roman" w:hAnsi="Times New Roman" w:cs="Times New Roman"/>
+          <w:i/>
+          <w:color w:val="FF0000"/>
+          <w:sz w:val="24"/>
+          <w:szCs w:val="24"/>
+        </w:rPr>
+        <w:lastRenderedPageBreak/>
+        <w:t xml:space="preserve">Кондак (г. 4): </w:t>
+      </w:r>
+      <w:r>
+        <w:rPr>
+          <w:rFonts w:ascii="Times New Roman" w:eastAsia="Times New Roman" w:hAnsi="Times New Roman" w:cs="Times New Roman"/>
+          <w:color w:val="000000"/>
+          <w:sz w:val="24"/>
+          <w:szCs w:val="24"/>
+        </w:rPr>
+        <w:t>Похвалім сьогодні Бога, доброчинця всіх,* що прославив на Русі-Україні Ольгу богомудру,* щоб за її молитвами* подав прощення гріхів душам нашим.</w:t>
+      </w:r>
+      <w:r>
+        <w:rPr>
+          <w:rFonts w:ascii="Times New Roman" w:eastAsia="Times New Roman" w:hAnsi="Times New Roman" w:cs="Times New Roman"/>
+          <w:sz w:val="24"/>
+          <w:szCs w:val="24"/>
+        </w:rPr>
+        <w:t xml:space="preserve"> </w:t>
+      </w:r>
+    </w:p>
+    <w:p>
+      <w:pPr>
+        <w:pStyle w:val="Heading2"/>
+        <w:ind w:left="2" w:hanging="4"/>
+      </w:pPr>
+      <w:bookmarkStart w:id="18" w:name="_heading=h.uut12zniotrg" w:colFirst="0" w:colLast="0"/>
+      <w:bookmarkEnd w:id="18"/>
+      <w:r>
+        <w:t>12 липня.  Свв. мчч. Прокла й Іларія. Прп. Михаїла Малеїна.</w:t>
+      </w:r>
+    </w:p>
+    <w:p>
+      <w:pPr>
+        <w:pStyle w:val="Heading3"/>
+        <w:ind w:left="1" w:hanging="3"/>
+        <w:jc w:val="both"/>
+      </w:pPr>
+      <w:bookmarkStart w:id="19" w:name="_heading=h.8rklv565kzn" w:colFirst="0" w:colLast="0"/>
+      <w:bookmarkEnd w:id="19"/>
+      <w:r>
+        <w:t>Свв. мчч. Прокла й Іларія.</w:t>
       </w:r>
     </w:p>
     <w:p>
@@ -2825,68 +2290,46 @@
         <w:jc w:val="both"/>
         <w:rPr>
           <w:rFonts w:ascii="Times New Roman" w:eastAsia="Times New Roman" w:hAnsi="Times New Roman" w:cs="Times New Roman"/>
-          <w:sz w:val="24"/>
-          <w:szCs w:val="24"/>
-        </w:rPr>
-      </w:pPr>
-      <w:r>
-        <w:rPr>
-          <w:rFonts w:ascii="Times New Roman" w:eastAsia="Times New Roman" w:hAnsi="Times New Roman" w:cs="Times New Roman"/>
-          <w:i/>
-          <w:color w:val="FF0000"/>
-          <w:sz w:val="24"/>
-          <w:szCs w:val="24"/>
-        </w:rPr>
-        <w:lastRenderedPageBreak/>
-        <w:t xml:space="preserve">Кондак (г. 4): </w:t>
-      </w:r>
-      <w:r>
-        <w:rPr>
-          <w:rFonts w:ascii="Times New Roman" w:eastAsia="Times New Roman" w:hAnsi="Times New Roman" w:cs="Times New Roman"/>
-          <w:color w:val="000000"/>
-          <w:sz w:val="24"/>
-          <w:szCs w:val="24"/>
-        </w:rPr>
-        <w:t>Похвалім сьогодні Бога, доброчинця всіх,* що прославив на Русі-Україні Ольгу богомудру,* щоб за її молитвами* подав прощення гріхів душам нашим.</w:t>
-      </w:r>
-      <w:r>
-        <w:rPr>
-          <w:rFonts w:ascii="Times New Roman" w:eastAsia="Times New Roman" w:hAnsi="Times New Roman" w:cs="Times New Roman"/>
-          <w:sz w:val="24"/>
-          <w:szCs w:val="24"/>
-        </w:rPr>
-        <w:t xml:space="preserve"> </w:t>
-      </w:r>
-    </w:p>
-    <w:p>
-      <w:pPr>
-        <w:pStyle w:val="2"/>
-        <w:ind w:left="2" w:hanging="4"/>
-      </w:pPr>
-      <w:bookmarkStart w:id="18" w:name="_heading=h.uut12zniotrg" w:colFirst="0" w:colLast="0"/>
-      <w:bookmarkEnd w:id="18"/>
-      <w:r>
-        <w:t xml:space="preserve">12 липня.  Свв. мчч. Прокла й Іларія. Прп. Михаїла </w:t>
-      </w:r>
-      <w:proofErr w:type="spellStart"/>
-      <w:r>
-        <w:t>Малеїна</w:t>
-      </w:r>
-      <w:proofErr w:type="spellEnd"/>
-      <w:r>
-        <w:t>.</w:t>
-      </w:r>
-    </w:p>
-    <w:p>
-      <w:pPr>
-        <w:pStyle w:val="3"/>
-        <w:ind w:left="1" w:hanging="3"/>
-        <w:jc w:val="both"/>
-      </w:pPr>
-      <w:bookmarkStart w:id="19" w:name="_heading=h.8rklv565kzn" w:colFirst="0" w:colLast="0"/>
-      <w:bookmarkEnd w:id="19"/>
-      <w:r>
-        <w:t>Свв. мчч. Прокла й Іларія.</w:t>
+          <w:color w:val="000000"/>
+          <w:sz w:val="24"/>
+          <w:szCs w:val="24"/>
+        </w:rPr>
+      </w:pPr>
+      <w:r>
+        <w:rPr>
+          <w:rFonts w:ascii="Times New Roman" w:eastAsia="Times New Roman" w:hAnsi="Times New Roman" w:cs="Times New Roman"/>
+          <w:i/>
+          <w:color w:val="FF0000"/>
+          <w:sz w:val="24"/>
+          <w:szCs w:val="24"/>
+        </w:rPr>
+        <w:t xml:space="preserve">Тропар (г. 2): </w:t>
+      </w:r>
+      <w:r>
+        <w:rPr>
+          <w:rFonts w:ascii="Times New Roman" w:eastAsia="Times New Roman" w:hAnsi="Times New Roman" w:cs="Times New Roman"/>
+          <w:color w:val="000000"/>
+          <w:sz w:val="24"/>
+          <w:szCs w:val="24"/>
+        </w:rPr>
+        <w:t>Ангели з неба зійшли, здивувавшись, святі, вашим стражданням,* як ви у плоті невидимого ворога подолали* і вбили його зброєю хресною.* Моліться й за нас, Прокле й Іларі</w:t>
+      </w:r>
+      <w:r>
+        <w:rPr>
+          <w:rFonts w:ascii="Times New Roman" w:eastAsia="Times New Roman" w:hAnsi="Times New Roman" w:cs="Times New Roman"/>
+          <w:sz w:val="24"/>
+          <w:szCs w:val="24"/>
+        </w:rPr>
+        <w:t>ю</w:t>
+      </w:r>
+      <w:r>
+        <w:rPr>
+          <w:rFonts w:ascii="Times New Roman" w:eastAsia="Times New Roman" w:hAnsi="Times New Roman" w:cs="Times New Roman"/>
+          <w:color w:val="000000"/>
+          <w:sz w:val="24"/>
+          <w:szCs w:val="24"/>
+        </w:rPr>
+        <w:t xml:space="preserve">,* щоб перемогли ми ворогів і спасли душі наші. </w:t>
       </w:r>
     </w:p>
     <w:p>
@@ -2915,33 +2358,28 @@
           <w:sz w:val="24"/>
           <w:szCs w:val="24"/>
         </w:rPr>
-        <w:t xml:space="preserve">Тропар (г. 2): </w:t>
-      </w:r>
-      <w:r>
-        <w:rPr>
-          <w:rFonts w:ascii="Times New Roman" w:eastAsia="Times New Roman" w:hAnsi="Times New Roman" w:cs="Times New Roman"/>
-          <w:color w:val="000000"/>
-          <w:sz w:val="24"/>
-          <w:szCs w:val="24"/>
-        </w:rPr>
-        <w:t>Ангели з неба зійшли, здивувавшись, святі, вашим стражданням,* як ви у плоті невидимого ворога подолали* і вбили його зброєю хресною.* Моліться й за нас, Прокле й Іларі</w:t>
-      </w:r>
-      <w:r>
-        <w:rPr>
-          <w:rFonts w:ascii="Times New Roman" w:eastAsia="Times New Roman" w:hAnsi="Times New Roman" w:cs="Times New Roman"/>
-          <w:sz w:val="24"/>
-          <w:szCs w:val="24"/>
-        </w:rPr>
-        <w:t>ю</w:t>
-      </w:r>
-      <w:r>
-        <w:rPr>
-          <w:rFonts w:ascii="Times New Roman" w:eastAsia="Times New Roman" w:hAnsi="Times New Roman" w:cs="Times New Roman"/>
-          <w:color w:val="000000"/>
-          <w:sz w:val="24"/>
-          <w:szCs w:val="24"/>
-        </w:rPr>
-        <w:t xml:space="preserve">,* щоб перемогли ми ворогів і спасли душі наші. </w:t>
+        <w:t xml:space="preserve">Кондак (г. 4): </w:t>
+      </w:r>
+      <w:r>
+        <w:rPr>
+          <w:rFonts w:ascii="Times New Roman" w:eastAsia="Times New Roman" w:hAnsi="Times New Roman" w:cs="Times New Roman"/>
+          <w:color w:val="000000"/>
+          <w:sz w:val="24"/>
+          <w:szCs w:val="24"/>
+        </w:rPr>
+        <w:t xml:space="preserve">Як ранкова зоря, засяяло мучеників Прокла й Іларія чесне страждання,* осяюючи нас світлом чудес.* Тому й святкуємо вашу пам’ять* – Христа моліть, щоб спас душі наші. </w:t>
+      </w:r>
+    </w:p>
+    <w:p>
+      <w:pPr>
+        <w:pStyle w:val="Heading3"/>
+        <w:ind w:left="1" w:hanging="3"/>
+        <w:jc w:val="both"/>
+      </w:pPr>
+      <w:bookmarkStart w:id="20" w:name="_heading=h.3t9meytmfdlj" w:colFirst="0" w:colLast="0"/>
+      <w:bookmarkEnd w:id="20"/>
+      <w:r>
+        <w:t>Прп. Михаїла Малеїна.</w:t>
       </w:r>
     </w:p>
     <w:p>
@@ -2970,36 +2408,33 @@
           <w:sz w:val="24"/>
           <w:szCs w:val="24"/>
         </w:rPr>
-        <w:t xml:space="preserve">Кондак (г. 4): </w:t>
-      </w:r>
-      <w:r>
-        <w:rPr>
-          <w:rFonts w:ascii="Times New Roman" w:eastAsia="Times New Roman" w:hAnsi="Times New Roman" w:cs="Times New Roman"/>
-          <w:color w:val="000000"/>
-          <w:sz w:val="24"/>
-          <w:szCs w:val="24"/>
-        </w:rPr>
-        <w:t xml:space="preserve">Як ранкова зоря, засяяло мучеників Прокла й Іларія чесне страждання,* осяюючи нас світлом чудес.* Тому й святкуємо вашу пам’ять* – Христа моліть, щоб спас душі наші. </w:t>
-      </w:r>
-    </w:p>
-    <w:p>
-      <w:pPr>
-        <w:pStyle w:val="3"/>
-        <w:ind w:left="1" w:hanging="3"/>
-        <w:jc w:val="both"/>
-      </w:pPr>
-      <w:bookmarkStart w:id="20" w:name="_heading=h.3t9meytmfdlj" w:colFirst="0" w:colLast="0"/>
-      <w:bookmarkEnd w:id="20"/>
-      <w:r>
-        <w:t xml:space="preserve">Прп. Михаїла </w:t>
-      </w:r>
-      <w:proofErr w:type="spellStart"/>
-      <w:r>
-        <w:t>Малеїна</w:t>
-      </w:r>
-      <w:proofErr w:type="spellEnd"/>
-      <w:r>
-        <w:t>.</w:t>
+        <w:t xml:space="preserve">Тропар (г. 8): </w:t>
+      </w:r>
+      <w:r>
+        <w:rPr>
+          <w:rFonts w:ascii="Times New Roman" w:eastAsia="Times New Roman" w:hAnsi="Times New Roman" w:cs="Times New Roman"/>
+          <w:color w:val="000000"/>
+          <w:sz w:val="24"/>
+          <w:szCs w:val="24"/>
+        </w:rPr>
+        <w:t>На духовних крилах до споглядання Бога піднісся ти,* марноту світу залишив, Блаженний.* Зненавидівши тілесні думки,* мудрість з висот отримав, як жити з Богом,</w:t>
+      </w:r>
+      <w:r>
+        <w:rPr>
+          <w:rFonts w:ascii="Times New Roman" w:eastAsia="Times New Roman" w:hAnsi="Times New Roman" w:cs="Times New Roman"/>
+          <w:sz w:val="24"/>
+          <w:szCs w:val="24"/>
+        </w:rPr>
+        <w:t xml:space="preserve"> Михаїле преподобний,*</w:t>
+      </w:r>
+      <w:r>
+        <w:rPr>
+          <w:rFonts w:ascii="Times New Roman" w:eastAsia="Times New Roman" w:hAnsi="Times New Roman" w:cs="Times New Roman"/>
+          <w:color w:val="000000"/>
+          <w:sz w:val="24"/>
+          <w:szCs w:val="24"/>
+        </w:rPr>
+        <w:t xml:space="preserve"> і всім приклад собою показав, кажучи:* Добре воно з Богом жити.</w:t>
       </w:r>
     </w:p>
     <w:p>
@@ -3015,29 +2450,45 @@
         <w:jc w:val="both"/>
         <w:rPr>
           <w:rFonts w:ascii="Times New Roman" w:eastAsia="Times New Roman" w:hAnsi="Times New Roman" w:cs="Times New Roman"/>
-          <w:color w:val="000000"/>
-          <w:sz w:val="24"/>
-          <w:szCs w:val="24"/>
-        </w:rPr>
-      </w:pPr>
-      <w:r>
-        <w:rPr>
-          <w:rFonts w:ascii="Times New Roman" w:eastAsia="Times New Roman" w:hAnsi="Times New Roman" w:cs="Times New Roman"/>
-          <w:i/>
-          <w:color w:val="FF0000"/>
-          <w:sz w:val="24"/>
-          <w:szCs w:val="24"/>
-        </w:rPr>
-        <w:t xml:space="preserve">Тропар (г. 8): </w:t>
-      </w:r>
-      <w:r>
-        <w:rPr>
-          <w:rFonts w:ascii="Times New Roman" w:eastAsia="Times New Roman" w:hAnsi="Times New Roman" w:cs="Times New Roman"/>
-          <w:color w:val="000000"/>
-          <w:sz w:val="24"/>
-          <w:szCs w:val="24"/>
-        </w:rPr>
-        <w:t>На духовних крилах до споглядання Бога піднісся ти,* марноту світу залишив, Блаженний.* Зненавидівши тілесні думки,* мудрість з висот отримав, як жити з Богом,</w:t>
+          <w:sz w:val="24"/>
+          <w:szCs w:val="24"/>
+        </w:rPr>
+      </w:pPr>
+      <w:r>
+        <w:rPr>
+          <w:rFonts w:ascii="Times New Roman" w:eastAsia="Times New Roman" w:hAnsi="Times New Roman" w:cs="Times New Roman"/>
+          <w:i/>
+          <w:color w:val="FF0000"/>
+          <w:sz w:val="24"/>
+          <w:szCs w:val="24"/>
+        </w:rPr>
+        <w:t xml:space="preserve">Кондак (г. 2): </w:t>
+      </w:r>
+      <w:r>
+        <w:rPr>
+          <w:rFonts w:ascii="Times New Roman" w:eastAsia="Times New Roman" w:hAnsi="Times New Roman" w:cs="Times New Roman"/>
+          <w:color w:val="000000"/>
+          <w:sz w:val="24"/>
+          <w:szCs w:val="24"/>
+        </w:rPr>
+        <w:t xml:space="preserve">Тілесний тягар облегшив ти ділами,* душевну ж легкість окрилив ти просвіченням, Михаїле,* і став ти обителлю для Тройці.* Споглядаючи її ясно, </w:t>
+      </w:r>
+      <w:r>
+        <w:rPr>
+          <w:rFonts w:ascii="Times New Roman" w:eastAsia="Times New Roman" w:hAnsi="Times New Roman" w:cs="Times New Roman"/>
+          <w:sz w:val="24"/>
+          <w:szCs w:val="24"/>
+        </w:rPr>
+        <w:t>б</w:t>
+      </w:r>
+      <w:r>
+        <w:rPr>
+          <w:rFonts w:ascii="Times New Roman" w:eastAsia="Times New Roman" w:hAnsi="Times New Roman" w:cs="Times New Roman"/>
+          <w:color w:val="000000"/>
+          <w:sz w:val="24"/>
+          <w:szCs w:val="24"/>
+        </w:rPr>
+        <w:t>лаженний,* молися неустанно за всіх нас.</w:t>
       </w:r>
       <w:r>
         <w:rPr>
@@ -3046,33 +2497,6 @@
           <w:szCs w:val="24"/>
         </w:rPr>
         <w:t xml:space="preserve"> </w:t>
-      </w:r>
-      <w:proofErr w:type="spellStart"/>
-      <w:r>
-        <w:rPr>
-          <w:rFonts w:ascii="Times New Roman" w:eastAsia="Times New Roman" w:hAnsi="Times New Roman" w:cs="Times New Roman"/>
-          <w:sz w:val="24"/>
-          <w:szCs w:val="24"/>
-        </w:rPr>
-        <w:t>Михаїле</w:t>
-      </w:r>
-      <w:proofErr w:type="spellEnd"/>
-      <w:r>
-        <w:rPr>
-          <w:rFonts w:ascii="Times New Roman" w:eastAsia="Times New Roman" w:hAnsi="Times New Roman" w:cs="Times New Roman"/>
-          <w:sz w:val="24"/>
-          <w:szCs w:val="24"/>
-        </w:rPr>
-        <w:t xml:space="preserve"> преподобний,*</w:t>
-      </w:r>
-      <w:r>
-        <w:rPr>
-          <w:rFonts w:ascii="Times New Roman" w:eastAsia="Times New Roman" w:hAnsi="Times New Roman" w:cs="Times New Roman"/>
-          <w:color w:val="000000"/>
-          <w:sz w:val="24"/>
-          <w:szCs w:val="24"/>
-        </w:rPr>
-        <w:t xml:space="preserve"> і всім приклад собою показав, кажучи:* Добре воно з Богом жити.</w:t>
       </w:r>
     </w:p>
     <w:p>
@@ -3092,89 +2516,27 @@
           <w:szCs w:val="24"/>
         </w:rPr>
       </w:pPr>
-      <w:r>
-        <w:rPr>
-          <w:rFonts w:ascii="Times New Roman" w:eastAsia="Times New Roman" w:hAnsi="Times New Roman" w:cs="Times New Roman"/>
-          <w:i/>
-          <w:color w:val="FF0000"/>
-          <w:sz w:val="24"/>
-          <w:szCs w:val="24"/>
-        </w:rPr>
-        <w:t xml:space="preserve">Кондак (г. 2): </w:t>
-      </w:r>
-      <w:r>
-        <w:rPr>
-          <w:rFonts w:ascii="Times New Roman" w:eastAsia="Times New Roman" w:hAnsi="Times New Roman" w:cs="Times New Roman"/>
-          <w:color w:val="000000"/>
-          <w:sz w:val="24"/>
-          <w:szCs w:val="24"/>
-        </w:rPr>
-        <w:t xml:space="preserve">Тілесний тягар облегшив ти ділами,* душевну ж легкість окрилив ти </w:t>
-      </w:r>
-      <w:proofErr w:type="spellStart"/>
-      <w:r>
-        <w:rPr>
-          <w:rFonts w:ascii="Times New Roman" w:eastAsia="Times New Roman" w:hAnsi="Times New Roman" w:cs="Times New Roman"/>
-          <w:color w:val="000000"/>
-          <w:sz w:val="24"/>
-          <w:szCs w:val="24"/>
-        </w:rPr>
-        <w:t>просвіченням</w:t>
-      </w:r>
-      <w:proofErr w:type="spellEnd"/>
-      <w:r>
-        <w:rPr>
-          <w:rFonts w:ascii="Times New Roman" w:eastAsia="Times New Roman" w:hAnsi="Times New Roman" w:cs="Times New Roman"/>
-          <w:color w:val="000000"/>
-          <w:sz w:val="24"/>
-          <w:szCs w:val="24"/>
-        </w:rPr>
-        <w:t xml:space="preserve">, </w:t>
-      </w:r>
-      <w:proofErr w:type="spellStart"/>
-      <w:r>
-        <w:rPr>
-          <w:rFonts w:ascii="Times New Roman" w:eastAsia="Times New Roman" w:hAnsi="Times New Roman" w:cs="Times New Roman"/>
-          <w:color w:val="000000"/>
-          <w:sz w:val="24"/>
-          <w:szCs w:val="24"/>
-        </w:rPr>
-        <w:t>Михаїле</w:t>
-      </w:r>
-      <w:proofErr w:type="spellEnd"/>
-      <w:r>
-        <w:rPr>
-          <w:rFonts w:ascii="Times New Roman" w:eastAsia="Times New Roman" w:hAnsi="Times New Roman" w:cs="Times New Roman"/>
-          <w:color w:val="000000"/>
-          <w:sz w:val="24"/>
-          <w:szCs w:val="24"/>
-        </w:rPr>
-        <w:t xml:space="preserve">,* і став ти обителлю для Тройці.* Споглядаючи її ясно, </w:t>
-      </w:r>
-      <w:r>
-        <w:rPr>
-          <w:rFonts w:ascii="Times New Roman" w:eastAsia="Times New Roman" w:hAnsi="Times New Roman" w:cs="Times New Roman"/>
-          <w:sz w:val="24"/>
-          <w:szCs w:val="24"/>
-        </w:rPr>
-        <w:t>б</w:t>
-      </w:r>
-      <w:r>
-        <w:rPr>
-          <w:rFonts w:ascii="Times New Roman" w:eastAsia="Times New Roman" w:hAnsi="Times New Roman" w:cs="Times New Roman"/>
-          <w:color w:val="000000"/>
-          <w:sz w:val="24"/>
-          <w:szCs w:val="24"/>
-        </w:rPr>
-        <w:t>лаженний,* молися неустанно за всіх нас.</w:t>
-      </w:r>
-      <w:r>
-        <w:rPr>
-          <w:rFonts w:ascii="Times New Roman" w:eastAsia="Times New Roman" w:hAnsi="Times New Roman" w:cs="Times New Roman"/>
-          <w:sz w:val="24"/>
-          <w:szCs w:val="24"/>
-        </w:rPr>
-        <w:t xml:space="preserve"> </w:t>
+    </w:p>
+    <w:p>
+      <w:pPr>
+        <w:pStyle w:val="Heading2"/>
+        <w:ind w:left="2" w:hanging="4"/>
+      </w:pPr>
+      <w:bookmarkStart w:id="21" w:name="_heading=h.8ud51fz3slzo" w:colFirst="0" w:colLast="0"/>
+      <w:bookmarkEnd w:id="21"/>
+      <w:r>
+        <w:t xml:space="preserve">13 липня. Собор св. арх. Гавриїла. Прп. Стефана, Савваїта. Св. Юліяна, єп. Кеноманійського. </w:t>
+      </w:r>
+    </w:p>
+    <w:p>
+      <w:pPr>
+        <w:pStyle w:val="Heading3"/>
+        <w:ind w:left="1" w:hanging="3"/>
+      </w:pPr>
+      <w:bookmarkStart w:id="22" w:name="_heading=h.3fry6vublj5g" w:colFirst="0" w:colLast="0"/>
+      <w:bookmarkEnd w:id="22"/>
+      <w:r>
+        <w:t>Собор св. арх. Гавриїла.</w:t>
       </w:r>
     </w:p>
     <w:p>
@@ -3190,71 +2552,46 @@
         <w:jc w:val="both"/>
         <w:rPr>
           <w:rFonts w:ascii="Times New Roman" w:eastAsia="Times New Roman" w:hAnsi="Times New Roman" w:cs="Times New Roman"/>
-          <w:sz w:val="24"/>
-          <w:szCs w:val="24"/>
-        </w:rPr>
-      </w:pPr>
-    </w:p>
-    <w:p>
-      <w:pPr>
-        <w:pStyle w:val="2"/>
-        <w:ind w:left="2" w:hanging="4"/>
-      </w:pPr>
-      <w:bookmarkStart w:id="21" w:name="_heading=h.8ud51fz3slzo" w:colFirst="0" w:colLast="0"/>
-      <w:bookmarkEnd w:id="21"/>
-      <w:r>
-        <w:t xml:space="preserve">13 липня. Собор св. </w:t>
-      </w:r>
-      <w:proofErr w:type="spellStart"/>
-      <w:r>
-        <w:t>арх</w:t>
-      </w:r>
-      <w:proofErr w:type="spellEnd"/>
-      <w:r>
-        <w:t xml:space="preserve">. Гавриїла. Прп. Стефана, </w:t>
-      </w:r>
-      <w:proofErr w:type="spellStart"/>
-      <w:r>
-        <w:t>Савваїта</w:t>
-      </w:r>
-      <w:proofErr w:type="spellEnd"/>
-      <w:r>
-        <w:t xml:space="preserve">. Св. </w:t>
-      </w:r>
-      <w:proofErr w:type="spellStart"/>
-      <w:r>
-        <w:t>Юліяна</w:t>
-      </w:r>
-      <w:proofErr w:type="spellEnd"/>
-      <w:r>
-        <w:t xml:space="preserve">, єп. </w:t>
-      </w:r>
-      <w:proofErr w:type="spellStart"/>
-      <w:r>
-        <w:t>Кеноманійського</w:t>
-      </w:r>
-      <w:proofErr w:type="spellEnd"/>
-      <w:r>
-        <w:t xml:space="preserve">. </w:t>
-      </w:r>
-    </w:p>
-    <w:p>
-      <w:pPr>
-        <w:pStyle w:val="3"/>
-        <w:ind w:left="1" w:hanging="3"/>
-      </w:pPr>
-      <w:bookmarkStart w:id="22" w:name="_heading=h.3fry6vublj5g" w:colFirst="0" w:colLast="0"/>
-      <w:bookmarkEnd w:id="22"/>
-      <w:r>
-        <w:t xml:space="preserve">Собор св. </w:t>
-      </w:r>
-      <w:proofErr w:type="spellStart"/>
-      <w:r>
-        <w:t>арх</w:t>
-      </w:r>
-      <w:proofErr w:type="spellEnd"/>
-      <w:r>
-        <w:t>. Гавриїла.</w:t>
+          <w:color w:val="000000"/>
+          <w:sz w:val="24"/>
+          <w:szCs w:val="24"/>
+        </w:rPr>
+      </w:pPr>
+      <w:r>
+        <w:rPr>
+          <w:rFonts w:ascii="Times New Roman" w:eastAsia="Times New Roman" w:hAnsi="Times New Roman" w:cs="Times New Roman"/>
+          <w:i/>
+          <w:color w:val="FF0000"/>
+          <w:sz w:val="24"/>
+          <w:szCs w:val="24"/>
+        </w:rPr>
+        <w:t xml:space="preserve">Тропар (г. 4): </w:t>
+      </w:r>
+      <w:r>
+        <w:rPr>
+          <w:rFonts w:ascii="Times New Roman" w:eastAsia="Times New Roman" w:hAnsi="Times New Roman" w:cs="Times New Roman"/>
+          <w:color w:val="000000"/>
+          <w:sz w:val="24"/>
+          <w:szCs w:val="24"/>
+        </w:rPr>
+        <w:t>Прийдіте, люди, світло оспіваймо* першого воєводу сил небесних,* він бо є другим світлом, посланим від Світла,* щоб просвічувати всіх, які з любов’ю кличуть:* радуйся зі всіма небесними силами,* великий архист</w:t>
+      </w:r>
+      <w:r>
+        <w:rPr>
+          <w:rFonts w:ascii="Times New Roman" w:eastAsia="Times New Roman" w:hAnsi="Times New Roman" w:cs="Times New Roman"/>
+          <w:sz w:val="24"/>
+          <w:szCs w:val="24"/>
+        </w:rPr>
+        <w:t>ратиже</w:t>
+      </w:r>
+      <w:r>
+        <w:rPr>
+          <w:rFonts w:ascii="Times New Roman" w:eastAsia="Times New Roman" w:hAnsi="Times New Roman" w:cs="Times New Roman"/>
+          <w:color w:val="000000"/>
+          <w:sz w:val="24"/>
+          <w:szCs w:val="24"/>
+        </w:rPr>
+        <w:t xml:space="preserve"> Гавриїле. </w:t>
       </w:r>
     </w:p>
     <w:p>
@@ -3283,44 +2620,46 @@
           <w:sz w:val="24"/>
           <w:szCs w:val="24"/>
         </w:rPr>
-        <w:t xml:space="preserve">Тропар (г. 4): </w:t>
-      </w:r>
-      <w:r>
-        <w:rPr>
-          <w:rFonts w:ascii="Times New Roman" w:eastAsia="Times New Roman" w:hAnsi="Times New Roman" w:cs="Times New Roman"/>
-          <w:color w:val="000000"/>
-          <w:sz w:val="24"/>
-          <w:szCs w:val="24"/>
-        </w:rPr>
-        <w:t xml:space="preserve">Прийдіте, люди, світло оспіваймо* першого воєводу сил небесних,* він бо є другим світлом, посланим від Світла,* щоб просвічувати всіх, які з любов’ю кличуть:* радуйся зі всіма небесними силами,* великий </w:t>
-      </w:r>
-      <w:proofErr w:type="spellStart"/>
-      <w:r>
-        <w:rPr>
-          <w:rFonts w:ascii="Times New Roman" w:eastAsia="Times New Roman" w:hAnsi="Times New Roman" w:cs="Times New Roman"/>
-          <w:color w:val="000000"/>
-          <w:sz w:val="24"/>
-          <w:szCs w:val="24"/>
-        </w:rPr>
-        <w:t>архист</w:t>
-      </w:r>
-      <w:r>
-        <w:rPr>
-          <w:rFonts w:ascii="Times New Roman" w:eastAsia="Times New Roman" w:hAnsi="Times New Roman" w:cs="Times New Roman"/>
-          <w:sz w:val="24"/>
-          <w:szCs w:val="24"/>
-        </w:rPr>
-        <w:t>ратиже</w:t>
-      </w:r>
-      <w:proofErr w:type="spellEnd"/>
-      <w:r>
-        <w:rPr>
-          <w:rFonts w:ascii="Times New Roman" w:eastAsia="Times New Roman" w:hAnsi="Times New Roman" w:cs="Times New Roman"/>
-          <w:color w:val="000000"/>
-          <w:sz w:val="24"/>
-          <w:szCs w:val="24"/>
-        </w:rPr>
-        <w:t xml:space="preserve"> Гавриїле. </w:t>
+        <w:t xml:space="preserve">Кондак (г. 2): </w:t>
+      </w:r>
+      <w:r>
+        <w:rPr>
+          <w:rFonts w:ascii="Times New Roman" w:eastAsia="Times New Roman" w:hAnsi="Times New Roman" w:cs="Times New Roman"/>
+          <w:color w:val="000000"/>
+          <w:sz w:val="24"/>
+          <w:szCs w:val="24"/>
+        </w:rPr>
+        <w:t xml:space="preserve">На небесах споглядаючи Божу славу,* і на землі з висоти подаючи благодать,* начальнику ангелів, мудрий Гавриїле,* служителю Божої слави, і божественний захиснику світу.* Спасай, оберігай тих, що співають тобі:* Будь нашим помічником, і ніхто не повстане </w:t>
+      </w:r>
+      <w:r>
+        <w:rPr>
+          <w:rFonts w:ascii="Times New Roman" w:eastAsia="Times New Roman" w:hAnsi="Times New Roman" w:cs="Times New Roman"/>
+          <w:sz w:val="24"/>
+          <w:szCs w:val="24"/>
+        </w:rPr>
+        <w:t xml:space="preserve">проти </w:t>
+      </w:r>
+      <w:r>
+        <w:rPr>
+          <w:rFonts w:ascii="Times New Roman" w:eastAsia="Times New Roman" w:hAnsi="Times New Roman" w:cs="Times New Roman"/>
+          <w:color w:val="000000"/>
+          <w:sz w:val="24"/>
+          <w:szCs w:val="24"/>
+        </w:rPr>
+        <w:t>нас.</w:t>
+      </w:r>
+    </w:p>
+    <w:p>
+      <w:pPr>
+        <w:pStyle w:val="Heading3"/>
+        <w:ind w:left="1" w:hanging="3"/>
+        <w:jc w:val="both"/>
+      </w:pPr>
+      <w:bookmarkStart w:id="23" w:name="_heading=h.j71dna4l9vyf" w:colFirst="0" w:colLast="0"/>
+      <w:bookmarkEnd w:id="23"/>
+      <w:r>
+        <w:lastRenderedPageBreak/>
+        <w:t>Прп. Стефана, Савваїта.</w:t>
       </w:r>
     </w:p>
     <w:p>
@@ -3349,54 +2688,50 @@
           <w:sz w:val="24"/>
           <w:szCs w:val="24"/>
         </w:rPr>
-        <w:t xml:space="preserve">Кондак (г. 2): </w:t>
-      </w:r>
-      <w:r>
-        <w:rPr>
-          <w:rFonts w:ascii="Times New Roman" w:eastAsia="Times New Roman" w:hAnsi="Times New Roman" w:cs="Times New Roman"/>
-          <w:color w:val="000000"/>
-          <w:sz w:val="24"/>
-          <w:szCs w:val="24"/>
-        </w:rPr>
-        <w:t xml:space="preserve">На небесах споглядаючи Божу славу,* і на землі з висоти подаючи благодать,* начальнику ангелів, мудрий Гавриїле,* служителю Божої слави, і божественний захиснику світу.* Спасай, оберігай тих, що співають тобі:* Будь нашим помічником, і ніхто не повстане </w:t>
-      </w:r>
-      <w:r>
-        <w:rPr>
-          <w:rFonts w:ascii="Times New Roman" w:eastAsia="Times New Roman" w:hAnsi="Times New Roman" w:cs="Times New Roman"/>
-          <w:sz w:val="24"/>
-          <w:szCs w:val="24"/>
-        </w:rPr>
-        <w:t xml:space="preserve">проти </w:t>
-      </w:r>
-      <w:r>
-        <w:rPr>
-          <w:rFonts w:ascii="Times New Roman" w:eastAsia="Times New Roman" w:hAnsi="Times New Roman" w:cs="Times New Roman"/>
-          <w:color w:val="000000"/>
-          <w:sz w:val="24"/>
-          <w:szCs w:val="24"/>
-        </w:rPr>
-        <w:t>нас.</w:t>
-      </w:r>
-    </w:p>
-    <w:p>
-      <w:pPr>
-        <w:pStyle w:val="3"/>
-        <w:ind w:left="1" w:hanging="3"/>
-        <w:jc w:val="both"/>
-      </w:pPr>
-      <w:bookmarkStart w:id="23" w:name="_heading=h.j71dna4l9vyf" w:colFirst="0" w:colLast="0"/>
-      <w:bookmarkEnd w:id="23"/>
-      <w:r>
-        <w:lastRenderedPageBreak/>
-        <w:t xml:space="preserve">Прп. Стефана, </w:t>
-      </w:r>
-      <w:proofErr w:type="spellStart"/>
-      <w:r>
-        <w:t>Савваїта</w:t>
-      </w:r>
-      <w:proofErr w:type="spellEnd"/>
-      <w:r>
-        <w:t>.</w:t>
+        <w:t xml:space="preserve">Тропар (г. 8): </w:t>
+      </w:r>
+      <w:r>
+        <w:rPr>
+          <w:rFonts w:ascii="Times New Roman" w:eastAsia="Times New Roman" w:hAnsi="Times New Roman" w:cs="Times New Roman"/>
+          <w:color w:val="000000"/>
+          <w:sz w:val="24"/>
+          <w:szCs w:val="24"/>
+        </w:rPr>
+        <w:t>Православ</w:t>
+      </w:r>
+      <w:r>
+        <w:rPr>
+          <w:rFonts w:ascii="Times New Roman" w:eastAsia="Times New Roman" w:hAnsi="Times New Roman" w:cs="Times New Roman"/>
+          <w:sz w:val="24"/>
+          <w:szCs w:val="24"/>
+        </w:rPr>
+        <w:t>’</w:t>
+      </w:r>
+      <w:r>
+        <w:rPr>
+          <w:rFonts w:ascii="Times New Roman" w:eastAsia="Times New Roman" w:hAnsi="Times New Roman" w:cs="Times New Roman"/>
+          <w:color w:val="000000"/>
+          <w:sz w:val="24"/>
+          <w:szCs w:val="24"/>
+        </w:rPr>
+        <w:t>я наставнику, благочестя учителю</w:t>
+      </w:r>
+      <w:r>
+        <w:rPr>
+          <w:rFonts w:ascii="Times New Roman" w:eastAsia="Times New Roman" w:hAnsi="Times New Roman" w:cs="Times New Roman"/>
+          <w:sz w:val="24"/>
+          <w:szCs w:val="24"/>
+        </w:rPr>
+        <w:t>*</w:t>
+      </w:r>
+      <w:r>
+        <w:rPr>
+          <w:rFonts w:ascii="Times New Roman" w:eastAsia="Times New Roman" w:hAnsi="Times New Roman" w:cs="Times New Roman"/>
+          <w:color w:val="000000"/>
+          <w:sz w:val="24"/>
+          <w:szCs w:val="24"/>
+        </w:rPr>
+        <w:t xml:space="preserve"> і чистоти вселенної світильнику,* монахів богонатхненна прикрасо, Стефане премудрий,* ученням твоїм ти все просвітив, сопілко духовна.* Моли Христа Бога, щоб спаслися душі наші.</w:t>
       </w:r>
     </w:p>
     <w:p>
@@ -3412,63 +2747,36 @@
         <w:jc w:val="both"/>
         <w:rPr>
           <w:rFonts w:ascii="Times New Roman" w:eastAsia="Times New Roman" w:hAnsi="Times New Roman" w:cs="Times New Roman"/>
-          <w:color w:val="000000"/>
-          <w:sz w:val="24"/>
-          <w:szCs w:val="24"/>
-        </w:rPr>
-      </w:pPr>
-      <w:r>
-        <w:rPr>
-          <w:rFonts w:ascii="Times New Roman" w:eastAsia="Times New Roman" w:hAnsi="Times New Roman" w:cs="Times New Roman"/>
-          <w:i/>
-          <w:color w:val="FF0000"/>
-          <w:sz w:val="24"/>
-          <w:szCs w:val="24"/>
-        </w:rPr>
-        <w:t xml:space="preserve">Тропар (г. 8): </w:t>
-      </w:r>
-      <w:r>
-        <w:rPr>
-          <w:rFonts w:ascii="Times New Roman" w:eastAsia="Times New Roman" w:hAnsi="Times New Roman" w:cs="Times New Roman"/>
-          <w:color w:val="000000"/>
-          <w:sz w:val="24"/>
-          <w:szCs w:val="24"/>
-        </w:rPr>
-        <w:t>Православ</w:t>
-      </w:r>
-      <w:r>
-        <w:rPr>
-          <w:rFonts w:ascii="Times New Roman" w:eastAsia="Times New Roman" w:hAnsi="Times New Roman" w:cs="Times New Roman"/>
-          <w:sz w:val="24"/>
-          <w:szCs w:val="24"/>
-        </w:rPr>
-        <w:t>’</w:t>
-      </w:r>
-      <w:r>
-        <w:rPr>
-          <w:rFonts w:ascii="Times New Roman" w:eastAsia="Times New Roman" w:hAnsi="Times New Roman" w:cs="Times New Roman"/>
-          <w:color w:val="000000"/>
-          <w:sz w:val="24"/>
-          <w:szCs w:val="24"/>
-        </w:rPr>
-        <w:t>я наставнику, благочестя учителю</w:t>
-      </w:r>
-      <w:r>
-        <w:rPr>
-          <w:rFonts w:ascii="Times New Roman" w:eastAsia="Times New Roman" w:hAnsi="Times New Roman" w:cs="Times New Roman"/>
-          <w:sz w:val="24"/>
-          <w:szCs w:val="24"/>
-        </w:rPr>
-        <w:t>*</w:t>
-      </w:r>
-      <w:r>
-        <w:rPr>
-          <w:rFonts w:ascii="Times New Roman" w:eastAsia="Times New Roman" w:hAnsi="Times New Roman" w:cs="Times New Roman"/>
-          <w:color w:val="000000"/>
-          <w:sz w:val="24"/>
-          <w:szCs w:val="24"/>
-        </w:rPr>
-        <w:t xml:space="preserve"> і чистоти вселенної світильнику,* монахів богонатхненна прикрасо, Стефане премудрий,* ученням твоїм ти все просвітив, сопілко духовна.* Моли Христа Бога, щоб спаслися душі наші.</w:t>
+          <w:sz w:val="24"/>
+          <w:szCs w:val="24"/>
+        </w:rPr>
+      </w:pPr>
+      <w:r>
+        <w:rPr>
+          <w:rFonts w:ascii="Times New Roman" w:eastAsia="Times New Roman" w:hAnsi="Times New Roman" w:cs="Times New Roman"/>
+          <w:i/>
+          <w:color w:val="FF0000"/>
+          <w:sz w:val="24"/>
+          <w:szCs w:val="24"/>
+        </w:rPr>
+        <w:t xml:space="preserve">Кондак (г. 4): </w:t>
+      </w:r>
+      <w:r>
+        <w:rPr>
+          <w:rFonts w:ascii="Times New Roman" w:eastAsia="Times New Roman" w:hAnsi="Times New Roman" w:cs="Times New Roman"/>
+          <w:color w:val="000000"/>
+          <w:sz w:val="24"/>
+          <w:szCs w:val="24"/>
+        </w:rPr>
+        <w:t>Дослідивши глибину премудрості, Стефане,* віднайшов ти єдиний благовгодний скарб,* і дорогоцінні перли розуму,* своїми стражданнями здобув, преблаженний.</w:t>
+      </w:r>
+      <w:r>
+        <w:rPr>
+          <w:rFonts w:ascii="Times New Roman" w:eastAsia="Times New Roman" w:hAnsi="Times New Roman" w:cs="Times New Roman"/>
+          <w:sz w:val="24"/>
+          <w:szCs w:val="24"/>
+        </w:rPr>
+        <w:t xml:space="preserve"> </w:t>
       </w:r>
     </w:p>
     <w:p>
@@ -3488,53 +2796,6 @@
           <w:szCs w:val="24"/>
         </w:rPr>
       </w:pPr>
-      <w:r>
-        <w:rPr>
-          <w:rFonts w:ascii="Times New Roman" w:eastAsia="Times New Roman" w:hAnsi="Times New Roman" w:cs="Times New Roman"/>
-          <w:i/>
-          <w:color w:val="FF0000"/>
-          <w:sz w:val="24"/>
-          <w:szCs w:val="24"/>
-        </w:rPr>
-        <w:t xml:space="preserve">Кондак (г. 4): </w:t>
-      </w:r>
-      <w:r>
-        <w:rPr>
-          <w:rFonts w:ascii="Times New Roman" w:eastAsia="Times New Roman" w:hAnsi="Times New Roman" w:cs="Times New Roman"/>
-          <w:color w:val="000000"/>
-          <w:sz w:val="24"/>
-          <w:szCs w:val="24"/>
-        </w:rPr>
-        <w:t xml:space="preserve">Дослідивши глибину премудрості, Стефане,* віднайшов ти єдиний </w:t>
-      </w:r>
-      <w:proofErr w:type="spellStart"/>
-      <w:r>
-        <w:rPr>
-          <w:rFonts w:ascii="Times New Roman" w:eastAsia="Times New Roman" w:hAnsi="Times New Roman" w:cs="Times New Roman"/>
-          <w:color w:val="000000"/>
-          <w:sz w:val="24"/>
-          <w:szCs w:val="24"/>
-        </w:rPr>
-        <w:t>благовгодний</w:t>
-      </w:r>
-      <w:proofErr w:type="spellEnd"/>
-      <w:r>
-        <w:rPr>
-          <w:rFonts w:ascii="Times New Roman" w:eastAsia="Times New Roman" w:hAnsi="Times New Roman" w:cs="Times New Roman"/>
-          <w:color w:val="000000"/>
-          <w:sz w:val="24"/>
-          <w:szCs w:val="24"/>
-        </w:rPr>
-        <w:t xml:space="preserve"> скарб,* і дорогоцінні перли розуму,* своїми стражданнями здобув, преблаженний.</w:t>
-      </w:r>
-      <w:r>
-        <w:rPr>
-          <w:rFonts w:ascii="Times New Roman" w:eastAsia="Times New Roman" w:hAnsi="Times New Roman" w:cs="Times New Roman"/>
-          <w:sz w:val="24"/>
-          <w:szCs w:val="24"/>
-        </w:rPr>
-        <w:t xml:space="preserve"> </w:t>
-      </w:r>
     </w:p>
     <w:p>
       <w:pPr>
@@ -3546,13 +2807,33 @@
           <w:between w:val="nil"/>
         </w:pBdr>
         <w:ind w:left="0" w:hanging="2"/>
-        <w:jc w:val="both"/>
-        <w:rPr>
-          <w:rFonts w:ascii="Times New Roman" w:eastAsia="Times New Roman" w:hAnsi="Times New Roman" w:cs="Times New Roman"/>
-          <w:sz w:val="24"/>
-          <w:szCs w:val="24"/>
-        </w:rPr>
-      </w:pPr>
+        <w:rPr>
+          <w:rFonts w:ascii="Times New Roman" w:eastAsia="Times New Roman" w:hAnsi="Times New Roman" w:cs="Times New Roman"/>
+          <w:b/>
+          <w:color w:val="000000"/>
+          <w:sz w:val="24"/>
+          <w:szCs w:val="24"/>
+        </w:rPr>
+      </w:pPr>
+      <w:r>
+        <w:rPr>
+          <w:rFonts w:ascii="Times New Roman" w:eastAsia="Times New Roman" w:hAnsi="Times New Roman" w:cs="Times New Roman"/>
+          <w:b/>
+          <w:sz w:val="24"/>
+          <w:szCs w:val="24"/>
+        </w:rPr>
+        <w:t xml:space="preserve">14 липня. </w:t>
+      </w:r>
+      <w:r>
+        <w:rPr>
+          <w:rFonts w:ascii="Times New Roman" w:eastAsia="Times New Roman" w:hAnsi="Times New Roman" w:cs="Times New Roman"/>
+          <w:b/>
+          <w:color w:val="000000"/>
+          <w:sz w:val="24"/>
+          <w:szCs w:val="24"/>
+        </w:rPr>
+        <w:t>Св. ап. Акили.</w:t>
+      </w:r>
     </w:p>
     <w:p>
       <w:pPr>
@@ -3576,20 +2857,11 @@
         <w:rPr>
           <w:rFonts w:ascii="Times New Roman" w:eastAsia="Times New Roman" w:hAnsi="Times New Roman" w:cs="Times New Roman"/>
           <w:b/>
-          <w:sz w:val="24"/>
-          <w:szCs w:val="24"/>
-        </w:rPr>
-        <w:t xml:space="preserve">14 липня. </w:t>
-      </w:r>
-      <w:r>
-        <w:rPr>
-          <w:rFonts w:ascii="Times New Roman" w:eastAsia="Times New Roman" w:hAnsi="Times New Roman" w:cs="Times New Roman"/>
-          <w:b/>
-          <w:color w:val="000000"/>
-          <w:sz w:val="24"/>
-          <w:szCs w:val="24"/>
-        </w:rPr>
-        <w:t>Св. ап. Акили.</w:t>
+          <w:color w:val="000000"/>
+          <w:sz w:val="24"/>
+          <w:szCs w:val="24"/>
+        </w:rPr>
+        <w:t>Св. отців 6 вселенських соборів</w:t>
       </w:r>
     </w:p>
     <w:p>
@@ -3602,23 +2874,53 @@
           <w:between w:val="nil"/>
         </w:pBdr>
         <w:ind w:left="0" w:hanging="2"/>
-        <w:rPr>
-          <w:rFonts w:ascii="Times New Roman" w:eastAsia="Times New Roman" w:hAnsi="Times New Roman" w:cs="Times New Roman"/>
-          <w:b/>
-          <w:color w:val="000000"/>
-          <w:sz w:val="24"/>
-          <w:szCs w:val="24"/>
-        </w:rPr>
-      </w:pPr>
-      <w:r>
-        <w:rPr>
-          <w:rFonts w:ascii="Times New Roman" w:eastAsia="Times New Roman" w:hAnsi="Times New Roman" w:cs="Times New Roman"/>
-          <w:b/>
-          <w:color w:val="000000"/>
-          <w:sz w:val="24"/>
-          <w:szCs w:val="24"/>
-        </w:rPr>
-        <w:t>Св. отців 6 вселенських соборів</w:t>
+        <w:jc w:val="both"/>
+        <w:rPr>
+          <w:rFonts w:ascii="Times New Roman" w:eastAsia="Times New Roman" w:hAnsi="Times New Roman" w:cs="Times New Roman"/>
+          <w:color w:val="000000"/>
+          <w:sz w:val="24"/>
+          <w:szCs w:val="24"/>
+        </w:rPr>
+      </w:pPr>
+      <w:r>
+        <w:rPr>
+          <w:rFonts w:ascii="Times New Roman" w:eastAsia="Times New Roman" w:hAnsi="Times New Roman" w:cs="Times New Roman"/>
+          <w:i/>
+          <w:color w:val="FF0000"/>
+          <w:sz w:val="24"/>
+          <w:szCs w:val="24"/>
+        </w:rPr>
+        <w:t xml:space="preserve">Тропар (г. </w:t>
+      </w:r>
+      <w:r>
+        <w:rPr>
+          <w:rFonts w:ascii="Times New Roman" w:eastAsia="Times New Roman" w:hAnsi="Times New Roman" w:cs="Times New Roman"/>
+          <w:i/>
+          <w:color w:val="FF0000"/>
+          <w:sz w:val="24"/>
+          <w:szCs w:val="24"/>
+          <w:lang w:val="ru-MD"/>
+        </w:rPr>
+        <w:t>8</w:t>
+      </w:r>
+      <w:r>
+        <w:rPr>
+          <w:rFonts w:ascii="Times New Roman" w:eastAsia="Times New Roman" w:hAnsi="Times New Roman" w:cs="Times New Roman"/>
+          <w:i/>
+          <w:color w:val="FF0000"/>
+          <w:sz w:val="24"/>
+          <w:szCs w:val="24"/>
+        </w:rPr>
+        <w:t xml:space="preserve">): </w:t>
+      </w:r>
+      <w:r>
+        <w:rPr>
+          <w:rFonts w:ascii="Times New Roman" w:eastAsia="Times New Roman" w:hAnsi="Times New Roman" w:cs="Times New Roman"/>
+          <w:color w:val="000000"/>
+          <w:sz w:val="24"/>
+          <w:szCs w:val="24"/>
+        </w:rPr>
+        <w:t>Препрославлений Ти, Христе Боже наш,* світила на землі – отців наших оснував Ти* і ними до істинної віри всіх нас направив Ти.* Багатомилосердний, слава Тобі.</w:t>
       </w:r>
     </w:p>
     <w:p>
@@ -3647,18 +2949,17 @@
           <w:sz w:val="24"/>
           <w:szCs w:val="24"/>
         </w:rPr>
-        <w:t xml:space="preserve">Тропар (г. </w:t>
-      </w:r>
-      <w:r>
-        <w:rPr>
-          <w:rFonts w:ascii="Times New Roman" w:eastAsia="Times New Roman" w:hAnsi="Times New Roman" w:cs="Times New Roman"/>
-          <w:i/>
-          <w:color w:val="FF0000"/>
-          <w:sz w:val="24"/>
-          <w:szCs w:val="24"/>
-          <w:lang w:val="ru-MD"/>
-        </w:rPr>
-        <w:t>8</w:t>
+        <w:t xml:space="preserve">Кондак (г. </w:t>
+      </w:r>
+      <w:r>
+        <w:rPr>
+          <w:rFonts w:ascii="Times New Roman" w:eastAsia="Times New Roman" w:hAnsi="Times New Roman" w:cs="Times New Roman"/>
+          <w:i/>
+          <w:color w:val="FF0000"/>
+          <w:sz w:val="24"/>
+          <w:szCs w:val="24"/>
+        </w:rPr>
+        <w:t>6</w:t>
       </w:r>
       <w:r>
         <w:rPr>
@@ -3670,45 +2971,14 @@
         </w:rPr>
         <w:t xml:space="preserve">): </w:t>
       </w:r>
-      <w:proofErr w:type="spellStart"/>
-      <w:r>
-        <w:rPr>
-          <w:rFonts w:ascii="Times New Roman" w:eastAsia="Times New Roman" w:hAnsi="Times New Roman" w:cs="Times New Roman"/>
-          <w:color w:val="000000"/>
-          <w:sz w:val="24"/>
-          <w:szCs w:val="24"/>
-        </w:rPr>
-        <w:t>Препрославлений</w:t>
-      </w:r>
-      <w:proofErr w:type="spellEnd"/>
-      <w:r>
-        <w:rPr>
-          <w:rFonts w:ascii="Times New Roman" w:eastAsia="Times New Roman" w:hAnsi="Times New Roman" w:cs="Times New Roman"/>
-          <w:color w:val="000000"/>
-          <w:sz w:val="24"/>
-          <w:szCs w:val="24"/>
-        </w:rPr>
-        <w:t xml:space="preserve"> Ти, Христе Боже наш,* світила на землі – отців наших оснував Ти* і ними до істинної віри всіх нас направив Ти.* </w:t>
-      </w:r>
-      <w:proofErr w:type="spellStart"/>
-      <w:r>
-        <w:rPr>
-          <w:rFonts w:ascii="Times New Roman" w:eastAsia="Times New Roman" w:hAnsi="Times New Roman" w:cs="Times New Roman"/>
-          <w:color w:val="000000"/>
-          <w:sz w:val="24"/>
-          <w:szCs w:val="24"/>
-        </w:rPr>
-        <w:t>Багатомилосердний</w:t>
-      </w:r>
-      <w:proofErr w:type="spellEnd"/>
-      <w:r>
-        <w:rPr>
-          <w:rFonts w:ascii="Times New Roman" w:eastAsia="Times New Roman" w:hAnsi="Times New Roman" w:cs="Times New Roman"/>
-          <w:color w:val="000000"/>
-          <w:sz w:val="24"/>
-          <w:szCs w:val="24"/>
-        </w:rPr>
-        <w:t>, слава Тобі.</w:t>
+      <w:r>
+        <w:rPr>
+          <w:rFonts w:ascii="Times New Roman" w:eastAsia="Times New Roman" w:hAnsi="Times New Roman" w:cs="Times New Roman"/>
+          <w:color w:val="000000"/>
+          <w:sz w:val="24"/>
+          <w:szCs w:val="24"/>
+        </w:rPr>
+        <w:t>Ти – із Отця несказанно возсіявший Син* – з Жени родився подвійний єством.* Його видячи, не відрікаємося виду зображення,* але Його, благочесно написавши, вірно почитаємо.* I ради того Церква, держачи істинну віру,* цілує ікону вочоловічення Христового.</w:t>
       </w:r>
     </w:p>
     <w:p>
@@ -3721,52 +2991,23 @@
           <w:between w:val="nil"/>
         </w:pBdr>
         <w:ind w:left="0" w:hanging="2"/>
-        <w:jc w:val="both"/>
-        <w:rPr>
-          <w:rFonts w:ascii="Times New Roman" w:eastAsia="Times New Roman" w:hAnsi="Times New Roman" w:cs="Times New Roman"/>
-          <w:color w:val="000000"/>
-          <w:sz w:val="24"/>
-          <w:szCs w:val="24"/>
-        </w:rPr>
-      </w:pPr>
-      <w:r>
-        <w:rPr>
-          <w:rFonts w:ascii="Times New Roman" w:eastAsia="Times New Roman" w:hAnsi="Times New Roman" w:cs="Times New Roman"/>
-          <w:i/>
-          <w:color w:val="FF0000"/>
-          <w:sz w:val="24"/>
-          <w:szCs w:val="24"/>
-        </w:rPr>
-        <w:t xml:space="preserve">Кондак (г. </w:t>
-      </w:r>
-      <w:r>
-        <w:rPr>
-          <w:rFonts w:ascii="Times New Roman" w:eastAsia="Times New Roman" w:hAnsi="Times New Roman" w:cs="Times New Roman"/>
-          <w:i/>
-          <w:color w:val="FF0000"/>
-          <w:sz w:val="24"/>
-          <w:szCs w:val="24"/>
-        </w:rPr>
-        <w:t>6</w:t>
-      </w:r>
-      <w:r>
-        <w:rPr>
-          <w:rFonts w:ascii="Times New Roman" w:eastAsia="Times New Roman" w:hAnsi="Times New Roman" w:cs="Times New Roman"/>
-          <w:i/>
-          <w:color w:val="FF0000"/>
-          <w:sz w:val="24"/>
-          <w:szCs w:val="24"/>
-        </w:rPr>
-        <w:t xml:space="preserve">): </w:t>
-      </w:r>
-      <w:r>
-        <w:rPr>
-          <w:rFonts w:ascii="Times New Roman" w:eastAsia="Times New Roman" w:hAnsi="Times New Roman" w:cs="Times New Roman"/>
-          <w:color w:val="000000"/>
-          <w:sz w:val="24"/>
-          <w:szCs w:val="24"/>
-        </w:rPr>
-        <w:t>Ти – із Отця несказанно возсіявший Син* – з Жени родився подвійний єством.* Його видячи, не відрікаємося виду зображення,* але Його, благочесно написавши, вірно почитаємо.* I ради того Церква, держачи істинну віру,* цілує ікону вочоловічення Христового.</w:t>
+        <w:rPr>
+          <w:rFonts w:ascii="Times New Roman" w:eastAsia="Times New Roman" w:hAnsi="Times New Roman" w:cs="Times New Roman"/>
+          <w:b/>
+          <w:color w:val="000000"/>
+          <w:sz w:val="24"/>
+          <w:szCs w:val="24"/>
+        </w:rPr>
+      </w:pPr>
+      <w:r>
+        <w:rPr>
+          <w:rFonts w:ascii="Times New Roman" w:eastAsia="Times New Roman" w:hAnsi="Times New Roman" w:cs="Times New Roman"/>
+          <w:b/>
+          <w:color w:val="000000"/>
+          <w:sz w:val="24"/>
+          <w:szCs w:val="24"/>
+        </w:rPr>
+        <w:t>Св. ап. Акили.</w:t>
       </w:r>
     </w:p>
     <w:p>
@@ -3779,23 +3020,49 @@
           <w:between w:val="nil"/>
         </w:pBdr>
         <w:ind w:left="0" w:hanging="2"/>
-        <w:rPr>
-          <w:rFonts w:ascii="Times New Roman" w:eastAsia="Times New Roman" w:hAnsi="Times New Roman" w:cs="Times New Roman"/>
-          <w:b/>
-          <w:color w:val="000000"/>
-          <w:sz w:val="24"/>
-          <w:szCs w:val="24"/>
-        </w:rPr>
-      </w:pPr>
-      <w:r>
-        <w:rPr>
-          <w:rFonts w:ascii="Times New Roman" w:eastAsia="Times New Roman" w:hAnsi="Times New Roman" w:cs="Times New Roman"/>
-          <w:b/>
-          <w:color w:val="000000"/>
-          <w:sz w:val="24"/>
-          <w:szCs w:val="24"/>
-        </w:rPr>
-        <w:t>Св. ап. Акили.</w:t>
+        <w:jc w:val="both"/>
+        <w:rPr>
+          <w:rFonts w:ascii="Times New Roman" w:eastAsia="Times New Roman" w:hAnsi="Times New Roman" w:cs="Times New Roman"/>
+          <w:color w:val="000000"/>
+          <w:sz w:val="24"/>
+          <w:szCs w:val="24"/>
+        </w:rPr>
+      </w:pPr>
+      <w:r>
+        <w:rPr>
+          <w:rFonts w:ascii="Times New Roman" w:eastAsia="Times New Roman" w:hAnsi="Times New Roman" w:cs="Times New Roman"/>
+          <w:i/>
+          <w:color w:val="FF0000"/>
+          <w:sz w:val="24"/>
+          <w:szCs w:val="24"/>
+        </w:rPr>
+        <w:t xml:space="preserve">Тропар (г. 3): </w:t>
+      </w:r>
+      <w:r>
+        <w:rPr>
+          <w:rFonts w:ascii="Times New Roman" w:eastAsia="Times New Roman" w:hAnsi="Times New Roman" w:cs="Times New Roman"/>
+          <w:color w:val="000000"/>
+          <w:sz w:val="24"/>
+          <w:szCs w:val="24"/>
+        </w:rPr>
+        <w:t xml:space="preserve">Апостоле </w:t>
+      </w:r>
+      <w:r>
+        <w:rPr>
+          <w:rFonts w:ascii="Times New Roman" w:eastAsia="Times New Roman" w:hAnsi="Times New Roman" w:cs="Times New Roman"/>
+          <w:sz w:val="24"/>
+          <w:szCs w:val="24"/>
+        </w:rPr>
+        <w:t xml:space="preserve">святий </w:t>
+      </w:r>
+      <w:r>
+        <w:rPr>
+          <w:rFonts w:ascii="Times New Roman" w:eastAsia="Times New Roman" w:hAnsi="Times New Roman" w:cs="Times New Roman"/>
+          <w:color w:val="000000"/>
+          <w:sz w:val="24"/>
+          <w:szCs w:val="24"/>
+        </w:rPr>
+        <w:t xml:space="preserve">Акило,* моли милостивого Бога,* щоб відпущення прогрішень подав душам нашим. </w:t>
       </w:r>
     </w:p>
     <w:p>
@@ -3824,44 +3091,16 @@
           <w:sz w:val="24"/>
           <w:szCs w:val="24"/>
         </w:rPr>
-        <w:t xml:space="preserve">Тропар (г. 3): </w:t>
-      </w:r>
-      <w:r>
-        <w:rPr>
-          <w:rFonts w:ascii="Times New Roman" w:eastAsia="Times New Roman" w:hAnsi="Times New Roman" w:cs="Times New Roman"/>
-          <w:color w:val="000000"/>
-          <w:sz w:val="24"/>
-          <w:szCs w:val="24"/>
-        </w:rPr>
-        <w:t xml:space="preserve">Апостоле </w:t>
-      </w:r>
-      <w:r>
-        <w:rPr>
-          <w:rFonts w:ascii="Times New Roman" w:eastAsia="Times New Roman" w:hAnsi="Times New Roman" w:cs="Times New Roman"/>
-          <w:sz w:val="24"/>
-          <w:szCs w:val="24"/>
-        </w:rPr>
-        <w:t xml:space="preserve">святий </w:t>
-      </w:r>
-      <w:proofErr w:type="spellStart"/>
-      <w:r>
-        <w:rPr>
-          <w:rFonts w:ascii="Times New Roman" w:eastAsia="Times New Roman" w:hAnsi="Times New Roman" w:cs="Times New Roman"/>
-          <w:color w:val="000000"/>
-          <w:sz w:val="24"/>
-          <w:szCs w:val="24"/>
-        </w:rPr>
-        <w:t>Акило</w:t>
-      </w:r>
-      <w:proofErr w:type="spellEnd"/>
-      <w:r>
-        <w:rPr>
-          <w:rFonts w:ascii="Times New Roman" w:eastAsia="Times New Roman" w:hAnsi="Times New Roman" w:cs="Times New Roman"/>
-          <w:color w:val="000000"/>
-          <w:sz w:val="24"/>
-          <w:szCs w:val="24"/>
-        </w:rPr>
-        <w:t xml:space="preserve">,* моли милостивого Бога,* щоб відпущення прогрішень подав душам нашим. </w:t>
+        <w:t xml:space="preserve">Кондак (г. 4): </w:t>
+      </w:r>
+      <w:r>
+        <w:rPr>
+          <w:rFonts w:ascii="Times New Roman" w:eastAsia="Times New Roman" w:hAnsi="Times New Roman" w:cs="Times New Roman"/>
+          <w:color w:val="000000"/>
+          <w:sz w:val="24"/>
+          <w:szCs w:val="24"/>
+        </w:rPr>
+        <w:t xml:space="preserve">Маючи тебе, як велике сонце, Акило,* Церква світлістю твого вчення* просвічує тих, які вірно вшановують тебе,* Господній апостоле. </w:t>
       </w:r>
     </w:p>
     <w:p>
@@ -3874,52 +3113,86 @@
           <w:between w:val="nil"/>
         </w:pBdr>
         <w:ind w:left="0" w:hanging="2"/>
-        <w:jc w:val="both"/>
-        <w:rPr>
-          <w:rFonts w:ascii="Times New Roman" w:eastAsia="Times New Roman" w:hAnsi="Times New Roman" w:cs="Times New Roman"/>
-          <w:color w:val="000000"/>
-          <w:sz w:val="24"/>
-          <w:szCs w:val="24"/>
-        </w:rPr>
-      </w:pPr>
-      <w:r>
-        <w:rPr>
-          <w:rFonts w:ascii="Times New Roman" w:eastAsia="Times New Roman" w:hAnsi="Times New Roman" w:cs="Times New Roman"/>
-          <w:i/>
-          <w:color w:val="FF0000"/>
-          <w:sz w:val="24"/>
-          <w:szCs w:val="24"/>
-        </w:rPr>
-        <w:t xml:space="preserve">Кондак (г. 4): </w:t>
-      </w:r>
-      <w:r>
-        <w:rPr>
-          <w:rFonts w:ascii="Times New Roman" w:eastAsia="Times New Roman" w:hAnsi="Times New Roman" w:cs="Times New Roman"/>
-          <w:color w:val="000000"/>
-          <w:sz w:val="24"/>
-          <w:szCs w:val="24"/>
-        </w:rPr>
-        <w:t xml:space="preserve">Маючи тебе, як велике сонце, </w:t>
-      </w:r>
-      <w:proofErr w:type="spellStart"/>
-      <w:r>
-        <w:rPr>
-          <w:rFonts w:ascii="Times New Roman" w:eastAsia="Times New Roman" w:hAnsi="Times New Roman" w:cs="Times New Roman"/>
-          <w:color w:val="000000"/>
-          <w:sz w:val="24"/>
-          <w:szCs w:val="24"/>
-        </w:rPr>
-        <w:t>Акило</w:t>
-      </w:r>
-      <w:proofErr w:type="spellEnd"/>
-      <w:r>
-        <w:rPr>
-          <w:rFonts w:ascii="Times New Roman" w:eastAsia="Times New Roman" w:hAnsi="Times New Roman" w:cs="Times New Roman"/>
-          <w:color w:val="000000"/>
-          <w:sz w:val="24"/>
-          <w:szCs w:val="24"/>
-        </w:rPr>
-        <w:t xml:space="preserve">,* Церква світлістю твого вчення* просвічує тих, які вірно вшановують тебе,* Господній апостоле. </w:t>
+        <w:rPr>
+          <w:rFonts w:ascii="Times New Roman" w:eastAsia="Times New Roman" w:hAnsi="Times New Roman" w:cs="Times New Roman"/>
+          <w:sz w:val="24"/>
+          <w:szCs w:val="24"/>
+        </w:rPr>
+      </w:pPr>
+      <w:r>
+        <w:rPr>
+          <w:rFonts w:ascii="Times New Roman" w:eastAsia="Times New Roman" w:hAnsi="Times New Roman" w:cs="Times New Roman"/>
+          <w:sz w:val="24"/>
+          <w:szCs w:val="24"/>
+        </w:rPr>
+        <w:t xml:space="preserve"> </w:t>
+      </w:r>
+    </w:p>
+    <w:p>
+      <w:pPr>
+        <w:pStyle w:val="Heading2"/>
+        <w:ind w:left="2" w:hanging="4"/>
+        <w:rPr>
+          <w:color w:val="FF0000"/>
+        </w:rPr>
+      </w:pPr>
+      <w:bookmarkStart w:id="24" w:name="_heading=h.i0aok2j34ogc" w:colFirst="0" w:colLast="0"/>
+      <w:bookmarkEnd w:id="24"/>
+      <w:r>
+        <w:rPr>
+          <w:color w:val="FF0000"/>
+        </w:rPr>
+        <w:t>15</w:t>
+      </w:r>
+      <w:r>
+        <w:t xml:space="preserve"> липня. </w:t>
+      </w:r>
+      <w:r>
+        <w:rPr>
+          <w:color w:val="FF0000"/>
+        </w:rPr>
+        <w:t xml:space="preserve">+ Св. рівноап., вел. князя Володимира, у хрещенні Василія. </w:t>
+      </w:r>
+    </w:p>
+    <w:p>
+      <w:pPr>
+        <w:pStyle w:val="Heading3"/>
+        <w:ind w:left="1" w:hanging="3"/>
+        <w:jc w:val="both"/>
+      </w:pPr>
+      <w:bookmarkStart w:id="25" w:name="_heading=h.dqn008vgr8wd" w:colFirst="0" w:colLast="0"/>
+      <w:bookmarkEnd w:id="25"/>
+      <w:r>
+        <w:t xml:space="preserve">+ Св. рівноап., вел. князя Володимира, у хрещенні Василієм. </w:t>
+      </w:r>
+    </w:p>
+    <w:p>
+      <w:pPr>
+        <w:ind w:left="0" w:hanging="2"/>
+        <w:jc w:val="both"/>
+        <w:rPr>
+          <w:rFonts w:ascii="Times New Roman" w:eastAsia="Times New Roman" w:hAnsi="Times New Roman" w:cs="Times New Roman"/>
+          <w:sz w:val="24"/>
+          <w:szCs w:val="24"/>
+        </w:rPr>
+      </w:pPr>
+      <w:r>
+        <w:rPr>
+          <w:rFonts w:ascii="Times New Roman" w:eastAsia="Times New Roman" w:hAnsi="Times New Roman" w:cs="Times New Roman"/>
+          <w:i/>
+          <w:color w:val="FF0000"/>
+          <w:sz w:val="24"/>
+          <w:szCs w:val="24"/>
+        </w:rPr>
+        <w:t xml:space="preserve">Тропар (г. 4): </w:t>
+      </w:r>
+      <w:r>
+        <w:rPr>
+          <w:rFonts w:ascii="Times New Roman" w:eastAsia="Times New Roman" w:hAnsi="Times New Roman" w:cs="Times New Roman"/>
+          <w:sz w:val="24"/>
+          <w:szCs w:val="24"/>
+        </w:rPr>
+        <w:t>Уподобився ти купцеві, що шукає цінної перли,* славновладний Володимире,* що сидиш на високому престолі матері городів* - богобереженого Києва.* Досліджуючи і посилаючи до царського городу, щоб пізнати православну віру,* знайшов ти неоціненну перлину – Христа, що вибрав тебе, як другого Павла,* і отряс сліпоту у святій купелі,* разом душевну і тілесну.* Тому празнуємо твоє успення ми, люди твої.* Моли, щоб спаслися душі наші.</w:t>
       </w:r>
     </w:p>
     <w:p>
@@ -3932,194 +3205,43 @@
           <w:between w:val="nil"/>
         </w:pBdr>
         <w:ind w:left="0" w:hanging="2"/>
-        <w:rPr>
-          <w:rFonts w:ascii="Times New Roman" w:eastAsia="Times New Roman" w:hAnsi="Times New Roman" w:cs="Times New Roman"/>
-          <w:sz w:val="24"/>
-          <w:szCs w:val="24"/>
-        </w:rPr>
-      </w:pPr>
-      <w:r>
-        <w:rPr>
-          <w:rFonts w:ascii="Times New Roman" w:eastAsia="Times New Roman" w:hAnsi="Times New Roman" w:cs="Times New Roman"/>
-          <w:sz w:val="24"/>
-          <w:szCs w:val="24"/>
-        </w:rPr>
-        <w:t xml:space="preserve"> </w:t>
-      </w:r>
-    </w:p>
-    <w:p>
-      <w:pPr>
-        <w:pStyle w:val="2"/>
-        <w:ind w:left="2" w:hanging="4"/>
-        <w:rPr>
-          <w:color w:val="FF0000"/>
-        </w:rPr>
-      </w:pPr>
-      <w:bookmarkStart w:id="24" w:name="_heading=h.i0aok2j34ogc" w:colFirst="0" w:colLast="0"/>
-      <w:bookmarkEnd w:id="24"/>
-      <w:r>
-        <w:rPr>
-          <w:color w:val="FF0000"/>
-        </w:rPr>
-        <w:t>15</w:t>
-      </w:r>
-      <w:r>
-        <w:t xml:space="preserve"> липня. </w:t>
-      </w:r>
-      <w:r>
-        <w:rPr>
-          <w:color w:val="FF0000"/>
-        </w:rPr>
-        <w:t xml:space="preserve">+ Св. </w:t>
-      </w:r>
-      <w:proofErr w:type="spellStart"/>
-      <w:r>
-        <w:rPr>
-          <w:color w:val="FF0000"/>
-        </w:rPr>
-        <w:t>рівноап</w:t>
-      </w:r>
-      <w:proofErr w:type="spellEnd"/>
-      <w:r>
-        <w:rPr>
-          <w:color w:val="FF0000"/>
-        </w:rPr>
-        <w:t xml:space="preserve">., </w:t>
-      </w:r>
-      <w:proofErr w:type="spellStart"/>
-      <w:r>
-        <w:rPr>
-          <w:color w:val="FF0000"/>
-        </w:rPr>
-        <w:t>вел</w:t>
-      </w:r>
-      <w:proofErr w:type="spellEnd"/>
-      <w:r>
-        <w:rPr>
-          <w:color w:val="FF0000"/>
-        </w:rPr>
-        <w:t xml:space="preserve">. князя Володимира, у хрещенні Василія. </w:t>
-      </w:r>
-    </w:p>
-    <w:p>
-      <w:pPr>
-        <w:pStyle w:val="3"/>
+        <w:jc w:val="both"/>
+        <w:rPr>
+          <w:rFonts w:ascii="Times New Roman" w:eastAsia="Times New Roman" w:hAnsi="Times New Roman" w:cs="Times New Roman"/>
+          <w:sz w:val="24"/>
+          <w:szCs w:val="24"/>
+        </w:rPr>
+      </w:pPr>
+      <w:r>
+        <w:rPr>
+          <w:rFonts w:ascii="Times New Roman" w:eastAsia="Times New Roman" w:hAnsi="Times New Roman" w:cs="Times New Roman"/>
+          <w:i/>
+          <w:color w:val="FF0000"/>
+          <w:sz w:val="24"/>
+          <w:szCs w:val="24"/>
+        </w:rPr>
+        <w:t xml:space="preserve">Кондак (г. 8): </w:t>
+      </w:r>
+      <w:r>
+        <w:rPr>
+          <w:rFonts w:ascii="Times New Roman" w:eastAsia="Times New Roman" w:hAnsi="Times New Roman" w:cs="Times New Roman"/>
+          <w:sz w:val="24"/>
+          <w:szCs w:val="24"/>
+        </w:rPr>
+        <w:t xml:space="preserve">Подібний великому апостолові Павлові,* у сивизні, всеславний Володимире,* як молодече мудрування,* ти залишив все дбання про ідолів,* як муж дозрілий прикрасив ти себе* багряницею хрещення.* І нині, в радості стоячи перед Спасом Христом,* моли, щоб спаслися душі наші. </w:t>
+      </w:r>
+    </w:p>
+    <w:p>
+      <w:pPr>
+        <w:pStyle w:val="Heading3"/>
         <w:ind w:left="1" w:hanging="3"/>
         <w:jc w:val="both"/>
       </w:pPr>
-      <w:bookmarkStart w:id="25" w:name="_heading=h.dqn008vgr8wd" w:colFirst="0" w:colLast="0"/>
-      <w:bookmarkEnd w:id="25"/>
-      <w:r>
-        <w:t xml:space="preserve">+ Св. </w:t>
-      </w:r>
-      <w:proofErr w:type="spellStart"/>
-      <w:r>
-        <w:t>рівноап</w:t>
-      </w:r>
-      <w:proofErr w:type="spellEnd"/>
-      <w:r>
-        <w:t xml:space="preserve">., </w:t>
-      </w:r>
-      <w:proofErr w:type="spellStart"/>
-      <w:r>
-        <w:t>вел</w:t>
-      </w:r>
-      <w:proofErr w:type="spellEnd"/>
-      <w:r>
-        <w:t xml:space="preserve">. князя Володимира, у хрещенні Василієм. </w:t>
-      </w:r>
-    </w:p>
-    <w:p>
-      <w:pPr>
-        <w:ind w:left="0" w:hanging="2"/>
-        <w:jc w:val="both"/>
-        <w:rPr>
-          <w:rFonts w:ascii="Times New Roman" w:eastAsia="Times New Roman" w:hAnsi="Times New Roman" w:cs="Times New Roman"/>
-          <w:sz w:val="24"/>
-          <w:szCs w:val="24"/>
-        </w:rPr>
-      </w:pPr>
-      <w:r>
-        <w:rPr>
-          <w:rFonts w:ascii="Times New Roman" w:eastAsia="Times New Roman" w:hAnsi="Times New Roman" w:cs="Times New Roman"/>
-          <w:i/>
-          <w:color w:val="FF0000"/>
-          <w:sz w:val="24"/>
-          <w:szCs w:val="24"/>
-        </w:rPr>
-        <w:t xml:space="preserve">Тропар (г. 4): </w:t>
-      </w:r>
-      <w:proofErr w:type="spellStart"/>
-      <w:r>
-        <w:rPr>
-          <w:rFonts w:ascii="Times New Roman" w:eastAsia="Times New Roman" w:hAnsi="Times New Roman" w:cs="Times New Roman"/>
-          <w:sz w:val="24"/>
-          <w:szCs w:val="24"/>
-        </w:rPr>
-        <w:t>Уподобився</w:t>
-      </w:r>
-      <w:proofErr w:type="spellEnd"/>
-      <w:r>
-        <w:rPr>
-          <w:rFonts w:ascii="Times New Roman" w:eastAsia="Times New Roman" w:hAnsi="Times New Roman" w:cs="Times New Roman"/>
-          <w:sz w:val="24"/>
-          <w:szCs w:val="24"/>
-        </w:rPr>
-        <w:t xml:space="preserve"> ти купцеві, що шукає цінної перли,* </w:t>
-      </w:r>
-      <w:proofErr w:type="spellStart"/>
-      <w:r>
-        <w:rPr>
-          <w:rFonts w:ascii="Times New Roman" w:eastAsia="Times New Roman" w:hAnsi="Times New Roman" w:cs="Times New Roman"/>
-          <w:sz w:val="24"/>
-          <w:szCs w:val="24"/>
-        </w:rPr>
-        <w:t>славновладний</w:t>
-      </w:r>
-      <w:proofErr w:type="spellEnd"/>
-      <w:r>
-        <w:rPr>
-          <w:rFonts w:ascii="Times New Roman" w:eastAsia="Times New Roman" w:hAnsi="Times New Roman" w:cs="Times New Roman"/>
-          <w:sz w:val="24"/>
-          <w:szCs w:val="24"/>
-        </w:rPr>
-        <w:t xml:space="preserve"> Володимире,* що сидиш на високому престолі матері городів* - </w:t>
-      </w:r>
-      <w:proofErr w:type="spellStart"/>
-      <w:r>
-        <w:rPr>
-          <w:rFonts w:ascii="Times New Roman" w:eastAsia="Times New Roman" w:hAnsi="Times New Roman" w:cs="Times New Roman"/>
-          <w:sz w:val="24"/>
-          <w:szCs w:val="24"/>
-        </w:rPr>
-        <w:t>богобереженого</w:t>
-      </w:r>
-      <w:proofErr w:type="spellEnd"/>
-      <w:r>
-        <w:rPr>
-          <w:rFonts w:ascii="Times New Roman" w:eastAsia="Times New Roman" w:hAnsi="Times New Roman" w:cs="Times New Roman"/>
-          <w:sz w:val="24"/>
-          <w:szCs w:val="24"/>
-        </w:rPr>
-        <w:t xml:space="preserve"> Києва.* Досліджуючи і посилаючи до царського городу, щоб пізнати православну віру,* знайшов ти неоціненну перлину – Христа, що вибрав тебе, як другого Павла,* і </w:t>
-      </w:r>
-      <w:proofErr w:type="spellStart"/>
-      <w:r>
-        <w:rPr>
-          <w:rFonts w:ascii="Times New Roman" w:eastAsia="Times New Roman" w:hAnsi="Times New Roman" w:cs="Times New Roman"/>
-          <w:sz w:val="24"/>
-          <w:szCs w:val="24"/>
-        </w:rPr>
-        <w:t>отряс</w:t>
-      </w:r>
-      <w:proofErr w:type="spellEnd"/>
-      <w:r>
-        <w:rPr>
-          <w:rFonts w:ascii="Times New Roman" w:eastAsia="Times New Roman" w:hAnsi="Times New Roman" w:cs="Times New Roman"/>
-          <w:sz w:val="24"/>
-          <w:szCs w:val="24"/>
-        </w:rPr>
-        <w:t xml:space="preserve"> сліпоту у святій купелі,* разом душевну і тілесну.* Тому празнуємо твоє успення ми, люди твої.* Моли, щоб спаслися душі наші.</w:t>
+      <w:bookmarkStart w:id="26" w:name="_heading=h.oslgboge064e" w:colFirst="0" w:colLast="0"/>
+      <w:bookmarkEnd w:id="26"/>
+      <w:r>
+        <w:lastRenderedPageBreak/>
+        <w:t>Свв. мчч. Кирика і Юліти.</w:t>
       </w:r>
     </w:p>
     <w:p>
@@ -4135,48 +3257,29 @@
         <w:jc w:val="both"/>
         <w:rPr>
           <w:rFonts w:ascii="Times New Roman" w:eastAsia="Times New Roman" w:hAnsi="Times New Roman" w:cs="Times New Roman"/>
-          <w:sz w:val="24"/>
-          <w:szCs w:val="24"/>
-        </w:rPr>
-      </w:pPr>
-      <w:r>
-        <w:rPr>
-          <w:rFonts w:ascii="Times New Roman" w:eastAsia="Times New Roman" w:hAnsi="Times New Roman" w:cs="Times New Roman"/>
-          <w:i/>
-          <w:color w:val="FF0000"/>
-          <w:sz w:val="24"/>
-          <w:szCs w:val="24"/>
-        </w:rPr>
-        <w:t xml:space="preserve">Кондак (г. 8): </w:t>
-      </w:r>
-      <w:r>
-        <w:rPr>
-          <w:rFonts w:ascii="Times New Roman" w:eastAsia="Times New Roman" w:hAnsi="Times New Roman" w:cs="Times New Roman"/>
-          <w:sz w:val="24"/>
-          <w:szCs w:val="24"/>
-        </w:rPr>
-        <w:t xml:space="preserve">Подібний великому апостолові Павлові,* у сивизні, всеславний Володимире,* як молодече мудрування,* ти залишив все дбання про ідолів,* як муж дозрілий прикрасив ти себе* багряницею хрещення.* І нині, в радості стоячи перед Спасом Христом,* моли, щоб спаслися душі наші. </w:t>
-      </w:r>
-    </w:p>
-    <w:p>
-      <w:pPr>
-        <w:pStyle w:val="3"/>
-        <w:ind w:left="1" w:hanging="3"/>
-        <w:jc w:val="both"/>
-      </w:pPr>
-      <w:bookmarkStart w:id="26" w:name="_heading=h.oslgboge064e" w:colFirst="0" w:colLast="0"/>
-      <w:bookmarkEnd w:id="26"/>
-      <w:r>
-        <w:lastRenderedPageBreak/>
-        <w:t xml:space="preserve">Свв. мчч. Кирика і </w:t>
-      </w:r>
-      <w:proofErr w:type="spellStart"/>
-      <w:r>
-        <w:t>Юліти</w:t>
-      </w:r>
-      <w:proofErr w:type="spellEnd"/>
-      <w:r>
-        <w:t>.</w:t>
+          <w:color w:val="000000"/>
+          <w:sz w:val="24"/>
+          <w:szCs w:val="24"/>
+        </w:rPr>
+      </w:pPr>
+      <w:r>
+        <w:rPr>
+          <w:rFonts w:ascii="Times New Roman" w:eastAsia="Times New Roman" w:hAnsi="Times New Roman" w:cs="Times New Roman"/>
+          <w:i/>
+          <w:color w:val="FF0000"/>
+          <w:sz w:val="24"/>
+          <w:szCs w:val="24"/>
+        </w:rPr>
+        <w:t xml:space="preserve">Тропар (г. 8): </w:t>
+      </w:r>
+      <w:r>
+        <w:rPr>
+          <w:rFonts w:ascii="Times New Roman" w:eastAsia="Times New Roman" w:hAnsi="Times New Roman" w:cs="Times New Roman"/>
+          <w:color w:val="000000"/>
+          <w:sz w:val="24"/>
+          <w:szCs w:val="24"/>
+        </w:rPr>
+        <w:t>Як лоза многоплідна, Юліто чесна,* принесла ти плід Цареві всіх, Богу, сина твого Кирика славного,* стражданням його багато прикрасивши* і своєю кров’ю нагородивши.* Тому й дарував тобі Всевишній нагороду на небесах,* де радіючи, пом’яніть і нас, мученики багатотерпеливі.</w:t>
       </w:r>
     </w:p>
     <w:p>
@@ -4192,89 +3295,36 @@
         <w:jc w:val="both"/>
         <w:rPr>
           <w:rFonts w:ascii="Times New Roman" w:eastAsia="Times New Roman" w:hAnsi="Times New Roman" w:cs="Times New Roman"/>
-          <w:color w:val="000000"/>
-          <w:sz w:val="24"/>
-          <w:szCs w:val="24"/>
-        </w:rPr>
-      </w:pPr>
-      <w:r>
-        <w:rPr>
-          <w:rFonts w:ascii="Times New Roman" w:eastAsia="Times New Roman" w:hAnsi="Times New Roman" w:cs="Times New Roman"/>
-          <w:i/>
-          <w:color w:val="FF0000"/>
-          <w:sz w:val="24"/>
-          <w:szCs w:val="24"/>
-        </w:rPr>
-        <w:t xml:space="preserve">Тропар (г. 8): </w:t>
-      </w:r>
-      <w:r>
-        <w:rPr>
-          <w:rFonts w:ascii="Times New Roman" w:eastAsia="Times New Roman" w:hAnsi="Times New Roman" w:cs="Times New Roman"/>
-          <w:color w:val="000000"/>
-          <w:sz w:val="24"/>
-          <w:szCs w:val="24"/>
-        </w:rPr>
-        <w:t xml:space="preserve">Як лоза </w:t>
-      </w:r>
-      <w:proofErr w:type="spellStart"/>
-      <w:r>
-        <w:rPr>
-          <w:rFonts w:ascii="Times New Roman" w:eastAsia="Times New Roman" w:hAnsi="Times New Roman" w:cs="Times New Roman"/>
-          <w:color w:val="000000"/>
-          <w:sz w:val="24"/>
-          <w:szCs w:val="24"/>
-        </w:rPr>
-        <w:t>многоплідна</w:t>
-      </w:r>
-      <w:proofErr w:type="spellEnd"/>
-      <w:r>
-        <w:rPr>
-          <w:rFonts w:ascii="Times New Roman" w:eastAsia="Times New Roman" w:hAnsi="Times New Roman" w:cs="Times New Roman"/>
-          <w:color w:val="000000"/>
-          <w:sz w:val="24"/>
-          <w:szCs w:val="24"/>
-        </w:rPr>
-        <w:t xml:space="preserve">, </w:t>
-      </w:r>
-      <w:proofErr w:type="spellStart"/>
-      <w:r>
-        <w:rPr>
-          <w:rFonts w:ascii="Times New Roman" w:eastAsia="Times New Roman" w:hAnsi="Times New Roman" w:cs="Times New Roman"/>
-          <w:color w:val="000000"/>
-          <w:sz w:val="24"/>
-          <w:szCs w:val="24"/>
-        </w:rPr>
-        <w:t>Юліто</w:t>
-      </w:r>
-      <w:proofErr w:type="spellEnd"/>
-      <w:r>
-        <w:rPr>
-          <w:rFonts w:ascii="Times New Roman" w:eastAsia="Times New Roman" w:hAnsi="Times New Roman" w:cs="Times New Roman"/>
-          <w:color w:val="000000"/>
-          <w:sz w:val="24"/>
-          <w:szCs w:val="24"/>
-        </w:rPr>
-        <w:t xml:space="preserve"> чесна,* принесла ти плід Цареві всіх, Богу, сина твого Кирика славного,* стражданням його багато прикрасивши* і своєю кров’ю нагородивши.* Тому й дарував тобі Всевишній нагороду на небесах,* де радіючи, пом’яніть і нас, мученики </w:t>
-      </w:r>
-      <w:proofErr w:type="spellStart"/>
-      <w:r>
-        <w:rPr>
-          <w:rFonts w:ascii="Times New Roman" w:eastAsia="Times New Roman" w:hAnsi="Times New Roman" w:cs="Times New Roman"/>
-          <w:color w:val="000000"/>
-          <w:sz w:val="24"/>
-          <w:szCs w:val="24"/>
-        </w:rPr>
-        <w:t>багатотерпеливі</w:t>
-      </w:r>
-      <w:proofErr w:type="spellEnd"/>
-      <w:r>
-        <w:rPr>
-          <w:rFonts w:ascii="Times New Roman" w:eastAsia="Times New Roman" w:hAnsi="Times New Roman" w:cs="Times New Roman"/>
-          <w:color w:val="000000"/>
-          <w:sz w:val="24"/>
-          <w:szCs w:val="24"/>
-        </w:rPr>
-        <w:t>.</w:t>
+          <w:sz w:val="24"/>
+          <w:szCs w:val="24"/>
+        </w:rPr>
+      </w:pPr>
+      <w:r>
+        <w:rPr>
+          <w:rFonts w:ascii="Times New Roman" w:eastAsia="Times New Roman" w:hAnsi="Times New Roman" w:cs="Times New Roman"/>
+          <w:i/>
+          <w:color w:val="FF0000"/>
+          <w:sz w:val="24"/>
+          <w:szCs w:val="24"/>
+        </w:rPr>
+        <w:t xml:space="preserve">Кондак (г. 4): </w:t>
+      </w:r>
+      <w:r>
+        <w:rPr>
+          <w:rFonts w:ascii="Times New Roman" w:eastAsia="Times New Roman" w:hAnsi="Times New Roman" w:cs="Times New Roman"/>
+          <w:color w:val="000000"/>
+          <w:sz w:val="24"/>
+          <w:szCs w:val="24"/>
+        </w:rPr>
+        <w:t>Носивши в обіймах Кирика,* мучениця Христова Юліта,* мужньо радіючи у подвигу, взивала:* Христос є мучеників похвала.</w:t>
+      </w:r>
+      <w:r>
+        <w:rPr>
+          <w:rFonts w:ascii="Times New Roman" w:eastAsia="Times New Roman" w:hAnsi="Times New Roman" w:cs="Times New Roman"/>
+          <w:sz w:val="24"/>
+          <w:szCs w:val="24"/>
+        </w:rPr>
+        <w:t xml:space="preserve"> </w:t>
       </w:r>
     </w:p>
     <w:p>
@@ -4294,52 +3344,16 @@
           <w:szCs w:val="24"/>
         </w:rPr>
       </w:pPr>
-      <w:r>
-        <w:rPr>
-          <w:rFonts w:ascii="Times New Roman" w:eastAsia="Times New Roman" w:hAnsi="Times New Roman" w:cs="Times New Roman"/>
-          <w:i/>
-          <w:color w:val="FF0000"/>
-          <w:sz w:val="24"/>
-          <w:szCs w:val="24"/>
-        </w:rPr>
-        <w:t xml:space="preserve">Кондак (г. 4): </w:t>
-      </w:r>
-      <w:r>
-        <w:rPr>
-          <w:rFonts w:ascii="Times New Roman" w:eastAsia="Times New Roman" w:hAnsi="Times New Roman" w:cs="Times New Roman"/>
-          <w:color w:val="000000"/>
-          <w:sz w:val="24"/>
-          <w:szCs w:val="24"/>
-        </w:rPr>
-        <w:t xml:space="preserve">Носивши в обіймах Кирика,* мучениця Христова </w:t>
-      </w:r>
-      <w:proofErr w:type="spellStart"/>
-      <w:r>
-        <w:rPr>
-          <w:rFonts w:ascii="Times New Roman" w:eastAsia="Times New Roman" w:hAnsi="Times New Roman" w:cs="Times New Roman"/>
-          <w:color w:val="000000"/>
-          <w:sz w:val="24"/>
-          <w:szCs w:val="24"/>
-        </w:rPr>
-        <w:t>Юліта</w:t>
-      </w:r>
-      <w:proofErr w:type="spellEnd"/>
-      <w:r>
-        <w:rPr>
-          <w:rFonts w:ascii="Times New Roman" w:eastAsia="Times New Roman" w:hAnsi="Times New Roman" w:cs="Times New Roman"/>
-          <w:color w:val="000000"/>
-          <w:sz w:val="24"/>
-          <w:szCs w:val="24"/>
-        </w:rPr>
-        <w:t>,* мужньо радіючи у подвигу, взивала:* Христос є мучеників похвала.</w:t>
-      </w:r>
-      <w:r>
-        <w:rPr>
-          <w:rFonts w:ascii="Times New Roman" w:eastAsia="Times New Roman" w:hAnsi="Times New Roman" w:cs="Times New Roman"/>
-          <w:sz w:val="24"/>
-          <w:szCs w:val="24"/>
-        </w:rPr>
-        <w:t xml:space="preserve"> </w:t>
+    </w:p>
+    <w:p>
+      <w:pPr>
+        <w:pStyle w:val="Heading2"/>
+        <w:ind w:left="2" w:hanging="4"/>
+      </w:pPr>
+      <w:bookmarkStart w:id="27" w:name="_heading=h.m7eraxcd5uou" w:colFirst="0" w:colLast="0"/>
+      <w:bookmarkEnd w:id="27"/>
+      <w:r>
+        <w:t>16 липня. Св. свщмч. Антиногена і десятьох учнів його.</w:t>
       </w:r>
     </w:p>
     <w:p>
@@ -4355,28 +3369,29 @@
         <w:jc w:val="both"/>
         <w:rPr>
           <w:rFonts w:ascii="Times New Roman" w:eastAsia="Times New Roman" w:hAnsi="Times New Roman" w:cs="Times New Roman"/>
-          <w:sz w:val="24"/>
-          <w:szCs w:val="24"/>
-        </w:rPr>
-      </w:pPr>
-    </w:p>
-    <w:p>
-      <w:pPr>
-        <w:pStyle w:val="2"/>
-        <w:ind w:left="2" w:hanging="4"/>
-      </w:pPr>
-      <w:bookmarkStart w:id="27" w:name="_heading=h.m7eraxcd5uou" w:colFirst="0" w:colLast="0"/>
-      <w:bookmarkEnd w:id="27"/>
-      <w:r>
-        <w:t xml:space="preserve">16 липня. Св. свщмч. </w:t>
-      </w:r>
-      <w:proofErr w:type="spellStart"/>
-      <w:r>
-        <w:t>Антиногена</w:t>
-      </w:r>
-      <w:proofErr w:type="spellEnd"/>
-      <w:r>
-        <w:t xml:space="preserve"> і десятьох учнів його.</w:t>
+          <w:color w:val="000000"/>
+          <w:sz w:val="24"/>
+          <w:szCs w:val="24"/>
+        </w:rPr>
+      </w:pPr>
+      <w:r>
+        <w:rPr>
+          <w:rFonts w:ascii="Times New Roman" w:eastAsia="Times New Roman" w:hAnsi="Times New Roman" w:cs="Times New Roman"/>
+          <w:i/>
+          <w:color w:val="FF0000"/>
+          <w:sz w:val="24"/>
+          <w:szCs w:val="24"/>
+        </w:rPr>
+        <w:t xml:space="preserve">Тропар (г. 8): </w:t>
+      </w:r>
+      <w:r>
+        <w:rPr>
+          <w:rFonts w:ascii="Times New Roman" w:eastAsia="Times New Roman" w:hAnsi="Times New Roman" w:cs="Times New Roman"/>
+          <w:color w:val="000000"/>
+          <w:sz w:val="24"/>
+          <w:szCs w:val="24"/>
+        </w:rPr>
+        <w:t>Священний Богові Антиноген у жертві служитель,* приніс Христові священну жертву - учнів своїх,* пастир з духовними вівцями ввійшов у небесну огорожу, перемігши безбожні народи.* Мучеників Твоїх молитвами, Христе Боже,* спаси стадо Твоє від вовків, що нападають на нього.</w:t>
       </w:r>
     </w:p>
     <w:p>
@@ -4392,49 +3407,53 @@
         <w:jc w:val="both"/>
         <w:rPr>
           <w:rFonts w:ascii="Times New Roman" w:eastAsia="Times New Roman" w:hAnsi="Times New Roman" w:cs="Times New Roman"/>
-          <w:color w:val="000000"/>
-          <w:sz w:val="24"/>
-          <w:szCs w:val="24"/>
-        </w:rPr>
-      </w:pPr>
-      <w:r>
-        <w:rPr>
-          <w:rFonts w:ascii="Times New Roman" w:eastAsia="Times New Roman" w:hAnsi="Times New Roman" w:cs="Times New Roman"/>
-          <w:i/>
-          <w:color w:val="FF0000"/>
-          <w:sz w:val="24"/>
-          <w:szCs w:val="24"/>
-        </w:rPr>
-        <w:t xml:space="preserve">Тропар (г. 8): </w:t>
-      </w:r>
-      <w:r>
-        <w:rPr>
-          <w:rFonts w:ascii="Times New Roman" w:eastAsia="Times New Roman" w:hAnsi="Times New Roman" w:cs="Times New Roman"/>
-          <w:color w:val="000000"/>
-          <w:sz w:val="24"/>
-          <w:szCs w:val="24"/>
-        </w:rPr>
-        <w:t xml:space="preserve">Священний Богові </w:t>
-      </w:r>
-      <w:proofErr w:type="spellStart"/>
-      <w:r>
-        <w:rPr>
-          <w:rFonts w:ascii="Times New Roman" w:eastAsia="Times New Roman" w:hAnsi="Times New Roman" w:cs="Times New Roman"/>
-          <w:color w:val="000000"/>
-          <w:sz w:val="24"/>
-          <w:szCs w:val="24"/>
-        </w:rPr>
-        <w:t>Антиноген</w:t>
-      </w:r>
-      <w:proofErr w:type="spellEnd"/>
-      <w:r>
-        <w:rPr>
-          <w:rFonts w:ascii="Times New Roman" w:eastAsia="Times New Roman" w:hAnsi="Times New Roman" w:cs="Times New Roman"/>
-          <w:color w:val="000000"/>
-          <w:sz w:val="24"/>
-          <w:szCs w:val="24"/>
-        </w:rPr>
-        <w:t xml:space="preserve"> у жертві служитель,* приніс Христові священну жертву - учнів своїх,* пастир з духовними вівцями ввійшов у небесну огорожу, перемігши безбожні народи.* Мучеників Твоїх молитвами, Христе Боже,* спаси стадо Твоє від вовків, що нападають на нього.</w:t>
+          <w:sz w:val="24"/>
+          <w:szCs w:val="24"/>
+        </w:rPr>
+      </w:pPr>
+      <w:r>
+        <w:rPr>
+          <w:rFonts w:ascii="Times New Roman" w:eastAsia="Times New Roman" w:hAnsi="Times New Roman" w:cs="Times New Roman"/>
+          <w:i/>
+          <w:color w:val="FF0000"/>
+          <w:sz w:val="24"/>
+          <w:szCs w:val="24"/>
+        </w:rPr>
+        <w:t xml:space="preserve">Кондак (г. 4): </w:t>
+      </w:r>
+      <w:r>
+        <w:rPr>
+          <w:rFonts w:ascii="Times New Roman" w:eastAsia="Times New Roman" w:hAnsi="Times New Roman" w:cs="Times New Roman"/>
+          <w:color w:val="000000"/>
+          <w:sz w:val="24"/>
+          <w:szCs w:val="24"/>
+        </w:rPr>
+        <w:t>Пішовши за покликом Владики,* як найкращий пастир, поклав ти душу свою за овець Христових, священномученику Антиногене.* Тому й вихваляємо тебе, і з тобою десяток твоїх учнів,</w:t>
+      </w:r>
+      <w:r>
+        <w:rPr>
+          <w:rFonts w:ascii="Times New Roman" w:eastAsia="Times New Roman" w:hAnsi="Times New Roman" w:cs="Times New Roman"/>
+          <w:sz w:val="24"/>
+          <w:szCs w:val="24"/>
+        </w:rPr>
+        <w:t xml:space="preserve">* </w:t>
+      </w:r>
+      <w:r>
+        <w:rPr>
+          <w:rFonts w:ascii="Times New Roman" w:eastAsia="Times New Roman" w:hAnsi="Times New Roman" w:cs="Times New Roman"/>
+          <w:color w:val="000000"/>
+          <w:sz w:val="24"/>
+          <w:szCs w:val="24"/>
+        </w:rPr>
+        <w:t>які постраждали, наставлені страхом Божим і твоїм ученням.* Тому Владика вінчає вас життєначальною правицею.* Його ж за всіх нас моліте.</w:t>
+      </w:r>
+      <w:r>
+        <w:rPr>
+          <w:rFonts w:ascii="Times New Roman" w:eastAsia="Times New Roman" w:hAnsi="Times New Roman" w:cs="Times New Roman"/>
+          <w:sz w:val="24"/>
+          <w:szCs w:val="24"/>
+        </w:rPr>
+        <w:t xml:space="preserve"> </w:t>
       </w:r>
     </w:p>
     <w:p>
@@ -4454,89 +3473,16 @@
           <w:szCs w:val="24"/>
         </w:rPr>
       </w:pPr>
-      <w:r>
-        <w:rPr>
-          <w:rFonts w:ascii="Times New Roman" w:eastAsia="Times New Roman" w:hAnsi="Times New Roman" w:cs="Times New Roman"/>
-          <w:i/>
-          <w:color w:val="FF0000"/>
-          <w:sz w:val="24"/>
-          <w:szCs w:val="24"/>
-        </w:rPr>
-        <w:t xml:space="preserve">Кондак (г. 4): </w:t>
-      </w:r>
-      <w:r>
-        <w:rPr>
-          <w:rFonts w:ascii="Times New Roman" w:eastAsia="Times New Roman" w:hAnsi="Times New Roman" w:cs="Times New Roman"/>
-          <w:color w:val="000000"/>
-          <w:sz w:val="24"/>
-          <w:szCs w:val="24"/>
-        </w:rPr>
-        <w:t xml:space="preserve">Пішовши за покликом Владики,* як найкращий пастир, поклав ти душу свою за </w:t>
-      </w:r>
-      <w:proofErr w:type="spellStart"/>
-      <w:r>
-        <w:rPr>
-          <w:rFonts w:ascii="Times New Roman" w:eastAsia="Times New Roman" w:hAnsi="Times New Roman" w:cs="Times New Roman"/>
-          <w:color w:val="000000"/>
-          <w:sz w:val="24"/>
-          <w:szCs w:val="24"/>
-        </w:rPr>
-        <w:t>овець</w:t>
-      </w:r>
-      <w:proofErr w:type="spellEnd"/>
-      <w:r>
-        <w:rPr>
-          <w:rFonts w:ascii="Times New Roman" w:eastAsia="Times New Roman" w:hAnsi="Times New Roman" w:cs="Times New Roman"/>
-          <w:color w:val="000000"/>
-          <w:sz w:val="24"/>
-          <w:szCs w:val="24"/>
-        </w:rPr>
-        <w:t xml:space="preserve"> Христових, священномученику Антиногене.* Тому й вихваляємо тебе, і з тобою десяток твоїх учнів,</w:t>
-      </w:r>
-      <w:r>
-        <w:rPr>
-          <w:rFonts w:ascii="Times New Roman" w:eastAsia="Times New Roman" w:hAnsi="Times New Roman" w:cs="Times New Roman"/>
-          <w:sz w:val="24"/>
-          <w:szCs w:val="24"/>
-        </w:rPr>
-        <w:t xml:space="preserve">* </w:t>
-      </w:r>
-      <w:r>
-        <w:rPr>
-          <w:rFonts w:ascii="Times New Roman" w:eastAsia="Times New Roman" w:hAnsi="Times New Roman" w:cs="Times New Roman"/>
-          <w:color w:val="000000"/>
-          <w:sz w:val="24"/>
-          <w:szCs w:val="24"/>
-        </w:rPr>
-        <w:t xml:space="preserve">які постраждали, наставлені страхом Божим і твоїм ученням.* Тому Владика вінчає вас </w:t>
-      </w:r>
-      <w:proofErr w:type="spellStart"/>
-      <w:r>
-        <w:rPr>
-          <w:rFonts w:ascii="Times New Roman" w:eastAsia="Times New Roman" w:hAnsi="Times New Roman" w:cs="Times New Roman"/>
-          <w:color w:val="000000"/>
-          <w:sz w:val="24"/>
-          <w:szCs w:val="24"/>
-        </w:rPr>
-        <w:t>життєначальною</w:t>
-      </w:r>
-      <w:proofErr w:type="spellEnd"/>
-      <w:r>
-        <w:rPr>
-          <w:rFonts w:ascii="Times New Roman" w:eastAsia="Times New Roman" w:hAnsi="Times New Roman" w:cs="Times New Roman"/>
-          <w:color w:val="000000"/>
-          <w:sz w:val="24"/>
-          <w:szCs w:val="24"/>
-        </w:rPr>
-        <w:t xml:space="preserve"> правицею.* Його ж за всіх нас моліте.</w:t>
-      </w:r>
-      <w:r>
-        <w:rPr>
-          <w:rFonts w:ascii="Times New Roman" w:eastAsia="Times New Roman" w:hAnsi="Times New Roman" w:cs="Times New Roman"/>
-          <w:sz w:val="24"/>
-          <w:szCs w:val="24"/>
-        </w:rPr>
-        <w:t xml:space="preserve"> </w:t>
+    </w:p>
+    <w:p>
+      <w:pPr>
+        <w:pStyle w:val="Heading2"/>
+        <w:ind w:left="2" w:hanging="4"/>
+      </w:pPr>
+      <w:bookmarkStart w:id="28" w:name="_heading=h.8nvpew7sbbdm" w:colFirst="0" w:colLast="0"/>
+      <w:bookmarkEnd w:id="28"/>
+      <w:r>
+        <w:t>17 липня.  Св. влкмчц. Марини.</w:t>
       </w:r>
     </w:p>
     <w:p>
@@ -4552,20 +3498,63 @@
         <w:jc w:val="both"/>
         <w:rPr>
           <w:rFonts w:ascii="Times New Roman" w:eastAsia="Times New Roman" w:hAnsi="Times New Roman" w:cs="Times New Roman"/>
-          <w:sz w:val="24"/>
-          <w:szCs w:val="24"/>
-        </w:rPr>
-      </w:pPr>
-    </w:p>
-    <w:p>
-      <w:pPr>
-        <w:pStyle w:val="2"/>
-        <w:ind w:left="2" w:hanging="4"/>
-      </w:pPr>
-      <w:bookmarkStart w:id="28" w:name="_heading=h.8nvpew7sbbdm" w:colFirst="0" w:colLast="0"/>
-      <w:bookmarkEnd w:id="28"/>
-      <w:r>
-        <w:t>17 липня.  Св. влкмчц. Марини.</w:t>
+          <w:color w:val="000000"/>
+          <w:sz w:val="24"/>
+          <w:szCs w:val="24"/>
+        </w:rPr>
+      </w:pPr>
+      <w:r>
+        <w:rPr>
+          <w:rFonts w:ascii="Times New Roman" w:eastAsia="Times New Roman" w:hAnsi="Times New Roman" w:cs="Times New Roman"/>
+          <w:i/>
+          <w:color w:val="FF0000"/>
+          <w:sz w:val="24"/>
+          <w:szCs w:val="24"/>
+        </w:rPr>
+        <w:t xml:space="preserve">Тропар (г. 4): </w:t>
+      </w:r>
+      <w:r>
+        <w:rPr>
+          <w:rFonts w:ascii="Times New Roman" w:eastAsia="Times New Roman" w:hAnsi="Times New Roman" w:cs="Times New Roman"/>
+          <w:color w:val="000000"/>
+          <w:sz w:val="24"/>
+          <w:szCs w:val="24"/>
+        </w:rPr>
+        <w:t>Агниця твоя, Ісусе, Марина, кличе великим голосом,* Тебе, жениху мій, люблю, і Тебе шукаючи, страждаю,* і разом з Тобою розпинаюся,</w:t>
+      </w:r>
+      <w:r>
+        <w:rPr>
+          <w:rFonts w:ascii="Times New Roman" w:eastAsia="Times New Roman" w:hAnsi="Times New Roman" w:cs="Times New Roman"/>
+          <w:sz w:val="24"/>
+          <w:szCs w:val="24"/>
+        </w:rPr>
+        <w:t>*</w:t>
+      </w:r>
+      <w:r>
+        <w:rPr>
+          <w:rFonts w:ascii="Times New Roman" w:eastAsia="Times New Roman" w:hAnsi="Times New Roman" w:cs="Times New Roman"/>
+          <w:color w:val="000000"/>
+          <w:sz w:val="24"/>
+          <w:szCs w:val="24"/>
+        </w:rPr>
+        <w:t xml:space="preserve"> і погребуюся хрещенням Твоїм,* і терплю ради Тебе, щоб і царювати в Тобі,* і вмираю за Тебе, щоб і жити з Тобою,* та, як жертву непорочну, прийми мене,</w:t>
+      </w:r>
+      <w:r>
+        <w:rPr>
+          <w:rFonts w:ascii="Times New Roman" w:eastAsia="Times New Roman" w:hAnsi="Times New Roman" w:cs="Times New Roman"/>
+          <w:sz w:val="24"/>
+          <w:szCs w:val="24"/>
+        </w:rPr>
+        <w:t>*</w:t>
+      </w:r>
+      <w:r>
+        <w:rPr>
+          <w:rFonts w:ascii="Times New Roman" w:eastAsia="Times New Roman" w:hAnsi="Times New Roman" w:cs="Times New Roman"/>
+          <w:color w:val="000000"/>
+          <w:sz w:val="24"/>
+          <w:szCs w:val="24"/>
+        </w:rPr>
+        <w:t xml:space="preserve"> що з любов’ю пожертвувалася Тобі.* Її молитвами, як милостивий, спаси душі наші. </w:t>
       </w:r>
     </w:p>
     <w:p>
@@ -4581,63 +3570,53 @@
         <w:jc w:val="both"/>
         <w:rPr>
           <w:rFonts w:ascii="Times New Roman" w:eastAsia="Times New Roman" w:hAnsi="Times New Roman" w:cs="Times New Roman"/>
-          <w:color w:val="000000"/>
-          <w:sz w:val="24"/>
-          <w:szCs w:val="24"/>
-        </w:rPr>
-      </w:pPr>
-      <w:r>
-        <w:rPr>
-          <w:rFonts w:ascii="Times New Roman" w:eastAsia="Times New Roman" w:hAnsi="Times New Roman" w:cs="Times New Roman"/>
-          <w:i/>
-          <w:color w:val="FF0000"/>
-          <w:sz w:val="24"/>
-          <w:szCs w:val="24"/>
-        </w:rPr>
-        <w:t xml:space="preserve">Тропар (г. 4): </w:t>
-      </w:r>
-      <w:r>
-        <w:rPr>
-          <w:rFonts w:ascii="Times New Roman" w:eastAsia="Times New Roman" w:hAnsi="Times New Roman" w:cs="Times New Roman"/>
-          <w:color w:val="000000"/>
-          <w:sz w:val="24"/>
-          <w:szCs w:val="24"/>
-        </w:rPr>
-        <w:t>Агниця твоя, Ісусе, Марина, кличе великим голосом,* Тебе, жениху мій, люблю, і Тебе шукаючи, страждаю,* і разом з Тобою розпинаюся,</w:t>
-      </w:r>
-      <w:r>
-        <w:rPr>
-          <w:rFonts w:ascii="Times New Roman" w:eastAsia="Times New Roman" w:hAnsi="Times New Roman" w:cs="Times New Roman"/>
-          <w:sz w:val="24"/>
-          <w:szCs w:val="24"/>
-        </w:rPr>
-        <w:t>*</w:t>
-      </w:r>
-      <w:r>
-        <w:rPr>
-          <w:rFonts w:ascii="Times New Roman" w:eastAsia="Times New Roman" w:hAnsi="Times New Roman" w:cs="Times New Roman"/>
-          <w:color w:val="000000"/>
-          <w:sz w:val="24"/>
-          <w:szCs w:val="24"/>
-        </w:rPr>
-        <w:t xml:space="preserve"> і погребуюся хрещенням Твоїм,* і терплю ради Тебе, щоб і царювати в Тобі,* і вмираю за Тебе, щоб і жити з Тобою,* та, як жертву непорочну, прийми мене,</w:t>
-      </w:r>
-      <w:r>
-        <w:rPr>
-          <w:rFonts w:ascii="Times New Roman" w:eastAsia="Times New Roman" w:hAnsi="Times New Roman" w:cs="Times New Roman"/>
-          <w:sz w:val="24"/>
-          <w:szCs w:val="24"/>
-        </w:rPr>
-        <w:t>*</w:t>
-      </w:r>
-      <w:r>
-        <w:rPr>
-          <w:rFonts w:ascii="Times New Roman" w:eastAsia="Times New Roman" w:hAnsi="Times New Roman" w:cs="Times New Roman"/>
-          <w:color w:val="000000"/>
-          <w:sz w:val="24"/>
-          <w:szCs w:val="24"/>
-        </w:rPr>
-        <w:t xml:space="preserve"> що з любов’ю пожертвувалася Тобі.* Її молитвами, як милостивий, спаси душі наші. </w:t>
+          <w:sz w:val="24"/>
+          <w:szCs w:val="24"/>
+        </w:rPr>
+      </w:pPr>
+      <w:r>
+        <w:rPr>
+          <w:rFonts w:ascii="Times New Roman" w:eastAsia="Times New Roman" w:hAnsi="Times New Roman" w:cs="Times New Roman"/>
+          <w:i/>
+          <w:color w:val="FF0000"/>
+          <w:sz w:val="24"/>
+          <w:szCs w:val="24"/>
+        </w:rPr>
+        <w:t xml:space="preserve">Кондак (г. 3): </w:t>
+      </w:r>
+      <w:r>
+        <w:rPr>
+          <w:rFonts w:ascii="Times New Roman" w:eastAsia="Times New Roman" w:hAnsi="Times New Roman" w:cs="Times New Roman"/>
+          <w:color w:val="000000"/>
+          <w:sz w:val="24"/>
+          <w:szCs w:val="24"/>
+        </w:rPr>
+        <w:t xml:space="preserve">Благами дівицтва прикрашена, </w:t>
+      </w:r>
+      <w:r>
+        <w:rPr>
+          <w:rFonts w:ascii="Times New Roman" w:eastAsia="Times New Roman" w:hAnsi="Times New Roman" w:cs="Times New Roman"/>
+          <w:sz w:val="24"/>
+          <w:szCs w:val="24"/>
+        </w:rPr>
+        <w:t>д</w:t>
+      </w:r>
+      <w:r>
+        <w:rPr>
+          <w:rFonts w:ascii="Times New Roman" w:eastAsia="Times New Roman" w:hAnsi="Times New Roman" w:cs="Times New Roman"/>
+          <w:color w:val="000000"/>
+          <w:sz w:val="24"/>
+          <w:szCs w:val="24"/>
+        </w:rPr>
+        <w:t>іво,* нетлінними вінцями вінчалася ти, Марино.* Кров’ю мучеництва обагрена,* просвітилася благочесно чудесами зцілення, мученице,* і прийняла почесть перемоги твого страждання.</w:t>
+      </w:r>
+      <w:r>
+        <w:rPr>
+          <w:rFonts w:ascii="Times New Roman" w:eastAsia="Times New Roman" w:hAnsi="Times New Roman" w:cs="Times New Roman"/>
+          <w:sz w:val="24"/>
+          <w:szCs w:val="24"/>
+        </w:rPr>
+        <w:t xml:space="preserve"> </w:t>
       </w:r>
     </w:p>
     <w:p>
@@ -4657,69 +3636,31 @@
           <w:szCs w:val="24"/>
         </w:rPr>
       </w:pPr>
-      <w:r>
-        <w:rPr>
-          <w:rFonts w:ascii="Times New Roman" w:eastAsia="Times New Roman" w:hAnsi="Times New Roman" w:cs="Times New Roman"/>
-          <w:i/>
-          <w:color w:val="FF0000"/>
-          <w:sz w:val="24"/>
-          <w:szCs w:val="24"/>
-        </w:rPr>
-        <w:t xml:space="preserve">Кондак (г. 3): </w:t>
-      </w:r>
-      <w:r>
-        <w:rPr>
-          <w:rFonts w:ascii="Times New Roman" w:eastAsia="Times New Roman" w:hAnsi="Times New Roman" w:cs="Times New Roman"/>
-          <w:color w:val="000000"/>
-          <w:sz w:val="24"/>
-          <w:szCs w:val="24"/>
-        </w:rPr>
-        <w:t xml:space="preserve">Благами </w:t>
-      </w:r>
-      <w:proofErr w:type="spellStart"/>
-      <w:r>
-        <w:rPr>
-          <w:rFonts w:ascii="Times New Roman" w:eastAsia="Times New Roman" w:hAnsi="Times New Roman" w:cs="Times New Roman"/>
-          <w:color w:val="000000"/>
-          <w:sz w:val="24"/>
-          <w:szCs w:val="24"/>
-        </w:rPr>
-        <w:t>дівицтва</w:t>
-      </w:r>
-      <w:proofErr w:type="spellEnd"/>
-      <w:r>
-        <w:rPr>
-          <w:rFonts w:ascii="Times New Roman" w:eastAsia="Times New Roman" w:hAnsi="Times New Roman" w:cs="Times New Roman"/>
-          <w:color w:val="000000"/>
-          <w:sz w:val="24"/>
-          <w:szCs w:val="24"/>
-        </w:rPr>
-        <w:t xml:space="preserve"> прикрашена, </w:t>
-      </w:r>
-      <w:r>
-        <w:rPr>
-          <w:rFonts w:ascii="Times New Roman" w:eastAsia="Times New Roman" w:hAnsi="Times New Roman" w:cs="Times New Roman"/>
-          <w:sz w:val="24"/>
-          <w:szCs w:val="24"/>
-        </w:rPr>
-        <w:t>д</w:t>
-      </w:r>
-      <w:r>
-        <w:rPr>
-          <w:rFonts w:ascii="Times New Roman" w:eastAsia="Times New Roman" w:hAnsi="Times New Roman" w:cs="Times New Roman"/>
-          <w:color w:val="000000"/>
-          <w:sz w:val="24"/>
-          <w:szCs w:val="24"/>
-        </w:rPr>
-        <w:t>іво,* нетлінними вінцями вінчалася ти, Марино.* Кров’ю мучеництва обагрена,* просвітилася благочесно чудесами зцілення, мученице,* і прийняла почесть перемоги твого страждання.</w:t>
-      </w:r>
-      <w:r>
-        <w:rPr>
-          <w:rFonts w:ascii="Times New Roman" w:eastAsia="Times New Roman" w:hAnsi="Times New Roman" w:cs="Times New Roman"/>
-          <w:sz w:val="24"/>
-          <w:szCs w:val="24"/>
-        </w:rPr>
-        <w:t xml:space="preserve"> </w:t>
+    </w:p>
+    <w:p>
+      <w:pPr>
+        <w:pStyle w:val="Heading2"/>
+        <w:ind w:left="2" w:hanging="4"/>
+        <w:rPr>
+          <w:color w:val="FF0000"/>
+        </w:rPr>
+      </w:pPr>
+      <w:bookmarkStart w:id="29" w:name="_heading=h.vws6slkdmdhk" w:colFirst="0" w:colLast="0"/>
+      <w:bookmarkEnd w:id="29"/>
+      <w:r>
+        <w:rPr>
+          <w:color w:val="FF0000"/>
+        </w:rPr>
+        <w:t>18</w:t>
+      </w:r>
+      <w:r>
+        <w:t xml:space="preserve"> липня. </w:t>
+      </w:r>
+      <w:r>
+        <w:rPr>
+          <w:color w:val="FF0000"/>
+        </w:rPr>
+        <w:t>Св. мч. Якинта, що в Амастриді. Св. мч. Еміліяна.</w:t>
       </w:r>
     </w:p>
     <w:p>
@@ -4735,63 +3676,29 @@
         <w:jc w:val="both"/>
         <w:rPr>
           <w:rFonts w:ascii="Times New Roman" w:eastAsia="Times New Roman" w:hAnsi="Times New Roman" w:cs="Times New Roman"/>
-          <w:sz w:val="24"/>
-          <w:szCs w:val="24"/>
-        </w:rPr>
-      </w:pPr>
-    </w:p>
-    <w:p>
-      <w:pPr>
-        <w:pStyle w:val="2"/>
-        <w:ind w:left="2" w:hanging="4"/>
-        <w:rPr>
-          <w:color w:val="FF0000"/>
-        </w:rPr>
-      </w:pPr>
-      <w:bookmarkStart w:id="29" w:name="_heading=h.vws6slkdmdhk" w:colFirst="0" w:colLast="0"/>
-      <w:bookmarkEnd w:id="29"/>
-      <w:r>
-        <w:rPr>
-          <w:color w:val="FF0000"/>
-        </w:rPr>
-        <w:t>18</w:t>
-      </w:r>
-      <w:r>
-        <w:t xml:space="preserve"> липня. </w:t>
-      </w:r>
-      <w:r>
-        <w:rPr>
-          <w:color w:val="FF0000"/>
-        </w:rPr>
-        <w:t xml:space="preserve">Св. мч. </w:t>
-      </w:r>
-      <w:proofErr w:type="spellStart"/>
-      <w:r>
-        <w:rPr>
-          <w:color w:val="FF0000"/>
-        </w:rPr>
-        <w:t>Якинта</w:t>
-      </w:r>
-      <w:proofErr w:type="spellEnd"/>
-      <w:r>
-        <w:rPr>
-          <w:color w:val="FF0000"/>
-        </w:rPr>
-        <w:t xml:space="preserve">, що в </w:t>
-      </w:r>
-      <w:proofErr w:type="spellStart"/>
-      <w:r>
-        <w:rPr>
-          <w:color w:val="FF0000"/>
-        </w:rPr>
-        <w:t>Амастриді</w:t>
-      </w:r>
-      <w:proofErr w:type="spellEnd"/>
-      <w:r>
-        <w:rPr>
-          <w:color w:val="FF0000"/>
-        </w:rPr>
-        <w:t>. Св. мч. Еміліяна.</w:t>
+          <w:color w:val="000000"/>
+          <w:sz w:val="24"/>
+          <w:szCs w:val="24"/>
+        </w:rPr>
+      </w:pPr>
+      <w:r>
+        <w:rPr>
+          <w:rFonts w:ascii="Times New Roman" w:eastAsia="Times New Roman" w:hAnsi="Times New Roman" w:cs="Times New Roman"/>
+          <w:i/>
+          <w:color w:val="FF0000"/>
+          <w:sz w:val="24"/>
+          <w:szCs w:val="24"/>
+        </w:rPr>
+        <w:t xml:space="preserve">Тропар (г. 4): </w:t>
+      </w:r>
+      <w:r>
+        <w:rPr>
+          <w:rFonts w:ascii="Times New Roman" w:eastAsia="Times New Roman" w:hAnsi="Times New Roman" w:cs="Times New Roman"/>
+          <w:color w:val="000000"/>
+          <w:sz w:val="24"/>
+          <w:szCs w:val="24"/>
+        </w:rPr>
+        <w:t xml:space="preserve">Мученики Твої, Господи,* у стражданнях своїх прийняли вінець нетлінний від Тебе, Бога нашого,* мавши бо кріпость Твою, вони мучителів подолали,* сокрушили і демонів зухвальства безсильні.* Їх молитвами спаси душі наші. </w:t>
       </w:r>
     </w:p>
     <w:p>
@@ -4820,44 +3727,6 @@
           <w:sz w:val="24"/>
           <w:szCs w:val="24"/>
         </w:rPr>
-        <w:t xml:space="preserve">Тропар (г. 4): </w:t>
-      </w:r>
-      <w:r>
-        <w:rPr>
-          <w:rFonts w:ascii="Times New Roman" w:eastAsia="Times New Roman" w:hAnsi="Times New Roman" w:cs="Times New Roman"/>
-          <w:color w:val="000000"/>
-          <w:sz w:val="24"/>
-          <w:szCs w:val="24"/>
-        </w:rPr>
-        <w:t xml:space="preserve">Мученики Твої, Господи,* у стражданнях своїх прийняли вінець нетлінний від Тебе, Бога нашого,* мавши бо кріпость Твою, вони мучителів подолали,* сокрушили і демонів зухвальства безсильні.* Їх молитвами спаси душі наші. </w:t>
-      </w:r>
-    </w:p>
-    <w:p>
-      <w:pPr>
-        <w:pBdr>
-          <w:top w:val="nil"/>
-          <w:left w:val="nil"/>
-          <w:bottom w:val="nil"/>
-          <w:right w:val="nil"/>
-          <w:between w:val="nil"/>
-        </w:pBdr>
-        <w:ind w:left="0" w:hanging="2"/>
-        <w:jc w:val="both"/>
-        <w:rPr>
-          <w:rFonts w:ascii="Times New Roman" w:eastAsia="Times New Roman" w:hAnsi="Times New Roman" w:cs="Times New Roman"/>
-          <w:color w:val="000000"/>
-          <w:sz w:val="24"/>
-          <w:szCs w:val="24"/>
-        </w:rPr>
-      </w:pPr>
-      <w:r>
-        <w:rPr>
-          <w:rFonts w:ascii="Times New Roman" w:eastAsia="Times New Roman" w:hAnsi="Times New Roman" w:cs="Times New Roman"/>
-          <w:i/>
-          <w:color w:val="FF0000"/>
-          <w:sz w:val="24"/>
-          <w:szCs w:val="24"/>
-        </w:rPr>
         <w:lastRenderedPageBreak/>
         <w:t xml:space="preserve">Кондак (г. 3): </w:t>
       </w:r>
@@ -4868,65 +3737,29 @@
           <w:sz w:val="24"/>
           <w:szCs w:val="24"/>
         </w:rPr>
-        <w:t xml:space="preserve">Божественною ревністю розпалений,* вогню не злякався ти, але добровільно у нього ввійшов,* розпаленим вогнем приніс себе у всепалення,* немов жертву для Владики, славний </w:t>
-      </w:r>
-      <w:proofErr w:type="spellStart"/>
-      <w:r>
-        <w:rPr>
-          <w:rFonts w:ascii="Times New Roman" w:eastAsia="Times New Roman" w:hAnsi="Times New Roman" w:cs="Times New Roman"/>
-          <w:color w:val="000000"/>
-          <w:sz w:val="24"/>
-          <w:szCs w:val="24"/>
-        </w:rPr>
-        <w:t>Еміліяне</w:t>
-      </w:r>
-      <w:proofErr w:type="spellEnd"/>
-      <w:r>
-        <w:rPr>
-          <w:rFonts w:ascii="Times New Roman" w:eastAsia="Times New Roman" w:hAnsi="Times New Roman" w:cs="Times New Roman"/>
-          <w:color w:val="000000"/>
-          <w:sz w:val="24"/>
-          <w:szCs w:val="24"/>
-        </w:rPr>
-        <w:t>,* Христа Бога моли, щоб дарував нам велику милість.</w:t>
-      </w:r>
-    </w:p>
-    <w:p>
-      <w:pPr>
-        <w:pStyle w:val="2"/>
+        <w:t>Божественною ревністю розпалений,* вогню не злякався ти, але добровільно у нього ввійшов,* розпаленим вогнем приніс себе у всепалення,* немов жертву для Владики, славний Еміліяне,* Христа Бога моли, щоб дарував нам велику милість.</w:t>
+      </w:r>
+    </w:p>
+    <w:p>
+      <w:pPr>
+        <w:pStyle w:val="Heading2"/>
         <w:ind w:left="2" w:hanging="4"/>
       </w:pPr>
       <w:bookmarkStart w:id="30" w:name="_heading=h.grrfli7o8163" w:colFirst="0" w:colLast="0"/>
       <w:bookmarkEnd w:id="30"/>
       <w:r>
-        <w:t xml:space="preserve">19 липня.  Прп. </w:t>
-      </w:r>
-      <w:proofErr w:type="spellStart"/>
-      <w:r>
-        <w:t>Макрини</w:t>
-      </w:r>
-      <w:proofErr w:type="spellEnd"/>
-      <w:r>
-        <w:t>, сестри св. Василія Великого. Преподобного Дія.</w:t>
-      </w:r>
-    </w:p>
-    <w:p>
-      <w:pPr>
-        <w:pStyle w:val="3"/>
+        <w:t>19 липня.  Прп. Макрини, сестри св. Василія Великого. Преподобного Дія.</w:t>
+      </w:r>
+    </w:p>
+    <w:p>
+      <w:pPr>
+        <w:pStyle w:val="Heading3"/>
         <w:ind w:left="1" w:hanging="3"/>
       </w:pPr>
       <w:bookmarkStart w:id="31" w:name="_heading=h.9pwozo8ub1up" w:colFirst="0" w:colLast="0"/>
       <w:bookmarkEnd w:id="31"/>
       <w:r>
-        <w:t xml:space="preserve">Прп. </w:t>
-      </w:r>
-      <w:proofErr w:type="spellStart"/>
-      <w:r>
-        <w:t>Макрини</w:t>
-      </w:r>
-      <w:proofErr w:type="spellEnd"/>
-      <w:r>
-        <w:t xml:space="preserve">, сестри св. Василія Великого. </w:t>
+        <w:t xml:space="preserve">Прп. Макрини, сестри св. Василія Великого. </w:t>
       </w:r>
     </w:p>
     <w:p>
@@ -4982,43 +3815,7 @@
           <w:sz w:val="24"/>
           <w:szCs w:val="24"/>
         </w:rPr>
-        <w:t xml:space="preserve">Жениха свого смерть побачивши, розважила ти тлінне життя і марноту світу.* Звідси й спонуку взяла ти і стала </w:t>
-      </w:r>
-      <w:proofErr w:type="spellStart"/>
-      <w:r>
-        <w:rPr>
-          <w:rFonts w:ascii="Times New Roman" w:eastAsia="Times New Roman" w:hAnsi="Times New Roman" w:cs="Times New Roman"/>
-          <w:sz w:val="24"/>
-          <w:szCs w:val="24"/>
-        </w:rPr>
-        <w:t>невістою</w:t>
-      </w:r>
-      <w:proofErr w:type="spellEnd"/>
-      <w:r>
-        <w:rPr>
-          <w:rFonts w:ascii="Times New Roman" w:eastAsia="Times New Roman" w:hAnsi="Times New Roman" w:cs="Times New Roman"/>
-          <w:sz w:val="24"/>
-          <w:szCs w:val="24"/>
-        </w:rPr>
-        <w:t xml:space="preserve"> нетлінного обручника,* здобуваючи собі на його любов повздержністю і покорою.* Тому й нині тішиться з ангелами, преподобна </w:t>
-      </w:r>
-      <w:proofErr w:type="spellStart"/>
-      <w:r>
-        <w:rPr>
-          <w:rFonts w:ascii="Times New Roman" w:eastAsia="Times New Roman" w:hAnsi="Times New Roman" w:cs="Times New Roman"/>
-          <w:sz w:val="24"/>
-          <w:szCs w:val="24"/>
-        </w:rPr>
-        <w:t>Макрино</w:t>
-      </w:r>
-      <w:proofErr w:type="spellEnd"/>
-      <w:r>
-        <w:rPr>
-          <w:rFonts w:ascii="Times New Roman" w:eastAsia="Times New Roman" w:hAnsi="Times New Roman" w:cs="Times New Roman"/>
-          <w:sz w:val="24"/>
-          <w:szCs w:val="24"/>
-        </w:rPr>
-        <w:t>, дух твій.</w:t>
+        <w:t>Жениха свого смерть побачивши, розважила ти тлінне життя і марноту світу.* Звідси й спонуку взяла ти і стала невістою нетлінного обручника,* здобуваючи собі на його любов повздержністю і покорою.* Тому й нині тішиться з ангелами, преподобна Макрино, дух твій.</w:t>
       </w:r>
     </w:p>
     <w:p>
@@ -5074,30 +3871,12 @@
           <w:sz w:val="24"/>
           <w:szCs w:val="24"/>
         </w:rPr>
-        <w:t xml:space="preserve"> Бога благого усім серцем полюбила ти, преподобна </w:t>
-      </w:r>
-      <w:proofErr w:type="spellStart"/>
-      <w:r>
-        <w:rPr>
-          <w:rFonts w:ascii="Times New Roman" w:eastAsia="Times New Roman" w:hAnsi="Times New Roman" w:cs="Times New Roman"/>
-          <w:sz w:val="24"/>
-          <w:szCs w:val="24"/>
-        </w:rPr>
-        <w:t>Макрино</w:t>
-      </w:r>
-      <w:proofErr w:type="spellEnd"/>
-      <w:r>
-        <w:rPr>
-          <w:rFonts w:ascii="Times New Roman" w:eastAsia="Times New Roman" w:hAnsi="Times New Roman" w:cs="Times New Roman"/>
-          <w:sz w:val="24"/>
-          <w:szCs w:val="24"/>
-        </w:rPr>
-        <w:t xml:space="preserve">,* і його хрест святий на рам’я взяла* та ревно пішла за ним.* Тому й здобула ти прогрішень прощення. </w:t>
-      </w:r>
-    </w:p>
-    <w:p>
-      <w:pPr>
-        <w:pStyle w:val="3"/>
+        <w:t xml:space="preserve"> Бога благого усім серцем полюбила ти, преподобна Макрино,* і його хрест святий на рам’я взяла* та ревно пішла за ним.* Тому й здобула ти прогрішень прощення. </w:t>
+      </w:r>
+    </w:p>
+    <w:p>
+      <w:pPr>
+        <w:pStyle w:val="Heading3"/>
         <w:ind w:left="1" w:hanging="3"/>
       </w:pPr>
       <w:bookmarkStart w:id="32" w:name="_heading=h.74v9bcsd3sx0" w:colFirst="0" w:colLast="0"/>
@@ -5179,7 +3958,7 @@
     </w:p>
     <w:p>
       <w:pPr>
-        <w:pStyle w:val="2"/>
+        <w:pStyle w:val="Heading2"/>
         <w:ind w:left="2" w:hanging="4"/>
         <w:rPr>
           <w:color w:val="FF0000"/>
@@ -5271,49 +4050,25 @@
     </w:p>
     <w:p>
       <w:pPr>
-        <w:pStyle w:val="2"/>
+        <w:pStyle w:val="Heading2"/>
         <w:ind w:left="2" w:hanging="4"/>
       </w:pPr>
       <w:bookmarkStart w:id="34" w:name="_heading=h.g01x98fun6js" w:colFirst="0" w:colLast="0"/>
       <w:bookmarkEnd w:id="34"/>
       <w:r>
         <w:lastRenderedPageBreak/>
-        <w:t xml:space="preserve">21 липня.  Прпп. Симеона, Христа ради юродивого, і Йоана, </w:t>
-      </w:r>
-      <w:proofErr w:type="spellStart"/>
-      <w:r>
-        <w:t>сопосника</w:t>
-      </w:r>
-      <w:proofErr w:type="spellEnd"/>
-      <w:r>
-        <w:t xml:space="preserve"> його. Св. Пророка </w:t>
-      </w:r>
-      <w:proofErr w:type="spellStart"/>
-      <w:r>
-        <w:t>Єзекиїла</w:t>
-      </w:r>
-      <w:proofErr w:type="spellEnd"/>
-      <w:r>
-        <w:t>.</w:t>
-      </w:r>
-    </w:p>
-    <w:p>
-      <w:pPr>
-        <w:pStyle w:val="3"/>
+        <w:t>21 липня.  Прпп. Симеона, Христа ради юродивого, і Йоана, сопосника його. Св. Пророка Єзекиїла.</w:t>
+      </w:r>
+    </w:p>
+    <w:p>
+      <w:pPr>
+        <w:pStyle w:val="Heading3"/>
         <w:ind w:left="1" w:hanging="3"/>
       </w:pPr>
       <w:bookmarkStart w:id="35" w:name="_heading=h.hfzsva32van8" w:colFirst="0" w:colLast="0"/>
       <w:bookmarkEnd w:id="35"/>
       <w:r>
-        <w:t xml:space="preserve">Прпп. Симеона, Христа ради юродивого, і Йоана, </w:t>
-      </w:r>
-      <w:proofErr w:type="spellStart"/>
-      <w:r>
-        <w:t>сопосника</w:t>
-      </w:r>
-      <w:proofErr w:type="spellEnd"/>
-      <w:r>
-        <w:t xml:space="preserve"> його. </w:t>
+        <w:t xml:space="preserve">Прпп. Симеона, Христа ради юродивого, і Йоана, сопосника його. </w:t>
       </w:r>
     </w:p>
     <w:p>
@@ -5370,80 +4125,18 @@
           <w:sz w:val="24"/>
           <w:szCs w:val="24"/>
         </w:rPr>
-        <w:t xml:space="preserve">Безплотного у плоті явленого і чеснотами </w:t>
-      </w:r>
-      <w:proofErr w:type="spellStart"/>
-      <w:r>
-        <w:rPr>
-          <w:rFonts w:ascii="Times New Roman" w:eastAsia="Times New Roman" w:hAnsi="Times New Roman" w:cs="Times New Roman"/>
-          <w:sz w:val="24"/>
-          <w:szCs w:val="24"/>
-        </w:rPr>
-        <w:t>надприродно</w:t>
-      </w:r>
-      <w:proofErr w:type="spellEnd"/>
-      <w:r>
-        <w:rPr>
-          <w:rFonts w:ascii="Times New Roman" w:eastAsia="Times New Roman" w:hAnsi="Times New Roman" w:cs="Times New Roman"/>
-          <w:sz w:val="24"/>
-          <w:szCs w:val="24"/>
-        </w:rPr>
-        <w:t xml:space="preserve"> осяяного,* Симеона </w:t>
-      </w:r>
-      <w:proofErr w:type="spellStart"/>
-      <w:r>
-        <w:rPr>
-          <w:rFonts w:ascii="Times New Roman" w:eastAsia="Times New Roman" w:hAnsi="Times New Roman" w:cs="Times New Roman"/>
-          <w:sz w:val="24"/>
-          <w:szCs w:val="24"/>
-        </w:rPr>
-        <w:t>рівноангельного</w:t>
-      </w:r>
-      <w:proofErr w:type="spellEnd"/>
-      <w:r>
-        <w:rPr>
-          <w:rFonts w:ascii="Times New Roman" w:eastAsia="Times New Roman" w:hAnsi="Times New Roman" w:cs="Times New Roman"/>
-          <w:sz w:val="24"/>
-          <w:szCs w:val="24"/>
-        </w:rPr>
-        <w:t xml:space="preserve"> і богоносного возхвалімо,* а з ним і Івана </w:t>
-      </w:r>
-      <w:proofErr w:type="spellStart"/>
-      <w:r>
-        <w:rPr>
-          <w:rFonts w:ascii="Times New Roman" w:eastAsia="Times New Roman" w:hAnsi="Times New Roman" w:cs="Times New Roman"/>
-          <w:sz w:val="24"/>
-          <w:szCs w:val="24"/>
-        </w:rPr>
-        <w:t>приснопам’ятного</w:t>
-      </w:r>
-      <w:proofErr w:type="spellEnd"/>
-      <w:r>
-        <w:rPr>
-          <w:rFonts w:ascii="Times New Roman" w:eastAsia="Times New Roman" w:hAnsi="Times New Roman" w:cs="Times New Roman"/>
-          <w:sz w:val="24"/>
-          <w:szCs w:val="24"/>
-        </w:rPr>
-        <w:t>, з вірою і любов’ю,* як тих, які моляться Господеві неустанно за всіх нас.</w:t>
-      </w:r>
-    </w:p>
-    <w:p>
-      <w:pPr>
-        <w:pStyle w:val="3"/>
+        <w:t>Безплотного у плоті явленого і чеснотами надприродно осяяного,* Симеона рівноангельного і богоносного возхвалімо,* а з ним і Івана приснопам’ятного, з вірою і любов’ю,* як тих, які моляться Господеві неустанно за всіх нас.</w:t>
+      </w:r>
+    </w:p>
+    <w:p>
+      <w:pPr>
+        <w:pStyle w:val="Heading3"/>
         <w:ind w:left="1" w:hanging="3"/>
       </w:pPr>
       <w:bookmarkStart w:id="36" w:name="_heading=h.37gfa395q648" w:colFirst="0" w:colLast="0"/>
       <w:bookmarkEnd w:id="36"/>
       <w:r>
-        <w:t xml:space="preserve">Св. Пророка </w:t>
-      </w:r>
-      <w:proofErr w:type="spellStart"/>
-      <w:r>
-        <w:t>Єзекиїла</w:t>
-      </w:r>
-      <w:proofErr w:type="spellEnd"/>
-      <w:r>
-        <w:t xml:space="preserve">. </w:t>
+        <w:t xml:space="preserve">Св. Пророка Єзекиїла. </w:t>
       </w:r>
     </w:p>
     <w:p>
@@ -5474,25 +4167,7 @@
           <w:sz w:val="24"/>
           <w:szCs w:val="24"/>
         </w:rPr>
-        <w:t xml:space="preserve">Пророче Божий </w:t>
-      </w:r>
-      <w:proofErr w:type="spellStart"/>
-      <w:r>
-        <w:rPr>
-          <w:rFonts w:ascii="Times New Roman" w:eastAsia="Times New Roman" w:hAnsi="Times New Roman" w:cs="Times New Roman"/>
-          <w:sz w:val="24"/>
-          <w:szCs w:val="24"/>
-        </w:rPr>
-        <w:t>Єзекиїле</w:t>
-      </w:r>
-      <w:proofErr w:type="spellEnd"/>
-      <w:r>
-        <w:rPr>
-          <w:rFonts w:ascii="Times New Roman" w:eastAsia="Times New Roman" w:hAnsi="Times New Roman" w:cs="Times New Roman"/>
-          <w:sz w:val="24"/>
-          <w:szCs w:val="24"/>
-        </w:rPr>
-        <w:t>, ти прозрів замкнені Духом ворота* і на Втіленого, на виході їх, єдиного вказав Бога,* Його моли, молимось, щоб відкрив двері милості Своєї* і спас душі тих, які благочесно оспівують пам’ять твою.</w:t>
+        <w:t>Пророче Божий Єзекиїле, ти прозрів замкнені Духом ворота* і на Втіленого, на виході їх, єдиного вказав Бога,* Його моли, молимось, щоб відкрив двері милості Своєї* і спас душі тих, які благочесно оспівують пам’ять твою.</w:t>
       </w:r>
     </w:p>
     <w:p>
@@ -5521,61 +4196,7 @@
           <w:sz w:val="24"/>
           <w:szCs w:val="24"/>
         </w:rPr>
-        <w:t xml:space="preserve">Божим пророком явився єси, </w:t>
-      </w:r>
-      <w:proofErr w:type="spellStart"/>
-      <w:r>
-        <w:rPr>
-          <w:rFonts w:ascii="Times New Roman" w:eastAsia="Times New Roman" w:hAnsi="Times New Roman" w:cs="Times New Roman"/>
-          <w:sz w:val="24"/>
-          <w:szCs w:val="24"/>
-        </w:rPr>
-        <w:t>Єзекиїле</w:t>
-      </w:r>
-      <w:proofErr w:type="spellEnd"/>
-      <w:r>
-        <w:rPr>
-          <w:rFonts w:ascii="Times New Roman" w:eastAsia="Times New Roman" w:hAnsi="Times New Roman" w:cs="Times New Roman"/>
-          <w:sz w:val="24"/>
-          <w:szCs w:val="24"/>
-        </w:rPr>
-        <w:t xml:space="preserve"> чудний,* </w:t>
-      </w:r>
-      <w:proofErr w:type="spellStart"/>
-      <w:r>
-        <w:rPr>
-          <w:rFonts w:ascii="Times New Roman" w:eastAsia="Times New Roman" w:hAnsi="Times New Roman" w:cs="Times New Roman"/>
-          <w:sz w:val="24"/>
-          <w:szCs w:val="24"/>
-        </w:rPr>
-        <w:t>воплочення</w:t>
-      </w:r>
-      <w:proofErr w:type="spellEnd"/>
-      <w:r>
-        <w:rPr>
-          <w:rFonts w:ascii="Times New Roman" w:eastAsia="Times New Roman" w:hAnsi="Times New Roman" w:cs="Times New Roman"/>
-          <w:sz w:val="24"/>
-          <w:szCs w:val="24"/>
-        </w:rPr>
-        <w:t xml:space="preserve"> Господнє всім провістив єси,* сущого Агнця і </w:t>
-      </w:r>
-      <w:proofErr w:type="spellStart"/>
-      <w:r>
-        <w:rPr>
-          <w:rFonts w:ascii="Times New Roman" w:eastAsia="Times New Roman" w:hAnsi="Times New Roman" w:cs="Times New Roman"/>
-          <w:sz w:val="24"/>
-          <w:szCs w:val="24"/>
-        </w:rPr>
-        <w:t>Зиждителя</w:t>
-      </w:r>
-      <w:proofErr w:type="spellEnd"/>
-      <w:r>
-        <w:rPr>
-          <w:rFonts w:ascii="Times New Roman" w:eastAsia="Times New Roman" w:hAnsi="Times New Roman" w:cs="Times New Roman"/>
-          <w:sz w:val="24"/>
-          <w:szCs w:val="24"/>
-        </w:rPr>
-        <w:t>,* Сина Божого, який явився во віки.</w:t>
+        <w:t>Божим пророком явився єси, Єзекиїле чудний,* воплочення Господнє всім провістив єси,* сущого Агнця і Зиждителя,* Сина Божого, який явився во віки.</w:t>
       </w:r>
     </w:p>
     <w:p>
@@ -5593,40 +4214,24 @@
     </w:p>
     <w:p>
       <w:pPr>
-        <w:pStyle w:val="2"/>
+        <w:pStyle w:val="Heading2"/>
         <w:ind w:left="2" w:hanging="4"/>
       </w:pPr>
       <w:bookmarkStart w:id="38" w:name="_heading=h.nqn3yhbxqe1l" w:colFirst="0" w:colLast="0"/>
       <w:bookmarkEnd w:id="38"/>
       <w:r>
-        <w:t xml:space="preserve">22 липня.  Св. мироносиці й </w:t>
-      </w:r>
-      <w:proofErr w:type="spellStart"/>
-      <w:r>
-        <w:t>рівноап</w:t>
-      </w:r>
-      <w:proofErr w:type="spellEnd"/>
-      <w:r>
-        <w:t>. Марії Магдалини. Повернення мощів св. свщмч. Фоки.</w:t>
-      </w:r>
-    </w:p>
-    <w:p>
-      <w:pPr>
-        <w:pStyle w:val="3"/>
+        <w:t>22 липня.  Св. мироносиці й рівноап. Марії Магдалини. Повернення мощів св. свщмч. Фоки.</w:t>
+      </w:r>
+    </w:p>
+    <w:p>
+      <w:pPr>
+        <w:pStyle w:val="Heading3"/>
         <w:ind w:left="1" w:hanging="3"/>
       </w:pPr>
       <w:bookmarkStart w:id="39" w:name="_heading=h.j3u26fg4mx43" w:colFirst="0" w:colLast="0"/>
       <w:bookmarkEnd w:id="39"/>
       <w:r>
-        <w:t xml:space="preserve">Св. мироносиці й </w:t>
-      </w:r>
-      <w:proofErr w:type="spellStart"/>
-      <w:r>
-        <w:t>рівноап</w:t>
-      </w:r>
-      <w:proofErr w:type="spellEnd"/>
-      <w:r>
-        <w:t xml:space="preserve">. Марії Магдалини. </w:t>
+        <w:t xml:space="preserve">Св. мироносиці й рівноап. Марії Магдалини. </w:t>
       </w:r>
     </w:p>
     <w:p>
@@ -5682,30 +4287,12 @@
           <w:sz w:val="24"/>
           <w:szCs w:val="24"/>
         </w:rPr>
-        <w:t xml:space="preserve">Коли ти стояла, преславна, під хрестом </w:t>
-      </w:r>
-      <w:proofErr w:type="spellStart"/>
-      <w:r>
-        <w:rPr>
-          <w:rFonts w:ascii="Times New Roman" w:eastAsia="Times New Roman" w:hAnsi="Times New Roman" w:cs="Times New Roman"/>
-          <w:sz w:val="24"/>
-          <w:szCs w:val="24"/>
-        </w:rPr>
-        <w:t>Спасовим</w:t>
-      </w:r>
-      <w:proofErr w:type="spellEnd"/>
-      <w:r>
-        <w:rPr>
-          <w:rFonts w:ascii="Times New Roman" w:eastAsia="Times New Roman" w:hAnsi="Times New Roman" w:cs="Times New Roman"/>
-          <w:sz w:val="24"/>
-          <w:szCs w:val="24"/>
-        </w:rPr>
-        <w:t xml:space="preserve"> з іншими багатьма* і страдала з Матір’ю Господньою, та сльози проливала,* це на похвалу принесла ти, кажучи: Що це за дивне чудо?* Той, який усе сотворіння утримує, зволив терпіти.* Слава владі твоїй.</w:t>
-      </w:r>
-    </w:p>
-    <w:p>
-      <w:pPr>
-        <w:pStyle w:val="3"/>
+        <w:t>Коли ти стояла, преславна, під хрестом Спасовим з іншими багатьма* і страдала з Матір’ю Господньою, та сльози проливала,* це на похвалу принесла ти, кажучи: Що це за дивне чудо?* Той, який усе сотворіння утримує, зволив терпіти.* Слава владі твоїй.</w:t>
+      </w:r>
+    </w:p>
+    <w:p>
+      <w:pPr>
+        <w:pStyle w:val="Heading3"/>
         <w:ind w:left="1" w:hanging="3"/>
       </w:pPr>
       <w:bookmarkStart w:id="40" w:name="_heading=h.7da5d1kuykfl" w:colFirst="0" w:colLast="0"/>
@@ -5806,22 +4393,14 @@
     </w:p>
     <w:p>
       <w:pPr>
-        <w:pStyle w:val="2"/>
+        <w:pStyle w:val="Heading2"/>
         <w:ind w:left="2" w:hanging="4"/>
       </w:pPr>
       <w:bookmarkStart w:id="41" w:name="_heading=h.hdq59if5k4ei" w:colFirst="0" w:colLast="0"/>
       <w:bookmarkEnd w:id="41"/>
       <w:r>
         <w:lastRenderedPageBreak/>
-        <w:t xml:space="preserve">23 липня. Свв. мчч. </w:t>
-      </w:r>
-      <w:proofErr w:type="spellStart"/>
-      <w:r>
-        <w:t>Трофима</w:t>
-      </w:r>
-      <w:proofErr w:type="spellEnd"/>
-      <w:r>
-        <w:t>, Теофіла і тих, що з ними.</w:t>
+        <w:t>23 липня. Свв. мчч. Трофима, Теофіла і тих, що з ними.</w:t>
       </w:r>
     </w:p>
     <w:p>
@@ -5852,25 +4431,7 @@
           <w:sz w:val="24"/>
           <w:szCs w:val="24"/>
         </w:rPr>
-        <w:t xml:space="preserve">Як воїни, мученики непереможні,* бігом нестримним на судилище невірних увійшли ви* і через велику віру муки перетерпіли,* Христа Єдиного сміливо ісповідуючи.* Його моліть, </w:t>
-      </w:r>
-      <w:proofErr w:type="spellStart"/>
-      <w:r>
-        <w:rPr>
-          <w:rFonts w:ascii="Times New Roman" w:eastAsia="Times New Roman" w:hAnsi="Times New Roman" w:cs="Times New Roman"/>
-          <w:sz w:val="24"/>
-          <w:szCs w:val="24"/>
-        </w:rPr>
-        <w:t>Трофиме</w:t>
-      </w:r>
-      <w:proofErr w:type="spellEnd"/>
-      <w:r>
-        <w:rPr>
-          <w:rFonts w:ascii="Times New Roman" w:eastAsia="Times New Roman" w:hAnsi="Times New Roman" w:cs="Times New Roman"/>
-          <w:sz w:val="24"/>
-          <w:szCs w:val="24"/>
-        </w:rPr>
-        <w:t xml:space="preserve"> і Теофіле з іншими,* щоб тягар пристрастей відклавши,* оспівували ми нині ваше страждання, страстотерпці непоборні.</w:t>
+        <w:t>Як воїни, мученики непереможні,* бігом нестримним на судилище невірних увійшли ви* і через велику віру муки перетерпіли,* Христа Єдиного сміливо ісповідуючи.* Його моліть, Трофиме і Теофіле з іншими,* щоб тягар пристрастей відклавши,* оспівували ми нині ваше страждання, страстотерпці непоборні.</w:t>
       </w:r>
     </w:p>
     <w:p>
@@ -5915,7 +4476,7 @@
     </w:p>
     <w:p>
       <w:pPr>
-        <w:pStyle w:val="2"/>
+        <w:pStyle w:val="Heading2"/>
         <w:ind w:left="2" w:hanging="4"/>
       </w:pPr>
       <w:bookmarkStart w:id="42" w:name="_heading=h.3ny6uskc0sb9" w:colFirst="0" w:colLast="0"/>
@@ -5926,7 +4487,7 @@
     </w:p>
     <w:p>
       <w:pPr>
-        <w:pStyle w:val="3"/>
+        <w:pStyle w:val="Heading3"/>
         <w:ind w:left="1" w:hanging="3"/>
       </w:pPr>
       <w:bookmarkStart w:id="43" w:name="_heading=h.df04cbo4rhuw" w:colFirst="0" w:colLast="0"/>
@@ -5960,43 +4521,7 @@
           <w:sz w:val="24"/>
           <w:szCs w:val="24"/>
         </w:rPr>
-        <w:t xml:space="preserve">Правдиві страстотерпці і істинні Євангелія Христового послухачі,* доброчесний Романе з незлобивим Давидом,* ви не спротивилися ворогові – братові,* що вбивав ваші тіла, а душ не міг діткнутися.* Нехай, отже, плаче злий властолюбець,* а ви, радіючи з ангельськими ликами, стоячи перед Святою </w:t>
-      </w:r>
-      <w:proofErr w:type="spellStart"/>
-      <w:r>
-        <w:rPr>
-          <w:rFonts w:ascii="Times New Roman" w:eastAsia="Times New Roman" w:hAnsi="Times New Roman" w:cs="Times New Roman"/>
-          <w:sz w:val="24"/>
-          <w:szCs w:val="24"/>
-        </w:rPr>
-        <w:t>Тройцею</w:t>
-      </w:r>
-      <w:proofErr w:type="spellEnd"/>
-      <w:r>
-        <w:rPr>
-          <w:rFonts w:ascii="Times New Roman" w:eastAsia="Times New Roman" w:hAnsi="Times New Roman" w:cs="Times New Roman"/>
-          <w:sz w:val="24"/>
-          <w:szCs w:val="24"/>
-        </w:rPr>
-        <w:t xml:space="preserve">,* моліться, щоб країна рідних ваших </w:t>
-      </w:r>
-      <w:proofErr w:type="spellStart"/>
-      <w:r>
-        <w:rPr>
-          <w:rFonts w:ascii="Times New Roman" w:eastAsia="Times New Roman" w:hAnsi="Times New Roman" w:cs="Times New Roman"/>
-          <w:sz w:val="24"/>
-          <w:szCs w:val="24"/>
-        </w:rPr>
-        <w:t>благовгодна</w:t>
-      </w:r>
-      <w:proofErr w:type="spellEnd"/>
-      <w:r>
-        <w:rPr>
-          <w:rFonts w:ascii="Times New Roman" w:eastAsia="Times New Roman" w:hAnsi="Times New Roman" w:cs="Times New Roman"/>
-          <w:sz w:val="24"/>
-          <w:szCs w:val="24"/>
-        </w:rPr>
-        <w:t xml:space="preserve"> була* і щоб сини руські спаслися.</w:t>
+        <w:t>Правдиві страстотерпці і істинні Євангелія Христового послухачі,* доброчесний Романе з незлобивим Давидом,* ви не спротивилися ворогові – братові,* що вбивав ваші тіла, а душ не міг діткнутися.* Нехай, отже, плаче злий властолюбець,* а ви, радіючи з ангельськими ликами, стоячи перед Святою Тройцею,* моліться, щоб країна рідних ваших благовгодна була* і щоб сини руські спаслися.</w:t>
       </w:r>
     </w:p>
     <w:p>
@@ -6025,25 +4550,7 @@
           <w:sz w:val="24"/>
           <w:szCs w:val="24"/>
         </w:rPr>
-        <w:t xml:space="preserve">Засіяла днесь преславна пам’ять ваша,* благородні страстотерпці Христові, Романе й Давиде,* що </w:t>
-      </w:r>
-      <w:proofErr w:type="spellStart"/>
-      <w:r>
-        <w:rPr>
-          <w:rFonts w:ascii="Times New Roman" w:eastAsia="Times New Roman" w:hAnsi="Times New Roman" w:cs="Times New Roman"/>
-          <w:sz w:val="24"/>
-          <w:szCs w:val="24"/>
-        </w:rPr>
-        <w:t>скликаєте</w:t>
-      </w:r>
-      <w:proofErr w:type="spellEnd"/>
-      <w:r>
-        <w:rPr>
-          <w:rFonts w:ascii="Times New Roman" w:eastAsia="Times New Roman" w:hAnsi="Times New Roman" w:cs="Times New Roman"/>
-          <w:sz w:val="24"/>
-          <w:szCs w:val="24"/>
-        </w:rPr>
-        <w:t xml:space="preserve"> нас на прославу Христа, Бога нашого.* Тому, прибігаючи до ковчега ваших мощів,* приймаємо дар оздоровлення вашими молитвами, святії,* бо ви є божественні лікарі.</w:t>
+        <w:t>Засіяла днесь преславна пам’ять ваша,* благородні страстотерпці Христові, Романе й Давиде,* що скликаєте нас на прославу Христа, Бога нашого.* Тому, прибігаючи до ковчега ваших мощів,* приймаємо дар оздоровлення вашими молитвами, святії,* бо ви є божественні лікарі.</w:t>
       </w:r>
       <w:r>
         <w:rPr>
@@ -6057,7 +4564,7 @@
     </w:p>
     <w:p>
       <w:pPr>
-        <w:pStyle w:val="3"/>
+        <w:pStyle w:val="Heading3"/>
         <w:ind w:left="1" w:hanging="3"/>
       </w:pPr>
       <w:bookmarkStart w:id="44" w:name="_heading=h.l1u7otahxgot" w:colFirst="0" w:colLast="0"/>
@@ -6092,79 +4599,7 @@
           <w:sz w:val="24"/>
           <w:szCs w:val="24"/>
         </w:rPr>
-        <w:t>Званням по-</w:t>
-      </w:r>
-      <w:proofErr w:type="spellStart"/>
-      <w:r>
-        <w:rPr>
-          <w:rFonts w:ascii="Times New Roman" w:eastAsia="Times New Roman" w:hAnsi="Times New Roman" w:cs="Times New Roman"/>
-          <w:sz w:val="24"/>
-          <w:szCs w:val="24"/>
-        </w:rPr>
-        <w:t>євангельски</w:t>
-      </w:r>
-      <w:proofErr w:type="spellEnd"/>
-      <w:r>
-        <w:rPr>
-          <w:rFonts w:ascii="Times New Roman" w:eastAsia="Times New Roman" w:hAnsi="Times New Roman" w:cs="Times New Roman"/>
-          <w:sz w:val="24"/>
-          <w:szCs w:val="24"/>
-        </w:rPr>
-        <w:t xml:space="preserve"> Христові </w:t>
-      </w:r>
-      <w:proofErr w:type="spellStart"/>
-      <w:r>
-        <w:rPr>
-          <w:rFonts w:ascii="Times New Roman" w:eastAsia="Times New Roman" w:hAnsi="Times New Roman" w:cs="Times New Roman"/>
-          <w:sz w:val="24"/>
-          <w:szCs w:val="24"/>
-        </w:rPr>
-        <w:t>уневістившись</w:t>
-      </w:r>
-      <w:proofErr w:type="spellEnd"/>
-      <w:r>
-        <w:rPr>
-          <w:rFonts w:ascii="Times New Roman" w:eastAsia="Times New Roman" w:hAnsi="Times New Roman" w:cs="Times New Roman"/>
-          <w:sz w:val="24"/>
-          <w:szCs w:val="24"/>
-        </w:rPr>
-        <w:t xml:space="preserve">, Христино </w:t>
-      </w:r>
-      <w:proofErr w:type="spellStart"/>
-      <w:r>
-        <w:rPr>
-          <w:rFonts w:ascii="Times New Roman" w:eastAsia="Times New Roman" w:hAnsi="Times New Roman" w:cs="Times New Roman"/>
-          <w:sz w:val="24"/>
-          <w:szCs w:val="24"/>
-        </w:rPr>
-        <w:t>славная</w:t>
-      </w:r>
-      <w:proofErr w:type="spellEnd"/>
-      <w:r>
-        <w:rPr>
-          <w:rFonts w:ascii="Times New Roman" w:eastAsia="Times New Roman" w:hAnsi="Times New Roman" w:cs="Times New Roman"/>
-          <w:sz w:val="24"/>
-          <w:szCs w:val="24"/>
-        </w:rPr>
-        <w:t xml:space="preserve">,* славу світу сього і похіть тлінну ні за що ти мала,* про тіло не дбаючи, муки перетерпіла єси мужньо,* тому твоє страждання похвалами почитаємо,* мученице, Христові </w:t>
-      </w:r>
-      <w:proofErr w:type="spellStart"/>
-      <w:r>
-        <w:rPr>
-          <w:rFonts w:ascii="Times New Roman" w:eastAsia="Times New Roman" w:hAnsi="Times New Roman" w:cs="Times New Roman"/>
-          <w:sz w:val="24"/>
-          <w:szCs w:val="24"/>
-        </w:rPr>
-        <w:t>співіменна</w:t>
-      </w:r>
-      <w:proofErr w:type="spellEnd"/>
-      <w:r>
-        <w:rPr>
-          <w:rFonts w:ascii="Times New Roman" w:eastAsia="Times New Roman" w:hAnsi="Times New Roman" w:cs="Times New Roman"/>
-          <w:sz w:val="24"/>
-          <w:szCs w:val="24"/>
-        </w:rPr>
-        <w:t>.</w:t>
+        <w:t>Званням по-євангельски Христові уневістившись, Христино славная,* славу світу сього і похіть тлінну ні за що ти мала,* про тіло не дбаючи, муки перетерпіла єси мужньо,* тому твоє страждання похвалами почитаємо,* мученице, Христові співіменна.</w:t>
       </w:r>
     </w:p>
     <w:p>
@@ -6193,25 +4628,7 @@
           <w:sz w:val="24"/>
           <w:szCs w:val="24"/>
         </w:rPr>
-        <w:t xml:space="preserve">Світлою голубкою явилася єси, яка крила має золоті,* і до висоти Небесної злетіла єси, Христино чесна.* Тому твоє славне свято звершуємо,* з вірою </w:t>
-      </w:r>
-      <w:proofErr w:type="spellStart"/>
-      <w:r>
-        <w:rPr>
-          <w:rFonts w:ascii="Times New Roman" w:eastAsia="Times New Roman" w:hAnsi="Times New Roman" w:cs="Times New Roman"/>
-          <w:sz w:val="24"/>
-          <w:szCs w:val="24"/>
-        </w:rPr>
-        <w:t>покланяючись</w:t>
-      </w:r>
-      <w:proofErr w:type="spellEnd"/>
-      <w:r>
-        <w:rPr>
-          <w:rFonts w:ascii="Times New Roman" w:eastAsia="Times New Roman" w:hAnsi="Times New Roman" w:cs="Times New Roman"/>
-          <w:sz w:val="24"/>
-          <w:szCs w:val="24"/>
-        </w:rPr>
-        <w:t xml:space="preserve"> гробові з мощами твоїми,* з якого щедро всім витікає зцілення Божественне,* як душам, так і тілам.</w:t>
+        <w:t>Світлою голубкою явилася єси, яка крила має золоті,* і до висоти Небесної злетіла єси, Христино чесна.* Тому твоє славне свято звершуємо,* з вірою покланяючись гробові з мощами твоїми,* з якого щедро всім витікає зцілення Божественне,* як душам, так і тілам.</w:t>
       </w:r>
     </w:p>
     <w:p>
@@ -6227,29 +4644,13 @@
     </w:p>
     <w:p>
       <w:pPr>
-        <w:pStyle w:val="2"/>
+        <w:pStyle w:val="Heading2"/>
         <w:ind w:left="2" w:hanging="4"/>
       </w:pPr>
       <w:bookmarkStart w:id="45" w:name="_heading=h.35ont6txcimi" w:colFirst="0" w:colLast="0"/>
       <w:bookmarkEnd w:id="45"/>
       <w:r>
-        <w:t xml:space="preserve">25 липня.  + Успення св. Анни, матері Пресвятої Богородиці. Пам'ять </w:t>
-      </w:r>
-      <w:proofErr w:type="spellStart"/>
-      <w:r>
-        <w:t>свв</w:t>
-      </w:r>
-      <w:proofErr w:type="spellEnd"/>
-      <w:r>
-        <w:t xml:space="preserve">. жінок </w:t>
-      </w:r>
-      <w:proofErr w:type="spellStart"/>
-      <w:r>
-        <w:t>Олімпіяди</w:t>
-      </w:r>
-      <w:proofErr w:type="spellEnd"/>
-      <w:r>
-        <w:t xml:space="preserve"> і Євпраксії.</w:t>
+        <w:t>25 липня.  + Успення св. Анни, матері Пресвятої Богородиці. Пам'ять свв. жінок Олімпіяди і Євпраксії.</w:t>
       </w:r>
     </w:p>
     <w:p>
@@ -6286,25 +4687,7 @@
           <w:szCs w:val="24"/>
         </w:rPr>
         <w:lastRenderedPageBreak/>
-        <w:t xml:space="preserve">житло тих, що веселяться,* просячи прогрішень прощення* для тих, що в любові тебе почитають, </w:t>
-      </w:r>
-      <w:proofErr w:type="spellStart"/>
-      <w:r>
-        <w:rPr>
-          <w:rFonts w:ascii="Times New Roman" w:eastAsia="Times New Roman" w:hAnsi="Times New Roman" w:cs="Times New Roman"/>
-          <w:sz w:val="24"/>
-          <w:szCs w:val="24"/>
-        </w:rPr>
-        <w:t>присноблаженна</w:t>
-      </w:r>
-      <w:proofErr w:type="spellEnd"/>
-      <w:r>
-        <w:rPr>
-          <w:rFonts w:ascii="Times New Roman" w:eastAsia="Times New Roman" w:hAnsi="Times New Roman" w:cs="Times New Roman"/>
-          <w:sz w:val="24"/>
-          <w:szCs w:val="24"/>
-        </w:rPr>
-        <w:t>.</w:t>
+        <w:t>житло тих, що веселяться,* просячи прогрішень прощення* для тих, що в любові тебе почитають, присноблаженна.</w:t>
       </w:r>
     </w:p>
     <w:p>
@@ -6337,26 +4720,18 @@
     </w:p>
     <w:p>
       <w:pPr>
-        <w:pStyle w:val="2"/>
+        <w:pStyle w:val="Heading2"/>
         <w:ind w:left="2" w:hanging="4"/>
       </w:pPr>
       <w:bookmarkStart w:id="46" w:name="_heading=h.2793iaog9f3h" w:colFirst="0" w:colLast="0"/>
       <w:bookmarkEnd w:id="46"/>
       <w:r>
-        <w:t xml:space="preserve">26 липня.  Св. свщмч. Єрмолая і тих, що з ним. святої </w:t>
-      </w:r>
-      <w:proofErr w:type="spellStart"/>
-      <w:r>
-        <w:t>преподобномучениці</w:t>
-      </w:r>
-      <w:proofErr w:type="spellEnd"/>
-      <w:r>
-        <w:t xml:space="preserve"> Параскеви.</w:t>
-      </w:r>
-    </w:p>
-    <w:p>
-      <w:pPr>
-        <w:pStyle w:val="3"/>
+        <w:t>26 липня.  Св. свщмч. Єрмолая і тих, що з ним. святої преподобномучениці Параскеви.</w:t>
+      </w:r>
+    </w:p>
+    <w:p>
+      <w:pPr>
+        <w:pStyle w:val="Heading3"/>
         <w:spacing w:after="0" w:line="240" w:lineRule="auto"/>
         <w:ind w:left="1" w:hanging="3"/>
       </w:pPr>
@@ -6421,25 +4796,7 @@
           <w:sz w:val="24"/>
           <w:szCs w:val="24"/>
         </w:rPr>
-        <w:t xml:space="preserve">Як святитель благочесно живши,* </w:t>
-      </w:r>
-      <w:proofErr w:type="spellStart"/>
-      <w:r>
-        <w:rPr>
-          <w:rFonts w:ascii="Times New Roman" w:eastAsia="Times New Roman" w:hAnsi="Times New Roman" w:cs="Times New Roman"/>
-          <w:sz w:val="24"/>
-          <w:szCs w:val="24"/>
-        </w:rPr>
-        <w:t>священномучеництва</w:t>
-      </w:r>
-      <w:proofErr w:type="spellEnd"/>
-      <w:r>
-        <w:rPr>
-          <w:rFonts w:ascii="Times New Roman" w:eastAsia="Times New Roman" w:hAnsi="Times New Roman" w:cs="Times New Roman"/>
-          <w:sz w:val="24"/>
-          <w:szCs w:val="24"/>
-        </w:rPr>
-        <w:t xml:space="preserve"> вінець прийняв єси.* Ідольські жертви загасив, добрим пастирем Христового стада був єси, премудрий,* і Пантелеймона істинний учитель.* Тому почитаємо тебе піснями, взиваючи:* від бід ізбав нас завжди* молитвами твоїми, Єрмолаю, отче наш.</w:t>
+        <w:t>Як святитель благочесно живши,* священномучеництва вінець прийняв єси.* Ідольські жертви загасив, добрим пастирем Христового стада був єси, премудрий,* і Пантелеймона істинний учитель.* Тому почитаємо тебе піснями, взиваючи:* від бід ізбав нас завжди* молитвами твоїми, Єрмолаю, отче наш.</w:t>
       </w:r>
     </w:p>
     <w:p>
@@ -6455,7 +4812,7 @@
     </w:p>
     <w:p>
       <w:pPr>
-        <w:pStyle w:val="3"/>
+        <w:pStyle w:val="Heading3"/>
         <w:ind w:left="1" w:hanging="3"/>
       </w:pPr>
       <w:bookmarkStart w:id="48" w:name="_heading=h.ggmg2jbiqjyp" w:colFirst="0" w:colLast="0"/>
@@ -6492,43 +4849,7 @@
           <w:sz w:val="24"/>
           <w:szCs w:val="24"/>
         </w:rPr>
-        <w:t xml:space="preserve">Зусилля маючи гідне імені твого,* </w:t>
-      </w:r>
-      <w:proofErr w:type="spellStart"/>
-      <w:r>
-        <w:rPr>
-          <w:rFonts w:ascii="Times New Roman" w:eastAsia="Times New Roman" w:hAnsi="Times New Roman" w:cs="Times New Roman"/>
-          <w:sz w:val="24"/>
-          <w:szCs w:val="24"/>
-        </w:rPr>
-        <w:t>рівнойменну</w:t>
-      </w:r>
-      <w:proofErr w:type="spellEnd"/>
-      <w:r>
-        <w:rPr>
-          <w:rFonts w:ascii="Times New Roman" w:eastAsia="Times New Roman" w:hAnsi="Times New Roman" w:cs="Times New Roman"/>
-          <w:sz w:val="24"/>
-          <w:szCs w:val="24"/>
-        </w:rPr>
-        <w:t xml:space="preserve"> тобі віру як </w:t>
-      </w:r>
-      <w:proofErr w:type="spellStart"/>
-      <w:r>
-        <w:rPr>
-          <w:rFonts w:ascii="Times New Roman" w:eastAsia="Times New Roman" w:hAnsi="Times New Roman" w:cs="Times New Roman"/>
-          <w:sz w:val="24"/>
-          <w:szCs w:val="24"/>
-        </w:rPr>
-        <w:t>співжительку</w:t>
-      </w:r>
-      <w:proofErr w:type="spellEnd"/>
-      <w:r>
-        <w:rPr>
-          <w:rFonts w:ascii="Times New Roman" w:eastAsia="Times New Roman" w:hAnsi="Times New Roman" w:cs="Times New Roman"/>
-          <w:sz w:val="24"/>
-          <w:szCs w:val="24"/>
-        </w:rPr>
-        <w:t xml:space="preserve"> вибрала єси, Параскево переможна,* тому зливаєш зцілення* і молишся за душі наші.</w:t>
+        <w:t>Зусилля маючи гідне імені твого,* рівнойменну тобі віру як співжительку вибрала єси, Параскево переможна,* тому зливаєш зцілення* і молишся за душі наші.</w:t>
       </w:r>
     </w:p>
     <w:p>
@@ -6551,88 +4872,34 @@
         </w:rPr>
         <w:t xml:space="preserve">Кондак (г. 8): </w:t>
       </w:r>
-      <w:proofErr w:type="spellStart"/>
-      <w:r>
-        <w:rPr>
-          <w:rFonts w:ascii="Times New Roman" w:eastAsia="Times New Roman" w:hAnsi="Times New Roman" w:cs="Times New Roman"/>
-          <w:sz w:val="24"/>
-          <w:szCs w:val="24"/>
-        </w:rPr>
-        <w:t>Страстотерпиці</w:t>
-      </w:r>
-      <w:proofErr w:type="spellEnd"/>
-      <w:r>
-        <w:rPr>
-          <w:rFonts w:ascii="Times New Roman" w:eastAsia="Times New Roman" w:hAnsi="Times New Roman" w:cs="Times New Roman"/>
-          <w:sz w:val="24"/>
-          <w:szCs w:val="24"/>
-        </w:rPr>
-        <w:t xml:space="preserve">, вірні,* пісню Параскеві </w:t>
-      </w:r>
-      <w:proofErr w:type="spellStart"/>
-      <w:r>
-        <w:rPr>
-          <w:rFonts w:ascii="Times New Roman" w:eastAsia="Times New Roman" w:hAnsi="Times New Roman" w:cs="Times New Roman"/>
-          <w:sz w:val="24"/>
-          <w:szCs w:val="24"/>
-        </w:rPr>
-        <w:t>прийдіте</w:t>
-      </w:r>
-      <w:proofErr w:type="spellEnd"/>
-      <w:r>
-        <w:rPr>
-          <w:rFonts w:ascii="Times New Roman" w:eastAsia="Times New Roman" w:hAnsi="Times New Roman" w:cs="Times New Roman"/>
-          <w:sz w:val="24"/>
-          <w:szCs w:val="24"/>
-        </w:rPr>
-        <w:t xml:space="preserve"> суголосно заспіваймо,* </w:t>
-      </w:r>
-      <w:proofErr w:type="spellStart"/>
-      <w:r>
-        <w:rPr>
-          <w:rFonts w:ascii="Times New Roman" w:eastAsia="Times New Roman" w:hAnsi="Times New Roman" w:cs="Times New Roman"/>
-          <w:sz w:val="24"/>
-          <w:szCs w:val="24"/>
-        </w:rPr>
-        <w:t>озоряє</w:t>
-      </w:r>
-      <w:proofErr w:type="spellEnd"/>
-      <w:r>
-        <w:rPr>
-          <w:rFonts w:ascii="Times New Roman" w:eastAsia="Times New Roman" w:hAnsi="Times New Roman" w:cs="Times New Roman"/>
-          <w:sz w:val="24"/>
-          <w:szCs w:val="24"/>
-        </w:rPr>
-        <w:t xml:space="preserve"> бо чудесами світ,* відганяючи тьму омани,* подаючи вірним благодать независну, тим які зовуть:* Радуйся, мученице многостраждальна.</w:t>
-      </w:r>
-    </w:p>
-    <w:p>
-      <w:pPr>
-        <w:ind w:left="0" w:hanging="2"/>
-        <w:rPr>
-          <w:rFonts w:ascii="Times New Roman" w:eastAsia="Times New Roman" w:hAnsi="Times New Roman" w:cs="Times New Roman"/>
-          <w:sz w:val="24"/>
-          <w:szCs w:val="24"/>
-        </w:rPr>
-      </w:pPr>
-    </w:p>
-    <w:p>
-      <w:pPr>
-        <w:pStyle w:val="2"/>
+      <w:r>
+        <w:rPr>
+          <w:rFonts w:ascii="Times New Roman" w:eastAsia="Times New Roman" w:hAnsi="Times New Roman" w:cs="Times New Roman"/>
+          <w:sz w:val="24"/>
+          <w:szCs w:val="24"/>
+        </w:rPr>
+        <w:t>Страстотерпиці, вірні,* пісню Параскеві прийдіте суголосно заспіваймо,* озоряє бо чудесами світ,* відганяючи тьму омани,* подаючи вірним благодать независну, тим які зовуть:* Радуйся, мученице многостраждальна.</w:t>
+      </w:r>
+    </w:p>
+    <w:p>
+      <w:pPr>
+        <w:ind w:left="0" w:hanging="2"/>
+        <w:rPr>
+          <w:rFonts w:ascii="Times New Roman" w:eastAsia="Times New Roman" w:hAnsi="Times New Roman" w:cs="Times New Roman"/>
+          <w:sz w:val="24"/>
+          <w:szCs w:val="24"/>
+        </w:rPr>
+      </w:pPr>
+    </w:p>
+    <w:p>
+      <w:pPr>
+        <w:pStyle w:val="Heading2"/>
         <w:ind w:left="2" w:hanging="4"/>
       </w:pPr>
       <w:bookmarkStart w:id="49" w:name="_heading=h.n3d0urvywpso" w:colFirst="0" w:colLast="0"/>
       <w:bookmarkEnd w:id="49"/>
       <w:r>
-        <w:t xml:space="preserve">27 липня.  + Св. влкмч. й цілителя Пантелеймона. Св. Климента, архиєп. </w:t>
-      </w:r>
-      <w:proofErr w:type="spellStart"/>
-      <w:r>
-        <w:t>Охридського</w:t>
-      </w:r>
-      <w:proofErr w:type="spellEnd"/>
-      <w:r>
-        <w:t>, чудотворця.</w:t>
+        <w:t>27 липня.  + Св. влкмч. й цілителя Пантелеймона. Св. Климента, архиєп. Охридського, чудотворця.</w:t>
       </w:r>
     </w:p>
     <w:p>
@@ -6704,22 +4971,14 @@
     </w:p>
     <w:p>
       <w:pPr>
-        <w:pStyle w:val="2"/>
+        <w:pStyle w:val="Heading2"/>
         <w:ind w:left="2" w:hanging="4"/>
       </w:pPr>
       <w:bookmarkStart w:id="50" w:name="_heading=h.70n5yxuwl6pg" w:colFirst="0" w:colLast="0"/>
       <w:bookmarkEnd w:id="50"/>
       <w:r>
         <w:lastRenderedPageBreak/>
-        <w:t xml:space="preserve">28 липня.  Свв. апп. і дияконів Прохора, Никанора, </w:t>
-      </w:r>
-      <w:proofErr w:type="spellStart"/>
-      <w:r>
-        <w:t>Тимона</w:t>
-      </w:r>
-      <w:proofErr w:type="spellEnd"/>
-      <w:r>
-        <w:t xml:space="preserve"> й Пармена.</w:t>
+        <w:t>28 липня.  Свв. апп. і дияконів Прохора, Никанора, Тимона й Пармена.</w:t>
       </w:r>
     </w:p>
     <w:p>
@@ -6777,40 +5036,22 @@
           <w:sz w:val="24"/>
           <w:szCs w:val="24"/>
         </w:rPr>
-        <w:t xml:space="preserve">Дияконами чесними, і очевидцями Слова,* і посудинами вибраними віри явились ви,* Никаноре, Прохоре,* Пармене і </w:t>
-      </w:r>
-      <w:proofErr w:type="spellStart"/>
-      <w:r>
-        <w:rPr>
-          <w:rFonts w:ascii="Times New Roman" w:eastAsia="Times New Roman" w:hAnsi="Times New Roman" w:cs="Times New Roman"/>
-          <w:sz w:val="24"/>
-          <w:szCs w:val="24"/>
-        </w:rPr>
-        <w:t>Тимоне</w:t>
-      </w:r>
-      <w:proofErr w:type="spellEnd"/>
-      <w:r>
-        <w:rPr>
-          <w:rFonts w:ascii="Times New Roman" w:eastAsia="Times New Roman" w:hAnsi="Times New Roman" w:cs="Times New Roman"/>
-          <w:sz w:val="24"/>
-          <w:szCs w:val="24"/>
-        </w:rPr>
-        <w:t>, славні,* тому днесь священну пам’ять вашу святкуємо,* у веселості серця вас ублажаючи.</w:t>
-      </w:r>
-    </w:p>
-    <w:p>
-      <w:pPr>
-        <w:ind w:left="0" w:hanging="2"/>
-        <w:rPr>
-          <w:rFonts w:ascii="Times New Roman" w:eastAsia="Times New Roman" w:hAnsi="Times New Roman" w:cs="Times New Roman"/>
-          <w:sz w:val="24"/>
-          <w:szCs w:val="24"/>
-        </w:rPr>
-      </w:pPr>
-    </w:p>
-    <w:p>
-      <w:pPr>
-        <w:pStyle w:val="2"/>
+        <w:t>Дияконами чесними, і очевидцями Слова,* і посудинами вибраними віри явились ви,* Никаноре, Прохоре,* Пармене і Тимоне, славні,* тому днесь священну пам’ять вашу святкуємо,* у веселості серця вас ублажаючи.</w:t>
+      </w:r>
+    </w:p>
+    <w:p>
+      <w:pPr>
+        <w:ind w:left="0" w:hanging="2"/>
+        <w:rPr>
+          <w:rFonts w:ascii="Times New Roman" w:eastAsia="Times New Roman" w:hAnsi="Times New Roman" w:cs="Times New Roman"/>
+          <w:sz w:val="24"/>
+          <w:szCs w:val="24"/>
+        </w:rPr>
+      </w:pPr>
+    </w:p>
+    <w:p>
+      <w:pPr>
+        <w:pStyle w:val="Heading2"/>
         <w:ind w:left="2" w:hanging="4"/>
       </w:pPr>
       <w:bookmarkStart w:id="51" w:name="_heading=h.g8na4xtvgl17" w:colFirst="0" w:colLast="0"/>
@@ -6889,7 +5130,7 @@
     </w:p>
     <w:p>
       <w:pPr>
-        <w:pStyle w:val="2"/>
+        <w:pStyle w:val="Heading2"/>
         <w:ind w:left="2" w:hanging="4"/>
       </w:pPr>
       <w:bookmarkStart w:id="52" w:name="_heading=h.2vgicwa5e4a" w:colFirst="0" w:colLast="0"/>
@@ -6924,61 +5165,7 @@
           <w:sz w:val="24"/>
           <w:szCs w:val="24"/>
         </w:rPr>
-        <w:t xml:space="preserve">Хор </w:t>
-      </w:r>
-      <w:proofErr w:type="spellStart"/>
-      <w:r>
-        <w:rPr>
-          <w:rFonts w:ascii="Times New Roman" w:eastAsia="Times New Roman" w:hAnsi="Times New Roman" w:cs="Times New Roman"/>
-          <w:sz w:val="24"/>
-          <w:szCs w:val="24"/>
-        </w:rPr>
-        <w:t>п’ятичисельний</w:t>
-      </w:r>
-      <w:proofErr w:type="spellEnd"/>
-      <w:r>
-        <w:rPr>
-          <w:rFonts w:ascii="Times New Roman" w:eastAsia="Times New Roman" w:hAnsi="Times New Roman" w:cs="Times New Roman"/>
-          <w:sz w:val="24"/>
-          <w:szCs w:val="24"/>
-        </w:rPr>
-        <w:t xml:space="preserve"> апостолів Христових піснями возхвалімо,* Силу, Силуана, </w:t>
-      </w:r>
-      <w:proofErr w:type="spellStart"/>
-      <w:r>
-        <w:rPr>
-          <w:rFonts w:ascii="Times New Roman" w:eastAsia="Times New Roman" w:hAnsi="Times New Roman" w:cs="Times New Roman"/>
-          <w:sz w:val="24"/>
-          <w:szCs w:val="24"/>
-        </w:rPr>
-        <w:t>Крискента</w:t>
-      </w:r>
-      <w:proofErr w:type="spellEnd"/>
-      <w:r>
-        <w:rPr>
-          <w:rFonts w:ascii="Times New Roman" w:eastAsia="Times New Roman" w:hAnsi="Times New Roman" w:cs="Times New Roman"/>
-          <w:sz w:val="24"/>
-          <w:szCs w:val="24"/>
-        </w:rPr>
-        <w:t xml:space="preserve">, Андроніка з </w:t>
-      </w:r>
-      <w:proofErr w:type="spellStart"/>
-      <w:r>
-        <w:rPr>
-          <w:rFonts w:ascii="Times New Roman" w:eastAsia="Times New Roman" w:hAnsi="Times New Roman" w:cs="Times New Roman"/>
-          <w:sz w:val="24"/>
-          <w:szCs w:val="24"/>
-        </w:rPr>
-        <w:t>Епенетом</w:t>
-      </w:r>
-      <w:proofErr w:type="spellEnd"/>
-      <w:r>
-        <w:rPr>
-          <w:rFonts w:ascii="Times New Roman" w:eastAsia="Times New Roman" w:hAnsi="Times New Roman" w:cs="Times New Roman"/>
-          <w:sz w:val="24"/>
-          <w:szCs w:val="24"/>
-        </w:rPr>
-        <w:t>,* бо вони ідольську оману викрили,* і невірних у віру вловивши,* моляться неустанно за всіх, які пам’ять їх величають.</w:t>
+        <w:t>Хор п’ятичисельний апостолів Христових піснями возхвалімо,* Силу, Силуана, Крискента, Андроніка з Епенетом,* бо вони ідольську оману викрили,* і невірних у віру вловивши,* моляться неустанно за всіх, які пам’ять їх величають.</w:t>
       </w:r>
     </w:p>
     <w:p>
@@ -7009,40 +5196,22 @@
           <w:sz w:val="24"/>
           <w:szCs w:val="24"/>
         </w:rPr>
-        <w:t xml:space="preserve">Галузками явились ви Христового винограду,* грона плідні, мудрі,* у чеснотах, вино нам спасіння виливаючи,* яке приймаючи, радістю сповняємося,* святкуючи </w:t>
-      </w:r>
-      <w:proofErr w:type="spellStart"/>
-      <w:r>
-        <w:rPr>
-          <w:rFonts w:ascii="Times New Roman" w:eastAsia="Times New Roman" w:hAnsi="Times New Roman" w:cs="Times New Roman"/>
-          <w:sz w:val="24"/>
-          <w:szCs w:val="24"/>
-        </w:rPr>
-        <w:t>всечесну</w:t>
-      </w:r>
-      <w:proofErr w:type="spellEnd"/>
-      <w:r>
-        <w:rPr>
-          <w:rFonts w:ascii="Times New Roman" w:eastAsia="Times New Roman" w:hAnsi="Times New Roman" w:cs="Times New Roman"/>
-          <w:sz w:val="24"/>
-          <w:szCs w:val="24"/>
-        </w:rPr>
-        <w:t xml:space="preserve"> вашу пам’ять,* в час якої моліться за відпущення гріхів наших,* Господні апостоли.</w:t>
-      </w:r>
-    </w:p>
-    <w:p>
-      <w:pPr>
-        <w:ind w:left="0" w:hanging="2"/>
-        <w:rPr>
-          <w:rFonts w:ascii="Times New Roman" w:eastAsia="Times New Roman" w:hAnsi="Times New Roman" w:cs="Times New Roman"/>
-          <w:sz w:val="24"/>
-          <w:szCs w:val="24"/>
-        </w:rPr>
-      </w:pPr>
-    </w:p>
-    <w:p>
-      <w:pPr>
-        <w:pStyle w:val="2"/>
+        <w:t>Галузками явились ви Христового винограду,* грона плідні, мудрі,* у чеснотах, вино нам спасіння виливаючи,* яке приймаючи, радістю сповняємося,* святкуючи всечесну вашу пам’ять,* в час якої моліться за відпущення гріхів наших,* Господні апостоли.</w:t>
+      </w:r>
+    </w:p>
+    <w:p>
+      <w:pPr>
+        <w:ind w:left="0" w:hanging="2"/>
+        <w:rPr>
+          <w:rFonts w:ascii="Times New Roman" w:eastAsia="Times New Roman" w:hAnsi="Times New Roman" w:cs="Times New Roman"/>
+          <w:sz w:val="24"/>
+          <w:szCs w:val="24"/>
+        </w:rPr>
+      </w:pPr>
+    </w:p>
+    <w:p>
+      <w:pPr>
+        <w:pStyle w:val="Heading2"/>
         <w:ind w:left="2" w:hanging="4"/>
       </w:pPr>
       <w:bookmarkStart w:id="53" w:name="_heading=h.wecb2iiyvnmc" w:colFirst="0" w:colLast="0"/>
@@ -7059,7 +5228,7 @@
     </w:p>
     <w:p>
       <w:pPr>
-        <w:pStyle w:val="3"/>
+        <w:pStyle w:val="Heading3"/>
         <w:ind w:left="1" w:hanging="3"/>
       </w:pPr>
       <w:bookmarkStart w:id="54" w:name="_heading=h.br1jhw6afitc" w:colFirst="0" w:colLast="0"/>
@@ -7098,43 +5267,7 @@
           <w:sz w:val="24"/>
           <w:szCs w:val="24"/>
         </w:rPr>
-        <w:t xml:space="preserve">Той, хто від землі призвав тебе до осель Небесних,* зберігає і по смерті неушкодженим тіло твоє, святий Євдокиме:* ти бо в </w:t>
-      </w:r>
-      <w:proofErr w:type="spellStart"/>
-      <w:r>
-        <w:rPr>
-          <w:rFonts w:ascii="Times New Roman" w:eastAsia="Times New Roman" w:hAnsi="Times New Roman" w:cs="Times New Roman"/>
-          <w:sz w:val="24"/>
-          <w:szCs w:val="24"/>
-        </w:rPr>
-        <w:t>ціломудрії</w:t>
-      </w:r>
-      <w:proofErr w:type="spellEnd"/>
-      <w:r>
-        <w:rPr>
-          <w:rFonts w:ascii="Times New Roman" w:eastAsia="Times New Roman" w:hAnsi="Times New Roman" w:cs="Times New Roman"/>
-          <w:sz w:val="24"/>
-          <w:szCs w:val="24"/>
-        </w:rPr>
-        <w:t xml:space="preserve"> і чистому житті, блаженний, жив єси,* не осквернивши плоті.* Тому з </w:t>
-      </w:r>
-      <w:proofErr w:type="spellStart"/>
-      <w:r>
-        <w:rPr>
-          <w:rFonts w:ascii="Times New Roman" w:eastAsia="Times New Roman" w:hAnsi="Times New Roman" w:cs="Times New Roman"/>
-          <w:sz w:val="24"/>
-          <w:szCs w:val="24"/>
-        </w:rPr>
-        <w:t>дерзновенням</w:t>
-      </w:r>
-      <w:proofErr w:type="spellEnd"/>
-      <w:r>
-        <w:rPr>
-          <w:rFonts w:ascii="Times New Roman" w:eastAsia="Times New Roman" w:hAnsi="Times New Roman" w:cs="Times New Roman"/>
-          <w:sz w:val="24"/>
-          <w:szCs w:val="24"/>
-        </w:rPr>
-        <w:t xml:space="preserve"> моли Христа Бога, щоб спастися нам.</w:t>
+        <w:t>Той, хто від землі призвав тебе до осель Небесних,* зберігає і по смерті неушкодженим тіло твоє, святий Євдокиме:* ти бо в ціломудрії і чистому житті, блаженний, жив єси,* не осквернивши плоті.* Тому з дерзновенням моли Христа Бога, щоб спастися нам.</w:t>
       </w:r>
     </w:p>
     <w:p>
@@ -7164,40 +5297,22 @@
           <w:sz w:val="24"/>
           <w:szCs w:val="24"/>
         </w:rPr>
-        <w:t xml:space="preserve">Вишніх бажаючи, до вишніх долучаючись,* колісницю вогненну, Божественними сходженнями чеснот вдосконалив єси душу, преблаженний Євдокиме,* на землі поживши, як безплотний,* Творцеві всіх </w:t>
-      </w:r>
-      <w:proofErr w:type="spellStart"/>
-      <w:r>
-        <w:rPr>
-          <w:rFonts w:ascii="Times New Roman" w:eastAsia="Times New Roman" w:hAnsi="Times New Roman" w:cs="Times New Roman"/>
-          <w:sz w:val="24"/>
-          <w:szCs w:val="24"/>
-        </w:rPr>
-        <w:t>благовгодив</w:t>
-      </w:r>
-      <w:proofErr w:type="spellEnd"/>
-      <w:r>
-        <w:rPr>
-          <w:rFonts w:ascii="Times New Roman" w:eastAsia="Times New Roman" w:hAnsi="Times New Roman" w:cs="Times New Roman"/>
-          <w:sz w:val="24"/>
-          <w:szCs w:val="24"/>
-        </w:rPr>
-        <w:t xml:space="preserve"> єси.</w:t>
-      </w:r>
-    </w:p>
-    <w:p>
-      <w:pPr>
-        <w:ind w:left="0" w:hanging="2"/>
-        <w:rPr>
-          <w:rFonts w:ascii="Times New Roman" w:eastAsia="Times New Roman" w:hAnsi="Times New Roman" w:cs="Times New Roman"/>
-          <w:sz w:val="24"/>
-          <w:szCs w:val="24"/>
-        </w:rPr>
-      </w:pPr>
-    </w:p>
-    <w:p>
-      <w:pPr>
-        <w:pStyle w:val="2"/>
+        <w:t>Вишніх бажаючи, до вишніх долучаючись,* колісницю вогненну, Божественними сходженнями чеснот вдосконалив єси душу, преблаженний Євдокиме,* на землі поживши, як безплотний,* Творцеві всіх благовгодив єси.</w:t>
+      </w:r>
+    </w:p>
+    <w:p>
+      <w:pPr>
+        <w:ind w:left="0" w:hanging="2"/>
+        <w:rPr>
+          <w:rFonts w:ascii="Times New Roman" w:eastAsia="Times New Roman" w:hAnsi="Times New Roman" w:cs="Times New Roman"/>
+          <w:sz w:val="24"/>
+          <w:szCs w:val="24"/>
+        </w:rPr>
+      </w:pPr>
+    </w:p>
+    <w:p>
+      <w:pPr>
+        <w:pStyle w:val="Heading2"/>
         <w:ind w:left="2" w:hanging="4"/>
         <w:jc w:val="both"/>
       </w:pPr>
@@ -7705,9 +5820,10 @@
     <w:lsdException w:name="Unresolved Mention" w:semiHidden="1" w:unhideWhenUsed="1"/>
     <w:lsdException w:name="Smart Link" w:semiHidden="1" w:unhideWhenUsed="1"/>
   </w:latentStyles>
-  <w:style w:type="paragraph" w:default="1" w:styleId="a">
+  <w:style w:type="paragraph" w:default="1" w:styleId="Normal">
     <w:name w:val="Normal"/>
     <w:qFormat/>
+    <w:rsid w:val="00183B2B"/>
     <w:pPr>
       <w:suppressAutoHyphens/>
       <w:ind w:leftChars="-1" w:left="-1" w:hangingChars="1"/>
@@ -7720,10 +5836,10 @@
       <w:lang w:eastAsia="en-US"/>
     </w:rPr>
   </w:style>
-  <w:style w:type="paragraph" w:styleId="1">
+  <w:style w:type="paragraph" w:styleId="Heading1">
     <w:name w:val="heading 1"/>
-    <w:basedOn w:val="a"/>
-    <w:next w:val="a"/>
+    <w:basedOn w:val="Normal"/>
+    <w:next w:val="Normal"/>
     <w:uiPriority w:val="9"/>
     <w:qFormat/>
     <w:pPr>
@@ -7737,10 +5853,10 @@
       <w:szCs w:val="48"/>
     </w:rPr>
   </w:style>
-  <w:style w:type="paragraph" w:styleId="2">
+  <w:style w:type="paragraph" w:styleId="Heading2">
     <w:name w:val="heading 2"/>
-    <w:basedOn w:val="a"/>
-    <w:next w:val="a"/>
+    <w:basedOn w:val="Normal"/>
+    <w:next w:val="Normal"/>
     <w:uiPriority w:val="9"/>
     <w:unhideWhenUsed/>
     <w:qFormat/>
@@ -7756,10 +5872,10 @@
       <w:szCs w:val="36"/>
     </w:rPr>
   </w:style>
-  <w:style w:type="paragraph" w:styleId="3">
+  <w:style w:type="paragraph" w:styleId="Heading3">
     <w:name w:val="heading 3"/>
-    <w:basedOn w:val="a"/>
-    <w:next w:val="a"/>
+    <w:basedOn w:val="Normal"/>
+    <w:next w:val="Normal"/>
     <w:uiPriority w:val="9"/>
     <w:unhideWhenUsed/>
     <w:qFormat/>
@@ -7775,10 +5891,10 @@
       <w:szCs w:val="28"/>
     </w:rPr>
   </w:style>
-  <w:style w:type="paragraph" w:styleId="4">
+  <w:style w:type="paragraph" w:styleId="Heading4">
     <w:name w:val="heading 4"/>
-    <w:basedOn w:val="a"/>
-    <w:next w:val="a"/>
+    <w:basedOn w:val="Normal"/>
+    <w:next w:val="Normal"/>
     <w:uiPriority w:val="9"/>
     <w:semiHidden/>
     <w:unhideWhenUsed/>
@@ -7795,10 +5911,10 @@
       <w:szCs w:val="24"/>
     </w:rPr>
   </w:style>
-  <w:style w:type="paragraph" w:styleId="5">
+  <w:style w:type="paragraph" w:styleId="Heading5">
     <w:name w:val="heading 5"/>
-    <w:basedOn w:val="a"/>
-    <w:next w:val="a"/>
+    <w:basedOn w:val="Normal"/>
+    <w:next w:val="Normal"/>
     <w:uiPriority w:val="9"/>
     <w:semiHidden/>
     <w:unhideWhenUsed/>
@@ -7813,10 +5929,10 @@
       <w:b/>
     </w:rPr>
   </w:style>
-  <w:style w:type="paragraph" w:styleId="6">
+  <w:style w:type="paragraph" w:styleId="Heading6">
     <w:name w:val="heading 6"/>
-    <w:basedOn w:val="a"/>
-    <w:next w:val="a"/>
+    <w:basedOn w:val="Normal"/>
+    <w:next w:val="Normal"/>
     <w:uiPriority w:val="9"/>
     <w:semiHidden/>
     <w:unhideWhenUsed/>
@@ -7833,13 +5949,13 @@
       <w:szCs w:val="20"/>
     </w:rPr>
   </w:style>
-  <w:style w:type="character" w:default="1" w:styleId="a0">
+  <w:style w:type="character" w:default="1" w:styleId="DefaultParagraphFont">
     <w:name w:val="Default Paragraph Font"/>
     <w:uiPriority w:val="1"/>
     <w:semiHidden/>
     <w:unhideWhenUsed/>
   </w:style>
-  <w:style w:type="table" w:default="1" w:styleId="a1">
+  <w:style w:type="table" w:default="1" w:styleId="TableNormal">
     <w:name w:val="Normal Table"/>
     <w:uiPriority w:val="99"/>
     <w:semiHidden/>
@@ -7854,14 +5970,14 @@
       </w:tblCellMar>
     </w:tblPr>
   </w:style>
-  <w:style w:type="numbering" w:default="1" w:styleId="a2">
+  <w:style w:type="numbering" w:default="1" w:styleId="NoList">
     <w:name w:val="No List"/>
     <w:uiPriority w:val="99"/>
     <w:semiHidden/>
     <w:unhideWhenUsed/>
   </w:style>
-  <w:style w:type="table" w:customStyle="1" w:styleId="TableNormal">
-    <w:name w:val="Table Normal"/>
+  <w:style w:type="table" w:customStyle="1" w:styleId="TableNormal1">
+    <w:name w:val="Table Normal1"/>
     <w:tblPr>
       <w:tblCellMar>
         <w:top w:w="0" w:type="dxa"/>
@@ -7871,10 +5987,10 @@
       </w:tblCellMar>
     </w:tblPr>
   </w:style>
-  <w:style w:type="paragraph" w:styleId="a3">
+  <w:style w:type="paragraph" w:styleId="Title">
     <w:name w:val="Title"/>
-    <w:basedOn w:val="a"/>
-    <w:next w:val="a"/>
+    <w:basedOn w:val="Normal"/>
+    <w:next w:val="Normal"/>
     <w:uiPriority w:val="10"/>
     <w:qFormat/>
     <w:pPr>
@@ -7888,30 +6004,8 @@
       <w:szCs w:val="72"/>
     </w:rPr>
   </w:style>
-  <w:style w:type="table" w:customStyle="1" w:styleId="TableNormal0">
-    <w:name w:val="Table Normal"/>
-    <w:tblPr>
-      <w:tblCellMar>
-        <w:top w:w="0" w:type="dxa"/>
-        <w:left w:w="0" w:type="dxa"/>
-        <w:bottom w:w="0" w:type="dxa"/>
-        <w:right w:w="0" w:type="dxa"/>
-      </w:tblCellMar>
-    </w:tblPr>
-  </w:style>
-  <w:style w:type="table" w:customStyle="1" w:styleId="TableNormal1">
-    <w:name w:val="Table Normal"/>
-    <w:tblPr>
-      <w:tblCellMar>
-        <w:top w:w="0" w:type="dxa"/>
-        <w:left w:w="0" w:type="dxa"/>
-        <w:bottom w:w="0" w:type="dxa"/>
-        <w:right w:w="0" w:type="dxa"/>
-      </w:tblCellMar>
-    </w:tblPr>
-  </w:style>
   <w:style w:type="table" w:customStyle="1" w:styleId="TableNormal2">
-    <w:name w:val="Table Normal"/>
+    <w:name w:val="Table Normal2"/>
     <w:tblPr>
       <w:tblCellMar>
         <w:top w:w="0" w:type="dxa"/>
@@ -7922,7 +6016,7 @@
     </w:tblPr>
   </w:style>
   <w:style w:type="table" w:customStyle="1" w:styleId="TableNormal3">
-    <w:name w:val="Table Normal"/>
+    <w:name w:val="Table Normal3"/>
     <w:tblPr>
       <w:tblCellMar>
         <w:top w:w="0" w:type="dxa"/>
@@ -7932,7 +6026,29 @@
       </w:tblCellMar>
     </w:tblPr>
   </w:style>
-  <w:style w:type="character" w:customStyle="1" w:styleId="a4">
+  <w:style w:type="table" w:customStyle="1" w:styleId="TableNormal4">
+    <w:name w:val="Table Normal4"/>
+    <w:tblPr>
+      <w:tblCellMar>
+        <w:top w:w="0" w:type="dxa"/>
+        <w:left w:w="0" w:type="dxa"/>
+        <w:bottom w:w="0" w:type="dxa"/>
+        <w:right w:w="0" w:type="dxa"/>
+      </w:tblCellMar>
+    </w:tblPr>
+  </w:style>
+  <w:style w:type="table" w:customStyle="1" w:styleId="TableNormal5">
+    <w:name w:val="Table Normal5"/>
+    <w:tblPr>
+      <w:tblCellMar>
+        <w:top w:w="0" w:type="dxa"/>
+        <w:left w:w="0" w:type="dxa"/>
+        <w:bottom w:w="0" w:type="dxa"/>
+        <w:right w:w="0" w:type="dxa"/>
+      </w:tblCellMar>
+    </w:tblPr>
+  </w:style>
+  <w:style w:type="character" w:customStyle="1" w:styleId="a">
     <w:name w:val="Шрифт абзацу за промовчанням"/>
     <w:qFormat/>
     <w:rPr>
@@ -7944,10 +6060,10 @@
       <w:em w:val="none"/>
     </w:rPr>
   </w:style>
-  <w:style w:type="paragraph" w:styleId="a5">
+  <w:style w:type="paragraph" w:styleId="Subtitle">
     <w:name w:val="Subtitle"/>
-    <w:basedOn w:val="a"/>
-    <w:next w:val="a"/>
+    <w:basedOn w:val="Normal"/>
+    <w:next w:val="Normal"/>
     <w:uiPriority w:val="11"/>
     <w:qFormat/>
     <w:pPr>
